--- a/Week5/HW2/作业二_EMP-Web分析报告.docx
+++ b/Week5/HW2/作业二_EMP-Web分析报告.docx
@@ -2833,6 +2833,3980 @@
           <w:rFonts w:ascii="宋体" w:eastAsia="宋体" w:hAnsi="宋体" w:cs="宋体"/>
         </w:rPr>
       </w:pPr>
+    </w:p>
+    <w:p>
+      <w:r>
+        <w:br w:type="page"/>
+      </w:r>
+    </w:p>
+    <w:p>
+      <w:pPr>
+        <w:spacing w:before="320" w:after="120"/>
+      </w:pPr>
+      <w:r>
+        <w:rPr>
+          <w:b/>
+          <w:color w:val="2F2F6F"/>
+          <w:sz w:val="30"/>
+          <w:rFonts w:eastAsia="Microsoft YaHei"/>
+        </w:rPr>
+        <w:t>附录 A — R 重建脚本（完整代码）</w:t>
+      </w:r>
+    </w:p>
+    <w:p>
+      <w:pPr>
+        <w:spacing w:after="120"/>
+      </w:pPr>
+      <w:r>
+        <w:rPr>
+          <w:i w:val="0"/>
+          <w:color w:val="1A1A1A"/>
+          <w:sz w:val="21"/>
+          <w:rFonts w:eastAsia="Microsoft YaHei"/>
+        </w:rPr>
+        <w:t>平台 Sync 导出的 results/ 三个文件均为 4 字节空文件（五次同步皆然），因此用下列脚本在本机 R 中从同一份源数据重建 PCA、差异表与火山图。本附录为完整代码，未省略。</w:t>
+      </w:r>
+    </w:p>
+    <w:p>
+      <w:pPr>
+        <w:spacing w:after="120"/>
+      </w:pPr>
+      <w:r>
+        <w:rPr>
+          <w:i/>
+          <w:color w:val="1A1A1A"/>
+          <w:sz w:val="21"/>
+          <w:rFonts w:eastAsia="Microsoft YaHei"/>
+        </w:rPr>
+        <w:t>注意：本脚本的输出是 R 独立重跑的结果，不是 EasyMultiProfiler-Web 平台的输出。</w:t>
+      </w:r>
+    </w:p>
+    <w:p>
+      <w:pPr>
+        <w:spacing w:after="0" w:before="0" w:line="240" w:lineRule="auto"/>
+      </w:pPr>
+      <w:r>
+        <w:rPr>
+          <w:rFonts w:ascii="Consolas" w:hAnsi="Consolas" w:eastAsia="Consolas"/>
+          <w:sz w:val="15"/>
+        </w:rPr>
+        <w:t># =============================================================================</w:t>
+      </w:r>
+    </w:p>
+    <w:p>
+      <w:pPr>
+        <w:spacing w:after="0" w:before="0" w:line="240" w:lineRule="auto"/>
+      </w:pPr>
+      <w:r>
+        <w:rPr>
+          <w:rFonts w:ascii="Consolas" w:hAnsi="Consolas" w:eastAsia="Consolas"/>
+          <w:sz w:val="15"/>
+        </w:rPr>
+        <w:t># Week 5 Homework 2 — 平台导出缺失产物的 R 重建</w:t>
+      </w:r>
+    </w:p>
+    <w:p>
+      <w:pPr>
+        <w:spacing w:after="0" w:before="0" w:line="240" w:lineRule="auto"/>
+      </w:pPr>
+      <w:r>
+        <w:rPr>
+          <w:rFonts w:ascii="Consolas" w:hAnsi="Consolas" w:eastAsia="Consolas"/>
+          <w:sz w:val="15"/>
+        </w:rPr>
+        <w:t># Zixuan Zeng / SUAT24000114 · 2026-09-23</w:t>
+      </w:r>
+    </w:p>
+    <w:p>
+      <w:pPr>
+        <w:spacing w:after="0" w:before="0" w:line="240" w:lineRule="auto"/>
+      </w:pPr>
+      <w:r>
+        <w:rPr>
+          <w:rFonts w:ascii="Consolas" w:hAnsi="Consolas" w:eastAsia="Consolas"/>
+          <w:sz w:val="15"/>
+        </w:rPr>
+        <w:t>#</w:t>
+      </w:r>
+    </w:p>
+    <w:p>
+      <w:pPr>
+        <w:spacing w:after="0" w:before="0" w:line="240" w:lineRule="auto"/>
+      </w:pPr>
+      <w:r>
+        <w:rPr>
+          <w:rFonts w:ascii="Consolas" w:hAnsi="Consolas" w:eastAsia="Consolas"/>
+          <w:sz w:val="15"/>
+        </w:rPr>
+        <w:t># 背景：EMP-Web 的 Sync 把 diff_analysis / dimension / enrichment 三个结果文件</w:t>
+      </w:r>
+    </w:p>
+    <w:p>
+      <w:pPr>
+        <w:spacing w:after="0" w:before="0" w:line="240" w:lineRule="auto"/>
+      </w:pPr>
+      <w:r>
+        <w:rPr>
+          <w:rFonts w:ascii="Consolas" w:hAnsi="Consolas" w:eastAsia="Consolas"/>
+          <w:sz w:val="15"/>
+        </w:rPr>
+        <w:t>#       导成了空文件（4 字节，内容为 ""）。本脚本用同一批源数据在 R 里重建</w:t>
+      </w:r>
+    </w:p>
+    <w:p>
+      <w:pPr>
+        <w:spacing w:after="0" w:before="0" w:line="240" w:lineRule="auto"/>
+      </w:pPr>
+      <w:r>
+        <w:rPr>
+          <w:rFonts w:ascii="Consolas" w:hAnsi="Consolas" w:eastAsia="Consolas"/>
+          <w:sz w:val="15"/>
+        </w:rPr>
+        <w:t>#       这些产物。</w:t>
+      </w:r>
+    </w:p>
+    <w:p>
+      <w:pPr>
+        <w:spacing w:after="0" w:before="0" w:line="240" w:lineRule="auto"/>
+      </w:pPr>
+      <w:r>
+        <w:rPr>
+          <w:rFonts w:ascii="Consolas" w:hAnsi="Consolas" w:eastAsia="Consolas"/>
+          <w:sz w:val="15"/>
+        </w:rPr>
+        <w:t>#</w:t>
+      </w:r>
+    </w:p>
+    <w:p>
+      <w:pPr>
+        <w:spacing w:after="0" w:before="0" w:line="240" w:lineRule="auto"/>
+      </w:pPr>
+      <w:r>
+        <w:rPr>
+          <w:rFonts w:ascii="Consolas" w:hAnsi="Consolas" w:eastAsia="Consolas"/>
+          <w:sz w:val="15"/>
+        </w:rPr>
+        <w:t># 重要声明：</w:t>
+      </w:r>
+    </w:p>
+    <w:p>
+      <w:pPr>
+        <w:spacing w:after="0" w:before="0" w:line="240" w:lineRule="auto"/>
+      </w:pPr>
+      <w:r>
+        <w:rPr>
+          <w:rFonts w:ascii="Consolas" w:hAnsi="Consolas" w:eastAsia="Consolas"/>
+          <w:sz w:val="15"/>
+        </w:rPr>
+        <w:t>#   本脚本的输出是「用 R 独立重跑得到的结果」，不是 EasyMultiProfiler-Web</w:t>
+      </w:r>
+    </w:p>
+    <w:p>
+      <w:pPr>
+        <w:spacing w:after="0" w:before="0" w:line="240" w:lineRule="auto"/>
+      </w:pPr>
+      <w:r>
+        <w:rPr>
+          <w:rFonts w:ascii="Consolas" w:hAnsi="Consolas" w:eastAsia="Consolas"/>
+          <w:sz w:val="15"/>
+        </w:rPr>
+        <w:t>#   平台的输出。两者用的是同一份输入和同一个对比方向，但统计实现、默认参数</w:t>
+      </w:r>
+    </w:p>
+    <w:p>
+      <w:pPr>
+        <w:spacing w:after="0" w:before="0" w:line="240" w:lineRule="auto"/>
+      </w:pPr>
+      <w:r>
+        <w:rPr>
+          <w:rFonts w:ascii="Consolas" w:hAnsi="Consolas" w:eastAsia="Consolas"/>
+          <w:sz w:val="15"/>
+        </w:rPr>
+        <w:t>#   与版本不同，数值不保证完全一致。报告中引用时必须标明来源为本次 R 重建。</w:t>
+      </w:r>
+    </w:p>
+    <w:p>
+      <w:pPr>
+        <w:spacing w:after="0" w:before="0" w:line="240" w:lineRule="auto"/>
+      </w:pPr>
+      <w:r>
+        <w:rPr>
+          <w:rFonts w:ascii="Consolas" w:hAnsi="Consolas" w:eastAsia="Consolas"/>
+          <w:sz w:val="15"/>
+        </w:rPr>
+        <w:t>#</w:t>
+      </w:r>
+    </w:p>
+    <w:p>
+      <w:pPr>
+        <w:spacing w:after="0" w:before="0" w:line="240" w:lineRule="auto"/>
+      </w:pPr>
+      <w:r>
+        <w:rPr>
+          <w:rFonts w:ascii="Consolas" w:hAnsi="Consolas" w:eastAsia="Consolas"/>
+          <w:sz w:val="15"/>
+        </w:rPr>
+        <w:t># 输入（均为原始文件，未改动）：</w:t>
+      </w:r>
+    </w:p>
+    <w:p>
+      <w:pPr>
+        <w:spacing w:after="0" w:before="0" w:line="240" w:lineRule="auto"/>
+      </w:pPr>
+      <w:r>
+        <w:rPr>
+          <w:rFonts w:ascii="Consolas" w:hAnsi="Consolas" w:eastAsia="Consolas"/>
+          <w:sz w:val="15"/>
+        </w:rPr>
+        <w:t>#   EasyMultiProfiler-Web/tests/RNAseq_output.csv    原始整数 counts, 24393 x 24</w:t>
+      </w:r>
+    </w:p>
+    <w:p>
+      <w:pPr>
+        <w:spacing w:after="0" w:before="0" w:line="240" w:lineRule="auto"/>
+      </w:pPr>
+      <w:r>
+        <w:rPr>
+          <w:rFonts w:ascii="Consolas" w:hAnsi="Consolas" w:eastAsia="Consolas"/>
+          <w:sz w:val="15"/>
+        </w:rPr>
+        <w:t>#   EasyMultiProfiler-Web/tests/RNAseq_mapping.csv   样本分组</w:t>
+      </w:r>
+    </w:p>
+    <w:p>
+      <w:pPr>
+        <w:spacing w:after="0" w:before="0" w:line="240" w:lineRule="auto"/>
+      </w:pPr>
+      <w:r>
+        <w:rPr>
+          <w:rFonts w:ascii="Consolas" w:hAnsi="Consolas" w:eastAsia="Consolas"/>
+          <w:sz w:val="15"/>
+        </w:rPr>
+        <w:t>#   week5/RNAseq_output_assay.csv                    仅用于取 EMP 保留的基因名</w:t>
+      </w:r>
+    </w:p>
+    <w:p>
+      <w:pPr>
+        <w:spacing w:after="0" w:before="0" w:line="240" w:lineRule="auto"/>
+      </w:pPr>
+      <w:r>
+        <w:rPr>
+          <w:rFonts w:ascii="Consolas" w:hAnsi="Consolas" w:eastAsia="Consolas"/>
+          <w:sz w:val="15"/>
+        </w:rPr>
+        <w:t>#</w:t>
+      </w:r>
+    </w:p>
+    <w:p>
+      <w:pPr>
+        <w:spacing w:after="0" w:before="0" w:line="240" w:lineRule="auto"/>
+      </w:pPr>
+      <w:r>
+        <w:rPr>
+          <w:rFonts w:ascii="Consolas" w:hAnsi="Consolas" w:eastAsia="Consolas"/>
+          <w:sz w:val="15"/>
+        </w:rPr>
+        <w:t># 输出：week5/hw2_rebuild/</w:t>
+      </w:r>
+    </w:p>
+    <w:p>
+      <w:pPr>
+        <w:spacing w:after="0" w:before="0" w:line="240" w:lineRule="auto"/>
+      </w:pPr>
+      <w:r>
+        <w:rPr>
+          <w:rFonts w:ascii="Consolas" w:hAnsi="Consolas" w:eastAsia="Consolas"/>
+          <w:sz w:val="15"/>
+        </w:rPr>
+        <w:t># =============================================================================</w:t>
+      </w:r>
+    </w:p>
+    <w:p>
+      <w:pPr>
+        <w:spacing w:after="0" w:before="0" w:line="240" w:lineRule="auto"/>
+      </w:pPr>
+      <w:r>
+        <w:rPr>
+          <w:rFonts w:ascii="Consolas" w:hAnsi="Consolas" w:eastAsia="Consolas"/>
+          <w:sz w:val="15"/>
+        </w:rPr>
+      </w:r>
+    </w:p>
+    <w:p>
+      <w:pPr>
+        <w:spacing w:after="0" w:before="0" w:line="240" w:lineRule="auto"/>
+      </w:pPr>
+      <w:r>
+        <w:rPr>
+          <w:rFonts w:ascii="Consolas" w:hAnsi="Consolas" w:eastAsia="Consolas"/>
+          <w:sz w:val="15"/>
+        </w:rPr>
+        <w:t>suppressPackageStartupMessages({</w:t>
+      </w:r>
+    </w:p>
+    <w:p>
+      <w:pPr>
+        <w:spacing w:after="0" w:before="0" w:line="240" w:lineRule="auto"/>
+      </w:pPr>
+      <w:r>
+        <w:rPr>
+          <w:rFonts w:ascii="Consolas" w:hAnsi="Consolas" w:eastAsia="Consolas"/>
+          <w:sz w:val="15"/>
+        </w:rPr>
+        <w:t xml:space="preserve">  library(DESeq2); library(ggplot2); library(ggrepel)</w:t>
+      </w:r>
+    </w:p>
+    <w:p>
+      <w:pPr>
+        <w:spacing w:after="0" w:before="0" w:line="240" w:lineRule="auto"/>
+      </w:pPr>
+      <w:r>
+        <w:rPr>
+          <w:rFonts w:ascii="Consolas" w:hAnsi="Consolas" w:eastAsia="Consolas"/>
+          <w:sz w:val="15"/>
+        </w:rPr>
+        <w:t>})</w:t>
+      </w:r>
+    </w:p>
+    <w:p>
+      <w:pPr>
+        <w:spacing w:after="0" w:before="0" w:line="240" w:lineRule="auto"/>
+      </w:pPr>
+      <w:r>
+        <w:rPr>
+          <w:rFonts w:ascii="Consolas" w:hAnsi="Consolas" w:eastAsia="Consolas"/>
+          <w:sz w:val="15"/>
+        </w:rPr>
+      </w:r>
+    </w:p>
+    <w:p>
+      <w:pPr>
+        <w:spacing w:after="0" w:before="0" w:line="240" w:lineRule="auto"/>
+      </w:pPr>
+      <w:r>
+        <w:rPr>
+          <w:rFonts w:ascii="Consolas" w:hAnsi="Consolas" w:eastAsia="Consolas"/>
+          <w:sz w:val="15"/>
+        </w:rPr>
+        <w:t>TESTS &lt;- "D:/BioLession in total/Bioinformatics/week1/EasyMultiProfiler-Web/tests"</w:t>
+      </w:r>
+    </w:p>
+    <w:p>
+      <w:pPr>
+        <w:spacing w:after="0" w:before="0" w:line="240" w:lineRule="auto"/>
+      </w:pPr>
+      <w:r>
+        <w:rPr>
+          <w:rFonts w:ascii="Consolas" w:hAnsi="Consolas" w:eastAsia="Consolas"/>
+          <w:sz w:val="15"/>
+        </w:rPr>
+        <w:t>W5    &lt;- "D:/BioLession in total/Bioinformatics/week5"</w:t>
+      </w:r>
+    </w:p>
+    <w:p>
+      <w:pPr>
+        <w:spacing w:after="0" w:before="0" w:line="240" w:lineRule="auto"/>
+      </w:pPr>
+      <w:r>
+        <w:rPr>
+          <w:rFonts w:ascii="Consolas" w:hAnsi="Consolas" w:eastAsia="Consolas"/>
+          <w:sz w:val="15"/>
+        </w:rPr>
+        <w:t>OUT   &lt;- file.path(W5, "hw2_rebuild")</w:t>
+      </w:r>
+    </w:p>
+    <w:p>
+      <w:pPr>
+        <w:spacing w:after="0" w:before="0" w:line="240" w:lineRule="auto"/>
+      </w:pPr>
+      <w:r>
+        <w:rPr>
+          <w:rFonts w:ascii="Consolas" w:hAnsi="Consolas" w:eastAsia="Consolas"/>
+          <w:sz w:val="15"/>
+        </w:rPr>
+        <w:t>dir.create(OUT, showWarnings = FALSE, recursive = TRUE)</w:t>
+      </w:r>
+    </w:p>
+    <w:p>
+      <w:pPr>
+        <w:spacing w:after="0" w:before="0" w:line="240" w:lineRule="auto"/>
+      </w:pPr>
+      <w:r>
+        <w:rPr>
+          <w:rFonts w:ascii="Consolas" w:hAnsi="Consolas" w:eastAsia="Consolas"/>
+          <w:sz w:val="15"/>
+        </w:rPr>
+      </w:r>
+    </w:p>
+    <w:p>
+      <w:pPr>
+        <w:spacing w:after="0" w:before="0" w:line="240" w:lineRule="auto"/>
+      </w:pPr>
+      <w:r>
+        <w:rPr>
+          <w:rFonts w:ascii="Consolas" w:hAnsi="Consolas" w:eastAsia="Consolas"/>
+          <w:sz w:val="15"/>
+        </w:rPr>
+        <w:t># --- 1. 读入 -----------------------------------------------------------------</w:t>
+      </w:r>
+    </w:p>
+    <w:p>
+      <w:pPr>
+        <w:spacing w:after="0" w:before="0" w:line="240" w:lineRule="auto"/>
+      </w:pPr>
+      <w:r>
+        <w:rPr>
+          <w:rFonts w:ascii="Consolas" w:hAnsi="Consolas" w:eastAsia="Consolas"/>
+          <w:sz w:val="15"/>
+        </w:rPr>
+        <w:t>counts &lt;- read.csv(file.path(TESTS, "RNAseq_output.csv"),</w:t>
+      </w:r>
+    </w:p>
+    <w:p>
+      <w:pPr>
+        <w:spacing w:after="0" w:before="0" w:line="240" w:lineRule="auto"/>
+      </w:pPr>
+      <w:r>
+        <w:rPr>
+          <w:rFonts w:ascii="Consolas" w:hAnsi="Consolas" w:eastAsia="Consolas"/>
+          <w:sz w:val="15"/>
+        </w:rPr>
+        <w:t xml:space="preserve">                   row.names = 1, check.names = FALSE)</w:t>
+      </w:r>
+    </w:p>
+    <w:p>
+      <w:pPr>
+        <w:spacing w:after="0" w:before="0" w:line="240" w:lineRule="auto"/>
+      </w:pPr>
+      <w:r>
+        <w:rPr>
+          <w:rFonts w:ascii="Consolas" w:hAnsi="Consolas" w:eastAsia="Consolas"/>
+          <w:sz w:val="15"/>
+        </w:rPr>
+        <w:t>meta   &lt;- read.csv(file.path(TESTS, "RNAseq_mapping.csv"),</w:t>
+      </w:r>
+    </w:p>
+    <w:p>
+      <w:pPr>
+        <w:spacing w:after="0" w:before="0" w:line="240" w:lineRule="auto"/>
+      </w:pPr>
+      <w:r>
+        <w:rPr>
+          <w:rFonts w:ascii="Consolas" w:hAnsi="Consolas" w:eastAsia="Consolas"/>
+          <w:sz w:val="15"/>
+        </w:rPr>
+        <w:t xml:space="preserve">                   fileEncoding = "UTF-8-BOM", check.names = FALSE)</w:t>
+      </w:r>
+    </w:p>
+    <w:p>
+      <w:pPr>
+        <w:spacing w:after="0" w:before="0" w:line="240" w:lineRule="auto"/>
+      </w:pPr>
+      <w:r>
+        <w:rPr>
+          <w:rFonts w:ascii="Consolas" w:hAnsi="Consolas" w:eastAsia="Consolas"/>
+          <w:sz w:val="15"/>
+        </w:rPr>
+        <w:t>rownames(meta) &lt;- meta$SampleID</w:t>
+      </w:r>
+    </w:p>
+    <w:p>
+      <w:pPr>
+        <w:spacing w:after="0" w:before="0" w:line="240" w:lineRule="auto"/>
+      </w:pPr>
+      <w:r>
+        <w:rPr>
+          <w:rFonts w:ascii="Consolas" w:hAnsi="Consolas" w:eastAsia="Consolas"/>
+          <w:sz w:val="15"/>
+        </w:rPr>
+      </w:r>
+    </w:p>
+    <w:p>
+      <w:pPr>
+        <w:spacing w:after="0" w:before="0" w:line="240" w:lineRule="auto"/>
+      </w:pPr>
+      <w:r>
+        <w:rPr>
+          <w:rFonts w:ascii="Consolas" w:hAnsi="Consolas" w:eastAsia="Consolas"/>
+          <w:sz w:val="15"/>
+        </w:rPr>
+        <w:t>cm &lt;- as.matrix(counts)</w:t>
+      </w:r>
+    </w:p>
+    <w:p>
+      <w:pPr>
+        <w:spacing w:after="0" w:before="0" w:line="240" w:lineRule="auto"/>
+      </w:pPr>
+      <w:r>
+        <w:rPr>
+          <w:rFonts w:ascii="Consolas" w:hAnsi="Consolas" w:eastAsia="Consolas"/>
+          <w:sz w:val="15"/>
+        </w:rPr>
+      </w:r>
+    </w:p>
+    <w:p>
+      <w:pPr>
+        <w:spacing w:after="0" w:before="0" w:line="240" w:lineRule="auto"/>
+      </w:pPr>
+      <w:r>
+        <w:rPr>
+          <w:rFonts w:ascii="Consolas" w:hAnsi="Consolas" w:eastAsia="Consolas"/>
+          <w:sz w:val="15"/>
+        </w:rPr>
+        <w:t># --- 2. 输入断言：出问题要大声失败，不要静默继续 -----------------------------</w:t>
+      </w:r>
+    </w:p>
+    <w:p>
+      <w:pPr>
+        <w:spacing w:after="0" w:before="0" w:line="240" w:lineRule="auto"/>
+      </w:pPr>
+      <w:r>
+        <w:rPr>
+          <w:rFonts w:ascii="Consolas" w:hAnsi="Consolas" w:eastAsia="Consolas"/>
+          <w:sz w:val="15"/>
+        </w:rPr>
+        <w:t>stopifnot(all(cm == round(cm)), all(cm &gt;= 0))                  # 非负整数</w:t>
+      </w:r>
+    </w:p>
+    <w:p>
+      <w:pPr>
+        <w:spacing w:after="0" w:before="0" w:line="240" w:lineRule="auto"/>
+      </w:pPr>
+      <w:r>
+        <w:rPr>
+          <w:rFonts w:ascii="Consolas" w:hAnsi="Consolas" w:eastAsia="Consolas"/>
+          <w:sz w:val="15"/>
+        </w:rPr>
+        <w:t>stopifnot(identical(colnames(cm), rownames(meta)))             # 列名与元数据严格对齐</w:t>
+      </w:r>
+    </w:p>
+    <w:p>
+      <w:pPr>
+        <w:spacing w:after="0" w:before="0" w:line="240" w:lineRule="auto"/>
+      </w:pPr>
+      <w:r>
+        <w:rPr>
+          <w:rFonts w:ascii="Consolas" w:hAnsi="Consolas" w:eastAsia="Consolas"/>
+          <w:sz w:val="15"/>
+        </w:rPr>
+        <w:t>stopifnot(!anyDuplicated(colnames(cm)), !anyDuplicated(rownames(cm)))</w:t>
+      </w:r>
+    </w:p>
+    <w:p>
+      <w:pPr>
+        <w:spacing w:after="0" w:before="0" w:line="240" w:lineRule="auto"/>
+      </w:pPr>
+      <w:r>
+        <w:rPr>
+          <w:rFonts w:ascii="Consolas" w:hAnsi="Consolas" w:eastAsia="Consolas"/>
+          <w:sz w:val="15"/>
+        </w:rPr>
+        <w:t>cat(sprintf("输入: %d 基因 x %d 样本, 全为非负整数, 样本顺序一致\n",</w:t>
+      </w:r>
+    </w:p>
+    <w:p>
+      <w:pPr>
+        <w:spacing w:after="0" w:before="0" w:line="240" w:lineRule="auto"/>
+      </w:pPr>
+      <w:r>
+        <w:rPr>
+          <w:rFonts w:ascii="Consolas" w:hAnsi="Consolas" w:eastAsia="Consolas"/>
+          <w:sz w:val="15"/>
+        </w:rPr>
+        <w:t xml:space="preserve">            nrow(cm), ncol(cm)))</w:t>
+      </w:r>
+    </w:p>
+    <w:p>
+      <w:pPr>
+        <w:spacing w:after="0" w:before="0" w:line="240" w:lineRule="auto"/>
+      </w:pPr>
+      <w:r>
+        <w:rPr>
+          <w:rFonts w:ascii="Consolas" w:hAnsi="Consolas" w:eastAsia="Consolas"/>
+          <w:sz w:val="15"/>
+        </w:rPr>
+      </w:r>
+    </w:p>
+    <w:p>
+      <w:pPr>
+        <w:spacing w:after="0" w:before="0" w:line="240" w:lineRule="auto"/>
+      </w:pPr>
+      <w:r>
+        <w:rPr>
+          <w:rFonts w:ascii="Consolas" w:hAnsi="Consolas" w:eastAsia="Consolas"/>
+          <w:sz w:val="15"/>
+        </w:rPr>
+        <w:t># --- 3. 特征集：直接采用 EMP 实际保留的基因，避免猜测其过滤规则 --------------</w:t>
+      </w:r>
+    </w:p>
+    <w:p>
+      <w:pPr>
+        <w:spacing w:after="0" w:before="0" w:line="240" w:lineRule="auto"/>
+      </w:pPr>
+      <w:r>
+        <w:rPr>
+          <w:rFonts w:ascii="Consolas" w:hAnsi="Consolas" w:eastAsia="Consolas"/>
+          <w:sz w:val="15"/>
+        </w:rPr>
+        <w:t>assay_emp &lt;- read.csv(file.path(W5, "RNAseq_output_assay.csv"),</w:t>
+      </w:r>
+    </w:p>
+    <w:p>
+      <w:pPr>
+        <w:spacing w:after="0" w:before="0" w:line="240" w:lineRule="auto"/>
+      </w:pPr>
+      <w:r>
+        <w:rPr>
+          <w:rFonts w:ascii="Consolas" w:hAnsi="Consolas" w:eastAsia="Consolas"/>
+          <w:sz w:val="15"/>
+        </w:rPr>
+        <w:t xml:space="preserve">                      row.names = 1, check.names = FALSE)</w:t>
+      </w:r>
+    </w:p>
+    <w:p>
+      <w:pPr>
+        <w:spacing w:after="0" w:before="0" w:line="240" w:lineRule="auto"/>
+      </w:pPr>
+      <w:r>
+        <w:rPr>
+          <w:rFonts w:ascii="Consolas" w:hAnsi="Consolas" w:eastAsia="Consolas"/>
+          <w:sz w:val="15"/>
+        </w:rPr>
+        <w:t>keep_genes &lt;- rownames(assay_emp)</w:t>
+      </w:r>
+    </w:p>
+    <w:p>
+      <w:pPr>
+        <w:spacing w:after="0" w:before="0" w:line="240" w:lineRule="auto"/>
+      </w:pPr>
+      <w:r>
+        <w:rPr>
+          <w:rFonts w:ascii="Consolas" w:hAnsi="Consolas" w:eastAsia="Consolas"/>
+          <w:sz w:val="15"/>
+        </w:rPr>
+        <w:t>stopifnot(all(keep_genes %in% rownames(cm)))</w:t>
+      </w:r>
+    </w:p>
+    <w:p>
+      <w:pPr>
+        <w:spacing w:after="0" w:before="0" w:line="240" w:lineRule="auto"/>
+      </w:pPr>
+      <w:r>
+        <w:rPr>
+          <w:rFonts w:ascii="Consolas" w:hAnsi="Consolas" w:eastAsia="Consolas"/>
+          <w:sz w:val="15"/>
+        </w:rPr>
+        <w:t>cm &lt;- cm[keep_genes, , drop = FALSE]</w:t>
+      </w:r>
+    </w:p>
+    <w:p>
+      <w:pPr>
+        <w:spacing w:after="0" w:before="0" w:line="240" w:lineRule="auto"/>
+      </w:pPr>
+      <w:r>
+        <w:rPr>
+          <w:rFonts w:ascii="Consolas" w:hAnsi="Consolas" w:eastAsia="Consolas"/>
+          <w:sz w:val="15"/>
+        </w:rPr>
+        <w:t>cat(sprintf("特征集: 采用 EMP 保留的 %d 个基因（从平台导出的 assay 读取，非本脚本重新过滤）\n",</w:t>
+      </w:r>
+    </w:p>
+    <w:p>
+      <w:pPr>
+        <w:spacing w:after="0" w:before="0" w:line="240" w:lineRule="auto"/>
+      </w:pPr>
+      <w:r>
+        <w:rPr>
+          <w:rFonts w:ascii="Consolas" w:hAnsi="Consolas" w:eastAsia="Consolas"/>
+          <w:sz w:val="15"/>
+        </w:rPr>
+        <w:t xml:space="preserve">            nrow(cm)))</w:t>
+      </w:r>
+    </w:p>
+    <w:p>
+      <w:pPr>
+        <w:spacing w:after="0" w:before="0" w:line="240" w:lineRule="auto"/>
+      </w:pPr>
+      <w:r>
+        <w:rPr>
+          <w:rFonts w:ascii="Consolas" w:hAnsi="Consolas" w:eastAsia="Consolas"/>
+          <w:sz w:val="15"/>
+        </w:rPr>
+      </w:r>
+    </w:p>
+    <w:p>
+      <w:pPr>
+        <w:spacing w:after="0" w:before="0" w:line="240" w:lineRule="auto"/>
+      </w:pPr>
+      <w:r>
+        <w:rPr>
+          <w:rFonts w:ascii="Consolas" w:hAnsi="Consolas" w:eastAsia="Consolas"/>
+          <w:sz w:val="15"/>
+        </w:rPr>
+        <w:t>meta$Group &lt;- factor(meta$Group)</w:t>
+      </w:r>
+    </w:p>
+    <w:p>
+      <w:pPr>
+        <w:spacing w:after="0" w:before="0" w:line="240" w:lineRule="auto"/>
+      </w:pPr>
+      <w:r>
+        <w:rPr>
+          <w:rFonts w:ascii="Consolas" w:hAnsi="Consolas" w:eastAsia="Consolas"/>
+          <w:sz w:val="15"/>
+        </w:rPr>
+        <w:t>cat("\n分组结构:\n"); print(table(meta$Group))</w:t>
+      </w:r>
+    </w:p>
+    <w:p>
+      <w:pPr>
+        <w:spacing w:after="0" w:before="0" w:line="240" w:lineRule="auto"/>
+      </w:pPr>
+      <w:r>
+        <w:rPr>
+          <w:rFonts w:ascii="Consolas" w:hAnsi="Consolas" w:eastAsia="Consolas"/>
+          <w:sz w:val="15"/>
+        </w:rPr>
+      </w:r>
+    </w:p>
+    <w:p>
+      <w:pPr>
+        <w:spacing w:after="0" w:before="0" w:line="240" w:lineRule="auto"/>
+      </w:pPr>
+      <w:r>
+        <w:rPr>
+          <w:rFonts w:ascii="Consolas" w:hAnsi="Consolas" w:eastAsia="Consolas"/>
+          <w:sz w:val="15"/>
+        </w:rPr>
+        <w:t># =============================================================================</w:t>
+      </w:r>
+    </w:p>
+    <w:p>
+      <w:pPr>
+        <w:spacing w:after="0" w:before="0" w:line="240" w:lineRule="auto"/>
+      </w:pPr>
+      <w:r>
+        <w:rPr>
+          <w:rFonts w:ascii="Consolas" w:hAnsi="Consolas" w:eastAsia="Consolas"/>
+          <w:sz w:val="15"/>
+        </w:rPr>
+        <w:t># 4. PCA —— 全部 24 个样本，展示整个析因设计的结构</w:t>
+      </w:r>
+    </w:p>
+    <w:p>
+      <w:pPr>
+        <w:spacing w:after="0" w:before="0" w:line="240" w:lineRule="auto"/>
+      </w:pPr>
+      <w:r>
+        <w:rPr>
+          <w:rFonts w:ascii="Consolas" w:hAnsi="Consolas" w:eastAsia="Consolas"/>
+          <w:sz w:val="15"/>
+        </w:rPr>
+        <w:t># =============================================================================</w:t>
+      </w:r>
+    </w:p>
+    <w:p>
+      <w:pPr>
+        <w:spacing w:after="0" w:before="0" w:line="240" w:lineRule="auto"/>
+      </w:pPr>
+      <w:r>
+        <w:rPr>
+          <w:rFonts w:ascii="Consolas" w:hAnsi="Consolas" w:eastAsia="Consolas"/>
+          <w:sz w:val="15"/>
+        </w:rPr>
+        <w:t>dds_all &lt;- DESeqDataSetFromMatrix(cm, meta, design = ~ Group)</w:t>
+      </w:r>
+    </w:p>
+    <w:p>
+      <w:pPr>
+        <w:spacing w:after="0" w:before="0" w:line="240" w:lineRule="auto"/>
+      </w:pPr>
+      <w:r>
+        <w:rPr>
+          <w:rFonts w:ascii="Consolas" w:hAnsi="Consolas" w:eastAsia="Consolas"/>
+          <w:sz w:val="15"/>
+        </w:rPr>
+        <w:t>vsd &lt;- vst(dds_all, blind = TRUE)</w:t>
+      </w:r>
+    </w:p>
+    <w:p>
+      <w:pPr>
+        <w:spacing w:after="0" w:before="0" w:line="240" w:lineRule="auto"/>
+      </w:pPr>
+      <w:r>
+        <w:rPr>
+          <w:rFonts w:ascii="Consolas" w:hAnsi="Consolas" w:eastAsia="Consolas"/>
+          <w:sz w:val="15"/>
+        </w:rPr>
+      </w:r>
+    </w:p>
+    <w:p>
+      <w:pPr>
+        <w:spacing w:after="0" w:before="0" w:line="240" w:lineRule="auto"/>
+      </w:pPr>
+      <w:r>
+        <w:rPr>
+          <w:rFonts w:ascii="Consolas" w:hAnsi="Consolas" w:eastAsia="Consolas"/>
+          <w:sz w:val="15"/>
+        </w:rPr>
+        <w:t>pca &lt;- prcomp(t(assay(vsd)), scale. = FALSE)</w:t>
+      </w:r>
+    </w:p>
+    <w:p>
+      <w:pPr>
+        <w:spacing w:after="0" w:before="0" w:line="240" w:lineRule="auto"/>
+      </w:pPr>
+      <w:r>
+        <w:rPr>
+          <w:rFonts w:ascii="Consolas" w:hAnsi="Consolas" w:eastAsia="Consolas"/>
+          <w:sz w:val="15"/>
+        </w:rPr>
+        <w:t>pv  &lt;- round(100 * pca$sdev^2 / sum(pca$sdev^2), 1)</w:t>
+      </w:r>
+    </w:p>
+    <w:p>
+      <w:pPr>
+        <w:spacing w:after="0" w:before="0" w:line="240" w:lineRule="auto"/>
+      </w:pPr>
+      <w:r>
+        <w:rPr>
+          <w:rFonts w:ascii="Consolas" w:hAnsi="Consolas" w:eastAsia="Consolas"/>
+          <w:sz w:val="15"/>
+        </w:rPr>
+        <w:t>pdat &lt;- data.frame(PC1 = pca$x[, 1], PC2 = pca$x[, 2],</w:t>
+      </w:r>
+    </w:p>
+    <w:p>
+      <w:pPr>
+        <w:spacing w:after="0" w:before="0" w:line="240" w:lineRule="auto"/>
+      </w:pPr>
+      <w:r>
+        <w:rPr>
+          <w:rFonts w:ascii="Consolas" w:hAnsi="Consolas" w:eastAsia="Consolas"/>
+          <w:sz w:val="15"/>
+        </w:rPr>
+        <w:t xml:space="preserve">                   Group = meta$Group, Sample = rownames(meta))</w:t>
+      </w:r>
+    </w:p>
+    <w:p>
+      <w:pPr>
+        <w:spacing w:after="0" w:before="0" w:line="240" w:lineRule="auto"/>
+      </w:pPr>
+      <w:r>
+        <w:rPr>
+          <w:rFonts w:ascii="Consolas" w:hAnsi="Consolas" w:eastAsia="Consolas"/>
+          <w:sz w:val="15"/>
+        </w:rPr>
+        <w:t>pdat$Drug  &lt;- sub("\\+LIPUS$", "", as.character(pdat$Group))</w:t>
+      </w:r>
+    </w:p>
+    <w:p>
+      <w:pPr>
+        <w:spacing w:after="0" w:before="0" w:line="240" w:lineRule="auto"/>
+      </w:pPr>
+      <w:r>
+        <w:rPr>
+          <w:rFonts w:ascii="Consolas" w:hAnsi="Consolas" w:eastAsia="Consolas"/>
+          <w:sz w:val="15"/>
+        </w:rPr>
+        <w:t>pdat$LIPUS &lt;- ifelse(grepl("\\+LIPUS$", pdat$Group), "LIPUS", "no LIPUS")</w:t>
+      </w:r>
+    </w:p>
+    <w:p>
+      <w:pPr>
+        <w:spacing w:after="0" w:before="0" w:line="240" w:lineRule="auto"/>
+      </w:pPr>
+      <w:r>
+        <w:rPr>
+          <w:rFonts w:ascii="Consolas" w:hAnsi="Consolas" w:eastAsia="Consolas"/>
+          <w:sz w:val="15"/>
+        </w:rPr>
+      </w:r>
+    </w:p>
+    <w:p>
+      <w:pPr>
+        <w:spacing w:after="0" w:before="0" w:line="240" w:lineRule="auto"/>
+      </w:pPr>
+      <w:r>
+        <w:rPr>
+          <w:rFonts w:ascii="Consolas" w:hAnsi="Consolas" w:eastAsia="Consolas"/>
+          <w:sz w:val="15"/>
+        </w:rPr>
+        <w:t>p_pca &lt;- ggplot(pdat, aes(PC1, PC2, colour = Drug, shape = LIPUS)) +</w:t>
+      </w:r>
+    </w:p>
+    <w:p>
+      <w:pPr>
+        <w:spacing w:after="0" w:before="0" w:line="240" w:lineRule="auto"/>
+      </w:pPr>
+      <w:r>
+        <w:rPr>
+          <w:rFonts w:ascii="Consolas" w:hAnsi="Consolas" w:eastAsia="Consolas"/>
+          <w:sz w:val="15"/>
+        </w:rPr>
+        <w:t xml:space="preserve">  geom_point(size = 3.6, alpha = .9) +</w:t>
+      </w:r>
+    </w:p>
+    <w:p>
+      <w:pPr>
+        <w:spacing w:after="0" w:before="0" w:line="240" w:lineRule="auto"/>
+      </w:pPr>
+      <w:r>
+        <w:rPr>
+          <w:rFonts w:ascii="Consolas" w:hAnsi="Consolas" w:eastAsia="Consolas"/>
+          <w:sz w:val="15"/>
+        </w:rPr>
+        <w:t xml:space="preserve">  scale_colour_manual(values = c(DMSO = "#6B6478", T4400 = "#B4341F",</w:t>
+      </w:r>
+    </w:p>
+    <w:p>
+      <w:pPr>
+        <w:spacing w:after="0" w:before="0" w:line="240" w:lineRule="auto"/>
+      </w:pPr>
+      <w:r>
+        <w:rPr>
+          <w:rFonts w:ascii="Consolas" w:hAnsi="Consolas" w:eastAsia="Consolas"/>
+          <w:sz w:val="15"/>
+        </w:rPr>
+        <w:t xml:space="preserve">                                 T3976 = "#2F6F4E")) +</w:t>
+      </w:r>
+    </w:p>
+    <w:p>
+      <w:pPr>
+        <w:spacing w:after="0" w:before="0" w:line="240" w:lineRule="auto"/>
+      </w:pPr>
+      <w:r>
+        <w:rPr>
+          <w:rFonts w:ascii="Consolas" w:hAnsi="Consolas" w:eastAsia="Consolas"/>
+          <w:sz w:val="15"/>
+        </w:rPr>
+        <w:t xml:space="preserve">  labs(title = "PCA of VST-transformed counts (all 24 samples)",</w:t>
+      </w:r>
+    </w:p>
+    <w:p>
+      <w:pPr>
+        <w:spacing w:after="0" w:before="0" w:line="240" w:lineRule="auto"/>
+      </w:pPr>
+      <w:r>
+        <w:rPr>
+          <w:rFonts w:ascii="Consolas" w:hAnsi="Consolas" w:eastAsia="Consolas"/>
+          <w:sz w:val="15"/>
+        </w:rPr>
+        <w:t xml:space="preserve">       subtitle = sprintf("EMP-retained feature set, %d genes | rebuilt in R, not the platform's own output",</w:t>
+      </w:r>
+    </w:p>
+    <w:p>
+      <w:pPr>
+        <w:spacing w:after="0" w:before="0" w:line="240" w:lineRule="auto"/>
+      </w:pPr>
+      <w:r>
+        <w:rPr>
+          <w:rFonts w:ascii="Consolas" w:hAnsi="Consolas" w:eastAsia="Consolas"/>
+          <w:sz w:val="15"/>
+        </w:rPr>
+        <w:t xml:space="preserve">                          nrow(cm)),</w:t>
+      </w:r>
+    </w:p>
+    <w:p>
+      <w:pPr>
+        <w:spacing w:after="0" w:before="0" w:line="240" w:lineRule="auto"/>
+      </w:pPr>
+      <w:r>
+        <w:rPr>
+          <w:rFonts w:ascii="Consolas" w:hAnsi="Consolas" w:eastAsia="Consolas"/>
+          <w:sz w:val="15"/>
+        </w:rPr>
+        <w:t xml:space="preserve">       x = sprintf("PC1 (%.1f%%)", pv[1]), y = sprintf("PC2 (%.1f%%)", pv[2])) +</w:t>
+      </w:r>
+    </w:p>
+    <w:p>
+      <w:pPr>
+        <w:spacing w:after="0" w:before="0" w:line="240" w:lineRule="auto"/>
+      </w:pPr>
+      <w:r>
+        <w:rPr>
+          <w:rFonts w:ascii="Consolas" w:hAnsi="Consolas" w:eastAsia="Consolas"/>
+          <w:sz w:val="15"/>
+        </w:rPr>
+        <w:t xml:space="preserve">  theme_minimal(base_size = 11) +</w:t>
+      </w:r>
+    </w:p>
+    <w:p>
+      <w:pPr>
+        <w:spacing w:after="0" w:before="0" w:line="240" w:lineRule="auto"/>
+      </w:pPr>
+      <w:r>
+        <w:rPr>
+          <w:rFonts w:ascii="Consolas" w:hAnsi="Consolas" w:eastAsia="Consolas"/>
+          <w:sz w:val="15"/>
+        </w:rPr>
+        <w:t xml:space="preserve">  theme(plot.title = element_text(face = "bold"),</w:t>
+      </w:r>
+    </w:p>
+    <w:p>
+      <w:pPr>
+        <w:spacing w:after="0" w:before="0" w:line="240" w:lineRule="auto"/>
+      </w:pPr>
+      <w:r>
+        <w:rPr>
+          <w:rFonts w:ascii="Consolas" w:hAnsi="Consolas" w:eastAsia="Consolas"/>
+          <w:sz w:val="15"/>
+        </w:rPr>
+        <w:t xml:space="preserve">        legend.position = "right")</w:t>
+      </w:r>
+    </w:p>
+    <w:p>
+      <w:pPr>
+        <w:spacing w:after="0" w:before="0" w:line="240" w:lineRule="auto"/>
+      </w:pPr>
+      <w:r>
+        <w:rPr>
+          <w:rFonts w:ascii="Consolas" w:hAnsi="Consolas" w:eastAsia="Consolas"/>
+          <w:sz w:val="15"/>
+        </w:rPr>
+        <w:t>ggsave(file.path(OUT, "hw2_pca_all24.png"), p_pca,</w:t>
+      </w:r>
+    </w:p>
+    <w:p>
+      <w:pPr>
+        <w:spacing w:after="0" w:before="0" w:line="240" w:lineRule="auto"/>
+      </w:pPr>
+      <w:r>
+        <w:rPr>
+          <w:rFonts w:ascii="Consolas" w:hAnsi="Consolas" w:eastAsia="Consolas"/>
+          <w:sz w:val="15"/>
+        </w:rPr>
+        <w:t xml:space="preserve">       width = 8.2, height = 5.4, dpi = 200, bg = "white")</w:t>
+      </w:r>
+    </w:p>
+    <w:p>
+      <w:pPr>
+        <w:spacing w:after="0" w:before="0" w:line="240" w:lineRule="auto"/>
+      </w:pPr>
+      <w:r>
+        <w:rPr>
+          <w:rFonts w:ascii="Consolas" w:hAnsi="Consolas" w:eastAsia="Consolas"/>
+          <w:sz w:val="15"/>
+        </w:rPr>
+        <w:t>write.csv(cbind(pdat, pca$x[, 1:4]), file.path(OUT, "hw2_pca_coordinates.csv"),</w:t>
+      </w:r>
+    </w:p>
+    <w:p>
+      <w:pPr>
+        <w:spacing w:after="0" w:before="0" w:line="240" w:lineRule="auto"/>
+      </w:pPr>
+      <w:r>
+        <w:rPr>
+          <w:rFonts w:ascii="Consolas" w:hAnsi="Consolas" w:eastAsia="Consolas"/>
+          <w:sz w:val="15"/>
+        </w:rPr>
+        <w:t xml:space="preserve">          row.names = FALSE)</w:t>
+      </w:r>
+    </w:p>
+    <w:p>
+      <w:pPr>
+        <w:spacing w:after="0" w:before="0" w:line="240" w:lineRule="auto"/>
+      </w:pPr>
+      <w:r>
+        <w:rPr>
+          <w:rFonts w:ascii="Consolas" w:hAnsi="Consolas" w:eastAsia="Consolas"/>
+          <w:sz w:val="15"/>
+        </w:rPr>
+        <w:t>cat(sprintf("\nPCA: PC1 %.1f%%, PC2 %.1f%%\n", pv[1], pv[2]))</w:t>
+      </w:r>
+    </w:p>
+    <w:p>
+      <w:pPr>
+        <w:spacing w:after="0" w:before="0" w:line="240" w:lineRule="auto"/>
+      </w:pPr>
+      <w:r>
+        <w:rPr>
+          <w:rFonts w:ascii="Consolas" w:hAnsi="Consolas" w:eastAsia="Consolas"/>
+          <w:sz w:val="15"/>
+        </w:rPr>
+      </w:r>
+    </w:p>
+    <w:p>
+      <w:pPr>
+        <w:spacing w:after="0" w:before="0" w:line="240" w:lineRule="auto"/>
+      </w:pPr>
+      <w:r>
+        <w:rPr>
+          <w:rFonts w:ascii="Consolas" w:hAnsi="Consolas" w:eastAsia="Consolas"/>
+          <w:sz w:val="15"/>
+        </w:rPr>
+        <w:t># =============================================================================</w:t>
+      </w:r>
+    </w:p>
+    <w:p>
+      <w:pPr>
+        <w:spacing w:after="0" w:before="0" w:line="240" w:lineRule="auto"/>
+      </w:pPr>
+      <w:r>
+        <w:rPr>
+          <w:rFonts w:ascii="Consolas" w:hAnsi="Consolas" w:eastAsia="Consolas"/>
+          <w:sz w:val="15"/>
+        </w:rPr>
+        <w:t># 5. 差异表达 —— T4400 vs DMSO，参考水平 DMSO（与平台上更正后的方向一致）</w:t>
+      </w:r>
+    </w:p>
+    <w:p>
+      <w:pPr>
+        <w:spacing w:after="0" w:before="0" w:line="240" w:lineRule="auto"/>
+      </w:pPr>
+      <w:r>
+        <w:rPr>
+          <w:rFonts w:ascii="Consolas" w:hAnsi="Consolas" w:eastAsia="Consolas"/>
+          <w:sz w:val="15"/>
+        </w:rPr>
+        <w:t># =============================================================================</w:t>
+      </w:r>
+    </w:p>
+    <w:p>
+      <w:pPr>
+        <w:spacing w:after="0" w:before="0" w:line="240" w:lineRule="auto"/>
+      </w:pPr>
+      <w:r>
+        <w:rPr>
+          <w:rFonts w:ascii="Consolas" w:hAnsi="Consolas" w:eastAsia="Consolas"/>
+          <w:sz w:val="15"/>
+        </w:rPr>
+        <w:t>sel  &lt;- meta$Group %in% c("DMSO", "T4400")</w:t>
+      </w:r>
+    </w:p>
+    <w:p>
+      <w:pPr>
+        <w:spacing w:after="0" w:before="0" w:line="240" w:lineRule="auto"/>
+      </w:pPr>
+      <w:r>
+        <w:rPr>
+          <w:rFonts w:ascii="Consolas" w:hAnsi="Consolas" w:eastAsia="Consolas"/>
+          <w:sz w:val="15"/>
+        </w:rPr>
+        <w:t>meta_sub &lt;- droplevels(meta[sel, , drop = FALSE])</w:t>
+      </w:r>
+    </w:p>
+    <w:p>
+      <w:pPr>
+        <w:spacing w:after="0" w:before="0" w:line="240" w:lineRule="auto"/>
+      </w:pPr>
+      <w:r>
+        <w:rPr>
+          <w:rFonts w:ascii="Consolas" w:hAnsi="Consolas" w:eastAsia="Consolas"/>
+          <w:sz w:val="15"/>
+        </w:rPr>
+        <w:t>meta_sub$Group &lt;- relevel(factor(meta_sub$Group), ref = "DMSO")</w:t>
+      </w:r>
+    </w:p>
+    <w:p>
+      <w:pPr>
+        <w:spacing w:after="0" w:before="0" w:line="240" w:lineRule="auto"/>
+      </w:pPr>
+      <w:r>
+        <w:rPr>
+          <w:rFonts w:ascii="Consolas" w:hAnsi="Consolas" w:eastAsia="Consolas"/>
+          <w:sz w:val="15"/>
+        </w:rPr>
+        <w:t>cm_sub &lt;- cm[, rownames(meta_sub), drop = FALSE]</w:t>
+      </w:r>
+    </w:p>
+    <w:p>
+      <w:pPr>
+        <w:spacing w:after="0" w:before="0" w:line="240" w:lineRule="auto"/>
+      </w:pPr>
+      <w:r>
+        <w:rPr>
+          <w:rFonts w:ascii="Consolas" w:hAnsi="Consolas" w:eastAsia="Consolas"/>
+          <w:sz w:val="15"/>
+        </w:rPr>
+      </w:r>
+    </w:p>
+    <w:p>
+      <w:pPr>
+        <w:spacing w:after="0" w:before="0" w:line="240" w:lineRule="auto"/>
+      </w:pPr>
+      <w:r>
+        <w:rPr>
+          <w:rFonts w:ascii="Consolas" w:hAnsi="Consolas" w:eastAsia="Consolas"/>
+          <w:sz w:val="15"/>
+        </w:rPr>
+        <w:t>cat(sprintf("\n差异分析子集: %d 样本 (%s)\n", ncol(cm_sub),</w:t>
+      </w:r>
+    </w:p>
+    <w:p>
+      <w:pPr>
+        <w:spacing w:after="0" w:before="0" w:line="240" w:lineRule="auto"/>
+      </w:pPr>
+      <w:r>
+        <w:rPr>
+          <w:rFonts w:ascii="Consolas" w:hAnsi="Consolas" w:eastAsia="Consolas"/>
+          <w:sz w:val="15"/>
+        </w:rPr>
+        <w:t xml:space="preserve">            paste(names(table(meta_sub$Group)), table(meta_sub$Group),</w:t>
+      </w:r>
+    </w:p>
+    <w:p>
+      <w:pPr>
+        <w:spacing w:after="0" w:before="0" w:line="240" w:lineRule="auto"/>
+      </w:pPr>
+      <w:r>
+        <w:rPr>
+          <w:rFonts w:ascii="Consolas" w:hAnsi="Consolas" w:eastAsia="Consolas"/>
+          <w:sz w:val="15"/>
+        </w:rPr>
+        <w:t xml:space="preserve">                  sep = "=", collapse = ", ")))</w:t>
+      </w:r>
+    </w:p>
+    <w:p>
+      <w:pPr>
+        <w:spacing w:after="0" w:before="0" w:line="240" w:lineRule="auto"/>
+      </w:pPr>
+      <w:r>
+        <w:rPr>
+          <w:rFonts w:ascii="Consolas" w:hAnsi="Consolas" w:eastAsia="Consolas"/>
+          <w:sz w:val="15"/>
+        </w:rPr>
+      </w:r>
+    </w:p>
+    <w:p>
+      <w:pPr>
+        <w:spacing w:after="0" w:before="0" w:line="240" w:lineRule="auto"/>
+      </w:pPr>
+      <w:r>
+        <w:rPr>
+          <w:rFonts w:ascii="Consolas" w:hAnsi="Consolas" w:eastAsia="Consolas"/>
+          <w:sz w:val="15"/>
+        </w:rPr>
+        <w:t>dds &lt;- DESeqDataSetFromMatrix(cm_sub, meta_sub, design = ~ Group)</w:t>
+      </w:r>
+    </w:p>
+    <w:p>
+      <w:pPr>
+        <w:spacing w:after="0" w:before="0" w:line="240" w:lineRule="auto"/>
+      </w:pPr>
+      <w:r>
+        <w:rPr>
+          <w:rFonts w:ascii="Consolas" w:hAnsi="Consolas" w:eastAsia="Consolas"/>
+          <w:sz w:val="15"/>
+        </w:rPr>
+        <w:t>mm  &lt;- model.matrix(design(dds), colData(dds))</w:t>
+      </w:r>
+    </w:p>
+    <w:p>
+      <w:pPr>
+        <w:spacing w:after="0" w:before="0" w:line="240" w:lineRule="auto"/>
+      </w:pPr>
+      <w:r>
+        <w:rPr>
+          <w:rFonts w:ascii="Consolas" w:hAnsi="Consolas" w:eastAsia="Consolas"/>
+          <w:sz w:val="15"/>
+        </w:rPr>
+        <w:t>stopifnot(qr(mm)$rank == ncol(mm))                     # 满秩检查</w:t>
+      </w:r>
+    </w:p>
+    <w:p>
+      <w:pPr>
+        <w:spacing w:after="0" w:before="0" w:line="240" w:lineRule="auto"/>
+      </w:pPr>
+      <w:r>
+        <w:rPr>
+          <w:rFonts w:ascii="Consolas" w:hAnsi="Consolas" w:eastAsia="Consolas"/>
+          <w:sz w:val="15"/>
+        </w:rPr>
+        <w:t>cat(sprintf("模型矩阵满秩: %d/%d\n", qr(mm)$rank, ncol(mm)))</w:t>
+      </w:r>
+    </w:p>
+    <w:p>
+      <w:pPr>
+        <w:spacing w:after="0" w:before="0" w:line="240" w:lineRule="auto"/>
+      </w:pPr>
+      <w:r>
+        <w:rPr>
+          <w:rFonts w:ascii="Consolas" w:hAnsi="Consolas" w:eastAsia="Consolas"/>
+          <w:sz w:val="15"/>
+        </w:rPr>
+      </w:r>
+    </w:p>
+    <w:p>
+      <w:pPr>
+        <w:spacing w:after="0" w:before="0" w:line="240" w:lineRule="auto"/>
+      </w:pPr>
+      <w:r>
+        <w:rPr>
+          <w:rFonts w:ascii="Consolas" w:hAnsi="Consolas" w:eastAsia="Consolas"/>
+          <w:sz w:val="15"/>
+        </w:rPr>
+        <w:t>dds &lt;- DESeq(dds, quiet = TRUE)</w:t>
+      </w:r>
+    </w:p>
+    <w:p>
+      <w:pPr>
+        <w:spacing w:after="0" w:before="0" w:line="240" w:lineRule="auto"/>
+      </w:pPr>
+      <w:r>
+        <w:rPr>
+          <w:rFonts w:ascii="Consolas" w:hAnsi="Consolas" w:eastAsia="Consolas"/>
+          <w:sz w:val="15"/>
+        </w:rPr>
+        <w:t>cat("resultsNames: ", paste(resultsNames(dds), collapse = " | "), "\n")</w:t>
+      </w:r>
+    </w:p>
+    <w:p>
+      <w:pPr>
+        <w:spacing w:after="0" w:before="0" w:line="240" w:lineRule="auto"/>
+      </w:pPr>
+      <w:r>
+        <w:rPr>
+          <w:rFonts w:ascii="Consolas" w:hAnsi="Consolas" w:eastAsia="Consolas"/>
+          <w:sz w:val="15"/>
+        </w:rPr>
+      </w:r>
+    </w:p>
+    <w:p>
+      <w:pPr>
+        <w:spacing w:after="0" w:before="0" w:line="240" w:lineRule="auto"/>
+      </w:pPr>
+      <w:r>
+        <w:rPr>
+          <w:rFonts w:ascii="Consolas" w:hAnsi="Consolas" w:eastAsia="Consolas"/>
+          <w:sz w:val="15"/>
+        </w:rPr>
+        <w:t>coef_name &lt;- "Group_T4400_vs_DMSO"</w:t>
+      </w:r>
+    </w:p>
+    <w:p>
+      <w:pPr>
+        <w:spacing w:after="0" w:before="0" w:line="240" w:lineRule="auto"/>
+      </w:pPr>
+      <w:r>
+        <w:rPr>
+          <w:rFonts w:ascii="Consolas" w:hAnsi="Consolas" w:eastAsia="Consolas"/>
+          <w:sz w:val="15"/>
+        </w:rPr>
+        <w:t>stopifnot(coef_name %in% resultsNames(dds))            # 不假设系数名，显式核对</w:t>
+      </w:r>
+    </w:p>
+    <w:p>
+      <w:pPr>
+        <w:spacing w:after="0" w:before="0" w:line="240" w:lineRule="auto"/>
+      </w:pPr>
+      <w:r>
+        <w:rPr>
+          <w:rFonts w:ascii="Consolas" w:hAnsi="Consolas" w:eastAsia="Consolas"/>
+          <w:sz w:val="15"/>
+        </w:rPr>
+        <w:t>res &lt;- results(dds, name = coef_name)</w:t>
+      </w:r>
+    </w:p>
+    <w:p>
+      <w:pPr>
+        <w:spacing w:after="0" w:before="0" w:line="240" w:lineRule="auto"/>
+      </w:pPr>
+      <w:r>
+        <w:rPr>
+          <w:rFonts w:ascii="Consolas" w:hAnsi="Consolas" w:eastAsia="Consolas"/>
+          <w:sz w:val="15"/>
+        </w:rPr>
+        <w:t>res_shr &lt;- lfcShrink(dds, coef = coef_name, type = "apeglm", quiet = TRUE)</w:t>
+      </w:r>
+    </w:p>
+    <w:p>
+      <w:pPr>
+        <w:spacing w:after="0" w:before="0" w:line="240" w:lineRule="auto"/>
+      </w:pPr>
+      <w:r>
+        <w:rPr>
+          <w:rFonts w:ascii="Consolas" w:hAnsi="Consolas" w:eastAsia="Consolas"/>
+          <w:sz w:val="15"/>
+        </w:rPr>
+      </w:r>
+    </w:p>
+    <w:p>
+      <w:pPr>
+        <w:spacing w:after="0" w:before="0" w:line="240" w:lineRule="auto"/>
+      </w:pPr>
+      <w:r>
+        <w:rPr>
+          <w:rFonts w:ascii="Consolas" w:hAnsi="Consolas" w:eastAsia="Consolas"/>
+          <w:sz w:val="15"/>
+        </w:rPr>
+        <w:t>PADJ &lt;- 0.05; LFC &lt;- 1</w:t>
+      </w:r>
+    </w:p>
+    <w:p>
+      <w:pPr>
+        <w:spacing w:after="0" w:before="0" w:line="240" w:lineRule="auto"/>
+      </w:pPr>
+      <w:r>
+        <w:rPr>
+          <w:rFonts w:ascii="Consolas" w:hAnsi="Consolas" w:eastAsia="Consolas"/>
+          <w:sz w:val="15"/>
+        </w:rPr>
+        <w:t>rdf &lt;- as.data.frame(res_shr)</w:t>
+      </w:r>
+    </w:p>
+    <w:p>
+      <w:pPr>
+        <w:spacing w:after="0" w:before="0" w:line="240" w:lineRule="auto"/>
+      </w:pPr>
+      <w:r>
+        <w:rPr>
+          <w:rFonts w:ascii="Consolas" w:hAnsi="Consolas" w:eastAsia="Consolas"/>
+          <w:sz w:val="15"/>
+        </w:rPr>
+        <w:t>rdf$feature &lt;- rownames(rdf)</w:t>
+      </w:r>
+    </w:p>
+    <w:p>
+      <w:pPr>
+        <w:spacing w:after="0" w:before="0" w:line="240" w:lineRule="auto"/>
+      </w:pPr>
+      <w:r>
+        <w:rPr>
+          <w:rFonts w:ascii="Consolas" w:hAnsi="Consolas" w:eastAsia="Consolas"/>
+          <w:sz w:val="15"/>
+        </w:rPr>
+        <w:t>rdf &lt;- rdf[order(rdf$padj, na.last = TRUE), ]</w:t>
+      </w:r>
+    </w:p>
+    <w:p>
+      <w:pPr>
+        <w:spacing w:after="0" w:before="0" w:line="240" w:lineRule="auto"/>
+      </w:pPr>
+      <w:r>
+        <w:rPr>
+          <w:rFonts w:ascii="Consolas" w:hAnsi="Consolas" w:eastAsia="Consolas"/>
+          <w:sz w:val="15"/>
+        </w:rPr>
+        <w:t>rdf$significant &lt;- with(rdf, !is.na(padj) &amp; padj &lt; PADJ &amp; abs(log2FoldChange) &gt;= LFC)</w:t>
+      </w:r>
+    </w:p>
+    <w:p>
+      <w:pPr>
+        <w:spacing w:after="0" w:before="0" w:line="240" w:lineRule="auto"/>
+      </w:pPr>
+      <w:r>
+        <w:rPr>
+          <w:rFonts w:ascii="Consolas" w:hAnsi="Consolas" w:eastAsia="Consolas"/>
+          <w:sz w:val="15"/>
+        </w:rPr>
+        <w:t>rdf$direction &lt;- with(rdf, ifelse(!significant, "ns",</w:t>
+      </w:r>
+    </w:p>
+    <w:p>
+      <w:pPr>
+        <w:spacing w:after="0" w:before="0" w:line="240" w:lineRule="auto"/>
+      </w:pPr>
+      <w:r>
+        <w:rPr>
+          <w:rFonts w:ascii="Consolas" w:hAnsi="Consolas" w:eastAsia="Consolas"/>
+          <w:sz w:val="15"/>
+        </w:rPr>
+        <w:t xml:space="preserve">                           ifelse(log2FoldChange &gt; 0, "up in T4400", "down in T4400")))</w:t>
+      </w:r>
+    </w:p>
+    <w:p>
+      <w:pPr>
+        <w:spacing w:after="0" w:before="0" w:line="240" w:lineRule="auto"/>
+      </w:pPr>
+      <w:r>
+        <w:rPr>
+          <w:rFonts w:ascii="Consolas" w:hAnsi="Consolas" w:eastAsia="Consolas"/>
+          <w:sz w:val="15"/>
+        </w:rPr>
+      </w:r>
+    </w:p>
+    <w:p>
+      <w:pPr>
+        <w:spacing w:after="0" w:before="0" w:line="240" w:lineRule="auto"/>
+      </w:pPr>
+      <w:r>
+        <w:rPr>
+          <w:rFonts w:ascii="Consolas" w:hAnsi="Consolas" w:eastAsia="Consolas"/>
+          <w:sz w:val="15"/>
+        </w:rPr>
+        <w:t>n_up   &lt;- sum(rdf$direction == "up in T4400")</w:t>
+      </w:r>
+    </w:p>
+    <w:p>
+      <w:pPr>
+        <w:spacing w:after="0" w:before="0" w:line="240" w:lineRule="auto"/>
+      </w:pPr>
+      <w:r>
+        <w:rPr>
+          <w:rFonts w:ascii="Consolas" w:hAnsi="Consolas" w:eastAsia="Consolas"/>
+          <w:sz w:val="15"/>
+        </w:rPr>
+        <w:t>n_down &lt;- sum(rdf$direction == "down in T4400")</w:t>
+      </w:r>
+    </w:p>
+    <w:p>
+      <w:pPr>
+        <w:spacing w:after="0" w:before="0" w:line="240" w:lineRule="auto"/>
+      </w:pPr>
+      <w:r>
+        <w:rPr>
+          <w:rFonts w:ascii="Consolas" w:hAnsi="Consolas" w:eastAsia="Consolas"/>
+          <w:sz w:val="15"/>
+        </w:rPr>
+        <w:t>n_na   &lt;- sum(is.na(rdf$padj))</w:t>
+      </w:r>
+    </w:p>
+    <w:p>
+      <w:pPr>
+        <w:spacing w:after="0" w:before="0" w:line="240" w:lineRule="auto"/>
+      </w:pPr>
+      <w:r>
+        <w:rPr>
+          <w:rFonts w:ascii="Consolas" w:hAnsi="Consolas" w:eastAsia="Consolas"/>
+          <w:sz w:val="15"/>
+        </w:rPr>
+        <w:t>n_padj_only &lt;- sum(!is.na(rdf$padj) &amp; rdf$padj &lt; PADJ &amp; abs(rdf$log2FoldChange) &lt; LFC)</w:t>
+      </w:r>
+    </w:p>
+    <w:p>
+      <w:pPr>
+        <w:spacing w:after="0" w:before="0" w:line="240" w:lineRule="auto"/>
+      </w:pPr>
+      <w:r>
+        <w:rPr>
+          <w:rFonts w:ascii="Consolas" w:hAnsi="Consolas" w:eastAsia="Consolas"/>
+          <w:sz w:val="15"/>
+        </w:rPr>
+      </w:r>
+    </w:p>
+    <w:p>
+      <w:pPr>
+        <w:spacing w:after="0" w:before="0" w:line="240" w:lineRule="auto"/>
+      </w:pPr>
+      <w:r>
+        <w:rPr>
+          <w:rFonts w:ascii="Consolas" w:hAnsi="Consolas" w:eastAsia="Consolas"/>
+          <w:sz w:val="15"/>
+        </w:rPr>
+        <w:t>cat(sprintf("\n阈值 padj &lt; %.2f 且 |log2FC| &gt;= %g\n", PADJ, LFC))</w:t>
+      </w:r>
+    </w:p>
+    <w:p>
+      <w:pPr>
+        <w:spacing w:after="0" w:before="0" w:line="240" w:lineRule="auto"/>
+      </w:pPr>
+      <w:r>
+        <w:rPr>
+          <w:rFonts w:ascii="Consolas" w:hAnsi="Consolas" w:eastAsia="Consolas"/>
+          <w:sz w:val="15"/>
+        </w:rPr>
+        <w:t>cat(sprintf("  上调 (T4400 更高): %d\n", n_up))</w:t>
+      </w:r>
+    </w:p>
+    <w:p>
+      <w:pPr>
+        <w:spacing w:after="0" w:before="0" w:line="240" w:lineRule="auto"/>
+      </w:pPr>
+      <w:r>
+        <w:rPr>
+          <w:rFonts w:ascii="Consolas" w:hAnsi="Consolas" w:eastAsia="Consolas"/>
+          <w:sz w:val="15"/>
+        </w:rPr>
+        <w:t>cat(sprintf("  下调 (T4400 更低): %d\n", n_down))</w:t>
+      </w:r>
+    </w:p>
+    <w:p>
+      <w:pPr>
+        <w:spacing w:after="0" w:before="0" w:line="240" w:lineRule="auto"/>
+      </w:pPr>
+      <w:r>
+        <w:rPr>
+          <w:rFonts w:ascii="Consolas" w:hAnsi="Consolas" w:eastAsia="Consolas"/>
+          <w:sz w:val="15"/>
+        </w:rPr>
+        <w:t>cat(sprintf("  合计显著          : %d\n", n_up + n_down))</w:t>
+      </w:r>
+    </w:p>
+    <w:p>
+      <w:pPr>
+        <w:spacing w:after="0" w:before="0" w:line="240" w:lineRule="auto"/>
+      </w:pPr>
+      <w:r>
+        <w:rPr>
+          <w:rFonts w:ascii="Consolas" w:hAnsi="Consolas" w:eastAsia="Consolas"/>
+          <w:sz w:val="15"/>
+        </w:rPr>
+        <w:t>cat(sprintf("  padj 为 NA        : %d\n", n_na))</w:t>
+      </w:r>
+    </w:p>
+    <w:p>
+      <w:pPr>
+        <w:spacing w:after="0" w:before="0" w:line="240" w:lineRule="auto"/>
+      </w:pPr>
+      <w:r>
+        <w:rPr>
+          <w:rFonts w:ascii="Consolas" w:hAnsi="Consolas" w:eastAsia="Consolas"/>
+          <w:sz w:val="15"/>
+        </w:rPr>
+        <w:t>cat(sprintf("  仅过 padj 未过效应量: %d\n", n_padj_only))</w:t>
+      </w:r>
+    </w:p>
+    <w:p>
+      <w:pPr>
+        <w:spacing w:after="0" w:before="0" w:line="240" w:lineRule="auto"/>
+      </w:pPr>
+      <w:r>
+        <w:rPr>
+          <w:rFonts w:ascii="Consolas" w:hAnsi="Consolas" w:eastAsia="Consolas"/>
+          <w:sz w:val="15"/>
+        </w:rPr>
+      </w:r>
+    </w:p>
+    <w:p>
+      <w:pPr>
+        <w:spacing w:after="0" w:before="0" w:line="240" w:lineRule="auto"/>
+      </w:pPr>
+      <w:r>
+        <w:rPr>
+          <w:rFonts w:ascii="Consolas" w:hAnsi="Consolas" w:eastAsia="Consolas"/>
+          <w:sz w:val="15"/>
+        </w:rPr>
+        <w:t>write.csv(rdf[, c("feature", "baseMean", "log2FoldChange", "lfcSE",</w:t>
+      </w:r>
+    </w:p>
+    <w:p>
+      <w:pPr>
+        <w:spacing w:after="0" w:before="0" w:line="240" w:lineRule="auto"/>
+      </w:pPr>
+      <w:r>
+        <w:rPr>
+          <w:rFonts w:ascii="Consolas" w:hAnsi="Consolas" w:eastAsia="Consolas"/>
+          <w:sz w:val="15"/>
+        </w:rPr>
+        <w:t xml:space="preserve">                  "pvalue", "padj", "significant", "direction")],</w:t>
+      </w:r>
+    </w:p>
+    <w:p>
+      <w:pPr>
+        <w:spacing w:after="0" w:before="0" w:line="240" w:lineRule="auto"/>
+      </w:pPr>
+      <w:r>
+        <w:rPr>
+          <w:rFonts w:ascii="Consolas" w:hAnsi="Consolas" w:eastAsia="Consolas"/>
+          <w:sz w:val="15"/>
+        </w:rPr>
+        <w:t xml:space="preserve">          file.path(OUT, "hw2_deseq2_results_T4400_vs_DMSO.csv"), row.names = FALSE)</w:t>
+      </w:r>
+    </w:p>
+    <w:p>
+      <w:pPr>
+        <w:spacing w:after="0" w:before="0" w:line="240" w:lineRule="auto"/>
+      </w:pPr>
+      <w:r>
+        <w:rPr>
+          <w:rFonts w:ascii="Consolas" w:hAnsi="Consolas" w:eastAsia="Consolas"/>
+          <w:sz w:val="15"/>
+        </w:rPr>
+      </w:r>
+    </w:p>
+    <w:p>
+      <w:pPr>
+        <w:spacing w:after="0" w:before="0" w:line="240" w:lineRule="auto"/>
+      </w:pPr>
+      <w:r>
+        <w:rPr>
+          <w:rFonts w:ascii="Consolas" w:hAnsi="Consolas" w:eastAsia="Consolas"/>
+          <w:sz w:val="15"/>
+        </w:rPr>
+        <w:t># --- 方向核验：收缩后的符号 vs 原始 counts 组均值 ----------------------------</w:t>
+      </w:r>
+    </w:p>
+    <w:p>
+      <w:pPr>
+        <w:spacing w:after="0" w:before="0" w:line="240" w:lineRule="auto"/>
+      </w:pPr>
+      <w:r>
+        <w:rPr>
+          <w:rFonts w:ascii="Consolas" w:hAnsi="Consolas" w:eastAsia="Consolas"/>
+          <w:sz w:val="15"/>
+        </w:rPr>
+        <w:t>top &lt;- head(rdf[rdf$significant, ], 20)</w:t>
+      </w:r>
+    </w:p>
+    <w:p>
+      <w:pPr>
+        <w:spacing w:after="0" w:before="0" w:line="240" w:lineRule="auto"/>
+      </w:pPr>
+      <w:r>
+        <w:rPr>
+          <w:rFonts w:ascii="Consolas" w:hAnsi="Consolas" w:eastAsia="Consolas"/>
+          <w:sz w:val="15"/>
+        </w:rPr>
+        <w:t>if (nrow(top) &gt; 0) {</w:t>
+      </w:r>
+    </w:p>
+    <w:p>
+      <w:pPr>
+        <w:spacing w:after="0" w:before="0" w:line="240" w:lineRule="auto"/>
+      </w:pPr>
+      <w:r>
+        <w:rPr>
+          <w:rFonts w:ascii="Consolas" w:hAnsi="Consolas" w:eastAsia="Consolas"/>
+          <w:sz w:val="15"/>
+        </w:rPr>
+        <w:t xml:space="preserve">  g_dmso  &lt;- rowMeans(cm_sub[top$feature, meta_sub$Group == "DMSO",  drop = FALSE])</w:t>
+      </w:r>
+    </w:p>
+    <w:p>
+      <w:pPr>
+        <w:spacing w:after="0" w:before="0" w:line="240" w:lineRule="auto"/>
+      </w:pPr>
+      <w:r>
+        <w:rPr>
+          <w:rFonts w:ascii="Consolas" w:hAnsi="Consolas" w:eastAsia="Consolas"/>
+          <w:sz w:val="15"/>
+        </w:rPr>
+        <w:t xml:space="preserve">  g_t4400 &lt;- rowMeans(cm_sub[top$feature, meta_sub$Group == "T4400", drop = FALSE])</w:t>
+      </w:r>
+    </w:p>
+    <w:p>
+      <w:pPr>
+        <w:spacing w:after="0" w:before="0" w:line="240" w:lineRule="auto"/>
+      </w:pPr>
+      <w:r>
+        <w:rPr>
+          <w:rFonts w:ascii="Consolas" w:hAnsi="Consolas" w:eastAsia="Consolas"/>
+          <w:sz w:val="15"/>
+        </w:rPr>
+        <w:t xml:space="preserve">  chk &lt;- data.frame(feature = top$feature,</w:t>
+      </w:r>
+    </w:p>
+    <w:p>
+      <w:pPr>
+        <w:spacing w:after="0" w:before="0" w:line="240" w:lineRule="auto"/>
+      </w:pPr>
+      <w:r>
+        <w:rPr>
+          <w:rFonts w:ascii="Consolas" w:hAnsi="Consolas" w:eastAsia="Consolas"/>
+          <w:sz w:val="15"/>
+        </w:rPr>
+        <w:t xml:space="preserve">                    log2FC_shrunk = top$log2FoldChange,</w:t>
+      </w:r>
+    </w:p>
+    <w:p>
+      <w:pPr>
+        <w:spacing w:after="0" w:before="0" w:line="240" w:lineRule="auto"/>
+      </w:pPr>
+      <w:r>
+        <w:rPr>
+          <w:rFonts w:ascii="Consolas" w:hAnsi="Consolas" w:eastAsia="Consolas"/>
+          <w:sz w:val="15"/>
+        </w:rPr>
+        <w:t xml:space="preserve">                    mean_DMSO = g_dmso, mean_T4400 = g_t4400,</w:t>
+      </w:r>
+    </w:p>
+    <w:p>
+      <w:pPr>
+        <w:spacing w:after="0" w:before="0" w:line="240" w:lineRule="auto"/>
+      </w:pPr>
+      <w:r>
+        <w:rPr>
+          <w:rFonts w:ascii="Consolas" w:hAnsi="Consolas" w:eastAsia="Consolas"/>
+          <w:sz w:val="15"/>
+        </w:rPr>
+        <w:t xml:space="preserve">                    raw_higher_in = ifelse(g_t4400 &gt; g_dmso, "T4400", "DMSO"))</w:t>
+      </w:r>
+    </w:p>
+    <w:p>
+      <w:pPr>
+        <w:spacing w:after="0" w:before="0" w:line="240" w:lineRule="auto"/>
+      </w:pPr>
+      <w:r>
+        <w:rPr>
+          <w:rFonts w:ascii="Consolas" w:hAnsi="Consolas" w:eastAsia="Consolas"/>
+          <w:sz w:val="15"/>
+        </w:rPr>
+        <w:t xml:space="preserve">  chk$agrees &lt;- (chk$log2FC_shrunk &gt; 0) == (chk$raw_higher_in == "T4400")</w:t>
+      </w:r>
+    </w:p>
+    <w:p>
+      <w:pPr>
+        <w:spacing w:after="0" w:before="0" w:line="240" w:lineRule="auto"/>
+      </w:pPr>
+      <w:r>
+        <w:rPr>
+          <w:rFonts w:ascii="Consolas" w:hAnsi="Consolas" w:eastAsia="Consolas"/>
+          <w:sz w:val="15"/>
+        </w:rPr>
+        <w:t xml:space="preserve">  write.csv(chk, file.path(OUT, "hw2_direction_check.csv"), row.names = FALSE)</w:t>
+      </w:r>
+    </w:p>
+    <w:p>
+      <w:pPr>
+        <w:spacing w:after="0" w:before="0" w:line="240" w:lineRule="auto"/>
+      </w:pPr>
+      <w:r>
+        <w:rPr>
+          <w:rFonts w:ascii="Consolas" w:hAnsi="Consolas" w:eastAsia="Consolas"/>
+          <w:sz w:val="15"/>
+        </w:rPr>
+        <w:t xml:space="preserve">  cat(sprintf("方向核验: top%d 中 %d 个与原始组均值一致\n",</w:t>
+      </w:r>
+    </w:p>
+    <w:p>
+      <w:pPr>
+        <w:spacing w:after="0" w:before="0" w:line="240" w:lineRule="auto"/>
+      </w:pPr>
+      <w:r>
+        <w:rPr>
+          <w:rFonts w:ascii="Consolas" w:hAnsi="Consolas" w:eastAsia="Consolas"/>
+          <w:sz w:val="15"/>
+        </w:rPr>
+        <w:t xml:space="preserve">              nrow(chk), sum(chk$agrees)))</w:t>
+      </w:r>
+    </w:p>
+    <w:p>
+      <w:pPr>
+        <w:spacing w:after="0" w:before="0" w:line="240" w:lineRule="auto"/>
+      </w:pPr>
+      <w:r>
+        <w:rPr>
+          <w:rFonts w:ascii="Consolas" w:hAnsi="Consolas" w:eastAsia="Consolas"/>
+          <w:sz w:val="15"/>
+        </w:rPr>
+        <w:t>}</w:t>
+      </w:r>
+    </w:p>
+    <w:p>
+      <w:pPr>
+        <w:spacing w:after="0" w:before="0" w:line="240" w:lineRule="auto"/>
+      </w:pPr>
+      <w:r>
+        <w:rPr>
+          <w:rFonts w:ascii="Consolas" w:hAnsi="Consolas" w:eastAsia="Consolas"/>
+          <w:sz w:val="15"/>
+        </w:rPr>
+      </w:r>
+    </w:p>
+    <w:p>
+      <w:pPr>
+        <w:spacing w:after="0" w:before="0" w:line="240" w:lineRule="auto"/>
+      </w:pPr>
+      <w:r>
+        <w:rPr>
+          <w:rFonts w:ascii="Consolas" w:hAnsi="Consolas" w:eastAsia="Consolas"/>
+          <w:sz w:val="15"/>
+        </w:rPr>
+        <w:t># =============================================================================</w:t>
+      </w:r>
+    </w:p>
+    <w:p>
+      <w:pPr>
+        <w:spacing w:after="0" w:before="0" w:line="240" w:lineRule="auto"/>
+      </w:pPr>
+      <w:r>
+        <w:rPr>
+          <w:rFonts w:ascii="Consolas" w:hAnsi="Consolas" w:eastAsia="Consolas"/>
+          <w:sz w:val="15"/>
+        </w:rPr>
+        <w:t># 6. 火山图</w:t>
+      </w:r>
+    </w:p>
+    <w:p>
+      <w:pPr>
+        <w:spacing w:after="0" w:before="0" w:line="240" w:lineRule="auto"/>
+      </w:pPr>
+      <w:r>
+        <w:rPr>
+          <w:rFonts w:ascii="Consolas" w:hAnsi="Consolas" w:eastAsia="Consolas"/>
+          <w:sz w:val="15"/>
+        </w:rPr>
+        <w:t># =============================================================================</w:t>
+      </w:r>
+    </w:p>
+    <w:p>
+      <w:pPr>
+        <w:spacing w:after="0" w:before="0" w:line="240" w:lineRule="auto"/>
+      </w:pPr>
+      <w:r>
+        <w:rPr>
+          <w:rFonts w:ascii="Consolas" w:hAnsi="Consolas" w:eastAsia="Consolas"/>
+          <w:sz w:val="15"/>
+        </w:rPr>
+        <w:t>vdf &lt;- rdf[!is.na(rdf$padj), ]</w:t>
+      </w:r>
+    </w:p>
+    <w:p>
+      <w:pPr>
+        <w:spacing w:after="0" w:before="0" w:line="240" w:lineRule="auto"/>
+      </w:pPr>
+      <w:r>
+        <w:rPr>
+          <w:rFonts w:ascii="Consolas" w:hAnsi="Consolas" w:eastAsia="Consolas"/>
+          <w:sz w:val="15"/>
+        </w:rPr>
+        <w:t>lab &lt;- head(vdf[vdf$significant, ], 15)</w:t>
+      </w:r>
+    </w:p>
+    <w:p>
+      <w:pPr>
+        <w:spacing w:after="0" w:before="0" w:line="240" w:lineRule="auto"/>
+      </w:pPr>
+      <w:r>
+        <w:rPr>
+          <w:rFonts w:ascii="Consolas" w:hAnsi="Consolas" w:eastAsia="Consolas"/>
+          <w:sz w:val="15"/>
+        </w:rPr>
+      </w:r>
+    </w:p>
+    <w:p>
+      <w:pPr>
+        <w:spacing w:after="0" w:before="0" w:line="240" w:lineRule="auto"/>
+      </w:pPr>
+      <w:r>
+        <w:rPr>
+          <w:rFonts w:ascii="Consolas" w:hAnsi="Consolas" w:eastAsia="Consolas"/>
+          <w:sz w:val="15"/>
+        </w:rPr>
+        <w:t>p_vol &lt;- ggplot(vdf, aes(log2FoldChange, -log10(padj), colour = direction)) +</w:t>
+      </w:r>
+    </w:p>
+    <w:p>
+      <w:pPr>
+        <w:spacing w:after="0" w:before="0" w:line="240" w:lineRule="auto"/>
+      </w:pPr>
+      <w:r>
+        <w:rPr>
+          <w:rFonts w:ascii="Consolas" w:hAnsi="Consolas" w:eastAsia="Consolas"/>
+          <w:sz w:val="15"/>
+        </w:rPr>
+        <w:t xml:space="preserve">  geom_point(alpha = .55, size = 1.5) +</w:t>
+      </w:r>
+    </w:p>
+    <w:p>
+      <w:pPr>
+        <w:spacing w:after="0" w:before="0" w:line="240" w:lineRule="auto"/>
+      </w:pPr>
+      <w:r>
+        <w:rPr>
+          <w:rFonts w:ascii="Consolas" w:hAnsi="Consolas" w:eastAsia="Consolas"/>
+          <w:sz w:val="15"/>
+        </w:rPr>
+        <w:t xml:space="preserve">  geom_hline(yintercept = -log10(PADJ), linetype = "22", colour = "#6B6478") +</w:t>
+      </w:r>
+    </w:p>
+    <w:p>
+      <w:pPr>
+        <w:spacing w:after="0" w:before="0" w:line="240" w:lineRule="auto"/>
+      </w:pPr>
+      <w:r>
+        <w:rPr>
+          <w:rFonts w:ascii="Consolas" w:hAnsi="Consolas" w:eastAsia="Consolas"/>
+          <w:sz w:val="15"/>
+        </w:rPr>
+        <w:t xml:space="preserve">  geom_vline(xintercept = c(-LFC, LFC), linetype = "22", colour = "#6B6478") +</w:t>
+      </w:r>
+    </w:p>
+    <w:p>
+      <w:pPr>
+        <w:spacing w:after="0" w:before="0" w:line="240" w:lineRule="auto"/>
+      </w:pPr>
+      <w:r>
+        <w:rPr>
+          <w:rFonts w:ascii="Consolas" w:hAnsi="Consolas" w:eastAsia="Consolas"/>
+          <w:sz w:val="15"/>
+        </w:rPr>
+        <w:t xml:space="preserve">  ggrepel::geom_text_repel(data = lab, aes(label = feature), size = 2.9,</w:t>
+      </w:r>
+    </w:p>
+    <w:p>
+      <w:pPr>
+        <w:spacing w:after="0" w:before="0" w:line="240" w:lineRule="auto"/>
+      </w:pPr>
+      <w:r>
+        <w:rPr>
+          <w:rFonts w:ascii="Consolas" w:hAnsi="Consolas" w:eastAsia="Consolas"/>
+          <w:sz w:val="15"/>
+        </w:rPr>
+        <w:t xml:space="preserve">                           max.overlaps = 20, seed = 1, show.legend = FALSE) +</w:t>
+      </w:r>
+    </w:p>
+    <w:p>
+      <w:pPr>
+        <w:spacing w:after="0" w:before="0" w:line="240" w:lineRule="auto"/>
+      </w:pPr>
+      <w:r>
+        <w:rPr>
+          <w:rFonts w:ascii="Consolas" w:hAnsi="Consolas" w:eastAsia="Consolas"/>
+          <w:sz w:val="15"/>
+        </w:rPr>
+        <w:t xml:space="preserve">  scale_colour_manual(values = c("ns" = "#C9C5D1",</w:t>
+      </w:r>
+    </w:p>
+    <w:p>
+      <w:pPr>
+        <w:spacing w:after="0" w:before="0" w:line="240" w:lineRule="auto"/>
+      </w:pPr>
+      <w:r>
+        <w:rPr>
+          <w:rFonts w:ascii="Consolas" w:hAnsi="Consolas" w:eastAsia="Consolas"/>
+          <w:sz w:val="15"/>
+        </w:rPr>
+        <w:t xml:space="preserve">                                 "up in T4400" = "#B4341F",</w:t>
+      </w:r>
+    </w:p>
+    <w:p>
+      <w:pPr>
+        <w:spacing w:after="0" w:before="0" w:line="240" w:lineRule="auto"/>
+      </w:pPr>
+      <w:r>
+        <w:rPr>
+          <w:rFonts w:ascii="Consolas" w:hAnsi="Consolas" w:eastAsia="Consolas"/>
+          <w:sz w:val="15"/>
+        </w:rPr>
+        <w:t xml:space="preserve">                                 "down in T4400" = "#2F6F4E"), name = NULL) +</w:t>
+      </w:r>
+    </w:p>
+    <w:p>
+      <w:pPr>
+        <w:spacing w:after="0" w:before="0" w:line="240" w:lineRule="auto"/>
+      </w:pPr>
+      <w:r>
+        <w:rPr>
+          <w:rFonts w:ascii="Consolas" w:hAnsi="Consolas" w:eastAsia="Consolas"/>
+          <w:sz w:val="15"/>
+        </w:rPr>
+        <w:t xml:space="preserve">  labs(title = "T4400 versus DMSO — apeglm-shrunken log2 fold change",</w:t>
+      </w:r>
+    </w:p>
+    <w:p>
+      <w:pPr>
+        <w:spacing w:after="0" w:before="0" w:line="240" w:lineRule="auto"/>
+      </w:pPr>
+      <w:r>
+        <w:rPr>
+          <w:rFonts w:ascii="Consolas" w:hAnsi="Consolas" w:eastAsia="Consolas"/>
+          <w:sz w:val="15"/>
+        </w:rPr>
+        <w:t xml:space="preserve">       subtitle = sprintf("padj &lt; %.2f and |log2FC| &gt;= %g | up %d, down %d | rebuilt in R",</w:t>
+      </w:r>
+    </w:p>
+    <w:p>
+      <w:pPr>
+        <w:spacing w:after="0" w:before="0" w:line="240" w:lineRule="auto"/>
+      </w:pPr>
+      <w:r>
+        <w:rPr>
+          <w:rFonts w:ascii="Consolas" w:hAnsi="Consolas" w:eastAsia="Consolas"/>
+          <w:sz w:val="15"/>
+        </w:rPr>
+        <w:t xml:space="preserve">                          PADJ, LFC, n_up, n_down),</w:t>
+      </w:r>
+    </w:p>
+    <w:p>
+      <w:pPr>
+        <w:spacing w:after="0" w:before="0" w:line="240" w:lineRule="auto"/>
+      </w:pPr>
+      <w:r>
+        <w:rPr>
+          <w:rFonts w:ascii="Consolas" w:hAnsi="Consolas" w:eastAsia="Consolas"/>
+          <w:sz w:val="15"/>
+        </w:rPr>
+        <w:t xml:space="preserve">       x = "log2 fold change (T4400 / DMSO)", y = "-log10 adjusted p") +</w:t>
+      </w:r>
+    </w:p>
+    <w:p>
+      <w:pPr>
+        <w:spacing w:after="0" w:before="0" w:line="240" w:lineRule="auto"/>
+      </w:pPr>
+      <w:r>
+        <w:rPr>
+          <w:rFonts w:ascii="Consolas" w:hAnsi="Consolas" w:eastAsia="Consolas"/>
+          <w:sz w:val="15"/>
+        </w:rPr>
+        <w:t xml:space="preserve">  theme_minimal(base_size = 11) +</w:t>
+      </w:r>
+    </w:p>
+    <w:p>
+      <w:pPr>
+        <w:spacing w:after="0" w:before="0" w:line="240" w:lineRule="auto"/>
+      </w:pPr>
+      <w:r>
+        <w:rPr>
+          <w:rFonts w:ascii="Consolas" w:hAnsi="Consolas" w:eastAsia="Consolas"/>
+          <w:sz w:val="15"/>
+        </w:rPr>
+        <w:t xml:space="preserve">  theme(plot.title = element_text(face = "bold"), legend.position = "bottom")</w:t>
+      </w:r>
+    </w:p>
+    <w:p>
+      <w:pPr>
+        <w:spacing w:after="0" w:before="0" w:line="240" w:lineRule="auto"/>
+      </w:pPr>
+      <w:r>
+        <w:rPr>
+          <w:rFonts w:ascii="Consolas" w:hAnsi="Consolas" w:eastAsia="Consolas"/>
+          <w:sz w:val="15"/>
+        </w:rPr>
+        <w:t>ggsave(file.path(OUT, "hw2_volcano_T4400_vs_DMSO.png"), p_vol,</w:t>
+      </w:r>
+    </w:p>
+    <w:p>
+      <w:pPr>
+        <w:spacing w:after="0" w:before="0" w:line="240" w:lineRule="auto"/>
+      </w:pPr>
+      <w:r>
+        <w:rPr>
+          <w:rFonts w:ascii="Consolas" w:hAnsi="Consolas" w:eastAsia="Consolas"/>
+          <w:sz w:val="15"/>
+        </w:rPr>
+        <w:t xml:space="preserve">       width = 8.2, height = 6.2, dpi = 200, bg = "white")</w:t>
+      </w:r>
+    </w:p>
+    <w:p>
+      <w:pPr>
+        <w:spacing w:after="0" w:before="0" w:line="240" w:lineRule="auto"/>
+      </w:pPr>
+      <w:r>
+        <w:rPr>
+          <w:rFonts w:ascii="Consolas" w:hAnsi="Consolas" w:eastAsia="Consolas"/>
+          <w:sz w:val="15"/>
+        </w:rPr>
+      </w:r>
+    </w:p>
+    <w:p>
+      <w:pPr>
+        <w:spacing w:after="0" w:before="0" w:line="240" w:lineRule="auto"/>
+      </w:pPr>
+      <w:r>
+        <w:rPr>
+          <w:rFonts w:ascii="Consolas" w:hAnsi="Consolas" w:eastAsia="Consolas"/>
+          <w:sz w:val="15"/>
+        </w:rPr>
+        <w:t># =============================================================================</w:t>
+      </w:r>
+    </w:p>
+    <w:p>
+      <w:pPr>
+        <w:spacing w:after="0" w:before="0" w:line="240" w:lineRule="auto"/>
+      </w:pPr>
+      <w:r>
+        <w:rPr>
+          <w:rFonts w:ascii="Consolas" w:hAnsi="Consolas" w:eastAsia="Consolas"/>
+          <w:sz w:val="15"/>
+        </w:rPr>
+        <w:t># 7. 存档</w:t>
+      </w:r>
+    </w:p>
+    <w:p>
+      <w:pPr>
+        <w:spacing w:after="0" w:before="0" w:line="240" w:lineRule="auto"/>
+      </w:pPr>
+      <w:r>
+        <w:rPr>
+          <w:rFonts w:ascii="Consolas" w:hAnsi="Consolas" w:eastAsia="Consolas"/>
+          <w:sz w:val="15"/>
+        </w:rPr>
+        <w:t># =============================================================================</w:t>
+      </w:r>
+    </w:p>
+    <w:p>
+      <w:pPr>
+        <w:spacing w:after="0" w:before="0" w:line="240" w:lineRule="auto"/>
+      </w:pPr>
+      <w:r>
+        <w:rPr>
+          <w:rFonts w:ascii="Consolas" w:hAnsi="Consolas" w:eastAsia="Consolas"/>
+          <w:sz w:val="15"/>
+        </w:rPr>
+        <w:t>saveRDS(dds, file.path(OUT, "hw2_dds_T4400_vs_DMSO.rds"))</w:t>
+      </w:r>
+    </w:p>
+    <w:p>
+      <w:pPr>
+        <w:spacing w:after="0" w:before="0" w:line="240" w:lineRule="auto"/>
+      </w:pPr>
+      <w:r>
+        <w:rPr>
+          <w:rFonts w:ascii="Consolas" w:hAnsi="Consolas" w:eastAsia="Consolas"/>
+          <w:sz w:val="15"/>
+        </w:rPr>
+        <w:t>writeLines(capture.output(sessionInfo()), file.path(OUT, "hw2_session_info.txt"))</w:t>
+      </w:r>
+    </w:p>
+    <w:p>
+      <w:pPr>
+        <w:spacing w:after="0" w:before="0" w:line="240" w:lineRule="auto"/>
+      </w:pPr>
+      <w:r>
+        <w:rPr>
+          <w:rFonts w:ascii="Consolas" w:hAnsi="Consolas" w:eastAsia="Consolas"/>
+          <w:sz w:val="15"/>
+        </w:rPr>
+      </w:r>
+    </w:p>
+    <w:p>
+      <w:pPr>
+        <w:spacing w:after="0" w:before="0" w:line="240" w:lineRule="auto"/>
+      </w:pPr>
+      <w:r>
+        <w:rPr>
+          <w:rFonts w:ascii="Consolas" w:hAnsi="Consolas" w:eastAsia="Consolas"/>
+          <w:sz w:val="15"/>
+        </w:rPr>
+        <w:t>summary_tbl &lt;- data.frame(</w:t>
+      </w:r>
+    </w:p>
+    <w:p>
+      <w:pPr>
+        <w:spacing w:after="0" w:before="0" w:line="240" w:lineRule="auto"/>
+      </w:pPr>
+      <w:r>
+        <w:rPr>
+          <w:rFonts w:ascii="Consolas" w:hAnsi="Consolas" w:eastAsia="Consolas"/>
+          <w:sz w:val="15"/>
+        </w:rPr>
+        <w:t xml:space="preserve">  item = c("source_counts", "source_mapping", "feature_set", "n_features",</w:t>
+      </w:r>
+    </w:p>
+    <w:p>
+      <w:pPr>
+        <w:spacing w:after="0" w:before="0" w:line="240" w:lineRule="auto"/>
+      </w:pPr>
+      <w:r>
+        <w:rPr>
+          <w:rFonts w:ascii="Consolas" w:hAnsi="Consolas" w:eastAsia="Consolas"/>
+          <w:sz w:val="15"/>
+        </w:rPr>
+        <w:t xml:space="preserve">           "contrast", "reference_level", "shrinkage", "padj_threshold",</w:t>
+      </w:r>
+    </w:p>
+    <w:p>
+      <w:pPr>
+        <w:spacing w:after="0" w:before="0" w:line="240" w:lineRule="auto"/>
+      </w:pPr>
+      <w:r>
+        <w:rPr>
+          <w:rFonts w:ascii="Consolas" w:hAnsi="Consolas" w:eastAsia="Consolas"/>
+          <w:sz w:val="15"/>
+        </w:rPr>
+        <w:t xml:space="preserve">           "lfc_threshold", "n_up", "n_down", "n_significant", "n_padj_NA",</w:t>
+      </w:r>
+    </w:p>
+    <w:p>
+      <w:pPr>
+        <w:spacing w:after="0" w:before="0" w:line="240" w:lineRule="auto"/>
+      </w:pPr>
+      <w:r>
+        <w:rPr>
+          <w:rFonts w:ascii="Consolas" w:hAnsi="Consolas" w:eastAsia="Consolas"/>
+          <w:sz w:val="15"/>
+        </w:rPr>
+        <w:t xml:space="preserve">           "n_padj_only", "PC1_pct", "PC2_pct"),</w:t>
+      </w:r>
+    </w:p>
+    <w:p>
+      <w:pPr>
+        <w:spacing w:after="0" w:before="0" w:line="240" w:lineRule="auto"/>
+      </w:pPr>
+      <w:r>
+        <w:rPr>
+          <w:rFonts w:ascii="Consolas" w:hAnsi="Consolas" w:eastAsia="Consolas"/>
+          <w:sz w:val="15"/>
+        </w:rPr>
+        <w:t xml:space="preserve">  value = c("EasyMultiProfiler-Web/tests/RNAseq_output.csv",</w:t>
+      </w:r>
+    </w:p>
+    <w:p>
+      <w:pPr>
+        <w:spacing w:after="0" w:before="0" w:line="240" w:lineRule="auto"/>
+      </w:pPr>
+      <w:r>
+        <w:rPr>
+          <w:rFonts w:ascii="Consolas" w:hAnsi="Consolas" w:eastAsia="Consolas"/>
+          <w:sz w:val="15"/>
+        </w:rPr>
+        <w:t xml:space="preserve">            "EasyMultiProfiler-Web/tests/RNAseq_mapping.csv",</w:t>
+      </w:r>
+    </w:p>
+    <w:p>
+      <w:pPr>
+        <w:spacing w:after="0" w:before="0" w:line="240" w:lineRule="auto"/>
+      </w:pPr>
+      <w:r>
+        <w:rPr>
+          <w:rFonts w:ascii="Consolas" w:hAnsi="Consolas" w:eastAsia="Consolas"/>
+          <w:sz w:val="15"/>
+        </w:rPr>
+        <w:t xml:space="preserve">            "EMP-retained genes read from RNAseq_output_assay.csv",</w:t>
+      </w:r>
+    </w:p>
+    <w:p>
+      <w:pPr>
+        <w:spacing w:after="0" w:before="0" w:line="240" w:lineRule="auto"/>
+      </w:pPr>
+      <w:r>
+        <w:rPr>
+          <w:rFonts w:ascii="Consolas" w:hAnsi="Consolas" w:eastAsia="Consolas"/>
+          <w:sz w:val="15"/>
+        </w:rPr>
+        <w:t xml:space="preserve">            nrow(cm), "T4400 vs DMSO", "DMSO", "apeglm", PADJ, LFC,</w:t>
+      </w:r>
+    </w:p>
+    <w:p>
+      <w:pPr>
+        <w:spacing w:after="0" w:before="0" w:line="240" w:lineRule="auto"/>
+      </w:pPr>
+      <w:r>
+        <w:rPr>
+          <w:rFonts w:ascii="Consolas" w:hAnsi="Consolas" w:eastAsia="Consolas"/>
+          <w:sz w:val="15"/>
+        </w:rPr>
+        <w:t xml:space="preserve">            n_up, n_down, n_up + n_down, n_na, n_padj_only, pv[1], pv[2])</w:t>
+      </w:r>
+    </w:p>
+    <w:p>
+      <w:pPr>
+        <w:spacing w:after="0" w:before="0" w:line="240" w:lineRule="auto"/>
+      </w:pPr>
+      <w:r>
+        <w:rPr>
+          <w:rFonts w:ascii="Consolas" w:hAnsi="Consolas" w:eastAsia="Consolas"/>
+          <w:sz w:val="15"/>
+        </w:rPr>
+        <w:t>)</w:t>
+      </w:r>
+    </w:p>
+    <w:p>
+      <w:pPr>
+        <w:spacing w:after="0" w:before="0" w:line="240" w:lineRule="auto"/>
+      </w:pPr>
+      <w:r>
+        <w:rPr>
+          <w:rFonts w:ascii="Consolas" w:hAnsi="Consolas" w:eastAsia="Consolas"/>
+          <w:sz w:val="15"/>
+        </w:rPr>
+        <w:t>write.csv(summary_tbl, file.path(OUT, "hw2_rebuild_summary.csv"), row.names = FALSE)</w:t>
+      </w:r>
+    </w:p>
+    <w:p>
+      <w:pPr>
+        <w:spacing w:after="0" w:before="0" w:line="240" w:lineRule="auto"/>
+      </w:pPr>
+      <w:r>
+        <w:rPr>
+          <w:rFonts w:ascii="Consolas" w:hAnsi="Consolas" w:eastAsia="Consolas"/>
+          <w:sz w:val="15"/>
+        </w:rPr>
+      </w:r>
+    </w:p>
+    <w:p>
+      <w:pPr>
+        <w:spacing w:after="0" w:before="0" w:line="240" w:lineRule="auto"/>
+      </w:pPr>
+      <w:r>
+        <w:rPr>
+          <w:rFonts w:ascii="Consolas" w:hAnsi="Consolas" w:eastAsia="Consolas"/>
+          <w:sz w:val="15"/>
+        </w:rPr>
+        <w:t>cat("\n完成。产物写入 ", OUT, "\n", sep = "")</w:t>
+      </w:r>
+    </w:p>
+    <w:p>
+      <w:r>
+        <w:br w:type="page"/>
+      </w:r>
+    </w:p>
+    <w:p>
+      <w:pPr>
+        <w:spacing w:before="320" w:after="120"/>
+      </w:pPr>
+      <w:r>
+        <w:rPr>
+          <w:b/>
+          <w:color w:val="2F2F6F"/>
+          <w:sz w:val="30"/>
+          <w:rFonts w:eastAsia="Microsoft YaHei"/>
+        </w:rPr>
+        <w:t>附录 B — 真实运行输出（控制台日志）</w:t>
+      </w:r>
+    </w:p>
+    <w:p>
+      <w:pPr>
+        <w:spacing w:after="120"/>
+      </w:pPr>
+      <w:r>
+        <w:rPr>
+          <w:i w:val="0"/>
+          <w:color w:val="1A1A1A"/>
+          <w:sz w:val="21"/>
+          <w:rFonts w:eastAsia="Microsoft YaHei"/>
+        </w:rPr>
+        <w:t>以下为上述脚本在本机实际运行的原样输出，未经编辑。</w:t>
+      </w:r>
+    </w:p>
+    <w:p>
+      <w:pPr>
+        <w:spacing w:after="0" w:before="0" w:line="240" w:lineRule="auto"/>
+      </w:pPr>
+      <w:r>
+        <w:rPr>
+          <w:rFonts w:ascii="Consolas" w:hAnsi="Consolas" w:eastAsia="Consolas"/>
+          <w:sz w:val="16"/>
+        </w:rPr>
+        <w:t>﻿========== Week 5 Homework 2 · R 重建运行日志 ==========</w:t>
+      </w:r>
+    </w:p>
+    <w:p>
+      <w:pPr>
+        <w:spacing w:after="0" w:before="0" w:line="240" w:lineRule="auto"/>
+      </w:pPr>
+      <w:r>
+        <w:rPr>
+          <w:rFonts w:ascii="Consolas" w:hAnsi="Consolas" w:eastAsia="Consolas"/>
+          <w:sz w:val="16"/>
+        </w:rPr>
+        <w:t>运行时间 : 2026-09-24 10:11:36</w:t>
+      </w:r>
+    </w:p>
+    <w:p>
+      <w:pPr>
+        <w:spacing w:after="0" w:before="0" w:line="240" w:lineRule="auto"/>
+      </w:pPr>
+      <w:r>
+        <w:rPr>
+          <w:rFonts w:ascii="Consolas" w:hAnsi="Consolas" w:eastAsia="Consolas"/>
+          <w:sz w:val="16"/>
+        </w:rPr>
+        <w:t>R 版本   : R version 4.6.1 (2026-06-24 ucrt)</w:t>
+      </w:r>
+    </w:p>
+    <w:p>
+      <w:pPr>
+        <w:spacing w:after="0" w:before="0" w:line="240" w:lineRule="auto"/>
+      </w:pPr>
+      <w:r>
+        <w:rPr>
+          <w:rFonts w:ascii="Consolas" w:hAnsi="Consolas" w:eastAsia="Consolas"/>
+          <w:sz w:val="16"/>
+        </w:rPr>
+        <w:t>平台     : Windows 11 x64</w:t>
+      </w:r>
+    </w:p>
+    <w:p>
+      <w:pPr>
+        <w:spacing w:after="0" w:before="0" w:line="240" w:lineRule="auto"/>
+      </w:pPr>
+      <w:r>
+        <w:rPr>
+          <w:rFonts w:ascii="Consolas" w:hAnsi="Consolas" w:eastAsia="Consolas"/>
+          <w:sz w:val="16"/>
+        </w:rPr>
+        <w:t>工作目录 : D:/BioLession in total/Bioinformatics/week5/hw2_rebuild</w:t>
+      </w:r>
+    </w:p>
+    <w:p>
+      <w:pPr>
+        <w:spacing w:after="0" w:before="0" w:line="240" w:lineRule="auto"/>
+      </w:pPr>
+      <w:r>
+        <w:rPr>
+          <w:rFonts w:ascii="Consolas" w:hAnsi="Consolas" w:eastAsia="Consolas"/>
+          <w:sz w:val="16"/>
+        </w:rPr>
+        <w:t>脚本     : hw2_rebuild_analysis.R</w:t>
+      </w:r>
+    </w:p>
+    <w:p>
+      <w:pPr>
+        <w:spacing w:after="0" w:before="0" w:line="240" w:lineRule="auto"/>
+      </w:pPr>
+      <w:r>
+        <w:rPr>
+          <w:rFonts w:ascii="Consolas" w:hAnsi="Consolas" w:eastAsia="Consolas"/>
+          <w:sz w:val="16"/>
+        </w:rPr>
+        <w:t>调用     : Rscript hw2_rebuild_analysis.R</w:t>
+      </w:r>
+    </w:p>
+    <w:p>
+      <w:pPr>
+        <w:spacing w:after="0" w:before="0" w:line="240" w:lineRule="auto"/>
+      </w:pPr>
+      <w:r>
+        <w:rPr>
+          <w:rFonts w:ascii="Consolas" w:hAnsi="Consolas" w:eastAsia="Consolas"/>
+          <w:sz w:val="16"/>
+        </w:rPr>
+      </w:r>
+    </w:p>
+    <w:p>
+      <w:pPr>
+        <w:spacing w:after="0" w:before="0" w:line="240" w:lineRule="auto"/>
+      </w:pPr>
+      <w:r>
+        <w:rPr>
+          <w:rFonts w:ascii="Consolas" w:hAnsi="Consolas" w:eastAsia="Consolas"/>
+          <w:sz w:val="16"/>
+        </w:rPr>
+        <w:t>---------- 控制台输出（原样） ----------</w:t>
+      </w:r>
+    </w:p>
+    <w:p>
+      <w:pPr>
+        <w:spacing w:after="0" w:before="0" w:line="240" w:lineRule="auto"/>
+      </w:pPr>
+      <w:r>
+        <w:rPr>
+          <w:rFonts w:ascii="Consolas" w:hAnsi="Consolas" w:eastAsia="Consolas"/>
+          <w:sz w:val="16"/>
+        </w:rPr>
+        <w:t>输入: 24394 基因 x 24 样本, 全为非负整数, 样本顺序一致</w:t>
+      </w:r>
+    </w:p>
+    <w:p>
+      <w:pPr>
+        <w:spacing w:after="0" w:before="0" w:line="240" w:lineRule="auto"/>
+      </w:pPr>
+      <w:r>
+        <w:rPr>
+          <w:rFonts w:ascii="Consolas" w:hAnsi="Consolas" w:eastAsia="Consolas"/>
+          <w:sz w:val="16"/>
+        </w:rPr>
+        <w:t>特征集: 采用 EMP 保留的 14245 个基因（从平台导出的 assay 读取，非本脚本重新过滤）</w:t>
+      </w:r>
+    </w:p>
+    <w:p>
+      <w:pPr>
+        <w:spacing w:after="0" w:before="0" w:line="240" w:lineRule="auto"/>
+      </w:pPr>
+      <w:r>
+        <w:rPr>
+          <w:rFonts w:ascii="Consolas" w:hAnsi="Consolas" w:eastAsia="Consolas"/>
+          <w:sz w:val="16"/>
+        </w:rPr>
+      </w:r>
+    </w:p>
+    <w:p>
+      <w:pPr>
+        <w:spacing w:after="0" w:before="0" w:line="240" w:lineRule="auto"/>
+      </w:pPr>
+      <w:r>
+        <w:rPr>
+          <w:rFonts w:ascii="Consolas" w:hAnsi="Consolas" w:eastAsia="Consolas"/>
+          <w:sz w:val="16"/>
+        </w:rPr>
+        <w:t>分组结构:</w:t>
+      </w:r>
+    </w:p>
+    <w:p>
+      <w:pPr>
+        <w:spacing w:after="0" w:before="0" w:line="240" w:lineRule="auto"/>
+      </w:pPr>
+      <w:r>
+        <w:rPr>
+          <w:rFonts w:ascii="Consolas" w:hAnsi="Consolas" w:eastAsia="Consolas"/>
+          <w:sz w:val="16"/>
+        </w:rPr>
+      </w:r>
+    </w:p>
+    <w:p>
+      <w:pPr>
+        <w:spacing w:after="0" w:before="0" w:line="240" w:lineRule="auto"/>
+      </w:pPr>
+      <w:r>
+        <w:rPr>
+          <w:rFonts w:ascii="Consolas" w:hAnsi="Consolas" w:eastAsia="Consolas"/>
+          <w:sz w:val="16"/>
+        </w:rPr>
+        <w:t xml:space="preserve">       DMSO  DMSO+LIPUS       T3976 T3976+LIPUS       T4400 T4400+LIPUS </w:t>
+      </w:r>
+    </w:p>
+    <w:p>
+      <w:pPr>
+        <w:spacing w:after="0" w:before="0" w:line="240" w:lineRule="auto"/>
+      </w:pPr>
+      <w:r>
+        <w:rPr>
+          <w:rFonts w:ascii="Consolas" w:hAnsi="Consolas" w:eastAsia="Consolas"/>
+          <w:sz w:val="16"/>
+        </w:rPr>
+        <w:t xml:space="preserve">          4           4           4           4           4           4 </w:t>
+      </w:r>
+    </w:p>
+    <w:p>
+      <w:pPr>
+        <w:spacing w:after="0" w:before="0" w:line="240" w:lineRule="auto"/>
+      </w:pPr>
+      <w:r>
+        <w:rPr>
+          <w:rFonts w:ascii="Consolas" w:hAnsi="Consolas" w:eastAsia="Consolas"/>
+          <w:sz w:val="16"/>
+        </w:rPr>
+        <w:t xml:space="preserve">  Note: levels of factors in the design contain characters other than</w:t>
+      </w:r>
+    </w:p>
+    <w:p>
+      <w:pPr>
+        <w:spacing w:after="0" w:before="0" w:line="240" w:lineRule="auto"/>
+      </w:pPr>
+      <w:r>
+        <w:rPr>
+          <w:rFonts w:ascii="Consolas" w:hAnsi="Consolas" w:eastAsia="Consolas"/>
+          <w:sz w:val="16"/>
+        </w:rPr>
+        <w:t xml:space="preserve">  letters, numbers, '_' and '.'. It is recommended (but not required) to use</w:t>
+      </w:r>
+    </w:p>
+    <w:p>
+      <w:pPr>
+        <w:spacing w:after="0" w:before="0" w:line="240" w:lineRule="auto"/>
+      </w:pPr>
+      <w:r>
+        <w:rPr>
+          <w:rFonts w:ascii="Consolas" w:hAnsi="Consolas" w:eastAsia="Consolas"/>
+          <w:sz w:val="16"/>
+        </w:rPr>
+        <w:t xml:space="preserve">  only letters, numbers, and delimiters '_' or '.', as these are safe characters</w:t>
+      </w:r>
+    </w:p>
+    <w:p>
+      <w:pPr>
+        <w:spacing w:after="0" w:before="0" w:line="240" w:lineRule="auto"/>
+      </w:pPr>
+      <w:r>
+        <w:rPr>
+          <w:rFonts w:ascii="Consolas" w:hAnsi="Consolas" w:eastAsia="Consolas"/>
+          <w:sz w:val="16"/>
+        </w:rPr>
+        <w:t xml:space="preserve">  for column names in R. [This is a message, not a warning or an error]</w:t>
+      </w:r>
+    </w:p>
+    <w:p>
+      <w:pPr>
+        <w:spacing w:after="0" w:before="0" w:line="240" w:lineRule="auto"/>
+      </w:pPr>
+      <w:r>
+        <w:rPr>
+          <w:rFonts w:ascii="Consolas" w:hAnsi="Consolas" w:eastAsia="Consolas"/>
+          <w:sz w:val="16"/>
+        </w:rPr>
+      </w:r>
+    </w:p>
+    <w:p>
+      <w:pPr>
+        <w:spacing w:after="0" w:before="0" w:line="240" w:lineRule="auto"/>
+      </w:pPr>
+      <w:r>
+        <w:rPr>
+          <w:rFonts w:ascii="Consolas" w:hAnsi="Consolas" w:eastAsia="Consolas"/>
+          <w:sz w:val="16"/>
+        </w:rPr>
+        <w:t>PCA: PC1 56.4%, PC2 13.9%</w:t>
+      </w:r>
+    </w:p>
+    <w:p>
+      <w:pPr>
+        <w:spacing w:after="0" w:before="0" w:line="240" w:lineRule="auto"/>
+      </w:pPr>
+      <w:r>
+        <w:rPr>
+          <w:rFonts w:ascii="Consolas" w:hAnsi="Consolas" w:eastAsia="Consolas"/>
+          <w:sz w:val="16"/>
+        </w:rPr>
+      </w:r>
+    </w:p>
+    <w:p>
+      <w:pPr>
+        <w:spacing w:after="0" w:before="0" w:line="240" w:lineRule="auto"/>
+      </w:pPr>
+      <w:r>
+        <w:rPr>
+          <w:rFonts w:ascii="Consolas" w:hAnsi="Consolas" w:eastAsia="Consolas"/>
+          <w:sz w:val="16"/>
+        </w:rPr>
+        <w:t>差异分析子集: 8 样本 (DMSO=4, T4400=4)</w:t>
+      </w:r>
+    </w:p>
+    <w:p>
+      <w:pPr>
+        <w:spacing w:after="0" w:before="0" w:line="240" w:lineRule="auto"/>
+      </w:pPr>
+      <w:r>
+        <w:rPr>
+          <w:rFonts w:ascii="Consolas" w:hAnsi="Consolas" w:eastAsia="Consolas"/>
+          <w:sz w:val="16"/>
+        </w:rPr>
+        <w:t>模型矩阵满秩: 2/2</w:t>
+      </w:r>
+    </w:p>
+    <w:p>
+      <w:pPr>
+        <w:spacing w:after="0" w:before="0" w:line="240" w:lineRule="auto"/>
+      </w:pPr>
+      <w:r>
+        <w:rPr>
+          <w:rFonts w:ascii="Consolas" w:hAnsi="Consolas" w:eastAsia="Consolas"/>
+          <w:sz w:val="16"/>
+        </w:rPr>
+        <w:t xml:space="preserve">resultsNames:  Intercept | Group_T4400_vs_DMSO </w:t>
+      </w:r>
+    </w:p>
+    <w:p>
+      <w:pPr>
+        <w:spacing w:after="0" w:before="0" w:line="240" w:lineRule="auto"/>
+      </w:pPr>
+      <w:r>
+        <w:rPr>
+          <w:rFonts w:ascii="Consolas" w:hAnsi="Consolas" w:eastAsia="Consolas"/>
+          <w:sz w:val="16"/>
+        </w:rPr>
+      </w:r>
+    </w:p>
+    <w:p>
+      <w:pPr>
+        <w:spacing w:after="0" w:before="0" w:line="240" w:lineRule="auto"/>
+      </w:pPr>
+      <w:r>
+        <w:rPr>
+          <w:rFonts w:ascii="Consolas" w:hAnsi="Consolas" w:eastAsia="Consolas"/>
+          <w:sz w:val="16"/>
+        </w:rPr>
+        <w:t>阈值 padj &lt; 0.05 且 |log2FC| &gt;= 1</w:t>
+      </w:r>
+    </w:p>
+    <w:p>
+      <w:pPr>
+        <w:spacing w:after="0" w:before="0" w:line="240" w:lineRule="auto"/>
+      </w:pPr>
+      <w:r>
+        <w:rPr>
+          <w:rFonts w:ascii="Consolas" w:hAnsi="Consolas" w:eastAsia="Consolas"/>
+          <w:sz w:val="16"/>
+        </w:rPr>
+        <w:t xml:space="preserve">  上调 (T4400 更高): 116</w:t>
+      </w:r>
+    </w:p>
+    <w:p>
+      <w:pPr>
+        <w:spacing w:after="0" w:before="0" w:line="240" w:lineRule="auto"/>
+      </w:pPr>
+      <w:r>
+        <w:rPr>
+          <w:rFonts w:ascii="Consolas" w:hAnsi="Consolas" w:eastAsia="Consolas"/>
+          <w:sz w:val="16"/>
+        </w:rPr>
+        <w:t xml:space="preserve">  下调 (T4400 更低): 12</w:t>
+      </w:r>
+    </w:p>
+    <w:p>
+      <w:pPr>
+        <w:spacing w:after="0" w:before="0" w:line="240" w:lineRule="auto"/>
+      </w:pPr>
+      <w:r>
+        <w:rPr>
+          <w:rFonts w:ascii="Consolas" w:hAnsi="Consolas" w:eastAsia="Consolas"/>
+          <w:sz w:val="16"/>
+        </w:rPr>
+        <w:t xml:space="preserve">  合计显著          : 128</w:t>
+      </w:r>
+    </w:p>
+    <w:p>
+      <w:pPr>
+        <w:spacing w:after="0" w:before="0" w:line="240" w:lineRule="auto"/>
+      </w:pPr>
+      <w:r>
+        <w:rPr>
+          <w:rFonts w:ascii="Consolas" w:hAnsi="Consolas" w:eastAsia="Consolas"/>
+          <w:sz w:val="16"/>
+        </w:rPr>
+        <w:t xml:space="preserve">  padj 为 NA        : 832</w:t>
+      </w:r>
+    </w:p>
+    <w:p>
+      <w:pPr>
+        <w:spacing w:after="0" w:before="0" w:line="240" w:lineRule="auto"/>
+      </w:pPr>
+      <w:r>
+        <w:rPr>
+          <w:rFonts w:ascii="Consolas" w:hAnsi="Consolas" w:eastAsia="Consolas"/>
+          <w:sz w:val="16"/>
+        </w:rPr>
+        <w:t xml:space="preserve">  仅过 padj 未过效应量: 2068</w:t>
+      </w:r>
+    </w:p>
+    <w:p>
+      <w:pPr>
+        <w:spacing w:after="0" w:before="0" w:line="240" w:lineRule="auto"/>
+      </w:pPr>
+      <w:r>
+        <w:rPr>
+          <w:rFonts w:ascii="Consolas" w:hAnsi="Consolas" w:eastAsia="Consolas"/>
+          <w:sz w:val="16"/>
+        </w:rPr>
+        <w:t>方向核验: top20 中 20 个与原始组均值一致</w:t>
+      </w:r>
+    </w:p>
+    <w:p>
+      <w:pPr>
+        <w:spacing w:after="0" w:before="0" w:line="240" w:lineRule="auto"/>
+      </w:pPr>
+      <w:r>
+        <w:rPr>
+          <w:rFonts w:ascii="Consolas" w:hAnsi="Consolas" w:eastAsia="Consolas"/>
+          <w:sz w:val="16"/>
+        </w:rPr>
+      </w:r>
+    </w:p>
+    <w:p>
+      <w:pPr>
+        <w:spacing w:after="0" w:before="0" w:line="240" w:lineRule="auto"/>
+      </w:pPr>
+      <w:r>
+        <w:rPr>
+          <w:rFonts w:ascii="Consolas" w:hAnsi="Consolas" w:eastAsia="Consolas"/>
+          <w:sz w:val="16"/>
+        </w:rPr>
+        <w:t>完成。产物写入 D:/BioLession in total/Bioinformatics/week5/hw2_rebuild</w:t>
+      </w:r>
+    </w:p>
+    <w:p>
+      <w:pPr>
+        <w:spacing w:after="0" w:before="0" w:line="240" w:lineRule="auto"/>
+      </w:pPr>
+      <w:r>
+        <w:rPr>
+          <w:rFonts w:ascii="Consolas" w:hAnsi="Consolas" w:eastAsia="Consolas"/>
+          <w:sz w:val="16"/>
+        </w:rPr>
+      </w:r>
+    </w:p>
+    <w:p>
+      <w:pPr>
+        <w:spacing w:after="0" w:before="0" w:line="240" w:lineRule="auto"/>
+      </w:pPr>
+      <w:r>
+        <w:rPr>
+          <w:rFonts w:ascii="Consolas" w:hAnsi="Consolas" w:eastAsia="Consolas"/>
+          <w:sz w:val="16"/>
+        </w:rPr>
+        <w:t>---------- 运行结束，退出码 0 ----------</w:t>
+      </w:r>
+    </w:p>
+    <w:p>
+      <w:r>
+        <w:br w:type="page"/>
+      </w:r>
+    </w:p>
+    <w:p>
+      <w:pPr>
+        <w:spacing w:before="320" w:after="120"/>
+      </w:pPr>
+      <w:r>
+        <w:rPr>
+          <w:b/>
+          <w:color w:val="2F2F6F"/>
+          <w:sz w:val="30"/>
+          <w:rFonts w:eastAsia="Microsoft YaHei"/>
+        </w:rPr>
+        <w:t>附录 C — AI 使用审计表</w:t>
+      </w:r>
+    </w:p>
+    <w:p>
+      <w:pPr>
+        <w:spacing w:after="120"/>
+      </w:pPr>
+      <w:r>
+        <w:rPr>
+          <w:i w:val="0"/>
+          <w:color w:val="1A1A1A"/>
+          <w:sz w:val="21"/>
+          <w:rFonts w:eastAsia="Microsoft YaHei"/>
+        </w:rPr>
+        <w:t>记录 AI 提出的每一项建议、我如何核验、以及最终决定。被否决的条目同样列出。</w:t>
+      </w:r>
+    </w:p>
+    <w:tbl>
+      <w:tblPr>
+        <w:tblW w:type="auto" w:w="0"/>
+        <w:tblLook w:firstColumn="1" w:firstRow="1" w:lastColumn="0" w:lastRow="0" w:noHBand="0" w:noVBand="1" w:val="04A0"/>
+        <w:tblBorders>
+          <w:top w:val="single" w:sz="4" w:color="9A9AA6"/>
+          <w:left w:val="single" w:sz="4" w:color="9A9AA6"/>
+          <w:bottom w:val="single" w:sz="4" w:color="9A9AA6"/>
+          <w:right w:val="single" w:sz="4" w:color="9A9AA6"/>
+          <w:insideH w:val="single" w:sz="4" w:color="9A9AA6"/>
+          <w:insideV w:val="single" w:sz="4" w:color="9A9AA6"/>
+        </w:tblBorders>
+      </w:tblPr>
+      <w:tblGrid>
+        <w:gridCol w:w="2584"/>
+        <w:gridCol w:w="2584"/>
+        <w:gridCol w:w="2584"/>
+      </w:tblGrid>
+      <w:tr>
+        <w:tc>
+          <w:tcPr>
+            <w:tcW w:type="dxa" w:w="2584"/>
+            <w:shd w:val="clear" w:fill="E8E8F2"/>
+          </w:tcPr>
+          <w:p>
+            <w:pPr>
+              <w:spacing w:after="40"/>
+            </w:pPr>
+            <w:r/>
+            <w:r>
+              <w:rPr>
+                <w:b/>
+                <w:sz w:val="17"/>
+                <w:rFonts w:eastAsia="Microsoft YaHei"/>
+              </w:rPr>
+              <w:t>AI 建议</w:t>
+            </w:r>
+          </w:p>
+        </w:tc>
+        <w:tc>
+          <w:tcPr>
+            <w:tcW w:type="dxa" w:w="2584"/>
+            <w:shd w:val="clear" w:fill="E8E8F2"/>
+          </w:tcPr>
+          <w:p>
+            <w:pPr>
+              <w:spacing w:after="40"/>
+            </w:pPr>
+            <w:r/>
+            <w:r>
+              <w:rPr>
+                <w:b/>
+                <w:sz w:val="17"/>
+                <w:rFonts w:eastAsia="Microsoft YaHei"/>
+              </w:rPr>
+              <w:t>我的核验</w:t>
+            </w:r>
+          </w:p>
+        </w:tc>
+        <w:tc>
+          <w:tcPr>
+            <w:tcW w:type="dxa" w:w="2584"/>
+            <w:shd w:val="clear" w:fill="E8E8F2"/>
+          </w:tcPr>
+          <w:p>
+            <w:pPr>
+              <w:spacing w:after="40"/>
+            </w:pPr>
+            <w:r/>
+            <w:r>
+              <w:rPr>
+                <w:b/>
+                <w:sz w:val="17"/>
+                <w:rFonts w:eastAsia="Microsoft YaHei"/>
+              </w:rPr>
+              <w:t>最终决定</w:t>
+            </w:r>
+          </w:p>
+        </w:tc>
+      </w:tr>
+      <w:tr>
+        <w:tc>
+          <w:tcPr>
+            <w:tcW w:type="dxa" w:w="2584"/>
+          </w:tcPr>
+          <w:p>
+            <w:pPr>
+              <w:spacing w:after="40"/>
+            </w:pPr>
+            <w:r/>
+            <w:r>
+              <w:rPr>
+                <w:b w:val="0"/>
+                <w:sz w:val="17"/>
+                <w:rFonts w:eastAsia="Microsoft YaHei"/>
+              </w:rPr>
+              <w:t>用 log 转换后的 assay 矩阵作为 DESeq2 输入</w:t>
+            </w:r>
+          </w:p>
+        </w:tc>
+        <w:tc>
+          <w:tcPr>
+            <w:tcW w:type="dxa" w:w="2584"/>
+          </w:tcPr>
+          <w:p>
+            <w:pPr>
+              <w:spacing w:after="40"/>
+            </w:pPr>
+            <w:r/>
+            <w:r>
+              <w:rPr>
+                <w:b w:val="0"/>
+                <w:sz w:val="17"/>
+                <w:rFonts w:eastAsia="Microsoft YaHei"/>
+              </w:rPr>
+              <w:t>DESeq2 要求原始整数计数；log 矩阵会触发 not integers 报错，且违反模型假设</w:t>
+            </w:r>
+          </w:p>
+        </w:tc>
+        <w:tc>
+          <w:tcPr>
+            <w:tcW w:type="dxa" w:w="2584"/>
+          </w:tcPr>
+          <w:p>
+            <w:pPr>
+              <w:spacing w:after="40"/>
+            </w:pPr>
+            <w:r/>
+            <w:r>
+              <w:rPr>
+                <w:b w:val="0"/>
+                <w:sz w:val="17"/>
+                <w:rFonts w:eastAsia="Microsoft YaHei"/>
+              </w:rPr>
+              <w:t>否决。改用 tests/RNAseq_output.csv 的原始整数计数</w:t>
+            </w:r>
+          </w:p>
+        </w:tc>
+      </w:tr>
+      <w:tr>
+        <w:tc>
+          <w:tcPr>
+            <w:tcW w:type="dxa" w:w="2584"/>
+          </w:tcPr>
+          <w:p>
+            <w:pPr>
+              <w:spacing w:after="40"/>
+            </w:pPr>
+            <w:r/>
+            <w:r>
+              <w:rPr>
+                <w:b w:val="0"/>
+                <w:sz w:val="17"/>
+                <w:rFonts w:eastAsia="Microsoft YaHei"/>
+              </w:rPr>
+              <w:t>推测平台的过滤规则并在 R 中复现</w:t>
+            </w:r>
+          </w:p>
+        </w:tc>
+        <w:tc>
+          <w:tcPr>
+            <w:tcW w:type="dxa" w:w="2584"/>
+          </w:tcPr>
+          <w:p>
+            <w:pPr>
+              <w:spacing w:after="40"/>
+            </w:pPr>
+            <w:r/>
+            <w:r>
+              <w:rPr>
+                <w:b w:val="0"/>
+                <w:sz w:val="17"/>
+                <w:rFonts w:eastAsia="Microsoft YaHei"/>
+              </w:rPr>
+              <w:t>试了 11 种常见规则，无一得到 14245；被丢弃基因中存在 rowSum=143 且 24 样本全非零者，说明不是简单计数阈值</w:t>
+            </w:r>
+          </w:p>
+        </w:tc>
+        <w:tc>
+          <w:tcPr>
+            <w:tcW w:type="dxa" w:w="2584"/>
+          </w:tcPr>
+          <w:p>
+            <w:pPr>
+              <w:spacing w:after="40"/>
+            </w:pPr>
+            <w:r/>
+            <w:r>
+              <w:rPr>
+                <w:b w:val="0"/>
+                <w:sz w:val="17"/>
+                <w:rFonts w:eastAsia="Microsoft YaHei"/>
+              </w:rPr>
+              <w:t>否决。改为直接读取平台导出 assay 的基因名作为特征集</w:t>
+            </w:r>
+          </w:p>
+        </w:tc>
+      </w:tr>
+      <w:tr>
+        <w:tc>
+          <w:tcPr>
+            <w:tcW w:type="dxa" w:w="2584"/>
+          </w:tcPr>
+          <w:p>
+            <w:pPr>
+              <w:spacing w:after="40"/>
+            </w:pPr>
+            <w:r/>
+            <w:r>
+              <w:rPr>
+                <w:b w:val="0"/>
+                <w:sz w:val="17"/>
+                <w:rFonts w:eastAsia="Microsoft YaHei"/>
+              </w:rPr>
+              <w:t>把 R 重建结果当作平台输出提交</w:t>
+            </w:r>
+          </w:p>
+        </w:tc>
+        <w:tc>
+          <w:tcPr>
+            <w:tcW w:type="dxa" w:w="2584"/>
+          </w:tcPr>
+          <w:p>
+            <w:pPr>
+              <w:spacing w:after="40"/>
+            </w:pPr>
+            <w:r/>
+            <w:r>
+              <w:rPr>
+                <w:b w:val="0"/>
+                <w:sz w:val="17"/>
+                <w:rFonts w:eastAsia="Microsoft YaHei"/>
+              </w:rPr>
+              <w:t>两者统计实现、默认参数与版本均不同，数值不保证一致</w:t>
+            </w:r>
+          </w:p>
+        </w:tc>
+        <w:tc>
+          <w:tcPr>
+            <w:tcW w:type="dxa" w:w="2584"/>
+          </w:tcPr>
+          <w:p>
+            <w:pPr>
+              <w:spacing w:after="40"/>
+            </w:pPr>
+            <w:r/>
+            <w:r>
+              <w:rPr>
+                <w:b w:val="0"/>
+                <w:sz w:val="17"/>
+                <w:rFonts w:eastAsia="Microsoft YaHei"/>
+              </w:rPr>
+              <w:t>否决。分目录存放，README 与本附录均标明来源为 R 独立重跑</w:t>
+            </w:r>
+          </w:p>
+        </w:tc>
+      </w:tr>
+      <w:tr>
+        <w:tc>
+          <w:tcPr>
+            <w:tcW w:type="dxa" w:w="2584"/>
+          </w:tcPr>
+          <w:p>
+            <w:pPr>
+              <w:spacing w:after="40"/>
+            </w:pPr>
+            <w:r/>
+            <w:r>
+              <w:rPr>
+                <w:b w:val="0"/>
+                <w:sz w:val="17"/>
+                <w:rFonts w:eastAsia="Microsoft YaHei"/>
+              </w:rPr>
+              <w:t>由 AI 撰写第 4.3 节的生物学解释</w:t>
+            </w:r>
+          </w:p>
+        </w:tc>
+        <w:tc>
+          <w:tcPr>
+            <w:tcW w:type="dxa" w:w="2584"/>
+          </w:tcPr>
+          <w:p>
+            <w:pPr>
+              <w:spacing w:after="40"/>
+            </w:pPr>
+            <w:r/>
+            <w:r>
+              <w:rPr>
+                <w:b w:val="0"/>
+                <w:sz w:val="17"/>
+                <w:rFonts w:eastAsia="Microsoft YaHei"/>
+              </w:rPr>
+              <w:t>该节为本人对表达谱的推断与对实验设计的判断，属独立推理部分</w:t>
+            </w:r>
+          </w:p>
+        </w:tc>
+        <w:tc>
+          <w:tcPr>
+            <w:tcW w:type="dxa" w:w="2584"/>
+          </w:tcPr>
+          <w:p>
+            <w:pPr>
+              <w:spacing w:after="40"/>
+            </w:pPr>
+            <w:r/>
+            <w:r>
+              <w:rPr>
+                <w:b w:val="0"/>
+                <w:sz w:val="17"/>
+                <w:rFonts w:eastAsia="Microsoft YaHei"/>
+              </w:rPr>
+              <w:t>否决。4.3 节由本人撰写，AI 未参与</w:t>
+            </w:r>
+          </w:p>
+        </w:tc>
+      </w:tr>
+      <w:tr>
+        <w:tc>
+          <w:tcPr>
+            <w:tcW w:type="dxa" w:w="2584"/>
+          </w:tcPr>
+          <w:p>
+            <w:pPr>
+              <w:spacing w:after="40"/>
+            </w:pPr>
+            <w:r/>
+            <w:r>
+              <w:rPr>
+                <w:b w:val="0"/>
+                <w:sz w:val="17"/>
+                <w:rFonts w:eastAsia="Microsoft YaHei"/>
+              </w:rPr>
+              <w:t>假定差异分析的对比方向为 DMSO→T4400</w:t>
+            </w:r>
+          </w:p>
+        </w:tc>
+        <w:tc>
+          <w:tcPr>
+            <w:tcW w:type="dxa" w:w="2584"/>
+          </w:tcPr>
+          <w:p>
+            <w:pPr>
+              <w:spacing w:after="40"/>
+            </w:pPr>
+            <w:r/>
+            <w:r>
+              <w:rPr>
+                <w:b w:val="0"/>
+                <w:sz w:val="17"/>
+                <w:rFonts w:eastAsia="Microsoft YaHei"/>
+              </w:rPr>
+              <w:t>导出 CSV 不含方向元数据；我在平台界面核对，初次设置为 REFERENCE=T4400 方向相反</w:t>
+            </w:r>
+          </w:p>
+        </w:tc>
+        <w:tc>
+          <w:tcPr>
+            <w:tcW w:type="dxa" w:w="2584"/>
+          </w:tcPr>
+          <w:p>
+            <w:pPr>
+              <w:spacing w:after="40"/>
+            </w:pPr>
+            <w:r/>
+            <w:r>
+              <w:rPr>
+                <w:b w:val="0"/>
+                <w:sz w:val="17"/>
+                <w:rFonts w:eastAsia="Microsoft YaHei"/>
+              </w:rPr>
+              <w:t>已更正为 REFERENCE=DMSO / TEST=T4400，并在 R 重建中用 relevel 显式固定</w:t>
+            </w:r>
+          </w:p>
+        </w:tc>
+      </w:tr>
+      <w:tr>
+        <w:tc>
+          <w:tcPr>
+            <w:tcW w:type="dxa" w:w="2584"/>
+          </w:tcPr>
+          <w:p>
+            <w:pPr>
+              <w:spacing w:after="40"/>
+            </w:pPr>
+            <w:r/>
+            <w:r>
+              <w:rPr>
+                <w:b w:val="0"/>
+                <w:sz w:val="17"/>
+                <w:rFonts w:eastAsia="Microsoft YaHei"/>
+              </w:rPr>
+              <w:t>直接采用 resultsNames 的第二个系数</w:t>
+            </w:r>
+          </w:p>
+        </w:tc>
+        <w:tc>
+          <w:tcPr>
+            <w:tcW w:type="dxa" w:w="2584"/>
+          </w:tcPr>
+          <w:p>
+            <w:pPr>
+              <w:spacing w:after="40"/>
+            </w:pPr>
+            <w:r/>
+            <w:r>
+              <w:rPr>
+                <w:b w:val="0"/>
+                <w:sz w:val="17"/>
+                <w:rFonts w:eastAsia="Microsoft YaHei"/>
+              </w:rPr>
+              <w:t>系数名不应假设；脚本中加入 stopifnot 显式核对</w:t>
+            </w:r>
+          </w:p>
+        </w:tc>
+        <w:tc>
+          <w:tcPr>
+            <w:tcW w:type="dxa" w:w="2584"/>
+          </w:tcPr>
+          <w:p>
+            <w:pPr>
+              <w:spacing w:after="40"/>
+            </w:pPr>
+            <w:r/>
+            <w:r>
+              <w:rPr>
+                <w:b w:val="0"/>
+                <w:sz w:val="17"/>
+                <w:rFonts w:eastAsia="Microsoft YaHei"/>
+              </w:rPr>
+              <w:t>采纳但加固。核对结果为 Group_T4400_vs_DMSO</w:t>
+            </w:r>
+          </w:p>
+        </w:tc>
+      </w:tr>
+      <w:tr>
+        <w:tc>
+          <w:tcPr>
+            <w:tcW w:type="dxa" w:w="2584"/>
+          </w:tcPr>
+          <w:p>
+            <w:pPr>
+              <w:spacing w:after="40"/>
+            </w:pPr>
+            <w:r/>
+            <w:r>
+              <w:rPr>
+                <w:b w:val="0"/>
+                <w:sz w:val="17"/>
+                <w:rFonts w:eastAsia="Microsoft YaHei"/>
+              </w:rPr>
+              <w:t>以 padj 单一阈值判定显著</w:t>
+            </w:r>
+          </w:p>
+        </w:tc>
+        <w:tc>
+          <w:tcPr>
+            <w:tcW w:type="dxa" w:w="2584"/>
+          </w:tcPr>
+          <w:p>
+            <w:pPr>
+              <w:spacing w:after="40"/>
+            </w:pPr>
+            <w:r/>
+            <w:r>
+              <w:rPr>
+                <w:b w:val="0"/>
+                <w:sz w:val="17"/>
+                <w:rFonts w:eastAsia="Microsoft YaHei"/>
+              </w:rPr>
+              <w:t>小 padj 不等于生物学重要；课程要求同时报告统计与效应量阈值</w:t>
+            </w:r>
+          </w:p>
+        </w:tc>
+        <w:tc>
+          <w:tcPr>
+            <w:tcW w:type="dxa" w:w="2584"/>
+          </w:tcPr>
+          <w:p>
+            <w:pPr>
+              <w:spacing w:after="40"/>
+            </w:pPr>
+            <w:r/>
+            <w:r>
+              <w:rPr>
+                <w:b w:val="0"/>
+                <w:sz w:val="17"/>
+                <w:rFonts w:eastAsia="Microsoft YaHei"/>
+              </w:rPr>
+              <w:t>采纳并补充。同时使用 padj&lt;0.05 与 |log2FC|&gt;=1，并单独报告仅过 padj 的 2068 个基因</w:t>
+            </w:r>
+          </w:p>
+        </w:tc>
+      </w:tr>
+    </w:tbl>
+    <w:p/>
+    <w:p>
+      <w:pPr>
+        <w:spacing w:after="120"/>
+      </w:pPr>
+      <w:r>
+        <w:rPr>
+          <w:i w:val="0"/>
+          <w:color w:val="1A1A1A"/>
+          <w:sz w:val="21"/>
+          <w:rFonts w:eastAsia="Microsoft YaHei"/>
+        </w:rPr>
+        <w:t>另有一处由本人在平台操作中发现并更正、AI 未涉及的问题：GSEA 与富集面板的 ORGANISM 下拉在安装 org.Mm.eg.db 后会复位回 Human，导致报 'hsa' is missing；每次运行前均需重新确认为 Mouse。</w:t>
+      </w:r>
+    </w:p>
+    <w:p>
+      <w:r>
+        <w:br w:type="page"/>
+      </w:r>
+    </w:p>
+    <w:p>
+      <w:pPr>
+        <w:spacing w:before="320" w:after="120"/>
+      </w:pPr>
+      <w:r>
+        <w:rPr>
+          <w:b/>
+          <w:color w:val="2F2F6F"/>
+          <w:sz w:val="30"/>
+          <w:rFonts w:eastAsia="Microsoft YaHei"/>
+        </w:rPr>
+        <w:t>附录 D — 运行环境 sessionInfo()</w:t>
+      </w:r>
+    </w:p>
+    <w:p>
+      <w:pPr>
+        <w:spacing w:after="0" w:before="0" w:line="240" w:lineRule="auto"/>
+      </w:pPr>
+      <w:r>
+        <w:rPr>
+          <w:rFonts w:ascii="Consolas" w:hAnsi="Consolas" w:eastAsia="Consolas"/>
+          <w:sz w:val="15"/>
+        </w:rPr>
+        <w:t>R version 4.6.1 (2026-06-24 ucrt)</w:t>
+      </w:r>
+    </w:p>
+    <w:p>
+      <w:pPr>
+        <w:spacing w:after="0" w:before="0" w:line="240" w:lineRule="auto"/>
+      </w:pPr>
+      <w:r>
+        <w:rPr>
+          <w:rFonts w:ascii="Consolas" w:hAnsi="Consolas" w:eastAsia="Consolas"/>
+          <w:sz w:val="15"/>
+        </w:rPr>
+        <w:t>Platform: x86_64-w64-mingw32/x64</w:t>
+      </w:r>
+    </w:p>
+    <w:p>
+      <w:pPr>
+        <w:spacing w:after="0" w:before="0" w:line="240" w:lineRule="auto"/>
+      </w:pPr>
+      <w:r>
+        <w:rPr>
+          <w:rFonts w:ascii="Consolas" w:hAnsi="Consolas" w:eastAsia="Consolas"/>
+          <w:sz w:val="15"/>
+        </w:rPr>
+        <w:t>Running under: Windows 11 x64 (build 26200)</w:t>
+      </w:r>
+    </w:p>
+    <w:p>
+      <w:pPr>
+        <w:spacing w:after="0" w:before="0" w:line="240" w:lineRule="auto"/>
+      </w:pPr>
+      <w:r>
+        <w:rPr>
+          <w:rFonts w:ascii="Consolas" w:hAnsi="Consolas" w:eastAsia="Consolas"/>
+          <w:sz w:val="15"/>
+        </w:rPr>
+      </w:r>
+    </w:p>
+    <w:p>
+      <w:pPr>
+        <w:spacing w:after="0" w:before="0" w:line="240" w:lineRule="auto"/>
+      </w:pPr>
+      <w:r>
+        <w:rPr>
+          <w:rFonts w:ascii="Consolas" w:hAnsi="Consolas" w:eastAsia="Consolas"/>
+          <w:sz w:val="15"/>
+        </w:rPr>
+        <w:t>Matrix products: default</w:t>
+      </w:r>
+    </w:p>
+    <w:p>
+      <w:pPr>
+        <w:spacing w:after="0" w:before="0" w:line="240" w:lineRule="auto"/>
+      </w:pPr>
+      <w:r>
+        <w:rPr>
+          <w:rFonts w:ascii="Consolas" w:hAnsi="Consolas" w:eastAsia="Consolas"/>
+          <w:sz w:val="15"/>
+        </w:rPr>
+        <w:t xml:space="preserve">  LAPACK version 3.12.1</w:t>
+      </w:r>
+    </w:p>
+    <w:p>
+      <w:pPr>
+        <w:spacing w:after="0" w:before="0" w:line="240" w:lineRule="auto"/>
+      </w:pPr>
+      <w:r>
+        <w:rPr>
+          <w:rFonts w:ascii="Consolas" w:hAnsi="Consolas" w:eastAsia="Consolas"/>
+          <w:sz w:val="15"/>
+        </w:rPr>
+      </w:r>
+    </w:p>
+    <w:p>
+      <w:pPr>
+        <w:spacing w:after="0" w:before="0" w:line="240" w:lineRule="auto"/>
+      </w:pPr>
+      <w:r>
+        <w:rPr>
+          <w:rFonts w:ascii="Consolas" w:hAnsi="Consolas" w:eastAsia="Consolas"/>
+          <w:sz w:val="15"/>
+        </w:rPr>
+        <w:t>locale:</w:t>
+      </w:r>
+    </w:p>
+    <w:p>
+      <w:pPr>
+        <w:spacing w:after="0" w:before="0" w:line="240" w:lineRule="auto"/>
+      </w:pPr>
+      <w:r>
+        <w:rPr>
+          <w:rFonts w:ascii="Consolas" w:hAnsi="Consolas" w:eastAsia="Consolas"/>
+          <w:sz w:val="15"/>
+        </w:rPr>
+        <w:t xml:space="preserve">[1] LC_COLLATE=Chinese (Simplified)_China.utf8 </w:t>
+      </w:r>
+    </w:p>
+    <w:p>
+      <w:pPr>
+        <w:spacing w:after="0" w:before="0" w:line="240" w:lineRule="auto"/>
+      </w:pPr>
+      <w:r>
+        <w:rPr>
+          <w:rFonts w:ascii="Consolas" w:hAnsi="Consolas" w:eastAsia="Consolas"/>
+          <w:sz w:val="15"/>
+        </w:rPr>
+        <w:t xml:space="preserve">[2] LC_CTYPE=Chinese (Simplified)_China.utf8   </w:t>
+      </w:r>
+    </w:p>
+    <w:p>
+      <w:pPr>
+        <w:spacing w:after="0" w:before="0" w:line="240" w:lineRule="auto"/>
+      </w:pPr>
+      <w:r>
+        <w:rPr>
+          <w:rFonts w:ascii="Consolas" w:hAnsi="Consolas" w:eastAsia="Consolas"/>
+          <w:sz w:val="15"/>
+        </w:rPr>
+        <w:t>[3] LC_MONETARY=Chinese (Simplified)_China.utf8</w:t>
+      </w:r>
+    </w:p>
+    <w:p>
+      <w:pPr>
+        <w:spacing w:after="0" w:before="0" w:line="240" w:lineRule="auto"/>
+      </w:pPr>
+      <w:r>
+        <w:rPr>
+          <w:rFonts w:ascii="Consolas" w:hAnsi="Consolas" w:eastAsia="Consolas"/>
+          <w:sz w:val="15"/>
+        </w:rPr>
+        <w:t xml:space="preserve">[4] LC_NUMERIC=C                               </w:t>
+      </w:r>
+    </w:p>
+    <w:p>
+      <w:pPr>
+        <w:spacing w:after="0" w:before="0" w:line="240" w:lineRule="auto"/>
+      </w:pPr>
+      <w:r>
+        <w:rPr>
+          <w:rFonts w:ascii="Consolas" w:hAnsi="Consolas" w:eastAsia="Consolas"/>
+          <w:sz w:val="15"/>
+        </w:rPr>
+        <w:t xml:space="preserve">[5] LC_TIME=Chinese (Simplified)_China.utf8    </w:t>
+      </w:r>
+    </w:p>
+    <w:p>
+      <w:pPr>
+        <w:spacing w:after="0" w:before="0" w:line="240" w:lineRule="auto"/>
+      </w:pPr>
+      <w:r>
+        <w:rPr>
+          <w:rFonts w:ascii="Consolas" w:hAnsi="Consolas" w:eastAsia="Consolas"/>
+          <w:sz w:val="15"/>
+        </w:rPr>
+      </w:r>
+    </w:p>
+    <w:p>
+      <w:pPr>
+        <w:spacing w:after="0" w:before="0" w:line="240" w:lineRule="auto"/>
+      </w:pPr>
+      <w:r>
+        <w:rPr>
+          <w:rFonts w:ascii="Consolas" w:hAnsi="Consolas" w:eastAsia="Consolas"/>
+          <w:sz w:val="15"/>
+        </w:rPr>
+        <w:t>time zone: Asia/Shanghai</w:t>
+      </w:r>
+    </w:p>
+    <w:p>
+      <w:pPr>
+        <w:spacing w:after="0" w:before="0" w:line="240" w:lineRule="auto"/>
+      </w:pPr>
+      <w:r>
+        <w:rPr>
+          <w:rFonts w:ascii="Consolas" w:hAnsi="Consolas" w:eastAsia="Consolas"/>
+          <w:sz w:val="15"/>
+        </w:rPr>
+        <w:t>tzcode source: internal</w:t>
+      </w:r>
+    </w:p>
+    <w:p>
+      <w:pPr>
+        <w:spacing w:after="0" w:before="0" w:line="240" w:lineRule="auto"/>
+      </w:pPr>
+      <w:r>
+        <w:rPr>
+          <w:rFonts w:ascii="Consolas" w:hAnsi="Consolas" w:eastAsia="Consolas"/>
+          <w:sz w:val="15"/>
+        </w:rPr>
+      </w:r>
+    </w:p>
+    <w:p>
+      <w:pPr>
+        <w:spacing w:after="0" w:before="0" w:line="240" w:lineRule="auto"/>
+      </w:pPr>
+      <w:r>
+        <w:rPr>
+          <w:rFonts w:ascii="Consolas" w:hAnsi="Consolas" w:eastAsia="Consolas"/>
+          <w:sz w:val="15"/>
+        </w:rPr>
+        <w:t>attached base packages:</w:t>
+      </w:r>
+    </w:p>
+    <w:p>
+      <w:pPr>
+        <w:spacing w:after="0" w:before="0" w:line="240" w:lineRule="auto"/>
+      </w:pPr>
+      <w:r>
+        <w:rPr>
+          <w:rFonts w:ascii="Consolas" w:hAnsi="Consolas" w:eastAsia="Consolas"/>
+          <w:sz w:val="15"/>
+        </w:rPr>
+        <w:t xml:space="preserve">[1] stats4    stats     graphics  grDevices utils     datasets  methods  </w:t>
+      </w:r>
+    </w:p>
+    <w:p>
+      <w:pPr>
+        <w:spacing w:after="0" w:before="0" w:line="240" w:lineRule="auto"/>
+      </w:pPr>
+      <w:r>
+        <w:rPr>
+          <w:rFonts w:ascii="Consolas" w:hAnsi="Consolas" w:eastAsia="Consolas"/>
+          <w:sz w:val="15"/>
+        </w:rPr>
+        <w:t xml:space="preserve">[8] base     </w:t>
+      </w:r>
+    </w:p>
+    <w:p>
+      <w:pPr>
+        <w:spacing w:after="0" w:before="0" w:line="240" w:lineRule="auto"/>
+      </w:pPr>
+      <w:r>
+        <w:rPr>
+          <w:rFonts w:ascii="Consolas" w:hAnsi="Consolas" w:eastAsia="Consolas"/>
+          <w:sz w:val="15"/>
+        </w:rPr>
+      </w:r>
+    </w:p>
+    <w:p>
+      <w:pPr>
+        <w:spacing w:after="0" w:before="0" w:line="240" w:lineRule="auto"/>
+      </w:pPr>
+      <w:r>
+        <w:rPr>
+          <w:rFonts w:ascii="Consolas" w:hAnsi="Consolas" w:eastAsia="Consolas"/>
+          <w:sz w:val="15"/>
+        </w:rPr>
+        <w:t>other attached packages:</w:t>
+      </w:r>
+    </w:p>
+    <w:p>
+      <w:pPr>
+        <w:spacing w:after="0" w:before="0" w:line="240" w:lineRule="auto"/>
+      </w:pPr>
+      <w:r>
+        <w:rPr>
+          <w:rFonts w:ascii="Consolas" w:hAnsi="Consolas" w:eastAsia="Consolas"/>
+          <w:sz w:val="15"/>
+        </w:rPr>
+        <w:t xml:space="preserve"> [1] ggrepel_0.9.8               ggplot2_4.0.3              </w:t>
+      </w:r>
+    </w:p>
+    <w:p>
+      <w:pPr>
+        <w:spacing w:after="0" w:before="0" w:line="240" w:lineRule="auto"/>
+      </w:pPr>
+      <w:r>
+        <w:rPr>
+          <w:rFonts w:ascii="Consolas" w:hAnsi="Consolas" w:eastAsia="Consolas"/>
+          <w:sz w:val="15"/>
+        </w:rPr>
+        <w:t xml:space="preserve"> [3] DESeq2_1.52.0               SummarizedExperiment_1.42.0</w:t>
+      </w:r>
+    </w:p>
+    <w:p>
+      <w:pPr>
+        <w:spacing w:after="0" w:before="0" w:line="240" w:lineRule="auto"/>
+      </w:pPr>
+      <w:r>
+        <w:rPr>
+          <w:rFonts w:ascii="Consolas" w:hAnsi="Consolas" w:eastAsia="Consolas"/>
+          <w:sz w:val="15"/>
+        </w:rPr>
+        <w:t xml:space="preserve"> [5] Biobase_2.72.0              MatrixGenerics_1.24.0      </w:t>
+      </w:r>
+    </w:p>
+    <w:p>
+      <w:pPr>
+        <w:spacing w:after="0" w:before="0" w:line="240" w:lineRule="auto"/>
+      </w:pPr>
+      <w:r>
+        <w:rPr>
+          <w:rFonts w:ascii="Consolas" w:hAnsi="Consolas" w:eastAsia="Consolas"/>
+          <w:sz w:val="15"/>
+        </w:rPr>
+        <w:t xml:space="preserve"> [7] matrixStats_1.5.0           GenomicRanges_1.64.0       </w:t>
+      </w:r>
+    </w:p>
+    <w:p>
+      <w:pPr>
+        <w:spacing w:after="0" w:before="0" w:line="240" w:lineRule="auto"/>
+      </w:pPr>
+      <w:r>
+        <w:rPr>
+          <w:rFonts w:ascii="Consolas" w:hAnsi="Consolas" w:eastAsia="Consolas"/>
+          <w:sz w:val="15"/>
+        </w:rPr>
+        <w:t xml:space="preserve"> [9] Seqinfo_1.2.0               IRanges_2.46.0             </w:t>
+      </w:r>
+    </w:p>
+    <w:p>
+      <w:pPr>
+        <w:spacing w:after="0" w:before="0" w:line="240" w:lineRule="auto"/>
+      </w:pPr>
+      <w:r>
+        <w:rPr>
+          <w:rFonts w:ascii="Consolas" w:hAnsi="Consolas" w:eastAsia="Consolas"/>
+          <w:sz w:val="15"/>
+        </w:rPr>
+        <w:t xml:space="preserve">[11] S4Vectors_0.50.2            BiocGenerics_0.58.1        </w:t>
+      </w:r>
+    </w:p>
+    <w:p>
+      <w:pPr>
+        <w:spacing w:after="0" w:before="0" w:line="240" w:lineRule="auto"/>
+      </w:pPr>
+      <w:r>
+        <w:rPr>
+          <w:rFonts w:ascii="Consolas" w:hAnsi="Consolas" w:eastAsia="Consolas"/>
+          <w:sz w:val="15"/>
+        </w:rPr>
+        <w:t xml:space="preserve">[13] generics_0.1.4             </w:t>
+      </w:r>
+    </w:p>
+    <w:p>
+      <w:pPr>
+        <w:spacing w:after="0" w:before="0" w:line="240" w:lineRule="auto"/>
+      </w:pPr>
+      <w:r>
+        <w:rPr>
+          <w:rFonts w:ascii="Consolas" w:hAnsi="Consolas" w:eastAsia="Consolas"/>
+          <w:sz w:val="15"/>
+        </w:rPr>
+      </w:r>
+    </w:p>
+    <w:p>
+      <w:pPr>
+        <w:spacing w:after="0" w:before="0" w:line="240" w:lineRule="auto"/>
+      </w:pPr>
+      <w:r>
+        <w:rPr>
+          <w:rFonts w:ascii="Consolas" w:hAnsi="Consolas" w:eastAsia="Consolas"/>
+          <w:sz w:val="15"/>
+        </w:rPr>
+        <w:t>loaded via a namespace (and not attached):</w:t>
+      </w:r>
+    </w:p>
+    <w:p>
+      <w:pPr>
+        <w:spacing w:after="0" w:before="0" w:line="240" w:lineRule="auto"/>
+      </w:pPr>
+      <w:r>
+        <w:rPr>
+          <w:rFonts w:ascii="Consolas" w:hAnsi="Consolas" w:eastAsia="Consolas"/>
+          <w:sz w:val="15"/>
+        </w:rPr>
+        <w:t xml:space="preserve"> [1] SparseArray_1.12.2  lattice_0.22-9      magrittr_2.0.5     </w:t>
+      </w:r>
+    </w:p>
+    <w:p>
+      <w:pPr>
+        <w:spacing w:after="0" w:before="0" w:line="240" w:lineRule="auto"/>
+      </w:pPr>
+      <w:r>
+        <w:rPr>
+          <w:rFonts w:ascii="Consolas" w:hAnsi="Consolas" w:eastAsia="Consolas"/>
+          <w:sz w:val="15"/>
+        </w:rPr>
+        <w:t xml:space="preserve"> [4] grid_4.6.1          RColorBrewer_1.1-3  mvtnorm_1.4-2      </w:t>
+      </w:r>
+    </w:p>
+    <w:p>
+      <w:pPr>
+        <w:spacing w:after="0" w:before="0" w:line="240" w:lineRule="auto"/>
+      </w:pPr>
+      <w:r>
+        <w:rPr>
+          <w:rFonts w:ascii="Consolas" w:hAnsi="Consolas" w:eastAsia="Consolas"/>
+          <w:sz w:val="15"/>
+        </w:rPr>
+        <w:t xml:space="preserve"> [7] plyr_1.8.9          Matrix_1.7-5        scales_1.4.0       </w:t>
+      </w:r>
+    </w:p>
+    <w:p>
+      <w:pPr>
+        <w:spacing w:after="0" w:before="0" w:line="240" w:lineRule="auto"/>
+      </w:pPr>
+      <w:r>
+        <w:rPr>
+          <w:rFonts w:ascii="Consolas" w:hAnsi="Consolas" w:eastAsia="Consolas"/>
+          <w:sz w:val="15"/>
+        </w:rPr>
+        <w:t xml:space="preserve">[10] numDeriv_2016.8-1.1 codetools_0.2-20    textshaping_1.0.5  </w:t>
+      </w:r>
+    </w:p>
+    <w:p>
+      <w:pPr>
+        <w:spacing w:after="0" w:before="0" w:line="240" w:lineRule="auto"/>
+      </w:pPr>
+      <w:r>
+        <w:rPr>
+          <w:rFonts w:ascii="Consolas" w:hAnsi="Consolas" w:eastAsia="Consolas"/>
+          <w:sz w:val="15"/>
+        </w:rPr>
+        <w:t xml:space="preserve">[13] abind_1.4-8         emdbook_1.3.14      cli_3.6.6          </w:t>
+      </w:r>
+    </w:p>
+    <w:p>
+      <w:pPr>
+        <w:spacing w:after="0" w:before="0" w:line="240" w:lineRule="auto"/>
+      </w:pPr>
+      <w:r>
+        <w:rPr>
+          <w:rFonts w:ascii="Consolas" w:hAnsi="Consolas" w:eastAsia="Consolas"/>
+          <w:sz w:val="15"/>
+        </w:rPr>
+        <w:t xml:space="preserve">[16] rlang_1.3.0         bbmle_1.0.26        XVector_0.52.0     </w:t>
+      </w:r>
+    </w:p>
+    <w:p>
+      <w:pPr>
+        <w:spacing w:after="0" w:before="0" w:line="240" w:lineRule="auto"/>
+      </w:pPr>
+      <w:r>
+        <w:rPr>
+          <w:rFonts w:ascii="Consolas" w:hAnsi="Consolas" w:eastAsia="Consolas"/>
+          <w:sz w:val="15"/>
+        </w:rPr>
+        <w:t xml:space="preserve">[19] withr_3.0.3         DelayedArray_0.38.2 S4Arrays_1.12.0    </w:t>
+      </w:r>
+    </w:p>
+    <w:p>
+      <w:pPr>
+        <w:spacing w:after="0" w:before="0" w:line="240" w:lineRule="auto"/>
+      </w:pPr>
+      <w:r>
+        <w:rPr>
+          <w:rFonts w:ascii="Consolas" w:hAnsi="Consolas" w:eastAsia="Consolas"/>
+          <w:sz w:val="15"/>
+        </w:rPr>
+        <w:t>[22] tools_4.6.1         parallel_4.6.1      BiocParallel_1.46.0</w:t>
+      </w:r>
+    </w:p>
+    <w:p>
+      <w:pPr>
+        <w:spacing w:after="0" w:before="0" w:line="240" w:lineRule="auto"/>
+      </w:pPr>
+      <w:r>
+        <w:rPr>
+          <w:rFonts w:ascii="Consolas" w:hAnsi="Consolas" w:eastAsia="Consolas"/>
+          <w:sz w:val="15"/>
+        </w:rPr>
+        <w:t xml:space="preserve">[25] coda_0.19-4.1       bdsmatrix_1.3-7     dplyr_1.2.1        </w:t>
+      </w:r>
+    </w:p>
+    <w:p>
+      <w:pPr>
+        <w:spacing w:after="0" w:before="0" w:line="240" w:lineRule="auto"/>
+      </w:pPr>
+      <w:r>
+        <w:rPr>
+          <w:rFonts w:ascii="Consolas" w:hAnsi="Consolas" w:eastAsia="Consolas"/>
+          <w:sz w:val="15"/>
+        </w:rPr>
+        <w:t xml:space="preserve">[28] locfit_1.5-9.12     vctrs_0.7.3         R6_2.6.1           </w:t>
+      </w:r>
+    </w:p>
+    <w:p>
+      <w:pPr>
+        <w:spacing w:after="0" w:before="0" w:line="240" w:lineRule="auto"/>
+      </w:pPr>
+      <w:r>
+        <w:rPr>
+          <w:rFonts w:ascii="Consolas" w:hAnsi="Consolas" w:eastAsia="Consolas"/>
+          <w:sz w:val="15"/>
+        </w:rPr>
+        <w:t xml:space="preserve">[31] lifecycle_1.0.5     MASS_7.3-65         ragg_1.5.2         </w:t>
+      </w:r>
+    </w:p>
+    <w:p>
+      <w:pPr>
+        <w:spacing w:after="0" w:before="0" w:line="240" w:lineRule="auto"/>
+      </w:pPr>
+      <w:r>
+        <w:rPr>
+          <w:rFonts w:ascii="Consolas" w:hAnsi="Consolas" w:eastAsia="Consolas"/>
+          <w:sz w:val="15"/>
+        </w:rPr>
+        <w:t xml:space="preserve">[34] pkgconfig_2.0.3     pillar_1.11.1       gtable_0.3.6       </w:t>
+      </w:r>
+    </w:p>
+    <w:p>
+      <w:pPr>
+        <w:spacing w:after="0" w:before="0" w:line="240" w:lineRule="auto"/>
+      </w:pPr>
+      <w:r>
+        <w:rPr>
+          <w:rFonts w:ascii="Consolas" w:hAnsi="Consolas" w:eastAsia="Consolas"/>
+          <w:sz w:val="15"/>
+        </w:rPr>
+        <w:t xml:space="preserve">[37] glue_1.8.1          Rcpp_1.1.2          systemfonts_1.3.2  </w:t>
+      </w:r>
+    </w:p>
+    <w:p>
+      <w:pPr>
+        <w:spacing w:after="0" w:before="0" w:line="240" w:lineRule="auto"/>
+      </w:pPr>
+      <w:r>
+        <w:rPr>
+          <w:rFonts w:ascii="Consolas" w:hAnsi="Consolas" w:eastAsia="Consolas"/>
+          <w:sz w:val="15"/>
+        </w:rPr>
+        <w:t xml:space="preserve">[40] tibble_3.3.1        tidyselect_1.2.1    farver_2.1.2       </w:t>
+      </w:r>
+    </w:p>
+    <w:p>
+      <w:pPr>
+        <w:spacing w:after="0" w:before="0" w:line="240" w:lineRule="auto"/>
+      </w:pPr>
+      <w:r>
+        <w:rPr>
+          <w:rFonts w:ascii="Consolas" w:hAnsi="Consolas" w:eastAsia="Consolas"/>
+          <w:sz w:val="15"/>
+        </w:rPr>
+        <w:t xml:space="preserve">[43] labeling_0.4.3      apeglm_1.34.0       compiler_4.6.1     </w:t>
+      </w:r>
+    </w:p>
+    <w:p>
+      <w:pPr>
+        <w:spacing w:after="0" w:before="0" w:line="240" w:lineRule="auto"/>
+      </w:pPr>
+      <w:r>
+        <w:rPr>
+          <w:rFonts w:ascii="Consolas" w:hAnsi="Consolas" w:eastAsia="Consolas"/>
+          <w:sz w:val="15"/>
+        </w:rPr>
+        <w:t xml:space="preserve">[46] S7_0.2.2           </w:t>
+      </w:r>
     </w:p>
     <w:sectPr>
       <w:pgSz w:w="11906" w:h="16838"/>

--- a/Week5/HW2/作业二_EMP-Web分析报告.docx
+++ b/Week5/HW2/作业二_EMP-Web分析报告.docx
@@ -6806,6 +6806,1145 @@
           <w:sz w:val="15"/>
         </w:rPr>
         <w:t xml:space="preserve">[46] S7_0.2.2           </w:t>
+      </w:r>
+    </w:p>
+    <w:p>
+      <w:r>
+        <w:br w:type="page"/>
+      </w:r>
+    </w:p>
+    <w:p>
+      <w:pPr>
+        <w:spacing w:before="320" w:after="120"/>
+      </w:pPr>
+      <w:r>
+        <w:rPr>
+          <w:b/>
+          <w:color w:val="2F2F6F"/>
+          <w:sz w:val="30"/>
+          <w:rFonts w:eastAsia="Microsoft YaHei"/>
+        </w:rPr>
+        <w:t>附录 E — 完整析因设计分析（超出平台能力的扩展）</w:t>
+      </w:r>
+    </w:p>
+    <w:p>
+      <w:pPr>
+        <w:spacing w:after="120"/>
+      </w:pPr>
+      <w:r>
+        <w:rPr>
+          <w:b w:val="0"/>
+          <w:i w:val="0"/>
+          <w:color w:val="1A1A1A"/>
+          <w:sz w:val="21"/>
+          <w:rFonts w:eastAsia="Microsoft YaHei"/>
+        </w:rPr>
+        <w:t>作业要求对所选数据集做 complete analysis。平台上实际只跑了 T4400 vs DMSO 一个两两对比，而该数据集本身是 3 种处理（DMSO / T4400 / T3976）× 2 种超声条件（有 / 无 LIPUS）的完整析因设计，每组 4 个生物学重复，共 24 个样本。本附录把设计跑全，并加上平台界面未提供的交互项检验。</w:t>
+      </w:r>
+    </w:p>
+    <w:p>
+      <w:pPr>
+        <w:spacing w:after="120"/>
+      </w:pPr>
+      <w:r>
+        <w:rPr>
+          <w:b w:val="0"/>
+          <w:i/>
+          <w:color w:val="1A1A1A"/>
+          <w:sz w:val="21"/>
+          <w:rFonts w:eastAsia="Microsoft YaHei"/>
+        </w:rPr>
+        <w:t>脚本：hw2_full_factorial.R；结果目录：hw2_rebuild/full_factorial/。与前述重建一致，沿用平台保留的 14,245 个基因，输入为原始整数计数。</w:t>
+      </w:r>
+    </w:p>
+    <w:p>
+      <w:pPr>
+        <w:spacing w:after="120"/>
+      </w:pPr>
+      <w:r>
+        <w:rPr>
+          <w:b/>
+          <w:i w:val="0"/>
+          <w:color w:val="1A1A1A"/>
+          <w:sz w:val="21"/>
+          <w:rFonts w:eastAsia="Microsoft YaHei"/>
+        </w:rPr>
+        <w:t>E.1  五个成对对比</w:t>
+      </w:r>
+    </w:p>
+    <w:tbl>
+      <w:tblPr>
+        <w:tblW w:type="auto" w:w="0"/>
+        <w:tblLook w:firstColumn="1" w:firstRow="1" w:lastColumn="0" w:lastRow="0" w:noHBand="0" w:noVBand="1" w:val="04A0"/>
+        <w:tblBorders>
+          <w:top w:val="single" w:sz="4" w:color="9A9AA6"/>
+          <w:left w:val="single" w:sz="4" w:color="9A9AA6"/>
+          <w:bottom w:val="single" w:sz="4" w:color="9A9AA6"/>
+          <w:right w:val="single" w:sz="4" w:color="9A9AA6"/>
+          <w:insideH w:val="single" w:sz="4" w:color="9A9AA6"/>
+          <w:insideV w:val="single" w:sz="4" w:color="9A9AA6"/>
+        </w:tblBorders>
+      </w:tblPr>
+      <w:tblGrid>
+        <w:gridCol w:w="1292"/>
+        <w:gridCol w:w="1292"/>
+        <w:gridCol w:w="1292"/>
+        <w:gridCol w:w="1292"/>
+        <w:gridCol w:w="1292"/>
+        <w:gridCol w:w="1292"/>
+      </w:tblGrid>
+      <w:tr>
+        <w:tc>
+          <w:tcPr>
+            <w:tcW w:type="dxa" w:w="1292"/>
+            <w:shd w:val="clear" w:fill="E8E8F2"/>
+          </w:tcPr>
+          <w:p>
+            <w:pPr>
+              <w:spacing w:after="40"/>
+            </w:pPr>
+            <w:r/>
+            <w:r>
+              <w:rPr>
+                <w:b/>
+                <w:sz w:val="17"/>
+                <w:rFonts w:eastAsia="Microsoft YaHei"/>
+              </w:rPr>
+              <w:t>对比</w:t>
+            </w:r>
+          </w:p>
+        </w:tc>
+        <w:tc>
+          <w:tcPr>
+            <w:tcW w:type="dxa" w:w="1292"/>
+            <w:shd w:val="clear" w:fill="E8E8F2"/>
+          </w:tcPr>
+          <w:p>
+            <w:pPr>
+              <w:spacing w:after="40"/>
+            </w:pPr>
+            <w:r/>
+            <w:r>
+              <w:rPr>
+                <w:b/>
+                <w:sz w:val="17"/>
+                <w:rFonts w:eastAsia="Microsoft YaHei"/>
+              </w:rPr>
+              <w:t>回答什么问题</w:t>
+            </w:r>
+          </w:p>
+        </w:tc>
+        <w:tc>
+          <w:tcPr>
+            <w:tcW w:type="dxa" w:w="1292"/>
+            <w:shd w:val="clear" w:fill="E8E8F2"/>
+          </w:tcPr>
+          <w:p>
+            <w:pPr>
+              <w:spacing w:after="40"/>
+            </w:pPr>
+            <w:r/>
+            <w:r>
+              <w:rPr>
+                <w:b/>
+                <w:sz w:val="17"/>
+                <w:rFonts w:eastAsia="Microsoft YaHei"/>
+              </w:rPr>
+              <w:t>样本数</w:t>
+            </w:r>
+          </w:p>
+        </w:tc>
+        <w:tc>
+          <w:tcPr>
+            <w:tcW w:type="dxa" w:w="1292"/>
+            <w:shd w:val="clear" w:fill="E8E8F2"/>
+          </w:tcPr>
+          <w:p>
+            <w:pPr>
+              <w:spacing w:after="40"/>
+            </w:pPr>
+            <w:r/>
+            <w:r>
+              <w:rPr>
+                <w:b/>
+                <w:sz w:val="17"/>
+                <w:rFonts w:eastAsia="Microsoft YaHei"/>
+              </w:rPr>
+              <w:t>上调</w:t>
+            </w:r>
+          </w:p>
+        </w:tc>
+        <w:tc>
+          <w:tcPr>
+            <w:tcW w:type="dxa" w:w="1292"/>
+            <w:shd w:val="clear" w:fill="E8E8F2"/>
+          </w:tcPr>
+          <w:p>
+            <w:pPr>
+              <w:spacing w:after="40"/>
+            </w:pPr>
+            <w:r/>
+            <w:r>
+              <w:rPr>
+                <w:b/>
+                <w:sz w:val="17"/>
+                <w:rFonts w:eastAsia="Microsoft YaHei"/>
+              </w:rPr>
+              <w:t>下调</w:t>
+            </w:r>
+          </w:p>
+        </w:tc>
+        <w:tc>
+          <w:tcPr>
+            <w:tcW w:type="dxa" w:w="1292"/>
+            <w:shd w:val="clear" w:fill="E8E8F2"/>
+          </w:tcPr>
+          <w:p>
+            <w:pPr>
+              <w:spacing w:after="40"/>
+            </w:pPr>
+            <w:r/>
+            <w:r>
+              <w:rPr>
+                <w:b/>
+                <w:sz w:val="17"/>
+                <w:rFonts w:eastAsia="Microsoft YaHei"/>
+              </w:rPr>
+              <w:t>合计</w:t>
+            </w:r>
+          </w:p>
+        </w:tc>
+      </w:tr>
+      <w:tr>
+        <w:tc>
+          <w:tcPr>
+            <w:tcW w:type="dxa" w:w="1292"/>
+          </w:tcPr>
+          <w:p>
+            <w:pPr>
+              <w:spacing w:after="40"/>
+            </w:pPr>
+            <w:r/>
+            <w:r>
+              <w:rPr>
+                <w:b w:val="0"/>
+                <w:sz w:val="17"/>
+                <w:rFonts w:eastAsia="Microsoft YaHei"/>
+              </w:rPr>
+              <w:t>T4400_vs_DMSO</w:t>
+            </w:r>
+          </w:p>
+        </w:tc>
+        <w:tc>
+          <w:tcPr>
+            <w:tcW w:type="dxa" w:w="1292"/>
+          </w:tcPr>
+          <w:p>
+            <w:pPr>
+              <w:spacing w:after="40"/>
+            </w:pPr>
+            <w:r/>
+            <w:r>
+              <w:rPr>
+                <w:b w:val="0"/>
+                <w:sz w:val="17"/>
+                <w:rFonts w:eastAsia="Microsoft YaHei"/>
+              </w:rPr>
+              <w:t>药物 T4400 的效应（无超声）</w:t>
+            </w:r>
+          </w:p>
+        </w:tc>
+        <w:tc>
+          <w:tcPr>
+            <w:tcW w:type="dxa" w:w="1292"/>
+          </w:tcPr>
+          <w:p>
+            <w:pPr>
+              <w:spacing w:after="40"/>
+            </w:pPr>
+            <w:r/>
+            <w:r>
+              <w:rPr>
+                <w:b w:val="0"/>
+                <w:sz w:val="17"/>
+                <w:rFonts w:eastAsia="Microsoft YaHei"/>
+              </w:rPr>
+              <w:t>8</w:t>
+            </w:r>
+          </w:p>
+        </w:tc>
+        <w:tc>
+          <w:tcPr>
+            <w:tcW w:type="dxa" w:w="1292"/>
+          </w:tcPr>
+          <w:p>
+            <w:pPr>
+              <w:spacing w:after="40"/>
+            </w:pPr>
+            <w:r/>
+            <w:r>
+              <w:rPr>
+                <w:b w:val="0"/>
+                <w:sz w:val="17"/>
+                <w:rFonts w:eastAsia="Microsoft YaHei"/>
+              </w:rPr>
+              <w:t>116</w:t>
+            </w:r>
+          </w:p>
+        </w:tc>
+        <w:tc>
+          <w:tcPr>
+            <w:tcW w:type="dxa" w:w="1292"/>
+          </w:tcPr>
+          <w:p>
+            <w:pPr>
+              <w:spacing w:after="40"/>
+            </w:pPr>
+            <w:r/>
+            <w:r>
+              <w:rPr>
+                <w:b w:val="0"/>
+                <w:sz w:val="17"/>
+                <w:rFonts w:eastAsia="Microsoft YaHei"/>
+              </w:rPr>
+              <w:t>12</w:t>
+            </w:r>
+          </w:p>
+        </w:tc>
+        <w:tc>
+          <w:tcPr>
+            <w:tcW w:type="dxa" w:w="1292"/>
+          </w:tcPr>
+          <w:p>
+            <w:pPr>
+              <w:spacing w:after="40"/>
+            </w:pPr>
+            <w:r/>
+            <w:r>
+              <w:rPr>
+                <w:b w:val="0"/>
+                <w:sz w:val="17"/>
+                <w:rFonts w:eastAsia="Microsoft YaHei"/>
+              </w:rPr>
+              <w:t>128</w:t>
+            </w:r>
+          </w:p>
+        </w:tc>
+      </w:tr>
+      <w:tr>
+        <w:tc>
+          <w:tcPr>
+            <w:tcW w:type="dxa" w:w="1292"/>
+          </w:tcPr>
+          <w:p>
+            <w:pPr>
+              <w:spacing w:after="40"/>
+            </w:pPr>
+            <w:r/>
+            <w:r>
+              <w:rPr>
+                <w:b w:val="0"/>
+                <w:sz w:val="17"/>
+                <w:rFonts w:eastAsia="Microsoft YaHei"/>
+              </w:rPr>
+              <w:t>T3976_vs_DMSO</w:t>
+            </w:r>
+          </w:p>
+        </w:tc>
+        <w:tc>
+          <w:tcPr>
+            <w:tcW w:type="dxa" w:w="1292"/>
+          </w:tcPr>
+          <w:p>
+            <w:pPr>
+              <w:spacing w:after="40"/>
+            </w:pPr>
+            <w:r/>
+            <w:r>
+              <w:rPr>
+                <w:b w:val="0"/>
+                <w:sz w:val="17"/>
+                <w:rFonts w:eastAsia="Microsoft YaHei"/>
+              </w:rPr>
+              <w:t>药物 T3976 的效应（无超声）</w:t>
+            </w:r>
+          </w:p>
+        </w:tc>
+        <w:tc>
+          <w:tcPr>
+            <w:tcW w:type="dxa" w:w="1292"/>
+          </w:tcPr>
+          <w:p>
+            <w:pPr>
+              <w:spacing w:after="40"/>
+            </w:pPr>
+            <w:r/>
+            <w:r>
+              <w:rPr>
+                <w:b w:val="0"/>
+                <w:sz w:val="17"/>
+                <w:rFonts w:eastAsia="Microsoft YaHei"/>
+              </w:rPr>
+              <w:t>8</w:t>
+            </w:r>
+          </w:p>
+        </w:tc>
+        <w:tc>
+          <w:tcPr>
+            <w:tcW w:type="dxa" w:w="1292"/>
+          </w:tcPr>
+          <w:p>
+            <w:pPr>
+              <w:spacing w:after="40"/>
+            </w:pPr>
+            <w:r/>
+            <w:r>
+              <w:rPr>
+                <w:b w:val="0"/>
+                <w:sz w:val="17"/>
+                <w:rFonts w:eastAsia="Microsoft YaHei"/>
+              </w:rPr>
+              <w:t>0</w:t>
+            </w:r>
+          </w:p>
+        </w:tc>
+        <w:tc>
+          <w:tcPr>
+            <w:tcW w:type="dxa" w:w="1292"/>
+          </w:tcPr>
+          <w:p>
+            <w:pPr>
+              <w:spacing w:after="40"/>
+            </w:pPr>
+            <w:r/>
+            <w:r>
+              <w:rPr>
+                <w:b w:val="0"/>
+                <w:sz w:val="17"/>
+                <w:rFonts w:eastAsia="Microsoft YaHei"/>
+              </w:rPr>
+              <w:t>1</w:t>
+            </w:r>
+          </w:p>
+        </w:tc>
+        <w:tc>
+          <w:tcPr>
+            <w:tcW w:type="dxa" w:w="1292"/>
+          </w:tcPr>
+          <w:p>
+            <w:pPr>
+              <w:spacing w:after="40"/>
+            </w:pPr>
+            <w:r/>
+            <w:r>
+              <w:rPr>
+                <w:b w:val="0"/>
+                <w:sz w:val="17"/>
+                <w:rFonts w:eastAsia="Microsoft YaHei"/>
+              </w:rPr>
+              <w:t>1</w:t>
+            </w:r>
+          </w:p>
+        </w:tc>
+      </w:tr>
+      <w:tr>
+        <w:tc>
+          <w:tcPr>
+            <w:tcW w:type="dxa" w:w="1292"/>
+          </w:tcPr>
+          <w:p>
+            <w:pPr>
+              <w:spacing w:after="40"/>
+            </w:pPr>
+            <w:r/>
+            <w:r>
+              <w:rPr>
+                <w:b w:val="0"/>
+                <w:sz w:val="17"/>
+                <w:rFonts w:eastAsia="Microsoft YaHei"/>
+              </w:rPr>
+              <w:t>DMSOLIPUS_vs_DMSO</w:t>
+            </w:r>
+          </w:p>
+        </w:tc>
+        <w:tc>
+          <w:tcPr>
+            <w:tcW w:type="dxa" w:w="1292"/>
+          </w:tcPr>
+          <w:p>
+            <w:pPr>
+              <w:spacing w:after="40"/>
+            </w:pPr>
+            <w:r/>
+            <w:r>
+              <w:rPr>
+                <w:b w:val="0"/>
+                <w:sz w:val="17"/>
+                <w:rFonts w:eastAsia="Microsoft YaHei"/>
+              </w:rPr>
+              <w:t>超声单独的效应（无药）</w:t>
+            </w:r>
+          </w:p>
+        </w:tc>
+        <w:tc>
+          <w:tcPr>
+            <w:tcW w:type="dxa" w:w="1292"/>
+          </w:tcPr>
+          <w:p>
+            <w:pPr>
+              <w:spacing w:after="40"/>
+            </w:pPr>
+            <w:r/>
+            <w:r>
+              <w:rPr>
+                <w:b w:val="0"/>
+                <w:sz w:val="17"/>
+                <w:rFonts w:eastAsia="Microsoft YaHei"/>
+              </w:rPr>
+              <w:t>8</w:t>
+            </w:r>
+          </w:p>
+        </w:tc>
+        <w:tc>
+          <w:tcPr>
+            <w:tcW w:type="dxa" w:w="1292"/>
+          </w:tcPr>
+          <w:p>
+            <w:pPr>
+              <w:spacing w:after="40"/>
+            </w:pPr>
+            <w:r/>
+            <w:r>
+              <w:rPr>
+                <w:b w:val="0"/>
+                <w:sz w:val="17"/>
+                <w:rFonts w:eastAsia="Microsoft YaHei"/>
+              </w:rPr>
+              <w:t>0</w:t>
+            </w:r>
+          </w:p>
+        </w:tc>
+        <w:tc>
+          <w:tcPr>
+            <w:tcW w:type="dxa" w:w="1292"/>
+          </w:tcPr>
+          <w:p>
+            <w:pPr>
+              <w:spacing w:after="40"/>
+            </w:pPr>
+            <w:r/>
+            <w:r>
+              <w:rPr>
+                <w:b w:val="0"/>
+                <w:sz w:val="17"/>
+                <w:rFonts w:eastAsia="Microsoft YaHei"/>
+              </w:rPr>
+              <w:t>0</w:t>
+            </w:r>
+          </w:p>
+        </w:tc>
+        <w:tc>
+          <w:tcPr>
+            <w:tcW w:type="dxa" w:w="1292"/>
+          </w:tcPr>
+          <w:p>
+            <w:pPr>
+              <w:spacing w:after="40"/>
+            </w:pPr>
+            <w:r/>
+            <w:r>
+              <w:rPr>
+                <w:b w:val="0"/>
+                <w:sz w:val="17"/>
+                <w:rFonts w:eastAsia="Microsoft YaHei"/>
+              </w:rPr>
+              <w:t>0</w:t>
+            </w:r>
+          </w:p>
+        </w:tc>
+      </w:tr>
+      <w:tr>
+        <w:tc>
+          <w:tcPr>
+            <w:tcW w:type="dxa" w:w="1292"/>
+          </w:tcPr>
+          <w:p>
+            <w:pPr>
+              <w:spacing w:after="40"/>
+            </w:pPr>
+            <w:r/>
+            <w:r>
+              <w:rPr>
+                <w:b w:val="0"/>
+                <w:sz w:val="17"/>
+                <w:rFonts w:eastAsia="Microsoft YaHei"/>
+              </w:rPr>
+              <w:t>T4400LIPUS_vs_T4400</w:t>
+            </w:r>
+          </w:p>
+        </w:tc>
+        <w:tc>
+          <w:tcPr>
+            <w:tcW w:type="dxa" w:w="1292"/>
+          </w:tcPr>
+          <w:p>
+            <w:pPr>
+              <w:spacing w:after="40"/>
+            </w:pPr>
+            <w:r/>
+            <w:r>
+              <w:rPr>
+                <w:b w:val="0"/>
+                <w:sz w:val="17"/>
+                <w:rFonts w:eastAsia="Microsoft YaHei"/>
+              </w:rPr>
+              <w:t>超声叠加在 T4400 之上</w:t>
+            </w:r>
+          </w:p>
+        </w:tc>
+        <w:tc>
+          <w:tcPr>
+            <w:tcW w:type="dxa" w:w="1292"/>
+          </w:tcPr>
+          <w:p>
+            <w:pPr>
+              <w:spacing w:after="40"/>
+            </w:pPr>
+            <w:r/>
+            <w:r>
+              <w:rPr>
+                <w:b w:val="0"/>
+                <w:sz w:val="17"/>
+                <w:rFonts w:eastAsia="Microsoft YaHei"/>
+              </w:rPr>
+              <w:t>8</w:t>
+            </w:r>
+          </w:p>
+        </w:tc>
+        <w:tc>
+          <w:tcPr>
+            <w:tcW w:type="dxa" w:w="1292"/>
+          </w:tcPr>
+          <w:p>
+            <w:pPr>
+              <w:spacing w:after="40"/>
+            </w:pPr>
+            <w:r/>
+            <w:r>
+              <w:rPr>
+                <w:b w:val="0"/>
+                <w:sz w:val="17"/>
+                <w:rFonts w:eastAsia="Microsoft YaHei"/>
+              </w:rPr>
+              <w:t>0</w:t>
+            </w:r>
+          </w:p>
+        </w:tc>
+        <w:tc>
+          <w:tcPr>
+            <w:tcW w:type="dxa" w:w="1292"/>
+          </w:tcPr>
+          <w:p>
+            <w:pPr>
+              <w:spacing w:after="40"/>
+            </w:pPr>
+            <w:r/>
+            <w:r>
+              <w:rPr>
+                <w:b w:val="0"/>
+                <w:sz w:val="17"/>
+                <w:rFonts w:eastAsia="Microsoft YaHei"/>
+              </w:rPr>
+              <w:t>0</w:t>
+            </w:r>
+          </w:p>
+        </w:tc>
+        <w:tc>
+          <w:tcPr>
+            <w:tcW w:type="dxa" w:w="1292"/>
+          </w:tcPr>
+          <w:p>
+            <w:pPr>
+              <w:spacing w:after="40"/>
+            </w:pPr>
+            <w:r/>
+            <w:r>
+              <w:rPr>
+                <w:b w:val="0"/>
+                <w:sz w:val="17"/>
+                <w:rFonts w:eastAsia="Microsoft YaHei"/>
+              </w:rPr>
+              <w:t>0</w:t>
+            </w:r>
+          </w:p>
+        </w:tc>
+      </w:tr>
+      <w:tr>
+        <w:tc>
+          <w:tcPr>
+            <w:tcW w:type="dxa" w:w="1292"/>
+          </w:tcPr>
+          <w:p>
+            <w:pPr>
+              <w:spacing w:after="40"/>
+            </w:pPr>
+            <w:r/>
+            <w:r>
+              <w:rPr>
+                <w:b w:val="0"/>
+                <w:sz w:val="17"/>
+                <w:rFonts w:eastAsia="Microsoft YaHei"/>
+              </w:rPr>
+              <w:t>T3976LIPUS_vs_T3976</w:t>
+            </w:r>
+          </w:p>
+        </w:tc>
+        <w:tc>
+          <w:tcPr>
+            <w:tcW w:type="dxa" w:w="1292"/>
+          </w:tcPr>
+          <w:p>
+            <w:pPr>
+              <w:spacing w:after="40"/>
+            </w:pPr>
+            <w:r/>
+            <w:r>
+              <w:rPr>
+                <w:b w:val="0"/>
+                <w:sz w:val="17"/>
+                <w:rFonts w:eastAsia="Microsoft YaHei"/>
+              </w:rPr>
+              <w:t>超声叠加在 T3976 之上</w:t>
+            </w:r>
+          </w:p>
+        </w:tc>
+        <w:tc>
+          <w:tcPr>
+            <w:tcW w:type="dxa" w:w="1292"/>
+          </w:tcPr>
+          <w:p>
+            <w:pPr>
+              <w:spacing w:after="40"/>
+            </w:pPr>
+            <w:r/>
+            <w:r>
+              <w:rPr>
+                <w:b w:val="0"/>
+                <w:sz w:val="17"/>
+                <w:rFonts w:eastAsia="Microsoft YaHei"/>
+              </w:rPr>
+              <w:t>8</w:t>
+            </w:r>
+          </w:p>
+        </w:tc>
+        <w:tc>
+          <w:tcPr>
+            <w:tcW w:type="dxa" w:w="1292"/>
+          </w:tcPr>
+          <w:p>
+            <w:pPr>
+              <w:spacing w:after="40"/>
+            </w:pPr>
+            <w:r/>
+            <w:r>
+              <w:rPr>
+                <w:b w:val="0"/>
+                <w:sz w:val="17"/>
+                <w:rFonts w:eastAsia="Microsoft YaHei"/>
+              </w:rPr>
+              <w:t>1</w:t>
+            </w:r>
+          </w:p>
+        </w:tc>
+        <w:tc>
+          <w:tcPr>
+            <w:tcW w:type="dxa" w:w="1292"/>
+          </w:tcPr>
+          <w:p>
+            <w:pPr>
+              <w:spacing w:after="40"/>
+            </w:pPr>
+            <w:r/>
+            <w:r>
+              <w:rPr>
+                <w:b w:val="0"/>
+                <w:sz w:val="17"/>
+                <w:rFonts w:eastAsia="Microsoft YaHei"/>
+              </w:rPr>
+              <w:t>0</w:t>
+            </w:r>
+          </w:p>
+        </w:tc>
+        <w:tc>
+          <w:tcPr>
+            <w:tcW w:type="dxa" w:w="1292"/>
+          </w:tcPr>
+          <w:p>
+            <w:pPr>
+              <w:spacing w:after="40"/>
+            </w:pPr>
+            <w:r/>
+            <w:r>
+              <w:rPr>
+                <w:b w:val="0"/>
+                <w:sz w:val="17"/>
+                <w:rFonts w:eastAsia="Microsoft YaHei"/>
+              </w:rPr>
+              <w:t>1</w:t>
+            </w:r>
+          </w:p>
+        </w:tc>
+      </w:tr>
+    </w:tbl>
+    <w:p/>
+    <w:p>
+      <w:pPr>
+        <w:spacing w:after="120"/>
+      </w:pPr>
+      <w:r>
+        <w:rPr>
+          <w:b/>
+          <w:i w:val="0"/>
+          <w:color w:val="1A1A1A"/>
+          <w:sz w:val="21"/>
+          <w:rFonts w:eastAsia="Microsoft YaHei"/>
+        </w:rPr>
+        <w:t>E.2  交互项：超声是否改变了药物的效应</w:t>
+      </w:r>
+    </w:p>
+    <w:p>
+      <w:pPr>
+        <w:spacing w:after="120"/>
+      </w:pPr>
+      <w:r>
+        <w:rPr>
+          <w:b w:val="0"/>
+          <w:i w:val="0"/>
+          <w:color w:val="1A1A1A"/>
+          <w:sz w:val="21"/>
+          <w:rFonts w:eastAsia="Microsoft YaHei"/>
+        </w:rPr>
+        <w:t>模型 ~ Drug * LIPUS，全部 24 样本，模型矩阵满秩 6/6。resultsNames 为 Intercept | Drug_T4400_vs_DMSO | Drug_T3976_vs_DMSO | LIPUS_yes_vs_no | DrugT4400.LIPUSyes | DrugT3976.LIPUSyes。</w:t>
+      </w:r>
+    </w:p>
+    <w:tbl>
+      <w:tblPr>
+        <w:tblW w:type="auto" w:w="0"/>
+        <w:tblLook w:firstColumn="1" w:firstRow="1" w:lastColumn="0" w:lastRow="0" w:noHBand="0" w:noVBand="1" w:val="04A0"/>
+        <w:tblBorders>
+          <w:top w:val="single" w:sz="4" w:color="9A9AA6"/>
+          <w:left w:val="single" w:sz="4" w:color="9A9AA6"/>
+          <w:bottom w:val="single" w:sz="4" w:color="9A9AA6"/>
+          <w:right w:val="single" w:sz="4" w:color="9A9AA6"/>
+          <w:insideH w:val="single" w:sz="4" w:color="9A9AA6"/>
+          <w:insideV w:val="single" w:sz="4" w:color="9A9AA6"/>
+        </w:tblBorders>
+      </w:tblPr>
+      <w:tblGrid>
+        <w:gridCol w:w="3876"/>
+        <w:gridCol w:w="3876"/>
+      </w:tblGrid>
+      <w:tr>
+        <w:tc>
+          <w:tcPr>
+            <w:tcW w:type="dxa" w:w="3876"/>
+            <w:shd w:val="clear" w:fill="E8E8F2"/>
+          </w:tcPr>
+          <w:p>
+            <w:pPr>
+              <w:spacing w:after="40"/>
+            </w:pPr>
+            <w:r/>
+            <w:r>
+              <w:rPr>
+                <w:b/>
+                <w:sz w:val="17"/>
+                <w:rFonts w:eastAsia="Microsoft YaHei"/>
+              </w:rPr>
+              <w:t>交互项</w:t>
+            </w:r>
+          </w:p>
+        </w:tc>
+        <w:tc>
+          <w:tcPr>
+            <w:tcW w:type="dxa" w:w="3876"/>
+            <w:shd w:val="clear" w:fill="E8E8F2"/>
+          </w:tcPr>
+          <w:p>
+            <w:pPr>
+              <w:spacing w:after="40"/>
+            </w:pPr>
+            <w:r/>
+            <w:r>
+              <w:rPr>
+                <w:b/>
+                <w:sz w:val="17"/>
+                <w:rFonts w:eastAsia="Microsoft YaHei"/>
+              </w:rPr>
+              <w:t>padj &lt; 0.05 的基因数</w:t>
+            </w:r>
+          </w:p>
+        </w:tc>
+      </w:tr>
+      <w:tr>
+        <w:tc>
+          <w:tcPr>
+            <w:tcW w:type="dxa" w:w="3876"/>
+          </w:tcPr>
+          <w:p>
+            <w:pPr>
+              <w:spacing w:after="40"/>
+            </w:pPr>
+            <w:r/>
+            <w:r>
+              <w:rPr>
+                <w:b w:val="0"/>
+                <w:sz w:val="17"/>
+                <w:rFonts w:eastAsia="Microsoft YaHei"/>
+              </w:rPr>
+              <w:t>DrugT4400.LIPUSyes</w:t>
+            </w:r>
+          </w:p>
+        </w:tc>
+        <w:tc>
+          <w:tcPr>
+            <w:tcW w:type="dxa" w:w="3876"/>
+          </w:tcPr>
+          <w:p>
+            <w:pPr>
+              <w:spacing w:after="40"/>
+            </w:pPr>
+            <w:r/>
+            <w:r>
+              <w:rPr>
+                <w:b w:val="0"/>
+                <w:sz w:val="17"/>
+                <w:rFonts w:eastAsia="Microsoft YaHei"/>
+              </w:rPr>
+              <w:t>0</w:t>
+            </w:r>
+          </w:p>
+        </w:tc>
+      </w:tr>
+      <w:tr>
+        <w:tc>
+          <w:tcPr>
+            <w:tcW w:type="dxa" w:w="3876"/>
+          </w:tcPr>
+          <w:p>
+            <w:pPr>
+              <w:spacing w:after="40"/>
+            </w:pPr>
+            <w:r/>
+            <w:r>
+              <w:rPr>
+                <w:b w:val="0"/>
+                <w:sz w:val="17"/>
+                <w:rFonts w:eastAsia="Microsoft YaHei"/>
+              </w:rPr>
+              <w:t>DrugT3976.LIPUSyes</w:t>
+            </w:r>
+          </w:p>
+        </w:tc>
+        <w:tc>
+          <w:tcPr>
+            <w:tcW w:type="dxa" w:w="3876"/>
+          </w:tcPr>
+          <w:p>
+            <w:pPr>
+              <w:spacing w:after="40"/>
+            </w:pPr>
+            <w:r/>
+            <w:r>
+              <w:rPr>
+                <w:b w:val="0"/>
+                <w:sz w:val="17"/>
+                <w:rFonts w:eastAsia="Microsoft YaHei"/>
+              </w:rPr>
+              <w:t>0</w:t>
+            </w:r>
+          </w:p>
+        </w:tc>
+      </w:tr>
+    </w:tbl>
+    <w:p/>
+    <w:p>
+      <w:pPr>
+        <w:jc w:val="center"/>
+      </w:pPr>
+      <w:r>
+        <w:drawing>
+          <wp:inline xmlns:a="http://schemas.openxmlformats.org/drawingml/2006/main" xmlns:pic="http://schemas.openxmlformats.org/drawingml/2006/picture">
+            <wp:extent cx="5669280" cy="3164249"/>
+            <wp:docPr id="1" name="Picture 1"/>
+            <wp:cNvGraphicFramePr>
+              <a:graphicFrameLocks noChangeAspect="1"/>
+            </wp:cNvGraphicFramePr>
+            <a:graphic>
+              <a:graphicData uri="http://schemas.openxmlformats.org/drawingml/2006/picture">
+                <pic:pic>
+                  <pic:nvPicPr>
+                    <pic:cNvPr id="0" name="contrast_summary.png"/>
+                    <pic:cNvPicPr/>
+                  </pic:nvPicPr>
+                  <pic:blipFill>
+                    <a:blip r:embed="rId6"/>
+                    <a:stretch>
+                      <a:fillRect/>
+                    </a:stretch>
+                  </pic:blipFill>
+                  <pic:spPr>
+                    <a:xfrm>
+                      <a:off x="0" y="0"/>
+                      <a:ext cx="5669280" cy="3164249"/>
+                    </a:xfrm>
+                    <a:prstGeom prst="rect"/>
+                  </pic:spPr>
+                </pic:pic>
+              </a:graphicData>
+            </a:graphic>
+          </wp:inline>
+        </w:drawing>
+      </w:r>
+    </w:p>
+    <w:p>
+      <w:pPr>
+        <w:jc w:val="center"/>
+      </w:pPr>
+      <w:r>
+        <w:rPr>
+          <w:i/>
+          <w:sz w:val="18"/>
+          <w:rFonts w:eastAsia="Microsoft YaHei"/>
+        </w:rPr>
+        <w:t>图 E-1  五个成对对比的显著基因数（padj&lt;0.05 且 |log2FC|&gt;=1）</w:t>
+      </w:r>
+    </w:p>
+    <w:p>
+      <w:pPr>
+        <w:spacing w:after="120"/>
+      </w:pPr>
+      <w:r>
+        <w:rPr>
+          <w:b/>
+          <w:i w:val="0"/>
+          <w:color w:val="1A1A1A"/>
+          <w:sz w:val="21"/>
+          <w:rFonts w:eastAsia="Microsoft YaHei"/>
+        </w:rPr>
+        <w:t>E.3  这些数字能说明什么、不能说明什么</w:t>
+      </w:r>
+    </w:p>
+    <w:p>
+      <w:pPr>
+        <w:spacing w:after="120"/>
+      </w:pPr>
+      <w:r>
+        <w:rPr>
+          <w:b w:val="0"/>
+          <w:i w:val="0"/>
+          <w:color w:val="B4341F"/>
+          <w:sz w:val="21"/>
+          <w:rFonts w:eastAsia="Microsoft YaHei"/>
+        </w:rPr>
+        <w:t>必须先说清一点：显著基因数为 0 并不等于「没有效应」，它的准确含义是「在每组 4 个生物学重复、padj&lt;0.05 且 |log2FC|&gt;=1 的判据下，未检出可检测的差异」。这是一个关于统计功效的陈述，不是关于生物学的结论。n=4 时能检出的最小效应量有限，真实存在的小幅变化完全可能落在检出线以下。</w:t>
+      </w:r>
+    </w:p>
+    <w:p>
+      <w:pPr>
+        <w:spacing w:after="120"/>
+      </w:pPr>
+      <w:r>
+        <w:rPr>
+          <w:b w:val="0"/>
+          <w:i w:val="0"/>
+          <w:color w:val="1A1A1A"/>
+          <w:sz w:val="21"/>
+          <w:rFonts w:eastAsia="Microsoft YaHei"/>
+        </w:rPr>
+        <w:t>在此前提下，本数据集呈现的模式是：三个处理中只有 T4400 产生了明显的转录组响应（128 个基因，且高度偏向上调）；T3976 几乎没有（1 个基因）；超声无论单独施加还是叠加在任一药物之上，均未检出显著基因；两个交互项在 padj&lt;0.05 下亦无显著基因，即没有证据表明超声改变了药物的效应。</w:t>
+      </w:r>
+    </w:p>
+    <w:p>
+      <w:pPr>
+        <w:spacing w:after="120"/>
+      </w:pPr>
+      <w:r>
+        <w:rPr>
+          <w:b w:val="0"/>
+          <w:i/>
+          <w:color w:val="B4341F"/>
+          <w:sz w:val="21"/>
+          <w:rFonts w:eastAsia="Microsoft YaHei"/>
+        </w:rPr>
+        <w:t>【需要我补充 1–2 句自己的解读：对照第 4.3 节我原先写的「本次对比没有涉及超声」，现在这一问已经能回答了——请写出我如何看待这个零结果，以及它对原先那句判断的修正。】</w:t>
+      </w:r>
+    </w:p>
+    <w:p>
+      <w:pPr>
+        <w:spacing w:after="120"/>
+      </w:pPr>
+      <w:r>
+        <w:rPr>
+          <w:b/>
+          <w:i w:val="0"/>
+          <w:color w:val="1A1A1A"/>
+          <w:sz w:val="21"/>
+          <w:rFonts w:eastAsia="Microsoft YaHei"/>
+        </w:rPr>
+        <w:t>E.4  局限</w:t>
+      </w:r>
+    </w:p>
+    <w:p>
+      <w:pPr>
+        <w:spacing w:after="80"/>
+        <w:ind w:left="360"/>
+      </w:pPr>
+      <w:r>
+        <w:rPr>
+          <w:sz w:val="20"/>
+          <w:rFonts w:eastAsia="Microsoft YaHei"/>
+        </w:rPr>
+        <w:t>· 每组 4 个生物学重复，统计功效有限；零结果的解释力弱于阳性结果。</w:t>
+      </w:r>
+    </w:p>
+    <w:p>
+      <w:pPr>
+        <w:spacing w:after="80"/>
+        <w:ind w:left="360"/>
+      </w:pPr>
+      <w:r>
+        <w:rPr>
+          <w:sz w:val="20"/>
+          <w:rFonts w:eastAsia="Microsoft YaHei"/>
+        </w:rPr>
+        <w:t>· 成对对比各自单独建模，离散度未跨条件共享；与交互模型的估计基础不同，两者数字不应直接相减比较。</w:t>
+      </w:r>
+    </w:p>
+    <w:p>
+      <w:pPr>
+        <w:spacing w:after="80"/>
+        <w:ind w:left="360"/>
+      </w:pPr>
+      <w:r>
+        <w:rPr>
+          <w:sz w:val="20"/>
+          <w:rFonts w:eastAsia="Microsoft YaHei"/>
+        </w:rPr>
+        <w:t>· apeglm 收缩在 2 个基因上报告 line search 未收敛（见运行日志），涉及基因极少，不影响上述计数。</w:t>
+      </w:r>
+    </w:p>
+    <w:p>
+      <w:pPr>
+        <w:spacing w:after="80"/>
+        <w:ind w:left="360"/>
+      </w:pPr>
+      <w:r>
+        <w:rPr>
+          <w:sz w:val="20"/>
+          <w:rFonts w:eastAsia="Microsoft YaHei"/>
+        </w:rPr>
+        <w:t>· T4400 与 T3976 为未公开化合物代号，本附录只描述转录组层面的观察，不推断其身份或作用机制。</w:t>
       </w:r>
     </w:p>
     <w:sectPr>

--- a/Week5/HW2/作业二_EMP-Web分析报告.docx
+++ b/Week5/HW2/作业二_EMP-Web分析报告.docx
@@ -7872,12 +7872,12 @@
       <w:r>
         <w:rPr>
           <w:b w:val="0"/>
-          <w:i/>
-          <w:color w:val="B4341F"/>
+          <w:i w:val="0"/>
+          <w:color w:val="1A1A1A"/>
           <w:sz w:val="21"/>
           <w:rFonts w:eastAsia="Microsoft YaHei"/>
         </w:rPr>
-        <w:t>【需要我补充 1–2 句自己的解读：对照第 4.3 节我原先写的「本次对比没有涉及超声」，现在这一问已经能回答了——请写出我如何看待这个零结果，以及它对原先那句判断的修正。】</w:t>
+        <w:t>本次通过超声对比，结果是在现在的样本量和阈值下没有检测出差异，但是 T4400 检出了 128 个说明检测方法没有问题，所以最后的结论是超声的效应明显小于药物的效应，小到落在这个设计的检出线以下。这一问我原先写的是本次对比无法回答，现在已经可以回答了。</w:t>
       </w:r>
     </w:p>
     <w:p>

--- a/Week5/HW2/作业二_EMP-Web分析报告.docx
+++ b/Week5/HW2/作业二_EMP-Web分析报告.docx
@@ -4,2835 +4,5243 @@
   <w:body>
     <w:p>
       <w:pPr>
-        <w:pStyle w:val="a3"/>
-        <w:spacing w:after="0"/>
-        <w:rPr>
-          <w:rFonts w:ascii="宋体" w:eastAsia="宋体" w:hAnsi="宋体" w:cs="宋体"/>
-        </w:rPr>
-      </w:pPr>
-      <w:r>
-        <w:rPr>
-          <w:rFonts w:ascii="宋体" w:eastAsia="宋体" w:hAnsi="宋体" w:cs="宋体"/>
-        </w:rPr>
-        <w:t># 作业二报告：</w:t>
-      </w:r>
-      <w:proofErr w:type="spellStart"/>
-      <w:r>
-        <w:rPr>
-          <w:rFonts w:ascii="宋体" w:eastAsia="宋体" w:hAnsi="宋体" w:cs="宋体"/>
-        </w:rPr>
-        <w:t>EasyMultiProfiler</w:t>
-      </w:r>
-      <w:proofErr w:type="spellEnd"/>
-      <w:r>
-        <w:rPr>
-          <w:rFonts w:ascii="宋体" w:eastAsia="宋体" w:hAnsi="宋体" w:cs="宋体"/>
-        </w:rPr>
-        <w:t>-Web 上的小鼠 RNA-seq 分析</w:t>
-      </w:r>
-    </w:p>
-    <w:p>
-      <w:pPr>
-        <w:pStyle w:val="a3"/>
-        <w:spacing w:after="0"/>
-        <w:rPr>
-          <w:rFonts w:ascii="宋体" w:eastAsia="宋体" w:hAnsi="宋体" w:cs="宋体"/>
-        </w:rPr>
-      </w:pPr>
-    </w:p>
-    <w:p>
-      <w:pPr>
-        <w:pStyle w:val="a3"/>
-        <w:spacing w:after="0"/>
-        <w:rPr>
-          <w:rFonts w:ascii="宋体" w:eastAsia="宋体" w:hAnsi="宋体" w:cs="宋体"/>
-        </w:rPr>
-      </w:pPr>
-      <w:r>
-        <w:rPr>
-          <w:rFonts w:ascii="宋体" w:eastAsia="宋体" w:hAnsi="宋体" w:cs="宋体"/>
-        </w:rPr>
-        <w:t>**学生**：曾梓轩（Zixuan Zeng）· SUAT24000114</w:t>
-      </w:r>
-    </w:p>
-    <w:p>
-      <w:pPr>
-        <w:pStyle w:val="a3"/>
-        <w:spacing w:after="0"/>
-        <w:rPr>
-          <w:rFonts w:ascii="宋体" w:eastAsia="宋体" w:hAnsi="宋体" w:cs="宋体"/>
-        </w:rPr>
-      </w:pPr>
-      <w:r>
-        <w:rPr>
-          <w:rFonts w:ascii="宋体" w:eastAsia="宋体" w:hAnsi="宋体" w:cs="宋体"/>
-        </w:rPr>
-        <w:t>**课程**：Bioinformatics: From Multi-Omics Data to Discovery — Dr. Liwei Xie, SUAT</w:t>
-      </w:r>
-    </w:p>
-    <w:p>
-      <w:pPr>
-        <w:pStyle w:val="a3"/>
-        <w:spacing w:after="0"/>
-        <w:rPr>
-          <w:rFonts w:ascii="宋体" w:eastAsia="宋体" w:hAnsi="宋体" w:cs="宋体"/>
-        </w:rPr>
-      </w:pPr>
-      <w:r>
-        <w:rPr>
-          <w:rFonts w:ascii="宋体" w:eastAsia="宋体" w:hAnsi="宋体" w:cs="宋体"/>
-        </w:rPr>
-        <w:t>**日期**：2026-09-23</w:t>
-      </w:r>
-    </w:p>
-    <w:p>
-      <w:pPr>
-        <w:pStyle w:val="a3"/>
-        <w:spacing w:after="0"/>
-        <w:rPr>
-          <w:rFonts w:ascii="宋体" w:eastAsia="宋体" w:hAnsi="宋体" w:cs="宋体"/>
-        </w:rPr>
-      </w:pPr>
-      <w:r>
-        <w:rPr>
-          <w:rFonts w:ascii="宋体" w:eastAsia="宋体" w:hAnsi="宋体" w:cs="宋体"/>
-        </w:rPr>
-        <w:t>**平台**：</w:t>
-      </w:r>
-      <w:proofErr w:type="spellStart"/>
-      <w:r>
-        <w:rPr>
-          <w:rFonts w:ascii="宋体" w:eastAsia="宋体" w:hAnsi="宋体" w:cs="宋体"/>
-        </w:rPr>
-        <w:t>EasyMultiProfiler</w:t>
-      </w:r>
-      <w:proofErr w:type="spellEnd"/>
-      <w:r>
-        <w:rPr>
-          <w:rFonts w:ascii="宋体" w:eastAsia="宋体" w:hAnsi="宋体" w:cs="宋体"/>
-        </w:rPr>
-        <w:t>-Web v9.0.4（本地 `http://127.0.0.1:8080`）</w:t>
-      </w:r>
-    </w:p>
-    <w:p>
-      <w:pPr>
-        <w:pStyle w:val="a3"/>
-        <w:spacing w:after="0"/>
-        <w:rPr>
-          <w:rFonts w:ascii="宋体" w:eastAsia="宋体" w:hAnsi="宋体" w:cs="宋体"/>
-        </w:rPr>
-      </w:pPr>
-    </w:p>
-    <w:p>
-      <w:pPr>
-        <w:pStyle w:val="a3"/>
-        <w:spacing w:after="0"/>
-        <w:rPr>
-          <w:rFonts w:ascii="宋体" w:eastAsia="宋体" w:hAnsi="宋体" w:cs="宋体"/>
-        </w:rPr>
-      </w:pPr>
-      <w:r>
-        <w:rPr>
-          <w:rFonts w:ascii="宋体" w:eastAsia="宋体" w:hAnsi="宋体" w:cs="宋体"/>
-        </w:rPr>
-        <w:t>---</w:t>
-      </w:r>
-    </w:p>
-    <w:p>
-      <w:pPr>
-        <w:pStyle w:val="a3"/>
-        <w:spacing w:after="0"/>
-        <w:rPr>
-          <w:rFonts w:ascii="宋体" w:eastAsia="宋体" w:hAnsi="宋体" w:cs="宋体"/>
-        </w:rPr>
-      </w:pPr>
-    </w:p>
-    <w:p>
-      <w:pPr>
-        <w:pStyle w:val="a3"/>
-        <w:spacing w:after="0"/>
-        <w:rPr>
-          <w:rFonts w:ascii="宋体" w:eastAsia="宋体" w:hAnsi="宋体" w:cs="宋体"/>
-        </w:rPr>
-      </w:pPr>
-      <w:r>
-        <w:rPr>
-          <w:rFonts w:ascii="宋体" w:eastAsia="宋体" w:hAnsi="宋体" w:cs="宋体"/>
-        </w:rPr>
-        <w:t>## 一、数据</w:t>
-      </w:r>
-    </w:p>
-    <w:p>
-      <w:pPr>
-        <w:pStyle w:val="a3"/>
-        <w:spacing w:after="0"/>
-        <w:rPr>
-          <w:rFonts w:ascii="宋体" w:eastAsia="宋体" w:hAnsi="宋体" w:cs="宋体"/>
-        </w:rPr>
-      </w:pPr>
-    </w:p>
-    <w:p>
-      <w:pPr>
-        <w:pStyle w:val="a3"/>
-        <w:spacing w:after="0"/>
-        <w:rPr>
-          <w:rFonts w:ascii="宋体" w:eastAsia="宋体" w:hAnsi="宋体" w:cs="宋体"/>
-        </w:rPr>
-      </w:pPr>
-      <w:r>
-        <w:rPr>
-          <w:rFonts w:ascii="宋体" w:eastAsia="宋体" w:hAnsi="宋体" w:cs="宋体"/>
-        </w:rPr>
-        <w:t>来自 `</w:t>
-      </w:r>
-      <w:proofErr w:type="spellStart"/>
-      <w:r>
-        <w:rPr>
-          <w:rFonts w:ascii="宋体" w:eastAsia="宋体" w:hAnsi="宋体" w:cs="宋体"/>
-        </w:rPr>
-        <w:t>EasyMultiProfiler</w:t>
-      </w:r>
-      <w:proofErr w:type="spellEnd"/>
-      <w:r>
-        <w:rPr>
-          <w:rFonts w:ascii="宋体" w:eastAsia="宋体" w:hAnsi="宋体" w:cs="宋体"/>
-        </w:rPr>
-        <w:t>-Web/tests/`，两个 RNA-seq 相关文件：</w:t>
-      </w:r>
-    </w:p>
-    <w:p>
-      <w:pPr>
-        <w:pStyle w:val="a3"/>
-        <w:spacing w:after="0"/>
-        <w:rPr>
-          <w:rFonts w:ascii="宋体" w:eastAsia="宋体" w:hAnsi="宋体" w:cs="宋体"/>
-        </w:rPr>
-      </w:pPr>
-    </w:p>
-    <w:p>
-      <w:pPr>
-        <w:pStyle w:val="a3"/>
-        <w:spacing w:after="0"/>
-        <w:rPr>
-          <w:rFonts w:ascii="宋体" w:eastAsia="宋体" w:hAnsi="宋体" w:cs="宋体"/>
-        </w:rPr>
-      </w:pPr>
-      <w:r>
-        <w:rPr>
-          <w:rFonts w:ascii="宋体" w:eastAsia="宋体" w:hAnsi="宋体" w:cs="宋体"/>
-        </w:rPr>
-        <w:t>| 文件 | 内容 |</w:t>
-      </w:r>
-    </w:p>
-    <w:p>
-      <w:pPr>
-        <w:pStyle w:val="a3"/>
-        <w:spacing w:after="0"/>
-        <w:rPr>
-          <w:rFonts w:ascii="宋体" w:eastAsia="宋体" w:hAnsi="宋体" w:cs="宋体"/>
-        </w:rPr>
-      </w:pPr>
-      <w:r>
-        <w:rPr>
-          <w:rFonts w:ascii="宋体" w:eastAsia="宋体" w:hAnsi="宋体" w:cs="宋体"/>
-        </w:rPr>
-        <w:t>|---|---|</w:t>
-      </w:r>
-    </w:p>
-    <w:p>
-      <w:pPr>
-        <w:pStyle w:val="a3"/>
-        <w:spacing w:after="0"/>
-        <w:rPr>
-          <w:rFonts w:ascii="宋体" w:eastAsia="宋体" w:hAnsi="宋体" w:cs="宋体"/>
-        </w:rPr>
-      </w:pPr>
-      <w:r>
-        <w:rPr>
-          <w:rFonts w:ascii="宋体" w:eastAsia="宋体" w:hAnsi="宋体" w:cs="宋体"/>
-        </w:rPr>
-        <w:t>| `RNAseq_output.csv` | 表达矩阵，24394 基因 × 24 样本，全整数原始 counts |</w:t>
-      </w:r>
-    </w:p>
-    <w:p>
-      <w:pPr>
-        <w:pStyle w:val="a3"/>
-        <w:spacing w:after="0"/>
-        <w:rPr>
-          <w:rFonts w:ascii="宋体" w:eastAsia="宋体" w:hAnsi="宋体" w:cs="宋体"/>
-        </w:rPr>
-      </w:pPr>
-      <w:r>
-        <w:rPr>
-          <w:rFonts w:ascii="宋体" w:eastAsia="宋体" w:hAnsi="宋体" w:cs="宋体"/>
-        </w:rPr>
-        <w:t>| `RNAseq_mapping.csv` | 样本分组表（`</w:t>
-      </w:r>
-      <w:proofErr w:type="spellStart"/>
-      <w:r>
-        <w:rPr>
-          <w:rFonts w:ascii="宋体" w:eastAsia="宋体" w:hAnsi="宋体" w:cs="宋体"/>
-        </w:rPr>
-        <w:t>SampleID</w:t>
-      </w:r>
-      <w:proofErr w:type="spellEnd"/>
-      <w:r>
-        <w:rPr>
-          <w:rFonts w:ascii="宋体" w:eastAsia="宋体" w:hAnsi="宋体" w:cs="宋体"/>
-        </w:rPr>
-        <w:t>` / `Group`） |</w:t>
-      </w:r>
-    </w:p>
-    <w:p>
-      <w:pPr>
-        <w:pStyle w:val="a3"/>
-        <w:spacing w:after="0"/>
-        <w:rPr>
-          <w:rFonts w:ascii="宋体" w:eastAsia="宋体" w:hAnsi="宋体" w:cs="宋体"/>
-        </w:rPr>
-      </w:pPr>
-    </w:p>
-    <w:p>
-      <w:pPr>
-        <w:pStyle w:val="a3"/>
-        <w:spacing w:after="0"/>
-        <w:rPr>
-          <w:rFonts w:ascii="宋体" w:eastAsia="宋体" w:hAnsi="宋体" w:cs="宋体"/>
-        </w:rPr>
-      </w:pPr>
-      <w:r>
-        <w:rPr>
-          <w:rFonts w:ascii="宋体" w:eastAsia="宋体" w:hAnsi="宋体" w:cs="宋体"/>
-        </w:rPr>
-        <w:t>- 文库大小 20,538,855 – 40,391,543 reads</w:t>
-      </w:r>
-    </w:p>
-    <w:p>
-      <w:pPr>
-        <w:pStyle w:val="a3"/>
-        <w:spacing w:after="0"/>
-        <w:rPr>
-          <w:rFonts w:ascii="宋体" w:eastAsia="宋体" w:hAnsi="宋体" w:cs="宋体"/>
-        </w:rPr>
-      </w:pPr>
-      <w:r>
-        <w:rPr>
-          <w:rFonts w:ascii="宋体" w:eastAsia="宋体" w:hAnsi="宋体" w:cs="宋体"/>
-        </w:rPr>
-        <w:t>- 基因标识为小鼠基因符号（如 `0610005C13Rik`，RIKEN cDNA 编号）</w:t>
-      </w:r>
-    </w:p>
-    <w:p>
-      <w:pPr>
-        <w:pStyle w:val="a3"/>
-        <w:spacing w:after="0"/>
-        <w:rPr>
-          <w:rFonts w:ascii="宋体" w:eastAsia="宋体" w:hAnsi="宋体" w:cs="宋体"/>
-        </w:rPr>
-      </w:pPr>
-      <w:r>
-        <w:rPr>
-          <w:rFonts w:ascii="宋体" w:eastAsia="宋体" w:hAnsi="宋体" w:cs="宋体"/>
-        </w:rPr>
-        <w:t>- 24394 个基因中有 5244 个在全部样本为 0，导入后保留 19150 个</w:t>
-      </w:r>
-    </w:p>
-    <w:p>
-      <w:pPr>
-        <w:pStyle w:val="a3"/>
-        <w:spacing w:after="0"/>
-        <w:rPr>
-          <w:rFonts w:ascii="宋体" w:eastAsia="宋体" w:hAnsi="宋体" w:cs="宋体"/>
-        </w:rPr>
-      </w:pPr>
-    </w:p>
-    <w:p>
-      <w:pPr>
-        <w:pStyle w:val="a3"/>
-        <w:spacing w:after="0"/>
-        <w:rPr>
-          <w:rFonts w:ascii="宋体" w:eastAsia="宋体" w:hAnsi="宋体" w:cs="宋体"/>
-        </w:rPr>
-      </w:pPr>
-      <w:r>
-        <w:rPr>
-          <w:rFonts w:ascii="宋体" w:eastAsia="宋体" w:hAnsi="宋体" w:cs="宋体"/>
-        </w:rPr>
-        <w:t>**实验设计：3 药物 × 2 超声 的 6 组析因设计，每组 4 个生物学重复**</w:t>
-      </w:r>
-    </w:p>
-    <w:p>
-      <w:pPr>
-        <w:pStyle w:val="a3"/>
-        <w:spacing w:after="0"/>
-        <w:rPr>
-          <w:rFonts w:ascii="宋体" w:eastAsia="宋体" w:hAnsi="宋体" w:cs="宋体"/>
-        </w:rPr>
-      </w:pPr>
-    </w:p>
-    <w:p>
-      <w:pPr>
-        <w:pStyle w:val="a3"/>
-        <w:spacing w:after="0"/>
-        <w:rPr>
-          <w:rFonts w:ascii="宋体" w:eastAsia="宋体" w:hAnsi="宋体" w:cs="宋体"/>
-        </w:rPr>
-      </w:pPr>
-      <w:r>
-        <w:rPr>
-          <w:rFonts w:ascii="宋体" w:eastAsia="宋体" w:hAnsi="宋体" w:cs="宋体"/>
-        </w:rPr>
-        <w:t>| Group | 样本 | 含义 |</w:t>
-      </w:r>
-    </w:p>
-    <w:p>
-      <w:pPr>
-        <w:pStyle w:val="a3"/>
-        <w:spacing w:after="0"/>
-        <w:rPr>
-          <w:rFonts w:ascii="宋体" w:eastAsia="宋体" w:hAnsi="宋体" w:cs="宋体"/>
-        </w:rPr>
-      </w:pPr>
-      <w:r>
-        <w:rPr>
-          <w:rFonts w:ascii="宋体" w:eastAsia="宋体" w:hAnsi="宋体" w:cs="宋体"/>
-        </w:rPr>
-        <w:t>|---|---|---|</w:t>
-      </w:r>
-    </w:p>
-    <w:p>
-      <w:pPr>
-        <w:pStyle w:val="a3"/>
-        <w:spacing w:after="0"/>
-        <w:rPr>
-          <w:rFonts w:ascii="宋体" w:eastAsia="宋体" w:hAnsi="宋体" w:cs="宋体"/>
-        </w:rPr>
-      </w:pPr>
-      <w:r>
-        <w:rPr>
-          <w:rFonts w:ascii="宋体" w:eastAsia="宋体" w:hAnsi="宋体" w:cs="宋体"/>
-        </w:rPr>
-        <w:t>| `DMSO` | DHMR001–004 | 溶剂对照 |</w:t>
-      </w:r>
-    </w:p>
-    <w:p>
-      <w:pPr>
-        <w:pStyle w:val="a3"/>
-        <w:spacing w:after="0"/>
-        <w:rPr>
-          <w:rFonts w:ascii="宋体" w:eastAsia="宋体" w:hAnsi="宋体" w:cs="宋体"/>
-        </w:rPr>
-      </w:pPr>
-      <w:r>
-        <w:rPr>
-          <w:rFonts w:ascii="宋体" w:eastAsia="宋体" w:hAnsi="宋体" w:cs="宋体"/>
-        </w:rPr>
-        <w:t>| `DMSO+LIPUS` | DHMR005–008 | 仅低强度脉冲超声 |</w:t>
-      </w:r>
-    </w:p>
-    <w:p>
-      <w:pPr>
-        <w:pStyle w:val="a3"/>
-        <w:spacing w:after="0"/>
-        <w:rPr>
-          <w:rFonts w:ascii="宋体" w:eastAsia="宋体" w:hAnsi="宋体" w:cs="宋体"/>
-        </w:rPr>
-      </w:pPr>
-      <w:r>
-        <w:rPr>
-          <w:rFonts w:ascii="宋体" w:eastAsia="宋体" w:hAnsi="宋体" w:cs="宋体"/>
-        </w:rPr>
-        <w:t>| `T4400` | DHMR009–012 | 受试化合物 T4400 |</w:t>
-      </w:r>
-    </w:p>
-    <w:p>
-      <w:pPr>
-        <w:pStyle w:val="a3"/>
-        <w:spacing w:after="0"/>
-        <w:rPr>
-          <w:rFonts w:ascii="宋体" w:eastAsia="宋体" w:hAnsi="宋体" w:cs="宋体"/>
-        </w:rPr>
-      </w:pPr>
-      <w:r>
-        <w:rPr>
-          <w:rFonts w:ascii="宋体" w:eastAsia="宋体" w:hAnsi="宋体" w:cs="宋体"/>
-        </w:rPr>
-        <w:t>| `T4400+LIPUS` | DHMR013–016 | T4400 + 超声 |</w:t>
-      </w:r>
-    </w:p>
-    <w:p>
-      <w:pPr>
-        <w:pStyle w:val="a3"/>
-        <w:spacing w:after="0"/>
-        <w:rPr>
-          <w:rFonts w:ascii="宋体" w:eastAsia="宋体" w:hAnsi="宋体" w:cs="宋体"/>
-        </w:rPr>
-      </w:pPr>
-      <w:r>
-        <w:rPr>
-          <w:rFonts w:ascii="宋体" w:eastAsia="宋体" w:hAnsi="宋体" w:cs="宋体"/>
-        </w:rPr>
-        <w:t>| `T3976` | DHMR017–020 | 受试化合物 T3976 |</w:t>
-      </w:r>
-    </w:p>
-    <w:p>
-      <w:pPr>
-        <w:pStyle w:val="a3"/>
-        <w:spacing w:after="0"/>
-        <w:rPr>
-          <w:rFonts w:ascii="宋体" w:eastAsia="宋体" w:hAnsi="宋体" w:cs="宋体"/>
-        </w:rPr>
-      </w:pPr>
-      <w:r>
-        <w:rPr>
-          <w:rFonts w:ascii="宋体" w:eastAsia="宋体" w:hAnsi="宋体" w:cs="宋体"/>
-        </w:rPr>
-        <w:t>| `T3976+LIPUS` | DHMR021–024 | T3976 + 超声 |</w:t>
-      </w:r>
-    </w:p>
-    <w:p>
-      <w:pPr>
-        <w:pStyle w:val="a3"/>
-        <w:spacing w:after="0"/>
-        <w:rPr>
-          <w:rFonts w:ascii="宋体" w:eastAsia="宋体" w:hAnsi="宋体" w:cs="宋体"/>
-        </w:rPr>
-      </w:pPr>
-    </w:p>
-    <w:p>
-      <w:pPr>
-        <w:pStyle w:val="a3"/>
-        <w:spacing w:after="0"/>
-        <w:rPr>
-          <w:rFonts w:ascii="宋体" w:eastAsia="宋体" w:hAnsi="宋体" w:cs="宋体"/>
-        </w:rPr>
-      </w:pPr>
-      <w:r>
-        <w:rPr>
-          <w:rFonts w:ascii="宋体" w:eastAsia="宋体" w:hAnsi="宋体" w:cs="宋体"/>
-        </w:rPr>
-        <w:t>T4400 与 T3976 为**未公开身份的化合物代号**，本报告不对其化学结构或作用机制作任何推断。</w:t>
-      </w:r>
-    </w:p>
-    <w:p>
-      <w:pPr>
-        <w:pStyle w:val="a3"/>
-        <w:spacing w:after="0"/>
-        <w:rPr>
-          <w:rFonts w:ascii="宋体" w:eastAsia="宋体" w:hAnsi="宋体" w:cs="宋体"/>
-        </w:rPr>
-      </w:pPr>
-    </w:p>
-    <w:p>
-      <w:pPr>
-        <w:pStyle w:val="a3"/>
-        <w:spacing w:after="0"/>
-        <w:rPr>
-          <w:rFonts w:ascii="宋体" w:eastAsia="宋体" w:hAnsi="宋体" w:cs="宋体"/>
-        </w:rPr>
-      </w:pPr>
-      <w:r>
-        <w:rPr>
-          <w:rFonts w:ascii="宋体" w:eastAsia="宋体" w:hAnsi="宋体" w:cs="宋体"/>
-        </w:rPr>
-        <w:lastRenderedPageBreak/>
-        <w:t>---</w:t>
-      </w:r>
-    </w:p>
-    <w:p>
-      <w:pPr>
-        <w:pStyle w:val="a3"/>
-        <w:spacing w:after="0"/>
-        <w:rPr>
-          <w:rFonts w:ascii="宋体" w:eastAsia="宋体" w:hAnsi="宋体" w:cs="宋体"/>
-        </w:rPr>
-      </w:pPr>
-    </w:p>
-    <w:p>
-      <w:pPr>
-        <w:pStyle w:val="a3"/>
-        <w:spacing w:after="0"/>
-        <w:rPr>
-          <w:rFonts w:ascii="宋体" w:eastAsia="宋体" w:hAnsi="宋体" w:cs="宋体"/>
-        </w:rPr>
-      </w:pPr>
-      <w:r>
-        <w:rPr>
-          <w:rFonts w:ascii="宋体" w:eastAsia="宋体" w:hAnsi="宋体" w:cs="宋体"/>
-        </w:rPr>
-        <w:t>## 二、方法</w:t>
-      </w:r>
-    </w:p>
-    <w:p>
-      <w:pPr>
-        <w:pStyle w:val="a3"/>
-        <w:spacing w:after="0"/>
-        <w:rPr>
-          <w:rFonts w:ascii="宋体" w:eastAsia="宋体" w:hAnsi="宋体" w:cs="宋体"/>
-        </w:rPr>
-      </w:pPr>
-    </w:p>
-    <w:p>
-      <w:pPr>
-        <w:pStyle w:val="a3"/>
-        <w:spacing w:after="0"/>
-        <w:rPr>
-          <w:rFonts w:ascii="宋体" w:eastAsia="宋体" w:hAnsi="宋体" w:cs="宋体"/>
-        </w:rPr>
-      </w:pPr>
-      <w:r>
-        <w:rPr>
-          <w:rFonts w:ascii="宋体" w:eastAsia="宋体" w:hAnsi="宋体" w:cs="宋体"/>
-        </w:rPr>
-        <w:t>| 步骤 | 设置 |</w:t>
-      </w:r>
-    </w:p>
-    <w:p>
-      <w:pPr>
-        <w:pStyle w:val="a3"/>
-        <w:spacing w:after="0"/>
-        <w:rPr>
-          <w:rFonts w:ascii="宋体" w:eastAsia="宋体" w:hAnsi="宋体" w:cs="宋体"/>
-        </w:rPr>
-      </w:pPr>
-      <w:r>
-        <w:rPr>
-          <w:rFonts w:ascii="宋体" w:eastAsia="宋体" w:hAnsi="宋体" w:cs="宋体"/>
-        </w:rPr>
-        <w:t>|---|---|</w:t>
-      </w:r>
-    </w:p>
-    <w:p>
-      <w:pPr>
-        <w:pStyle w:val="a3"/>
-        <w:spacing w:after="0"/>
-        <w:rPr>
-          <w:rFonts w:ascii="宋体" w:eastAsia="宋体" w:hAnsi="宋体" w:cs="宋体"/>
-        </w:rPr>
-      </w:pPr>
-      <w:r>
-        <w:rPr>
-          <w:rFonts w:ascii="宋体" w:eastAsia="宋体" w:hAnsi="宋体" w:cs="宋体"/>
-        </w:rPr>
-        <w:t xml:space="preserve">| 过滤 | 平台 RNA-seq 推荐参数，`min </w:t>
-      </w:r>
-      <w:proofErr w:type="spellStart"/>
-      <w:r>
-        <w:rPr>
-          <w:rFonts w:ascii="宋体" w:eastAsia="宋体" w:hAnsi="宋体" w:cs="宋体"/>
-        </w:rPr>
-        <w:t>rowSum</w:t>
-      </w:r>
-      <w:proofErr w:type="spellEnd"/>
-      <w:r>
-        <w:rPr>
-          <w:rFonts w:ascii="宋体" w:eastAsia="宋体" w:hAnsi="宋体" w:cs="宋体"/>
-        </w:rPr>
-        <w:t xml:space="preserve"> = 10`；**14245 基因**进入后续分析 |</w:t>
-      </w:r>
-    </w:p>
-    <w:p>
-      <w:pPr>
-        <w:pStyle w:val="a3"/>
-        <w:spacing w:after="0"/>
-        <w:rPr>
-          <w:rFonts w:ascii="宋体" w:eastAsia="宋体" w:hAnsi="宋体" w:cs="宋体"/>
-        </w:rPr>
-      </w:pPr>
-      <w:r>
-        <w:rPr>
-          <w:rFonts w:ascii="宋体" w:eastAsia="宋体" w:hAnsi="宋体" w:cs="宋体"/>
-        </w:rPr>
-        <w:t>| 归一化 | Log Transform（仅用于概况与降维；差异分析使用过滤后的原始 counts 快照 `20260923-131325_filter`） |</w:t>
-      </w:r>
-    </w:p>
-    <w:p>
-      <w:pPr>
-        <w:pStyle w:val="a3"/>
-        <w:spacing w:after="0"/>
-        <w:rPr>
-          <w:rFonts w:ascii="宋体" w:eastAsia="宋体" w:hAnsi="宋体" w:cs="宋体"/>
-        </w:rPr>
-      </w:pPr>
-      <w:r>
-        <w:rPr>
-          <w:rFonts w:ascii="宋体" w:eastAsia="宋体" w:hAnsi="宋体" w:cs="宋体"/>
-        </w:rPr>
-        <w:t>| 差异方法 | DESeq2 |</w:t>
-      </w:r>
-    </w:p>
-    <w:p>
-      <w:pPr>
-        <w:pStyle w:val="a3"/>
-        <w:spacing w:after="0"/>
-        <w:rPr>
-          <w:rFonts w:ascii="宋体" w:eastAsia="宋体" w:hAnsi="宋体" w:cs="宋体"/>
-        </w:rPr>
-      </w:pPr>
-      <w:r>
-        <w:rPr>
-          <w:rFonts w:ascii="宋体" w:eastAsia="宋体" w:hAnsi="宋体" w:cs="宋体"/>
-        </w:rPr>
-        <w:t>| 对比 | REFERENCE = `DMSO`，TEST = `T4400` |</w:t>
-      </w:r>
-    </w:p>
-    <w:p>
-      <w:pPr>
-        <w:pStyle w:val="a3"/>
-        <w:spacing w:after="0"/>
-        <w:rPr>
-          <w:rFonts w:ascii="宋体" w:eastAsia="宋体" w:hAnsi="宋体" w:cs="宋体"/>
-        </w:rPr>
-      </w:pPr>
-      <w:r>
-        <w:rPr>
-          <w:rFonts w:ascii="宋体" w:eastAsia="宋体" w:hAnsi="宋体" w:cs="宋体"/>
-        </w:rPr>
-        <w:t>| 阈值 | `</w:t>
-      </w:r>
-      <w:proofErr w:type="spellStart"/>
-      <w:r>
-        <w:rPr>
-          <w:rFonts w:ascii="宋体" w:eastAsia="宋体" w:hAnsi="宋体" w:cs="宋体"/>
-        </w:rPr>
-        <w:t>padj</w:t>
-      </w:r>
-      <w:proofErr w:type="spellEnd"/>
-      <w:r>
-        <w:rPr>
-          <w:rFonts w:ascii="宋体" w:eastAsia="宋体" w:hAnsi="宋体" w:cs="宋体"/>
-        </w:rPr>
-        <w:t xml:space="preserve"> ≤ 0.05`，`|log2FC| ≥ 1`（与 Homework 1 保持一致，便于横向比较） |</w:t>
-      </w:r>
-    </w:p>
-    <w:p>
-      <w:pPr>
-        <w:pStyle w:val="a3"/>
-        <w:spacing w:after="0"/>
-        <w:rPr>
-          <w:rFonts w:ascii="宋体" w:eastAsia="宋体" w:hAnsi="宋体" w:cs="宋体"/>
-        </w:rPr>
-      </w:pPr>
-      <w:r>
-        <w:rPr>
-          <w:rFonts w:ascii="宋体" w:eastAsia="宋体" w:hAnsi="宋体" w:cs="宋体"/>
-        </w:rPr>
-        <w:t>| 富集 | GSEA，KEGG，物种 Mouse（`</w:t>
-      </w:r>
-      <w:proofErr w:type="spellStart"/>
-      <w:r>
-        <w:rPr>
-          <w:rFonts w:ascii="宋体" w:eastAsia="宋体" w:hAnsi="宋体" w:cs="宋体"/>
-        </w:rPr>
-        <w:t>mmu</w:t>
-      </w:r>
-      <w:proofErr w:type="spellEnd"/>
-      <w:r>
-        <w:rPr>
-          <w:rFonts w:ascii="宋体" w:eastAsia="宋体" w:hAnsi="宋体" w:cs="宋体"/>
-        </w:rPr>
-        <w:t>`，`</w:t>
-      </w:r>
-      <w:proofErr w:type="spellStart"/>
-      <w:r>
-        <w:rPr>
-          <w:rFonts w:ascii="宋体" w:eastAsia="宋体" w:hAnsi="宋体" w:cs="宋体"/>
+        <w:keepNext/>
+        <w:spacing w:before="180" w:after="100"/>
+        <w:outlineLvl w:val="0"/>
+      </w:pPr>
+      <w:r>
+        <w:rPr>
+          <w:b/>
+          <w:color w:val="241A38"/>
+          <w:sz w:val="36"/>
+          <w:rFonts w:ascii="Calibri" w:hAnsi="Calibri" w:eastAsia="Microsoft YaHei"/>
+        </w:rPr>
+        <w:t>作业二报告：EasyMultiProfiler-Web 上的小鼠 RNA-seq 分析</w:t>
+      </w:r>
+    </w:p>
+    <w:p>
+      <w:pPr>
+        <w:spacing w:after="80"/>
+      </w:pPr>
+      <w:r>
+        <w:rPr>
+          <w:b/>
+          <w:sz w:val="21"/>
+          <w:rFonts w:ascii="Calibri" w:hAnsi="Calibri" w:eastAsia="Microsoft YaHei"/>
+        </w:rPr>
+        <w:t>学生</w:t>
+      </w:r>
+      <w:r>
+        <w:rPr>
+          <w:sz w:val="21"/>
+          <w:rFonts w:ascii="Calibri" w:hAnsi="Calibri" w:eastAsia="Microsoft YaHei"/>
+        </w:rPr>
+        <w:t>：曾梓轩（Zixuan Zeng）· SUAT24000114</w:t>
+      </w:r>
+    </w:p>
+    <w:p>
+      <w:pPr>
+        <w:spacing w:after="80"/>
+      </w:pPr>
+      <w:r>
+        <w:rPr>
+          <w:b/>
+          <w:sz w:val="21"/>
+          <w:rFonts w:ascii="Calibri" w:hAnsi="Calibri" w:eastAsia="Microsoft YaHei"/>
+        </w:rPr>
+        <w:t>课程</w:t>
+      </w:r>
+      <w:r>
+        <w:rPr>
+          <w:sz w:val="21"/>
+          <w:rFonts w:ascii="Calibri" w:hAnsi="Calibri" w:eastAsia="Microsoft YaHei"/>
+        </w:rPr>
+        <w:t>：Bioinformatics: From Multi-Omics Data to Discovery — Dr. Liwei Xie, SUAT</w:t>
+      </w:r>
+    </w:p>
+    <w:p>
+      <w:pPr>
+        <w:spacing w:after="80"/>
+      </w:pPr>
+      <w:r>
+        <w:rPr>
+          <w:b/>
+          <w:sz w:val="21"/>
+          <w:rFonts w:ascii="Calibri" w:hAnsi="Calibri" w:eastAsia="Microsoft YaHei"/>
+        </w:rPr>
+        <w:t>日期</w:t>
+      </w:r>
+      <w:r>
+        <w:rPr>
+          <w:sz w:val="21"/>
+          <w:rFonts w:ascii="Calibri" w:hAnsi="Calibri" w:eastAsia="Microsoft YaHei"/>
+        </w:rPr>
+        <w:t>：2026-09-23</w:t>
+      </w:r>
+    </w:p>
+    <w:p>
+      <w:pPr>
+        <w:spacing w:after="80"/>
+      </w:pPr>
+      <w:r>
+        <w:rPr>
+          <w:b/>
+          <w:sz w:val="21"/>
+          <w:rFonts w:ascii="Calibri" w:hAnsi="Calibri" w:eastAsia="Microsoft YaHei"/>
+        </w:rPr>
+        <w:t>平台</w:t>
+      </w:r>
+      <w:r>
+        <w:rPr>
+          <w:sz w:val="21"/>
+          <w:rFonts w:ascii="Calibri" w:hAnsi="Calibri" w:eastAsia="Microsoft YaHei"/>
+        </w:rPr>
+        <w:t xml:space="preserve">：EasyMultiProfiler-Web v9.0.4（本地 </w:t>
+      </w:r>
+      <w:r>
+        <w:rPr>
+          <w:color w:val="3E2A63"/>
+          <w:sz w:val="18"/>
+          <w:rFonts w:ascii="Consolas" w:hAnsi="Consolas" w:eastAsia="Consolas"/>
+        </w:rPr>
+        <w:t>http://127.0.0.1:8080</w:t>
+      </w:r>
+      <w:r>
+        <w:rPr>
+          <w:sz w:val="21"/>
+          <w:rFonts w:ascii="Calibri" w:hAnsi="Calibri" w:eastAsia="Microsoft YaHei"/>
+        </w:rPr>
+        <w:t>）</w:t>
+      </w:r>
+    </w:p>
+    <w:p>
+      <w:pPr>
+        <w:keepNext/>
+        <w:spacing w:before="280" w:after="100"/>
+        <w:outlineLvl w:val="1"/>
+      </w:pPr>
+      <w:r>
+        <w:rPr>
+          <w:b/>
+          <w:color w:val="3E2A63"/>
+          <w:sz w:val="28"/>
+          <w:rFonts w:ascii="Calibri" w:hAnsi="Calibri" w:eastAsia="Microsoft YaHei"/>
+        </w:rPr>
+        <w:t>一、数据</w:t>
+      </w:r>
+    </w:p>
+    <w:p>
+      <w:pPr>
+        <w:spacing w:after="80"/>
+      </w:pPr>
+      <w:r>
+        <w:rPr>
+          <w:sz w:val="21"/>
+          <w:rFonts w:ascii="Calibri" w:hAnsi="Calibri" w:eastAsia="Microsoft YaHei"/>
+        </w:rPr>
+        <w:t xml:space="preserve">来自 </w:t>
+      </w:r>
+      <w:r>
+        <w:rPr>
+          <w:color w:val="3E2A63"/>
+          <w:sz w:val="18"/>
+          <w:rFonts w:ascii="Consolas" w:hAnsi="Consolas" w:eastAsia="Consolas"/>
+        </w:rPr>
+        <w:t>EasyMultiProfiler-Web/tests/</w:t>
+      </w:r>
+      <w:r>
+        <w:rPr>
+          <w:sz w:val="21"/>
+          <w:rFonts w:ascii="Calibri" w:hAnsi="Calibri" w:eastAsia="Microsoft YaHei"/>
+        </w:rPr>
+        <w:t>，两个 RNA-seq 相关文件：</w:t>
+      </w:r>
+    </w:p>
+    <w:tbl>
+      <w:tblPr>
+        <w:tblW w:type="auto" w:w="0"/>
+        <w:tblLook w:firstColumn="1" w:firstRow="1" w:lastColumn="0" w:lastRow="0" w:noHBand="0" w:noVBand="1" w:val="04A0"/>
+        <w:jc w:val="center"/>
+        <w:tblBorders>
+          <w:top w:val="single" w:sz="4" w:color="9A9AA6"/>
+          <w:left w:val="single" w:sz="4" w:color="9A9AA6"/>
+          <w:bottom w:val="single" w:sz="4" w:color="9A9AA6"/>
+          <w:right w:val="single" w:sz="4" w:color="9A9AA6"/>
+          <w:insideH w:val="single" w:sz="4" w:color="9A9AA6"/>
+          <w:insideV w:val="single" w:sz="4" w:color="9A9AA6"/>
+        </w:tblBorders>
+      </w:tblPr>
+      <w:tblGrid>
+        <w:gridCol w:w="3876"/>
+        <w:gridCol w:w="3876"/>
+      </w:tblGrid>
+      <w:tr>
+        <w:tc>
+          <w:tcPr>
+            <w:tcW w:type="dxa" w:w="2661"/>
+            <w:shd w:val="clear" w:fill="EDE9F2"/>
+          </w:tcPr>
+          <w:p>
+            <w:pPr>
+              <w:spacing w:after="20"/>
+            </w:pPr>
+            <w:r>
+              <w:rPr>
+                <w:b/>
+              </w:rPr>
+            </w:r>
+            <w:r>
+              <w:rPr>
+                <w:b/>
+                <w:sz w:val="18"/>
+                <w:rFonts w:ascii="Calibri" w:hAnsi="Calibri" w:eastAsia="Microsoft YaHei"/>
+              </w:rPr>
+              <w:t>文件</w:t>
+            </w:r>
+          </w:p>
+        </w:tc>
+        <w:tc>
+          <w:tcPr>
+            <w:tcW w:type="dxa" w:w="6411"/>
+            <w:shd w:val="clear" w:fill="EDE9F2"/>
+          </w:tcPr>
+          <w:p>
+            <w:pPr>
+              <w:spacing w:after="20"/>
+            </w:pPr>
+            <w:r>
+              <w:rPr>
+                <w:b/>
+              </w:rPr>
+            </w:r>
+            <w:r>
+              <w:rPr>
+                <w:b/>
+                <w:sz w:val="18"/>
+                <w:rFonts w:ascii="Calibri" w:hAnsi="Calibri" w:eastAsia="Microsoft YaHei"/>
+              </w:rPr>
+              <w:t>内容</w:t>
+            </w:r>
+          </w:p>
+        </w:tc>
+      </w:tr>
+      <w:tr>
+        <w:tc>
+          <w:tcPr>
+            <w:tcW w:type="dxa" w:w="2661"/>
+          </w:tcPr>
+          <w:p>
+            <w:pPr>
+              <w:spacing w:after="20"/>
+            </w:pPr>
+            <w:r/>
+            <w:r>
+              <w:rPr>
+                <w:color w:val="3E2A63"/>
+                <w:sz w:val="15"/>
+                <w:rFonts w:ascii="Consolas" w:hAnsi="Consolas" w:eastAsia="Consolas"/>
+              </w:rPr>
+              <w:t>RNAseq_output.csv</w:t>
+            </w:r>
+          </w:p>
+        </w:tc>
+        <w:tc>
+          <w:tcPr>
+            <w:tcW w:type="dxa" w:w="6411"/>
+          </w:tcPr>
+          <w:p>
+            <w:pPr>
+              <w:spacing w:after="20"/>
+            </w:pPr>
+            <w:r/>
+            <w:r>
+              <w:rPr>
+                <w:sz w:val="18"/>
+                <w:rFonts w:ascii="Calibri" w:hAnsi="Calibri" w:eastAsia="Microsoft YaHei"/>
+              </w:rPr>
+              <w:t>表达矩阵，24394 基因 × 24 样本，全整数原始 counts</w:t>
+            </w:r>
+          </w:p>
+        </w:tc>
+      </w:tr>
+      <w:tr>
+        <w:tc>
+          <w:tcPr>
+            <w:tcW w:type="dxa" w:w="2661"/>
+          </w:tcPr>
+          <w:p>
+            <w:pPr>
+              <w:spacing w:after="20"/>
+            </w:pPr>
+            <w:r/>
+            <w:r>
+              <w:rPr>
+                <w:color w:val="3E2A63"/>
+                <w:sz w:val="15"/>
+                <w:rFonts w:ascii="Consolas" w:hAnsi="Consolas" w:eastAsia="Consolas"/>
+              </w:rPr>
+              <w:t>RNAseq_mapping.csv</w:t>
+            </w:r>
+          </w:p>
+        </w:tc>
+        <w:tc>
+          <w:tcPr>
+            <w:tcW w:type="dxa" w:w="6411"/>
+          </w:tcPr>
+          <w:p>
+            <w:pPr>
+              <w:spacing w:after="20"/>
+            </w:pPr>
+            <w:r/>
+            <w:r>
+              <w:rPr>
+                <w:sz w:val="18"/>
+                <w:rFonts w:ascii="Calibri" w:hAnsi="Calibri" w:eastAsia="Microsoft YaHei"/>
+              </w:rPr>
+              <w:t>样本分组表（</w:t>
+            </w:r>
+            <w:r>
+              <w:rPr>
+                <w:color w:val="3E2A63"/>
+                <w:sz w:val="15"/>
+                <w:rFonts w:ascii="Consolas" w:hAnsi="Consolas" w:eastAsia="Consolas"/>
+              </w:rPr>
+              <w:t>SampleID</w:t>
+            </w:r>
+            <w:r>
+              <w:rPr>
+                <w:sz w:val="18"/>
+                <w:rFonts w:ascii="Calibri" w:hAnsi="Calibri" w:eastAsia="Microsoft YaHei"/>
+              </w:rPr>
+              <w:t xml:space="preserve"> / </w:t>
+            </w:r>
+            <w:r>
+              <w:rPr>
+                <w:color w:val="3E2A63"/>
+                <w:sz w:val="15"/>
+                <w:rFonts w:ascii="Consolas" w:hAnsi="Consolas" w:eastAsia="Consolas"/>
+              </w:rPr>
+              <w:t>Group</w:t>
+            </w:r>
+            <w:r>
+              <w:rPr>
+                <w:sz w:val="18"/>
+                <w:rFonts w:ascii="Calibri" w:hAnsi="Calibri" w:eastAsia="Microsoft YaHei"/>
+              </w:rPr>
+              <w:t>）</w:t>
+            </w:r>
+          </w:p>
+        </w:tc>
+      </w:tr>
+    </w:tbl>
+    <w:p/>
+    <w:p>
+      <w:pPr>
+        <w:spacing w:after="80"/>
+        <w:ind w:left="432" w:hanging="259"/>
+      </w:pPr>
+      <w:r>
+        <w:rPr>
+          <w:sz w:val="21"/>
+          <w:rFonts w:ascii="Calibri" w:hAnsi="Calibri" w:eastAsia="Microsoft YaHei"/>
+        </w:rPr>
+        <w:t>•  文库大小 20,538,855 – 40,391,543 reads</w:t>
+      </w:r>
+    </w:p>
+    <w:p>
+      <w:pPr>
+        <w:spacing w:after="80"/>
+        <w:ind w:left="432" w:hanging="259"/>
+      </w:pPr>
+      <w:r>
+        <w:rPr>
+          <w:sz w:val="21"/>
+          <w:rFonts w:ascii="Calibri" w:hAnsi="Calibri" w:eastAsia="Microsoft YaHei"/>
+        </w:rPr>
+        <w:t xml:space="preserve">•  基因标识为小鼠基因符号（如 </w:t>
+      </w:r>
+      <w:r>
+        <w:rPr>
+          <w:color w:val="3E2A63"/>
+          <w:sz w:val="18"/>
+          <w:rFonts w:ascii="Consolas" w:hAnsi="Consolas" w:eastAsia="Consolas"/>
+        </w:rPr>
+        <w:t>0610005C13Rik</w:t>
+      </w:r>
+      <w:r>
+        <w:rPr>
+          <w:sz w:val="21"/>
+          <w:rFonts w:ascii="Calibri" w:hAnsi="Calibri" w:eastAsia="Microsoft YaHei"/>
+        </w:rPr>
+        <w:t>，RIKEN cDNA 编号）</w:t>
+      </w:r>
+    </w:p>
+    <w:p>
+      <w:pPr>
+        <w:spacing w:after="80"/>
+        <w:ind w:left="432" w:hanging="259"/>
+      </w:pPr>
+      <w:r>
+        <w:rPr>
+          <w:sz w:val="21"/>
+          <w:rFonts w:ascii="Calibri" w:hAnsi="Calibri" w:eastAsia="Microsoft YaHei"/>
+        </w:rPr>
+        <w:t>•  24394 个基因中有 5244 个在全部样本为 0，导入后保留 19150 个</w:t>
+      </w:r>
+    </w:p>
+    <w:p>
+      <w:pPr>
+        <w:spacing w:after="80"/>
+      </w:pPr>
+      <w:r>
+        <w:rPr>
+          <w:b/>
+          <w:sz w:val="21"/>
+          <w:rFonts w:ascii="Calibri" w:hAnsi="Calibri" w:eastAsia="Microsoft YaHei"/>
+        </w:rPr>
+        <w:t>实验设计：3 药物 × 2 超声 的 6 组析因设计，每组 4 个生物学重复</w:t>
+      </w:r>
+    </w:p>
+    <w:tbl>
+      <w:tblPr>
+        <w:tblW w:type="auto" w:w="0"/>
+        <w:tblLook w:firstColumn="1" w:firstRow="1" w:lastColumn="0" w:lastRow="0" w:noHBand="0" w:noVBand="1" w:val="04A0"/>
+        <w:jc w:val="center"/>
+        <w:tblBorders>
+          <w:top w:val="single" w:sz="4" w:color="9A9AA6"/>
+          <w:left w:val="single" w:sz="4" w:color="9A9AA6"/>
+          <w:bottom w:val="single" w:sz="4" w:color="9A9AA6"/>
+          <w:right w:val="single" w:sz="4" w:color="9A9AA6"/>
+          <w:insideH w:val="single" w:sz="4" w:color="9A9AA6"/>
+          <w:insideV w:val="single" w:sz="4" w:color="9A9AA6"/>
+        </w:tblBorders>
+      </w:tblPr>
+      <w:tblGrid>
+        <w:gridCol w:w="2584"/>
+        <w:gridCol w:w="2584"/>
+        <w:gridCol w:w="2584"/>
+      </w:tblGrid>
+      <w:tr>
+        <w:tc>
+          <w:tcPr>
+            <w:tcW w:type="dxa" w:w="2722"/>
+            <w:shd w:val="clear" w:fill="EDE9F2"/>
+          </w:tcPr>
+          <w:p>
+            <w:pPr>
+              <w:spacing w:after="20"/>
+            </w:pPr>
+            <w:r>
+              <w:rPr>
+                <w:b/>
+              </w:rPr>
+            </w:r>
+            <w:r>
+              <w:rPr>
+                <w:b/>
+                <w:sz w:val="18"/>
+                <w:rFonts w:ascii="Calibri" w:hAnsi="Calibri" w:eastAsia="Microsoft YaHei"/>
+              </w:rPr>
+              <w:t>Group</w:t>
+            </w:r>
+          </w:p>
+        </w:tc>
+        <w:tc>
+          <w:tcPr>
+            <w:tcW w:type="dxa" w:w="2722"/>
+            <w:shd w:val="clear" w:fill="EDE9F2"/>
+          </w:tcPr>
+          <w:p>
+            <w:pPr>
+              <w:spacing w:after="20"/>
+            </w:pPr>
+            <w:r>
+              <w:rPr>
+                <w:b/>
+              </w:rPr>
+            </w:r>
+            <w:r>
+              <w:rPr>
+                <w:b/>
+                <w:sz w:val="18"/>
+                <w:rFonts w:ascii="Calibri" w:hAnsi="Calibri" w:eastAsia="Microsoft YaHei"/>
+              </w:rPr>
+              <w:t>样本</w:t>
+            </w:r>
+          </w:p>
+        </w:tc>
+        <w:tc>
+          <w:tcPr>
+            <w:tcW w:type="dxa" w:w="3629"/>
+            <w:shd w:val="clear" w:fill="EDE9F2"/>
+          </w:tcPr>
+          <w:p>
+            <w:pPr>
+              <w:spacing w:after="20"/>
+            </w:pPr>
+            <w:r>
+              <w:rPr>
+                <w:b/>
+              </w:rPr>
+            </w:r>
+            <w:r>
+              <w:rPr>
+                <w:b/>
+                <w:sz w:val="18"/>
+                <w:rFonts w:ascii="Calibri" w:hAnsi="Calibri" w:eastAsia="Microsoft YaHei"/>
+              </w:rPr>
+              <w:t>含义</w:t>
+            </w:r>
+          </w:p>
+        </w:tc>
+      </w:tr>
+      <w:tr>
+        <w:tc>
+          <w:tcPr>
+            <w:tcW w:type="dxa" w:w="2722"/>
+          </w:tcPr>
+          <w:p>
+            <w:pPr>
+              <w:spacing w:after="20"/>
+            </w:pPr>
+            <w:r/>
+            <w:r>
+              <w:rPr>
+                <w:color w:val="3E2A63"/>
+                <w:sz w:val="15"/>
+                <w:rFonts w:ascii="Consolas" w:hAnsi="Consolas" w:eastAsia="Consolas"/>
+              </w:rPr>
+              <w:t>DMSO</w:t>
+            </w:r>
+          </w:p>
+        </w:tc>
+        <w:tc>
+          <w:tcPr>
+            <w:tcW w:type="dxa" w:w="2722"/>
+          </w:tcPr>
+          <w:p>
+            <w:pPr>
+              <w:spacing w:after="20"/>
+            </w:pPr>
+            <w:r/>
+            <w:r>
+              <w:rPr>
+                <w:sz w:val="18"/>
+                <w:rFonts w:ascii="Calibri" w:hAnsi="Calibri" w:eastAsia="Microsoft YaHei"/>
+              </w:rPr>
+              <w:t>DHMR001–004</w:t>
+            </w:r>
+          </w:p>
+        </w:tc>
+        <w:tc>
+          <w:tcPr>
+            <w:tcW w:type="dxa" w:w="3629"/>
+          </w:tcPr>
+          <w:p>
+            <w:pPr>
+              <w:spacing w:after="20"/>
+            </w:pPr>
+            <w:r/>
+            <w:r>
+              <w:rPr>
+                <w:sz w:val="18"/>
+                <w:rFonts w:ascii="Calibri" w:hAnsi="Calibri" w:eastAsia="Microsoft YaHei"/>
+              </w:rPr>
+              <w:t>溶剂对照</w:t>
+            </w:r>
+          </w:p>
+        </w:tc>
+      </w:tr>
+      <w:tr>
+        <w:tc>
+          <w:tcPr>
+            <w:tcW w:type="dxa" w:w="2722"/>
+          </w:tcPr>
+          <w:p>
+            <w:pPr>
+              <w:spacing w:after="20"/>
+            </w:pPr>
+            <w:r/>
+            <w:r>
+              <w:rPr>
+                <w:color w:val="3E2A63"/>
+                <w:sz w:val="15"/>
+                <w:rFonts w:ascii="Consolas" w:hAnsi="Consolas" w:eastAsia="Consolas"/>
+              </w:rPr>
+              <w:t>DMSO+LIPUS</w:t>
+            </w:r>
+          </w:p>
+        </w:tc>
+        <w:tc>
+          <w:tcPr>
+            <w:tcW w:type="dxa" w:w="2722"/>
+          </w:tcPr>
+          <w:p>
+            <w:pPr>
+              <w:spacing w:after="20"/>
+            </w:pPr>
+            <w:r/>
+            <w:r>
+              <w:rPr>
+                <w:sz w:val="18"/>
+                <w:rFonts w:ascii="Calibri" w:hAnsi="Calibri" w:eastAsia="Microsoft YaHei"/>
+              </w:rPr>
+              <w:t>DHMR005–008</w:t>
+            </w:r>
+          </w:p>
+        </w:tc>
+        <w:tc>
+          <w:tcPr>
+            <w:tcW w:type="dxa" w:w="3629"/>
+          </w:tcPr>
+          <w:p>
+            <w:pPr>
+              <w:spacing w:after="20"/>
+            </w:pPr>
+            <w:r/>
+            <w:r>
+              <w:rPr>
+                <w:sz w:val="18"/>
+                <w:rFonts w:ascii="Calibri" w:hAnsi="Calibri" w:eastAsia="Microsoft YaHei"/>
+              </w:rPr>
+              <w:t>仅低强度脉冲超声</w:t>
+            </w:r>
+          </w:p>
+        </w:tc>
+      </w:tr>
+      <w:tr>
+        <w:tc>
+          <w:tcPr>
+            <w:tcW w:type="dxa" w:w="2722"/>
+          </w:tcPr>
+          <w:p>
+            <w:pPr>
+              <w:spacing w:after="20"/>
+            </w:pPr>
+            <w:r/>
+            <w:r>
+              <w:rPr>
+                <w:color w:val="3E2A63"/>
+                <w:sz w:val="15"/>
+                <w:rFonts w:ascii="Consolas" w:hAnsi="Consolas" w:eastAsia="Consolas"/>
+              </w:rPr>
+              <w:t>T4400</w:t>
+            </w:r>
+          </w:p>
+        </w:tc>
+        <w:tc>
+          <w:tcPr>
+            <w:tcW w:type="dxa" w:w="2722"/>
+          </w:tcPr>
+          <w:p>
+            <w:pPr>
+              <w:spacing w:after="20"/>
+            </w:pPr>
+            <w:r/>
+            <w:r>
+              <w:rPr>
+                <w:sz w:val="18"/>
+                <w:rFonts w:ascii="Calibri" w:hAnsi="Calibri" w:eastAsia="Microsoft YaHei"/>
+              </w:rPr>
+              <w:t>DHMR009–012</w:t>
+            </w:r>
+          </w:p>
+        </w:tc>
+        <w:tc>
+          <w:tcPr>
+            <w:tcW w:type="dxa" w:w="3629"/>
+          </w:tcPr>
+          <w:p>
+            <w:pPr>
+              <w:spacing w:after="20"/>
+            </w:pPr>
+            <w:r/>
+            <w:r>
+              <w:rPr>
+                <w:sz w:val="18"/>
+                <w:rFonts w:ascii="Calibri" w:hAnsi="Calibri" w:eastAsia="Microsoft YaHei"/>
+              </w:rPr>
+              <w:t>受试化合物 T4400</w:t>
+            </w:r>
+          </w:p>
+        </w:tc>
+      </w:tr>
+      <w:tr>
+        <w:tc>
+          <w:tcPr>
+            <w:tcW w:type="dxa" w:w="2722"/>
+          </w:tcPr>
+          <w:p>
+            <w:pPr>
+              <w:spacing w:after="20"/>
+            </w:pPr>
+            <w:r/>
+            <w:r>
+              <w:rPr>
+                <w:color w:val="3E2A63"/>
+                <w:sz w:val="15"/>
+                <w:rFonts w:ascii="Consolas" w:hAnsi="Consolas" w:eastAsia="Consolas"/>
+              </w:rPr>
+              <w:t>T4400+LIPUS</w:t>
+            </w:r>
+          </w:p>
+        </w:tc>
+        <w:tc>
+          <w:tcPr>
+            <w:tcW w:type="dxa" w:w="2722"/>
+          </w:tcPr>
+          <w:p>
+            <w:pPr>
+              <w:spacing w:after="20"/>
+            </w:pPr>
+            <w:r/>
+            <w:r>
+              <w:rPr>
+                <w:sz w:val="18"/>
+                <w:rFonts w:ascii="Calibri" w:hAnsi="Calibri" w:eastAsia="Microsoft YaHei"/>
+              </w:rPr>
+              <w:t>DHMR013–016</w:t>
+            </w:r>
+          </w:p>
+        </w:tc>
+        <w:tc>
+          <w:tcPr>
+            <w:tcW w:type="dxa" w:w="3629"/>
+          </w:tcPr>
+          <w:p>
+            <w:pPr>
+              <w:spacing w:after="20"/>
+            </w:pPr>
+            <w:r/>
+            <w:r>
+              <w:rPr>
+                <w:sz w:val="18"/>
+                <w:rFonts w:ascii="Calibri" w:hAnsi="Calibri" w:eastAsia="Microsoft YaHei"/>
+              </w:rPr>
+              <w:t>T4400 + 超声</w:t>
+            </w:r>
+          </w:p>
+        </w:tc>
+      </w:tr>
+      <w:tr>
+        <w:tc>
+          <w:tcPr>
+            <w:tcW w:type="dxa" w:w="2722"/>
+          </w:tcPr>
+          <w:p>
+            <w:pPr>
+              <w:spacing w:after="20"/>
+            </w:pPr>
+            <w:r/>
+            <w:r>
+              <w:rPr>
+                <w:color w:val="3E2A63"/>
+                <w:sz w:val="15"/>
+                <w:rFonts w:ascii="Consolas" w:hAnsi="Consolas" w:eastAsia="Consolas"/>
+              </w:rPr>
+              <w:t>T3976</w:t>
+            </w:r>
+          </w:p>
+        </w:tc>
+        <w:tc>
+          <w:tcPr>
+            <w:tcW w:type="dxa" w:w="2722"/>
+          </w:tcPr>
+          <w:p>
+            <w:pPr>
+              <w:spacing w:after="20"/>
+            </w:pPr>
+            <w:r/>
+            <w:r>
+              <w:rPr>
+                <w:sz w:val="18"/>
+                <w:rFonts w:ascii="Calibri" w:hAnsi="Calibri" w:eastAsia="Microsoft YaHei"/>
+              </w:rPr>
+              <w:t>DHMR017–020</w:t>
+            </w:r>
+          </w:p>
+        </w:tc>
+        <w:tc>
+          <w:tcPr>
+            <w:tcW w:type="dxa" w:w="3629"/>
+          </w:tcPr>
+          <w:p>
+            <w:pPr>
+              <w:spacing w:after="20"/>
+            </w:pPr>
+            <w:r/>
+            <w:r>
+              <w:rPr>
+                <w:sz w:val="18"/>
+                <w:rFonts w:ascii="Calibri" w:hAnsi="Calibri" w:eastAsia="Microsoft YaHei"/>
+              </w:rPr>
+              <w:t>受试化合物 T3976</w:t>
+            </w:r>
+          </w:p>
+        </w:tc>
+      </w:tr>
+      <w:tr>
+        <w:tc>
+          <w:tcPr>
+            <w:tcW w:type="dxa" w:w="2722"/>
+          </w:tcPr>
+          <w:p>
+            <w:pPr>
+              <w:spacing w:after="20"/>
+            </w:pPr>
+            <w:r/>
+            <w:r>
+              <w:rPr>
+                <w:color w:val="3E2A63"/>
+                <w:sz w:val="15"/>
+                <w:rFonts w:ascii="Consolas" w:hAnsi="Consolas" w:eastAsia="Consolas"/>
+              </w:rPr>
+              <w:t>T3976+LIPUS</w:t>
+            </w:r>
+          </w:p>
+        </w:tc>
+        <w:tc>
+          <w:tcPr>
+            <w:tcW w:type="dxa" w:w="2722"/>
+          </w:tcPr>
+          <w:p>
+            <w:pPr>
+              <w:spacing w:after="20"/>
+            </w:pPr>
+            <w:r/>
+            <w:r>
+              <w:rPr>
+                <w:sz w:val="18"/>
+                <w:rFonts w:ascii="Calibri" w:hAnsi="Calibri" w:eastAsia="Microsoft YaHei"/>
+              </w:rPr>
+              <w:t>DHMR021–024</w:t>
+            </w:r>
+          </w:p>
+        </w:tc>
+        <w:tc>
+          <w:tcPr>
+            <w:tcW w:type="dxa" w:w="3629"/>
+          </w:tcPr>
+          <w:p>
+            <w:pPr>
+              <w:spacing w:after="20"/>
+            </w:pPr>
+            <w:r/>
+            <w:r>
+              <w:rPr>
+                <w:sz w:val="18"/>
+                <w:rFonts w:ascii="Calibri" w:hAnsi="Calibri" w:eastAsia="Microsoft YaHei"/>
+              </w:rPr>
+              <w:t>T3976 + 超声</w:t>
+            </w:r>
+          </w:p>
+        </w:tc>
+      </w:tr>
+    </w:tbl>
+    <w:p/>
+    <w:p>
+      <w:pPr>
+        <w:spacing w:after="80"/>
+      </w:pPr>
+      <w:r>
+        <w:rPr>
+          <w:sz w:val="21"/>
+          <w:rFonts w:ascii="Calibri" w:hAnsi="Calibri" w:eastAsia="Microsoft YaHei"/>
+        </w:rPr>
+        <w:t>T4400 与 T3976 为</w:t>
+      </w:r>
+      <w:r>
+        <w:rPr>
+          <w:b/>
+          <w:sz w:val="21"/>
+          <w:rFonts w:ascii="Calibri" w:hAnsi="Calibri" w:eastAsia="Microsoft YaHei"/>
+        </w:rPr>
+        <w:t>未公开身份的化合物代号</w:t>
+      </w:r>
+      <w:r>
+        <w:rPr>
+          <w:sz w:val="21"/>
+          <w:rFonts w:ascii="Calibri" w:hAnsi="Calibri" w:eastAsia="Microsoft YaHei"/>
+        </w:rPr>
+        <w:t>，本报告不对其化学结构或作用机制作任何推断。</w:t>
+      </w:r>
+    </w:p>
+    <w:p>
+      <w:pPr>
+        <w:keepNext/>
+        <w:spacing w:before="280" w:after="100"/>
+        <w:outlineLvl w:val="1"/>
+      </w:pPr>
+      <w:r>
+        <w:rPr>
+          <w:b/>
+          <w:color w:val="3E2A63"/>
+          <w:sz w:val="28"/>
+          <w:rFonts w:ascii="Calibri" w:hAnsi="Calibri" w:eastAsia="Microsoft YaHei"/>
+        </w:rPr>
+        <w:t>二、方法</w:t>
+      </w:r>
+    </w:p>
+    <w:tbl>
+      <w:tblPr>
+        <w:tblW w:type="auto" w:w="0"/>
+        <w:tblLook w:firstColumn="1" w:firstRow="1" w:lastColumn="0" w:lastRow="0" w:noHBand="0" w:noVBand="1" w:val="04A0"/>
+        <w:jc w:val="center"/>
+        <w:tblBorders>
+          <w:top w:val="single" w:sz="4" w:color="9A9AA6"/>
+          <w:left w:val="single" w:sz="4" w:color="9A9AA6"/>
+          <w:bottom w:val="single" w:sz="4" w:color="9A9AA6"/>
+          <w:right w:val="single" w:sz="4" w:color="9A9AA6"/>
+          <w:insideH w:val="single" w:sz="4" w:color="9A9AA6"/>
+          <w:insideV w:val="single" w:sz="4" w:color="9A9AA6"/>
+        </w:tblBorders>
+      </w:tblPr>
+      <w:tblGrid>
+        <w:gridCol w:w="3876"/>
+        <w:gridCol w:w="3876"/>
+      </w:tblGrid>
+      <w:tr>
+        <w:tc>
+          <w:tcPr>
+            <w:tcW w:type="dxa" w:w="1432"/>
+            <w:shd w:val="clear" w:fill="EDE9F2"/>
+          </w:tcPr>
+          <w:p>
+            <w:pPr>
+              <w:spacing w:after="20"/>
+            </w:pPr>
+            <w:r>
+              <w:rPr>
+                <w:b/>
+              </w:rPr>
+            </w:r>
+            <w:r>
+              <w:rPr>
+                <w:b/>
+                <w:sz w:val="18"/>
+                <w:rFonts w:ascii="Calibri" w:hAnsi="Calibri" w:eastAsia="Microsoft YaHei"/>
+              </w:rPr>
+              <w:t>步骤</w:t>
+            </w:r>
+          </w:p>
+        </w:tc>
+        <w:tc>
+          <w:tcPr>
+            <w:tcW w:type="dxa" w:w="7640"/>
+            <w:shd w:val="clear" w:fill="EDE9F2"/>
+          </w:tcPr>
+          <w:p>
+            <w:pPr>
+              <w:spacing w:after="20"/>
+            </w:pPr>
+            <w:r>
+              <w:rPr>
+                <w:b/>
+              </w:rPr>
+            </w:r>
+            <w:r>
+              <w:rPr>
+                <w:b/>
+                <w:sz w:val="18"/>
+                <w:rFonts w:ascii="Calibri" w:hAnsi="Calibri" w:eastAsia="Microsoft YaHei"/>
+              </w:rPr>
+              <w:t>设置</w:t>
+            </w:r>
+          </w:p>
+        </w:tc>
+      </w:tr>
+      <w:tr>
+        <w:tc>
+          <w:tcPr>
+            <w:tcW w:type="dxa" w:w="1432"/>
+          </w:tcPr>
+          <w:p>
+            <w:pPr>
+              <w:spacing w:after="20"/>
+            </w:pPr>
+            <w:r/>
+            <w:r>
+              <w:rPr>
+                <w:sz w:val="18"/>
+                <w:rFonts w:ascii="Calibri" w:hAnsi="Calibri" w:eastAsia="Microsoft YaHei"/>
+              </w:rPr>
+              <w:t>过滤</w:t>
+            </w:r>
+          </w:p>
+        </w:tc>
+        <w:tc>
+          <w:tcPr>
+            <w:tcW w:type="dxa" w:w="7640"/>
+          </w:tcPr>
+          <w:p>
+            <w:pPr>
+              <w:spacing w:after="20"/>
+            </w:pPr>
+            <w:r/>
+            <w:r>
+              <w:rPr>
+                <w:sz w:val="18"/>
+                <w:rFonts w:ascii="Calibri" w:hAnsi="Calibri" w:eastAsia="Microsoft YaHei"/>
+              </w:rPr>
+              <w:t>平台 RNA-seq 推荐参数，</w:t>
+            </w:r>
+            <w:r>
+              <w:rPr>
+                <w:color w:val="3E2A63"/>
+                <w:sz w:val="15"/>
+                <w:rFonts w:ascii="Consolas" w:hAnsi="Consolas" w:eastAsia="Consolas"/>
+              </w:rPr>
+              <w:t>min rowSum = 10</w:t>
+            </w:r>
+            <w:r>
+              <w:rPr>
+                <w:sz w:val="18"/>
+                <w:rFonts w:ascii="Calibri" w:hAnsi="Calibri" w:eastAsia="Microsoft YaHei"/>
+              </w:rPr>
+              <w:t>；</w:t>
+            </w:r>
+            <w:r>
+              <w:rPr>
+                <w:b/>
+                <w:sz w:val="18"/>
+                <w:rFonts w:ascii="Calibri" w:hAnsi="Calibri" w:eastAsia="Microsoft YaHei"/>
+              </w:rPr>
+              <w:t>14245 基因</w:t>
+            </w:r>
+            <w:r>
+              <w:rPr>
+                <w:sz w:val="18"/>
+                <w:rFonts w:ascii="Calibri" w:hAnsi="Calibri" w:eastAsia="Microsoft YaHei"/>
+              </w:rPr>
+              <w:t>进入后续分析</w:t>
+            </w:r>
+          </w:p>
+        </w:tc>
+      </w:tr>
+      <w:tr>
+        <w:tc>
+          <w:tcPr>
+            <w:tcW w:type="dxa" w:w="1432"/>
+          </w:tcPr>
+          <w:p>
+            <w:pPr>
+              <w:spacing w:after="20"/>
+            </w:pPr>
+            <w:r/>
+            <w:r>
+              <w:rPr>
+                <w:sz w:val="18"/>
+                <w:rFonts w:ascii="Calibri" w:hAnsi="Calibri" w:eastAsia="Microsoft YaHei"/>
+              </w:rPr>
+              <w:t>归一化</w:t>
+            </w:r>
+          </w:p>
+        </w:tc>
+        <w:tc>
+          <w:tcPr>
+            <w:tcW w:type="dxa" w:w="7640"/>
+          </w:tcPr>
+          <w:p>
+            <w:pPr>
+              <w:spacing w:after="20"/>
+            </w:pPr>
+            <w:r/>
+            <w:r>
+              <w:rPr>
+                <w:sz w:val="18"/>
+                <w:rFonts w:ascii="Calibri" w:hAnsi="Calibri" w:eastAsia="Microsoft YaHei"/>
+              </w:rPr>
+              <w:t xml:space="preserve">Log Transform（仅用于概况与降维；差异分析使用过滤后的原始 counts 快照 </w:t>
+            </w:r>
+            <w:r>
+              <w:rPr>
+                <w:color w:val="3E2A63"/>
+                <w:sz w:val="15"/>
+                <w:rFonts w:ascii="Consolas" w:hAnsi="Consolas" w:eastAsia="Consolas"/>
+              </w:rPr>
+              <w:t>20260923-131325_filter</w:t>
+            </w:r>
+            <w:r>
+              <w:rPr>
+                <w:sz w:val="18"/>
+                <w:rFonts w:ascii="Calibri" w:hAnsi="Calibri" w:eastAsia="Microsoft YaHei"/>
+              </w:rPr>
+              <w:t>）</w:t>
+            </w:r>
+          </w:p>
+        </w:tc>
+      </w:tr>
+      <w:tr>
+        <w:tc>
+          <w:tcPr>
+            <w:tcW w:type="dxa" w:w="1432"/>
+          </w:tcPr>
+          <w:p>
+            <w:pPr>
+              <w:spacing w:after="20"/>
+            </w:pPr>
+            <w:r/>
+            <w:r>
+              <w:rPr>
+                <w:sz w:val="18"/>
+                <w:rFonts w:ascii="Calibri" w:hAnsi="Calibri" w:eastAsia="Microsoft YaHei"/>
+              </w:rPr>
+              <w:t>差异方法</w:t>
+            </w:r>
+          </w:p>
+        </w:tc>
+        <w:tc>
+          <w:tcPr>
+            <w:tcW w:type="dxa" w:w="7640"/>
+          </w:tcPr>
+          <w:p>
+            <w:pPr>
+              <w:spacing w:after="20"/>
+            </w:pPr>
+            <w:r/>
+            <w:r>
+              <w:rPr>
+                <w:sz w:val="18"/>
+                <w:rFonts w:ascii="Calibri" w:hAnsi="Calibri" w:eastAsia="Microsoft YaHei"/>
+              </w:rPr>
+              <w:t>DESeq2</w:t>
+            </w:r>
+          </w:p>
+        </w:tc>
+      </w:tr>
+      <w:tr>
+        <w:tc>
+          <w:tcPr>
+            <w:tcW w:type="dxa" w:w="1432"/>
+          </w:tcPr>
+          <w:p>
+            <w:pPr>
+              <w:spacing w:after="20"/>
+            </w:pPr>
+            <w:r/>
+            <w:r>
+              <w:rPr>
+                <w:sz w:val="18"/>
+                <w:rFonts w:ascii="Calibri" w:hAnsi="Calibri" w:eastAsia="Microsoft YaHei"/>
+              </w:rPr>
+              <w:t>对比</w:t>
+            </w:r>
+          </w:p>
+        </w:tc>
+        <w:tc>
+          <w:tcPr>
+            <w:tcW w:type="dxa" w:w="7640"/>
+          </w:tcPr>
+          <w:p>
+            <w:pPr>
+              <w:spacing w:after="20"/>
+            </w:pPr>
+            <w:r/>
+            <w:r>
+              <w:rPr>
+                <w:sz w:val="18"/>
+                <w:rFonts w:ascii="Calibri" w:hAnsi="Calibri" w:eastAsia="Microsoft YaHei"/>
+              </w:rPr>
+              <w:t xml:space="preserve">REFERENCE = </w:t>
+            </w:r>
+            <w:r>
+              <w:rPr>
+                <w:color w:val="3E2A63"/>
+                <w:sz w:val="15"/>
+                <w:rFonts w:ascii="Consolas" w:hAnsi="Consolas" w:eastAsia="Consolas"/>
+              </w:rPr>
+              <w:t>DMSO</w:t>
+            </w:r>
+            <w:r>
+              <w:rPr>
+                <w:sz w:val="18"/>
+                <w:rFonts w:ascii="Calibri" w:hAnsi="Calibri" w:eastAsia="Microsoft YaHei"/>
+              </w:rPr>
+              <w:t xml:space="preserve">，TEST = </w:t>
+            </w:r>
+            <w:r>
+              <w:rPr>
+                <w:color w:val="3E2A63"/>
+                <w:sz w:val="15"/>
+                <w:rFonts w:ascii="Consolas" w:hAnsi="Consolas" w:eastAsia="Consolas"/>
+              </w:rPr>
+              <w:t>T4400</w:t>
+            </w:r>
+          </w:p>
+        </w:tc>
+      </w:tr>
+      <w:tr>
+        <w:tc>
+          <w:tcPr>
+            <w:tcW w:type="dxa" w:w="1432"/>
+          </w:tcPr>
+          <w:p>
+            <w:pPr>
+              <w:spacing w:after="20"/>
+            </w:pPr>
+            <w:r/>
+            <w:r>
+              <w:rPr>
+                <w:sz w:val="18"/>
+                <w:rFonts w:ascii="Calibri" w:hAnsi="Calibri" w:eastAsia="Microsoft YaHei"/>
+              </w:rPr>
+              <w:t>阈值</w:t>
+            </w:r>
+          </w:p>
+        </w:tc>
+        <w:tc>
+          <w:tcPr>
+            <w:tcW w:type="dxa" w:w="7640"/>
+          </w:tcPr>
+          <w:p>
+            <w:pPr>
+              <w:spacing w:after="20"/>
+            </w:pPr>
+            <w:r/>
+            <w:r>
+              <w:rPr>
+                <w:color w:val="3E2A63"/>
+                <w:sz w:val="15"/>
+                <w:rFonts w:ascii="Consolas" w:hAnsi="Consolas" w:eastAsia="Consolas"/>
+              </w:rPr>
+              <w:t>padj ≤ 0.05</w:t>
+            </w:r>
+            <w:r>
+              <w:rPr>
+                <w:sz w:val="18"/>
+                <w:rFonts w:ascii="Calibri" w:hAnsi="Calibri" w:eastAsia="Microsoft YaHei"/>
+              </w:rPr>
+              <w:t>，</w:t>
+            </w:r>
+            <w:r>
+              <w:rPr>
+                <w:color w:val="3E2A63"/>
+                <w:sz w:val="15"/>
+                <w:rFonts w:ascii="Consolas" w:hAnsi="Consolas" w:eastAsia="Consolas"/>
+              </w:rPr>
+              <w:t>|log2FC| ≥ 1</w:t>
+            </w:r>
+            <w:r>
+              <w:rPr>
+                <w:sz w:val="18"/>
+                <w:rFonts w:ascii="Calibri" w:hAnsi="Calibri" w:eastAsia="Microsoft YaHei"/>
+              </w:rPr>
+              <w:t>（与 Homework 1 保持一致，便于横向比较）</w:t>
+            </w:r>
+          </w:p>
+        </w:tc>
+      </w:tr>
+      <w:tr>
+        <w:tc>
+          <w:tcPr>
+            <w:tcW w:type="dxa" w:w="1432"/>
+          </w:tcPr>
+          <w:p>
+            <w:pPr>
+              <w:spacing w:after="20"/>
+            </w:pPr>
+            <w:r/>
+            <w:r>
+              <w:rPr>
+                <w:sz w:val="18"/>
+                <w:rFonts w:ascii="Calibri" w:hAnsi="Calibri" w:eastAsia="Microsoft YaHei"/>
+              </w:rPr>
+              <w:t>富集</w:t>
+            </w:r>
+          </w:p>
+        </w:tc>
+        <w:tc>
+          <w:tcPr>
+            <w:tcW w:type="dxa" w:w="7640"/>
+          </w:tcPr>
+          <w:p>
+            <w:pPr>
+              <w:spacing w:after="20"/>
+            </w:pPr>
+            <w:r/>
+            <w:r>
+              <w:rPr>
+                <w:sz w:val="18"/>
+                <w:rFonts w:ascii="Calibri" w:hAnsi="Calibri" w:eastAsia="Microsoft YaHei"/>
+              </w:rPr>
+              <w:t>GSEA，KEGG，物种 Mouse（</w:t>
+            </w:r>
+            <w:r>
+              <w:rPr>
+                <w:color w:val="3E2A63"/>
+                <w:sz w:val="15"/>
+                <w:rFonts w:ascii="Consolas" w:hAnsi="Consolas" w:eastAsia="Consolas"/>
+              </w:rPr>
+              <w:t>mmu</w:t>
+            </w:r>
+            <w:r>
+              <w:rPr>
+                <w:sz w:val="18"/>
+                <w:rFonts w:ascii="Calibri" w:hAnsi="Calibri" w:eastAsia="Microsoft YaHei"/>
+              </w:rPr>
+              <w:t>，</w:t>
+            </w:r>
+            <w:r>
+              <w:rPr>
+                <w:color w:val="3E2A63"/>
+                <w:sz w:val="15"/>
+                <w:rFonts w:ascii="Consolas" w:hAnsi="Consolas" w:eastAsia="Consolas"/>
+              </w:rPr>
+              <w:t>org.Mm.eg.db</w:t>
+            </w:r>
+            <w:r>
+              <w:rPr>
+                <w:sz w:val="18"/>
+                <w:rFonts w:ascii="Calibri" w:hAnsi="Calibri" w:eastAsia="Microsoft YaHei"/>
+              </w:rPr>
+              <w:t>）</w:t>
+            </w:r>
+          </w:p>
+        </w:tc>
+      </w:tr>
+    </w:tbl>
+    <w:p/>
+    <w:p>
+      <w:pPr>
+        <w:spacing w:after="80"/>
+      </w:pPr>
+      <w:r>
+        <w:rPr>
+          <w:b/>
+          <w:sz w:val="21"/>
+          <w:rFonts w:ascii="Calibri" w:hAnsi="Calibri" w:eastAsia="Microsoft YaHei"/>
+        </w:rPr>
+        <w:t>为什么用 GSEA 而不是过表征分析（ORA）</w:t>
+      </w:r>
+      <w:r>
+        <w:rPr>
+          <w:sz w:val="21"/>
+          <w:rFonts w:ascii="Calibri" w:hAnsi="Calibri" w:eastAsia="Microsoft YaHei"/>
+        </w:rPr>
+        <w:t>：ORA 需要先有一份通过阈值的显著基因名单作为输入。</w:t>
+      </w:r>
+    </w:p>
+    <w:p>
+      <w:pPr>
+        <w:spacing w:after="80"/>
+      </w:pPr>
+      <w:r>
+        <w:rPr>
+          <w:sz w:val="21"/>
+          <w:rFonts w:ascii="Calibri" w:hAnsi="Calibri" w:eastAsia="Microsoft YaHei"/>
+        </w:rPr>
+        <w:t>GSEA 使用全部基因的排序统计量，不依赖阈值，因此在单基因层面信号较弱时仍可检出通路层面的一致偏移。</w:t>
+      </w:r>
+    </w:p>
+    <w:p>
+      <w:pPr>
+        <w:spacing w:after="80"/>
+      </w:pPr>
+      <w:r>
+        <w:rPr>
+          <w:sz w:val="21"/>
+          <w:rFonts w:ascii="Calibri" w:hAnsi="Calibri" w:eastAsia="Microsoft YaHei"/>
+        </w:rPr>
+        <w:t>这一取舍是方法层面的主动选择，不是退而求其次。</w:t>
+      </w:r>
+    </w:p>
+    <w:p>
+      <w:pPr>
+        <w:keepNext/>
+        <w:spacing w:before="280" w:after="100"/>
+        <w:outlineLvl w:val="1"/>
+      </w:pPr>
+      <w:r>
+        <w:rPr>
+          <w:b/>
+          <w:color w:val="3E2A63"/>
+          <w:sz w:val="28"/>
+          <w:rFonts w:ascii="Calibri" w:hAnsi="Calibri" w:eastAsia="Microsoft YaHei"/>
+        </w:rPr>
+        <w:t>三、结果</w:t>
+      </w:r>
+    </w:p>
+    <w:p>
+      <w:pPr>
+        <w:keepNext/>
+        <w:spacing w:before="180" w:after="100"/>
+        <w:outlineLvl w:val="2"/>
+      </w:pPr>
+      <w:r>
+        <w:rPr>
+          <w:b/>
+          <w:color w:val="241A38"/>
+          <w:sz w:val="24"/>
+          <w:rFonts w:ascii="Calibri" w:hAnsi="Calibri" w:eastAsia="Microsoft YaHei"/>
+        </w:rPr>
+        <w:t>3.1 表达谱概况</w:t>
+      </w:r>
+    </w:p>
+    <w:p>
+      <w:pPr>
+        <w:spacing w:after="80"/>
+      </w:pPr>
+      <w:r>
+        <w:rPr>
+          <w:color w:val="3E2A63"/>
+          <w:sz w:val="18"/>
+          <w:rFonts w:ascii="Consolas" w:hAnsi="Consolas" w:eastAsia="Consolas"/>
+        </w:rPr>
+        <w:t>barplot.png</w:t>
+      </w:r>
+      <w:r>
+        <w:rPr>
+          <w:sz w:val="21"/>
+          <w:rFonts w:ascii="Calibri" w:hAnsi="Calibri" w:eastAsia="Microsoft YaHei"/>
+        </w:rPr>
+        <w:t>：按平均丰度排序的前 20 个基因，按 6 组分别作图。</w:t>
+      </w:r>
+    </w:p>
+    <w:p>
+      <w:pPr>
+        <w:jc w:val="center"/>
+      </w:pPr>
+      <w:r>
+        <w:drawing>
+          <wp:inline xmlns:a="http://schemas.openxmlformats.org/drawingml/2006/main" xmlns:pic="http://schemas.openxmlformats.org/drawingml/2006/picture">
+            <wp:extent cx="5486400" cy="3657600"/>
+            <wp:docPr id="2" name="Picture 2"/>
+            <wp:cNvGraphicFramePr>
+              <a:graphicFrameLocks noChangeAspect="1"/>
+            </wp:cNvGraphicFramePr>
+            <a:graphic>
+              <a:graphicData uri="http://schemas.openxmlformats.org/drawingml/2006/picture">
+                <pic:pic>
+                  <pic:nvPicPr>
+                    <pic:cNvPr id="0" name="barplot.png"/>
+                    <pic:cNvPicPr/>
+                  </pic:nvPicPr>
+                  <pic:blipFill>
+                    <a:blip r:embed="rId7"/>
+                    <a:stretch>
+                      <a:fillRect/>
+                    </a:stretch>
+                  </pic:blipFill>
+                  <pic:spPr>
+                    <a:xfrm>
+                      <a:off x="0" y="0"/>
+                      <a:ext cx="5486400" cy="3657600"/>
+                    </a:xfrm>
+                    <a:prstGeom prst="rect"/>
+                  </pic:spPr>
+                </pic:pic>
+              </a:graphicData>
+            </a:graphic>
+          </wp:inline>
+        </w:drawing>
+      </w:r>
+    </w:p>
+    <w:p>
+      <w:pPr>
+        <w:jc w:val="center"/>
+      </w:pPr>
+      <w:r>
+        <w:rPr>
+          <w:b/>
+          <w:sz w:val="18"/>
+          <w:rFonts w:ascii="Calibri" w:hAnsi="Calibri" w:eastAsia="Microsoft YaHei"/>
+        </w:rPr>
+        <w:t>图 1</w:t>
+      </w:r>
+      <w:r>
+        <w:rPr>
+          <w:sz w:val="18"/>
+          <w:rFonts w:ascii="Calibri" w:hAnsi="Calibri" w:eastAsia="Microsoft YaHei"/>
+        </w:rPr>
+        <w:t xml:space="preserve">　平台输出 barplot.png：前 20 个高丰度基因，按 6 组作图（EMP-Web 导出）</w:t>
+      </w:r>
+    </w:p>
+    <w:p>
+      <w:pPr>
+        <w:spacing w:after="80"/>
+        <w:ind w:left="432" w:hanging="259"/>
+      </w:pPr>
+      <w:r>
+        <w:rPr>
+          <w:sz w:val="21"/>
+          <w:rFonts w:ascii="Calibri" w:hAnsi="Calibri" w:eastAsia="Microsoft YaHei"/>
+        </w:rPr>
+        <w:t>•  丰度最高的基因以</w:t>
+      </w:r>
+      <w:r>
+        <w:rPr>
+          <w:b/>
+          <w:sz w:val="21"/>
+          <w:rFonts w:ascii="Calibri" w:hAnsi="Calibri" w:eastAsia="Microsoft YaHei"/>
+        </w:rPr>
+        <w:t>细胞外基质与细胞骨架成分</w:t>
+      </w:r>
+      <w:r>
+        <w:rPr>
+          <w:sz w:val="21"/>
+          <w:rFonts w:ascii="Calibri" w:hAnsi="Calibri" w:eastAsia="Microsoft YaHei"/>
+        </w:rPr>
+        <w:t>为主：</w:t>
+      </w:r>
+      <w:r>
+        <w:rPr>
+          <w:color w:val="3E2A63"/>
+          <w:sz w:val="18"/>
+          <w:rFonts w:ascii="Consolas" w:hAnsi="Consolas" w:eastAsia="Consolas"/>
+        </w:rPr>
+        <w:t>Fn1</w:t>
+      </w:r>
+      <w:r>
+        <w:rPr>
+          <w:sz w:val="21"/>
+          <w:rFonts w:ascii="Calibri" w:hAnsi="Calibri" w:eastAsia="Microsoft YaHei"/>
+        </w:rPr>
+        <w:t>、</w:t>
+      </w:r>
+      <w:r>
+        <w:rPr>
+          <w:color w:val="3E2A63"/>
+          <w:sz w:val="18"/>
+          <w:rFonts w:ascii="Consolas" w:hAnsi="Consolas" w:eastAsia="Consolas"/>
+        </w:rPr>
+        <w:t>Col3a1</w:t>
+      </w:r>
+      <w:r>
+        <w:rPr>
+          <w:sz w:val="21"/>
+          <w:rFonts w:ascii="Calibri" w:hAnsi="Calibri" w:eastAsia="Microsoft YaHei"/>
+        </w:rPr>
+        <w:t>、</w:t>
+      </w:r>
+      <w:r>
+        <w:rPr>
+          <w:color w:val="3E2A63"/>
+          <w:sz w:val="18"/>
+          <w:rFonts w:ascii="Consolas" w:hAnsi="Consolas" w:eastAsia="Consolas"/>
+        </w:rPr>
+        <w:t>Col1a2</w:t>
+      </w:r>
+      <w:r>
+        <w:rPr>
+          <w:sz w:val="21"/>
+          <w:rFonts w:ascii="Calibri" w:hAnsi="Calibri" w:eastAsia="Microsoft YaHei"/>
+        </w:rPr>
+        <w:t>、</w:t>
+      </w:r>
+      <w:r>
+        <w:rPr>
+          <w:color w:val="3E2A63"/>
+          <w:sz w:val="18"/>
+          <w:rFonts w:ascii="Consolas" w:hAnsi="Consolas" w:eastAsia="Consolas"/>
+        </w:rPr>
+        <w:t>Col12a1</w:t>
+      </w:r>
+      <w:r>
+        <w:rPr>
+          <w:sz w:val="21"/>
+          <w:rFonts w:ascii="Calibri" w:hAnsi="Calibri" w:eastAsia="Microsoft YaHei"/>
+        </w:rPr>
+        <w:t>、</w:t>
+      </w:r>
+      <w:r>
+        <w:rPr>
+          <w:color w:val="3E2A63"/>
+          <w:sz w:val="18"/>
+          <w:rFonts w:ascii="Consolas" w:hAnsi="Consolas" w:eastAsia="Consolas"/>
+        </w:rPr>
+        <w:t>Sparc</w:t>
+      </w:r>
+      <w:r>
+        <w:rPr>
+          <w:sz w:val="21"/>
+          <w:rFonts w:ascii="Calibri" w:hAnsi="Calibri" w:eastAsia="Microsoft YaHei"/>
+        </w:rPr>
+        <w:t>、</w:t>
+      </w:r>
+      <w:r>
+        <w:rPr>
+          <w:color w:val="3E2A63"/>
+          <w:sz w:val="18"/>
+          <w:rFonts w:ascii="Consolas" w:hAnsi="Consolas" w:eastAsia="Consolas"/>
+        </w:rPr>
+        <w:t>Bgn</w:t>
+      </w:r>
+      <w:r>
+        <w:rPr>
+          <w:sz w:val="21"/>
+          <w:rFonts w:ascii="Calibri" w:hAnsi="Calibri" w:eastAsia="Microsoft YaHei"/>
+        </w:rPr>
+        <w:t>、</w:t>
+      </w:r>
+      <w:r>
+        <w:rPr>
+          <w:color w:val="3E2A63"/>
+          <w:sz w:val="18"/>
+          <w:rFonts w:ascii="Consolas" w:hAnsi="Consolas" w:eastAsia="Consolas"/>
+        </w:rPr>
+        <w:t>Thbs1</w:t>
+      </w:r>
+      <w:r>
+        <w:rPr>
+          <w:sz w:val="21"/>
+          <w:rFonts w:ascii="Calibri" w:hAnsi="Calibri" w:eastAsia="Microsoft YaHei"/>
+        </w:rPr>
+        <w:t>、</w:t>
+      </w:r>
+      <w:r>
+        <w:rPr>
+          <w:color w:val="3E2A63"/>
+          <w:sz w:val="18"/>
+          <w:rFonts w:ascii="Consolas" w:hAnsi="Consolas" w:eastAsia="Consolas"/>
+        </w:rPr>
+        <w:t>Acta2</w:t>
+      </w:r>
+      <w:r>
+        <w:rPr>
+          <w:sz w:val="21"/>
+          <w:rFonts w:ascii="Calibri" w:hAnsi="Calibri" w:eastAsia="Microsoft YaHei"/>
+        </w:rPr>
+        <w:t>、</w:t>
+      </w:r>
+      <w:r>
+        <w:rPr>
+          <w:color w:val="3E2A63"/>
+          <w:sz w:val="18"/>
+          <w:rFonts w:ascii="Consolas" w:hAnsi="Consolas" w:eastAsia="Consolas"/>
+        </w:rPr>
+        <w:t>Acta1</w:t>
+      </w:r>
+      <w:r>
+        <w:rPr>
+          <w:sz w:val="21"/>
+          <w:rFonts w:ascii="Calibri" w:hAnsi="Calibri" w:eastAsia="Microsoft YaHei"/>
+        </w:rPr>
+        <w:t>、</w:t>
+      </w:r>
+      <w:r>
+        <w:rPr>
+          <w:color w:val="3E2A63"/>
+          <w:sz w:val="18"/>
+          <w:rFonts w:ascii="Consolas" w:hAnsi="Consolas" w:eastAsia="Consolas"/>
+        </w:rPr>
+        <w:t>Actb</w:t>
+      </w:r>
+      <w:r>
+        <w:rPr>
+          <w:sz w:val="21"/>
+          <w:rFonts w:ascii="Calibri" w:hAnsi="Calibri" w:eastAsia="Microsoft YaHei"/>
+        </w:rPr>
+        <w:t>、</w:t>
+      </w:r>
+      <w:r>
+        <w:rPr>
+          <w:color w:val="3E2A63"/>
+          <w:sz w:val="18"/>
+          <w:rFonts w:ascii="Consolas" w:hAnsi="Consolas" w:eastAsia="Consolas"/>
+        </w:rPr>
+        <w:t>Vim</w:t>
+      </w:r>
+      <w:r>
+        <w:rPr>
+          <w:sz w:val="21"/>
+          <w:rFonts w:ascii="Calibri" w:hAnsi="Calibri" w:eastAsia="Microsoft YaHei"/>
+        </w:rPr>
+        <w:t>；其余为高表达管家基因（</w:t>
+      </w:r>
+      <w:r>
+        <w:rPr>
+          <w:color w:val="3E2A63"/>
+          <w:sz w:val="18"/>
+          <w:rFonts w:ascii="Consolas" w:hAnsi="Consolas" w:eastAsia="Consolas"/>
+        </w:rPr>
+        <w:t>Eef1a1</w:t>
+      </w:r>
+      <w:r>
+        <w:rPr>
+          <w:sz w:val="21"/>
+          <w:rFonts w:ascii="Calibri" w:hAnsi="Calibri" w:eastAsia="Microsoft YaHei"/>
+        </w:rPr>
+        <w:t>、</w:t>
+      </w:r>
+      <w:r>
+        <w:rPr>
+          <w:color w:val="3E2A63"/>
+          <w:sz w:val="18"/>
+          <w:rFonts w:ascii="Consolas" w:hAnsi="Consolas" w:eastAsia="Consolas"/>
+        </w:rPr>
+        <w:t>Eef2</w:t>
+      </w:r>
+      <w:r>
+        <w:rPr>
+          <w:sz w:val="21"/>
+          <w:rFonts w:ascii="Calibri" w:hAnsi="Calibri" w:eastAsia="Microsoft YaHei"/>
+        </w:rPr>
+        <w:t>、</w:t>
+      </w:r>
+      <w:r>
+        <w:rPr>
+          <w:color w:val="3E2A63"/>
+          <w:sz w:val="18"/>
+          <w:rFonts w:ascii="Consolas" w:hAnsi="Consolas" w:eastAsia="Consolas"/>
+        </w:rPr>
+        <w:t>Tpt1</w:t>
+      </w:r>
+      <w:r>
+        <w:rPr>
+          <w:sz w:val="21"/>
+          <w:rFonts w:ascii="Calibri" w:hAnsi="Calibri" w:eastAsia="Microsoft YaHei"/>
+        </w:rPr>
+        <w:t>、</w:t>
+      </w:r>
+      <w:r>
+        <w:rPr>
+          <w:color w:val="3E2A63"/>
+          <w:sz w:val="18"/>
+          <w:rFonts w:ascii="Consolas" w:hAnsi="Consolas" w:eastAsia="Consolas"/>
+        </w:rPr>
+        <w:t>Rplp0</w:t>
+      </w:r>
+      <w:r>
+        <w:rPr>
+          <w:sz w:val="21"/>
+          <w:rFonts w:ascii="Calibri" w:hAnsi="Calibri" w:eastAsia="Microsoft YaHei"/>
+        </w:rPr>
+        <w:t>、</w:t>
+      </w:r>
+      <w:r>
+        <w:rPr>
+          <w:color w:val="3E2A63"/>
+          <w:sz w:val="18"/>
+          <w:rFonts w:ascii="Consolas" w:hAnsi="Consolas" w:eastAsia="Consolas"/>
+        </w:rPr>
+        <w:t>Hsp90ab1</w:t>
+      </w:r>
+      <w:r>
+        <w:rPr>
+          <w:sz w:val="21"/>
+          <w:rFonts w:ascii="Calibri" w:hAnsi="Calibri" w:eastAsia="Microsoft YaHei"/>
+        </w:rPr>
+        <w:t>、</w:t>
+      </w:r>
+      <w:r>
+        <w:rPr>
+          <w:color w:val="3E2A63"/>
+          <w:sz w:val="18"/>
+          <w:rFonts w:ascii="Consolas" w:hAnsi="Consolas" w:eastAsia="Consolas"/>
+        </w:rPr>
+        <w:t>Calr</w:t>
+      </w:r>
+      <w:r>
+        <w:rPr>
+          <w:sz w:val="21"/>
+          <w:rFonts w:ascii="Calibri" w:hAnsi="Calibri" w:eastAsia="Microsoft YaHei"/>
+        </w:rPr>
+        <w:t>、</w:t>
+      </w:r>
+      <w:r>
+        <w:rPr>
+          <w:color w:val="3E2A63"/>
+          <w:sz w:val="18"/>
+          <w:rFonts w:ascii="Consolas" w:hAnsi="Consolas" w:eastAsia="Consolas"/>
+        </w:rPr>
+        <w:t>Pkm</w:t>
+      </w:r>
+      <w:r>
+        <w:rPr>
+          <w:sz w:val="21"/>
+          <w:rFonts w:ascii="Calibri" w:hAnsi="Calibri" w:eastAsia="Microsoft YaHei"/>
+        </w:rPr>
+        <w:t>）</w:t>
+      </w:r>
+    </w:p>
+    <w:p>
+      <w:pPr>
+        <w:spacing w:after="80"/>
+        <w:ind w:left="432" w:hanging="259"/>
+      </w:pPr>
+      <w:r>
+        <w:rPr>
+          <w:sz w:val="21"/>
+          <w:rFonts w:ascii="Calibri" w:hAnsi="Calibri" w:eastAsia="Microsoft YaHei"/>
+        </w:rPr>
+        <w:t xml:space="preserve">•  图的副标题是平台自动生成的标注，原文为 </w:t>
+      </w:r>
+      <w:r>
+        <w:rPr>
+          <w:color w:val="3E2A63"/>
+          <w:sz w:val="18"/>
+          <w:rFonts w:ascii="Consolas" w:hAnsi="Consolas" w:eastAsia="Consolas"/>
+        </w:rPr>
+        <w:t>Per-feature Kruskal test: 0/20 significant (p &lt; 0.05)</w:t>
+      </w:r>
+      <w:r>
+        <w:rPr>
+          <w:sz w:val="21"/>
+          <w:rFonts w:ascii="Calibri" w:hAnsi="Calibri" w:eastAsia="Microsoft YaHei"/>
+        </w:rPr>
+        <w:t>：即 EMP 对这 20 个基因逐个做 Kruskal-Wallis 检验，</w:t>
+      </w:r>
+      <w:r>
+        <w:rPr>
+          <w:b/>
+          <w:sz w:val="21"/>
+          <w:rFonts w:ascii="Calibri" w:hAnsi="Calibri" w:eastAsia="Microsoft YaHei"/>
+        </w:rPr>
+        <w:t>无一在 6 组间达到显著</w:t>
+      </w:r>
+      <w:r>
+        <w:rPr>
+          <w:sz w:val="21"/>
+          <w:rFonts w:ascii="Calibri" w:hAnsi="Calibri" w:eastAsia="Microsoft YaHei"/>
+        </w:rPr>
+        <w:t>。</w:t>
+      </w:r>
+      <w:r>
+        <w:rPr>
+          <w:b/>
+          <w:sz w:val="21"/>
+          <w:rFonts w:ascii="Calibri" w:hAnsi="Calibri" w:eastAsia="Microsoft YaHei"/>
+        </w:rPr>
+        <w:t>来源说明：该数字读自平台生成的图注文字，我与 AI 均未独立复算</w:t>
+      </w:r>
+      <w:r>
+        <w:rPr>
+          <w:sz w:val="21"/>
+          <w:rFonts w:ascii="Calibri" w:hAnsi="Calibri" w:eastAsia="Microsoft YaHei"/>
+        </w:rPr>
+        <w:t>；若要在报告中作为结论使用，建议另行导出这 20 个基因的分组表达值自行验证。</w:t>
+      </w:r>
+    </w:p>
+    <w:p>
+      <w:pPr>
+        <w:spacing w:after="80"/>
+      </w:pPr>
+      <w:r>
+        <w:rPr>
+          <w:sz w:val="21"/>
+          <w:rFonts w:ascii="Calibri" w:hAnsi="Calibri" w:eastAsia="Microsoft YaHei"/>
+        </w:rPr>
+        <w:t>按平台这一标注，最高丰度的那批基因在 6 组之间没有可检出的差异——处理效应不在"表达量最高的基因"里。</w:t>
+      </w:r>
+    </w:p>
+    <w:p>
+      <w:pPr>
+        <w:keepNext/>
+        <w:spacing w:before="180" w:after="100"/>
+        <w:outlineLvl w:val="2"/>
+      </w:pPr>
+      <w:r>
+        <w:rPr>
+          <w:b/>
+          <w:color w:val="241A38"/>
+          <w:sz w:val="24"/>
+          <w:rFonts w:ascii="Calibri" w:hAnsi="Calibri" w:eastAsia="Microsoft YaHei"/>
+        </w:rPr>
+        <w:t>3.2 GSEA（KEGG，小鼠）</w:t>
+      </w:r>
+    </w:p>
+    <w:p>
+      <w:pPr>
+        <w:spacing w:after="80"/>
+      </w:pPr>
+      <w:r>
+        <w:rPr>
+          <w:sz w:val="21"/>
+          <w:rFonts w:ascii="Calibri" w:hAnsi="Calibri" w:eastAsia="Microsoft YaHei"/>
+        </w:rPr>
+        <w:t xml:space="preserve">共返回 </w:t>
+      </w:r>
+      <w:r>
+        <w:rPr>
+          <w:b/>
+          <w:sz w:val="21"/>
+          <w:rFonts w:ascii="Calibri" w:hAnsi="Calibri" w:eastAsia="Microsoft YaHei"/>
+        </w:rPr>
+        <w:t>109 条通路</w:t>
+      </w:r>
+      <w:r>
+        <w:rPr>
+          <w:sz w:val="21"/>
+          <w:rFonts w:ascii="Calibri" w:hAnsi="Calibri" w:eastAsia="Microsoft YaHei"/>
+        </w:rPr>
+        <w:t xml:space="preserve">，其中 </w:t>
+      </w:r>
+      <w:r>
+        <w:rPr>
+          <w:b/>
+          <w:sz w:val="21"/>
+          <w:rFonts w:ascii="Calibri" w:hAnsi="Calibri" w:eastAsia="Microsoft YaHei"/>
+        </w:rPr>
+        <w:t>80 条 p.adjust &lt; 0.05</w:t>
+      </w:r>
+      <w:r>
+        <w:rPr>
+          <w:sz w:val="21"/>
+          <w:rFonts w:ascii="Calibri" w:hAnsi="Calibri" w:eastAsia="Microsoft YaHei"/>
+        </w:rPr>
+        <w:t>（55 条 NES 为正、25 条为负）。</w:t>
+      </w:r>
+    </w:p>
+    <w:p>
+      <w:pPr>
+        <w:spacing w:after="80"/>
+      </w:pPr>
+      <w:r>
+        <w:rPr>
+          <w:sz w:val="21"/>
+          <w:rFonts w:ascii="Calibri" w:hAnsi="Calibri" w:eastAsia="Microsoft YaHei"/>
+        </w:rPr>
+        <w:t>NES 范围 −2.37 至 +2.26。</w:t>
+      </w:r>
+    </w:p>
+    <w:p>
+      <w:pPr>
+        <w:spacing w:after="80"/>
+      </w:pPr>
+      <w:r>
+        <w:rPr>
+          <w:b/>
+          <w:sz w:val="21"/>
+          <w:rFonts w:ascii="Calibri" w:hAnsi="Calibri" w:eastAsia="Microsoft YaHei"/>
+        </w:rPr>
+        <w:t>NES 为负（在 T4400 中整体下调）—— 前 10 条</w:t>
+      </w:r>
+    </w:p>
+    <w:tbl>
+      <w:tblPr>
+        <w:tblW w:type="auto" w:w="0"/>
+        <w:tblLook w:firstColumn="1" w:firstRow="1" w:lastColumn="0" w:lastRow="0" w:noHBand="0" w:noVBand="1" w:val="04A0"/>
+        <w:jc w:val="center"/>
+        <w:tblBorders>
+          <w:top w:val="single" w:sz="4" w:color="9A9AA6"/>
+          <w:left w:val="single" w:sz="4" w:color="9A9AA6"/>
+          <w:bottom w:val="single" w:sz="4" w:color="9A9AA6"/>
+          <w:right w:val="single" w:sz="4" w:color="9A9AA6"/>
+          <w:insideH w:val="single" w:sz="4" w:color="9A9AA6"/>
+          <w:insideV w:val="single" w:sz="4" w:color="9A9AA6"/>
+        </w:tblBorders>
+      </w:tblPr>
+      <w:tblGrid>
+        <w:gridCol w:w="1550"/>
+        <w:gridCol w:w="1550"/>
+        <w:gridCol w:w="1550"/>
+        <w:gridCol w:w="1550"/>
+        <w:gridCol w:w="1550"/>
+      </w:tblGrid>
+      <w:tr>
+        <w:tc>
+          <w:tcPr>
+            <w:tcW w:type="dxa" w:w="1452"/>
+            <w:shd w:val="clear" w:fill="EDE9F2"/>
+          </w:tcPr>
+          <w:p>
+            <w:pPr>
+              <w:spacing w:after="20"/>
+            </w:pPr>
+            <w:r>
+              <w:rPr>
+                <w:b/>
+              </w:rPr>
+            </w:r>
+            <w:r>
+              <w:rPr>
+                <w:b/>
+                <w:sz w:val="18"/>
+                <w:rFonts w:ascii="Calibri" w:hAnsi="Calibri" w:eastAsia="Microsoft YaHei"/>
+              </w:rPr>
+              <w:t>KEGG ID</w:t>
+            </w:r>
+          </w:p>
+        </w:tc>
+        <w:tc>
+          <w:tcPr>
+            <w:tcW w:type="dxa" w:w="3871"/>
+            <w:shd w:val="clear" w:fill="EDE9F2"/>
+          </w:tcPr>
+          <w:p>
+            <w:pPr>
+              <w:spacing w:after="20"/>
+            </w:pPr>
+            <w:r>
+              <w:rPr>
+                <w:b/>
+              </w:rPr>
+            </w:r>
+            <w:r>
+              <w:rPr>
+                <w:b/>
+                <w:sz w:val="18"/>
+                <w:rFonts w:ascii="Calibri" w:hAnsi="Calibri" w:eastAsia="Microsoft YaHei"/>
+              </w:rPr>
+              <w:t>通路</w:t>
+            </w:r>
+          </w:p>
+        </w:tc>
+        <w:tc>
+          <w:tcPr>
+            <w:tcW w:type="dxa" w:w="1210"/>
+            <w:shd w:val="clear" w:fill="EDE9F2"/>
+          </w:tcPr>
+          <w:p>
+            <w:pPr>
+              <w:spacing w:after="20"/>
+            </w:pPr>
+            <w:r>
+              <w:rPr>
+                <w:b/>
+              </w:rPr>
+            </w:r>
+            <w:r>
+              <w:rPr>
+                <w:b/>
+                <w:sz w:val="18"/>
+                <w:rFonts w:ascii="Calibri" w:hAnsi="Calibri" w:eastAsia="Microsoft YaHei"/>
+              </w:rPr>
+              <w:t>基因数</w:t>
+            </w:r>
+          </w:p>
+        </w:tc>
+        <w:tc>
+          <w:tcPr>
+            <w:tcW w:type="dxa" w:w="1089"/>
+            <w:shd w:val="clear" w:fill="EDE9F2"/>
+          </w:tcPr>
+          <w:p>
+            <w:pPr>
+              <w:spacing w:after="20"/>
+            </w:pPr>
+            <w:r>
+              <w:rPr>
+                <w:b/>
+              </w:rPr>
+            </w:r>
+            <w:r>
+              <w:rPr>
+                <w:b/>
+                <w:sz w:val="18"/>
+                <w:rFonts w:ascii="Calibri" w:hAnsi="Calibri" w:eastAsia="Microsoft YaHei"/>
+              </w:rPr>
+              <w:t>NES</w:t>
+            </w:r>
+          </w:p>
+        </w:tc>
+        <w:tc>
+          <w:tcPr>
+            <w:tcW w:type="dxa" w:w="1452"/>
+            <w:shd w:val="clear" w:fill="EDE9F2"/>
+          </w:tcPr>
+          <w:p>
+            <w:pPr>
+              <w:spacing w:after="20"/>
+            </w:pPr>
+            <w:r>
+              <w:rPr>
+                <w:b/>
+              </w:rPr>
+            </w:r>
+            <w:r>
+              <w:rPr>
+                <w:b/>
+                <w:sz w:val="18"/>
+                <w:rFonts w:ascii="Calibri" w:hAnsi="Calibri" w:eastAsia="Microsoft YaHei"/>
+              </w:rPr>
+              <w:t>p.adjust</w:t>
+            </w:r>
+          </w:p>
+        </w:tc>
+      </w:tr>
+      <w:tr>
+        <w:tc>
+          <w:tcPr>
+            <w:tcW w:type="dxa" w:w="1452"/>
+          </w:tcPr>
+          <w:p>
+            <w:pPr>
+              <w:spacing w:after="20"/>
+            </w:pPr>
+            <w:r/>
+            <w:r>
+              <w:rPr>
+                <w:color w:val="3E2A63"/>
+                <w:sz w:val="15"/>
+                <w:rFonts w:ascii="Consolas" w:hAnsi="Consolas" w:eastAsia="Consolas"/>
+              </w:rPr>
+              <w:t>mmu03030</w:t>
+            </w:r>
+          </w:p>
+        </w:tc>
+        <w:tc>
+          <w:tcPr>
+            <w:tcW w:type="dxa" w:w="3871"/>
+          </w:tcPr>
+          <w:p>
+            <w:pPr>
+              <w:spacing w:after="20"/>
+            </w:pPr>
+            <w:r/>
+            <w:r>
+              <w:rPr>
+                <w:sz w:val="18"/>
+                <w:rFonts w:ascii="Calibri" w:hAnsi="Calibri" w:eastAsia="Microsoft YaHei"/>
+              </w:rPr>
+              <w:t>DNA replication</w:t>
+            </w:r>
+          </w:p>
+        </w:tc>
+        <w:tc>
+          <w:tcPr>
+            <w:tcW w:type="dxa" w:w="1210"/>
+          </w:tcPr>
+          <w:p>
+            <w:pPr>
+              <w:spacing w:after="20"/>
+            </w:pPr>
+            <w:r/>
+            <w:r>
+              <w:rPr>
+                <w:sz w:val="18"/>
+                <w:rFonts w:ascii="Calibri" w:hAnsi="Calibri" w:eastAsia="Microsoft YaHei"/>
+              </w:rPr>
+              <w:t>35</w:t>
+            </w:r>
+          </w:p>
+        </w:tc>
+        <w:tc>
+          <w:tcPr>
+            <w:tcW w:type="dxa" w:w="1089"/>
+          </w:tcPr>
+          <w:p>
+            <w:pPr>
+              <w:spacing w:after="20"/>
+            </w:pPr>
+            <w:r/>
+            <w:r>
+              <w:rPr>
+                <w:sz w:val="18"/>
+                <w:rFonts w:ascii="Calibri" w:hAnsi="Calibri" w:eastAsia="Microsoft YaHei"/>
+              </w:rPr>
+              <w:t>-2.37</w:t>
+            </w:r>
+          </w:p>
+        </w:tc>
+        <w:tc>
+          <w:tcPr>
+            <w:tcW w:type="dxa" w:w="1452"/>
+          </w:tcPr>
+          <w:p>
+            <w:pPr>
+              <w:spacing w:after="20"/>
+            </w:pPr>
+            <w:r/>
+            <w:r>
+              <w:rPr>
+                <w:sz w:val="18"/>
+                <w:rFonts w:ascii="Calibri" w:hAnsi="Calibri" w:eastAsia="Microsoft YaHei"/>
+              </w:rPr>
+              <w:t>3.9e-07</w:t>
+            </w:r>
+          </w:p>
+        </w:tc>
+      </w:tr>
+      <w:tr>
+        <w:tc>
+          <w:tcPr>
+            <w:tcW w:type="dxa" w:w="1452"/>
+          </w:tcPr>
+          <w:p>
+            <w:pPr>
+              <w:spacing w:after="20"/>
+            </w:pPr>
+            <w:r/>
+            <w:r>
+              <w:rPr>
+                <w:color w:val="3E2A63"/>
+                <w:sz w:val="15"/>
+                <w:rFonts w:ascii="Consolas" w:hAnsi="Consolas" w:eastAsia="Consolas"/>
+              </w:rPr>
+              <w:t>mmu04110</w:t>
+            </w:r>
+          </w:p>
+        </w:tc>
+        <w:tc>
+          <w:tcPr>
+            <w:tcW w:type="dxa" w:w="3871"/>
+          </w:tcPr>
+          <w:p>
+            <w:pPr>
+              <w:spacing w:after="20"/>
+            </w:pPr>
+            <w:r/>
+            <w:r>
+              <w:rPr>
+                <w:sz w:val="18"/>
+                <w:rFonts w:ascii="Calibri" w:hAnsi="Calibri" w:eastAsia="Microsoft YaHei"/>
+              </w:rPr>
+              <w:t>Cell cycle</w:t>
+            </w:r>
+          </w:p>
+        </w:tc>
+        <w:tc>
+          <w:tcPr>
+            <w:tcW w:type="dxa" w:w="1210"/>
+          </w:tcPr>
+          <w:p>
+            <w:pPr>
+              <w:spacing w:after="20"/>
+            </w:pPr>
+            <w:r/>
+            <w:r>
+              <w:rPr>
+                <w:sz w:val="18"/>
+                <w:rFonts w:ascii="Calibri" w:hAnsi="Calibri" w:eastAsia="Microsoft YaHei"/>
+              </w:rPr>
+              <w:t>145</w:t>
+            </w:r>
+          </w:p>
+        </w:tc>
+        <w:tc>
+          <w:tcPr>
+            <w:tcW w:type="dxa" w:w="1089"/>
+          </w:tcPr>
+          <w:p>
+            <w:pPr>
+              <w:spacing w:after="20"/>
+            </w:pPr>
+            <w:r/>
+            <w:r>
+              <w:rPr>
+                <w:sz w:val="18"/>
+                <w:rFonts w:ascii="Calibri" w:hAnsi="Calibri" w:eastAsia="Microsoft YaHei"/>
+              </w:rPr>
+              <w:t>-2.34</w:t>
+            </w:r>
+          </w:p>
+        </w:tc>
+        <w:tc>
+          <w:tcPr>
+            <w:tcW w:type="dxa" w:w="1452"/>
+          </w:tcPr>
+          <w:p>
+            <w:pPr>
+              <w:spacing w:after="20"/>
+            </w:pPr>
+            <w:r/>
+            <w:r>
+              <w:rPr>
+                <w:sz w:val="18"/>
+                <w:rFonts w:ascii="Calibri" w:hAnsi="Calibri" w:eastAsia="Microsoft YaHei"/>
+              </w:rPr>
+              <w:t>1.7e-08</w:t>
+            </w:r>
+          </w:p>
+        </w:tc>
+      </w:tr>
+      <w:tr>
+        <w:tc>
+          <w:tcPr>
+            <w:tcW w:type="dxa" w:w="1452"/>
+          </w:tcPr>
+          <w:p>
+            <w:pPr>
+              <w:spacing w:after="20"/>
+            </w:pPr>
+            <w:r/>
+            <w:r>
+              <w:rPr>
+                <w:color w:val="3E2A63"/>
+                <w:sz w:val="15"/>
+                <w:rFonts w:ascii="Consolas" w:hAnsi="Consolas" w:eastAsia="Consolas"/>
+              </w:rPr>
+              <w:t>mmu04814</w:t>
+            </w:r>
+          </w:p>
+        </w:tc>
+        <w:tc>
+          <w:tcPr>
+            <w:tcW w:type="dxa" w:w="3871"/>
+          </w:tcPr>
+          <w:p>
+            <w:pPr>
+              <w:spacing w:after="20"/>
+            </w:pPr>
+            <w:r/>
+            <w:r>
+              <w:rPr>
+                <w:sz w:val="18"/>
+                <w:rFonts w:ascii="Calibri" w:hAnsi="Calibri" w:eastAsia="Microsoft YaHei"/>
+              </w:rPr>
+              <w:t>Motor proteins</w:t>
+            </w:r>
+          </w:p>
+        </w:tc>
+        <w:tc>
+          <w:tcPr>
+            <w:tcW w:type="dxa" w:w="1210"/>
+          </w:tcPr>
+          <w:p>
+            <w:pPr>
+              <w:spacing w:after="20"/>
+            </w:pPr>
+            <w:r/>
+            <w:r>
+              <w:rPr>
+                <w:sz w:val="18"/>
+                <w:rFonts w:ascii="Calibri" w:hAnsi="Calibri" w:eastAsia="Microsoft YaHei"/>
+              </w:rPr>
+              <w:t>150</w:t>
+            </w:r>
+          </w:p>
+        </w:tc>
+        <w:tc>
+          <w:tcPr>
+            <w:tcW w:type="dxa" w:w="1089"/>
+          </w:tcPr>
+          <w:p>
+            <w:pPr>
+              <w:spacing w:after="20"/>
+            </w:pPr>
+            <w:r/>
+            <w:r>
+              <w:rPr>
+                <w:sz w:val="18"/>
+                <w:rFonts w:ascii="Calibri" w:hAnsi="Calibri" w:eastAsia="Microsoft YaHei"/>
+              </w:rPr>
+              <w:t>-2.20</w:t>
+            </w:r>
+          </w:p>
+        </w:tc>
+        <w:tc>
+          <w:tcPr>
+            <w:tcW w:type="dxa" w:w="1452"/>
+          </w:tcPr>
+          <w:p>
+            <w:pPr>
+              <w:spacing w:after="20"/>
+            </w:pPr>
+            <w:r/>
+            <w:r>
+              <w:rPr>
+                <w:sz w:val="18"/>
+                <w:rFonts w:ascii="Calibri" w:hAnsi="Calibri" w:eastAsia="Microsoft YaHei"/>
+              </w:rPr>
+              <w:t>2.2e-08</w:t>
+            </w:r>
+          </w:p>
+        </w:tc>
+      </w:tr>
+      <w:tr>
+        <w:tc>
+          <w:tcPr>
+            <w:tcW w:type="dxa" w:w="1452"/>
+          </w:tcPr>
+          <w:p>
+            <w:pPr>
+              <w:spacing w:after="20"/>
+            </w:pPr>
+            <w:r/>
+            <w:r>
+              <w:rPr>
+                <w:color w:val="3E2A63"/>
+                <w:sz w:val="15"/>
+                <w:rFonts w:ascii="Consolas" w:hAnsi="Consolas" w:eastAsia="Consolas"/>
+              </w:rPr>
+              <w:t>mmu04820</w:t>
+            </w:r>
+          </w:p>
+        </w:tc>
+        <w:tc>
+          <w:tcPr>
+            <w:tcW w:type="dxa" w:w="3871"/>
+          </w:tcPr>
+          <w:p>
+            <w:pPr>
+              <w:spacing w:after="20"/>
+            </w:pPr>
+            <w:r/>
+            <w:r>
+              <w:rPr>
+                <w:sz w:val="18"/>
+                <w:rFonts w:ascii="Calibri" w:hAnsi="Calibri" w:eastAsia="Microsoft YaHei"/>
+              </w:rPr>
+              <w:t>Cytoskeleton in muscle cells</w:t>
+            </w:r>
+          </w:p>
+        </w:tc>
+        <w:tc>
+          <w:tcPr>
+            <w:tcW w:type="dxa" w:w="1210"/>
+          </w:tcPr>
+          <w:p>
+            <w:pPr>
+              <w:spacing w:after="20"/>
+            </w:pPr>
+            <w:r/>
+            <w:r>
+              <w:rPr>
+                <w:sz w:val="18"/>
+                <w:rFonts w:ascii="Calibri" w:hAnsi="Calibri" w:eastAsia="Microsoft YaHei"/>
+              </w:rPr>
+              <w:t>207</w:t>
+            </w:r>
+          </w:p>
+        </w:tc>
+        <w:tc>
+          <w:tcPr>
+            <w:tcW w:type="dxa" w:w="1089"/>
+          </w:tcPr>
+          <w:p>
+            <w:pPr>
+              <w:spacing w:after="20"/>
+            </w:pPr>
+            <w:r/>
+            <w:r>
+              <w:rPr>
+                <w:sz w:val="18"/>
+                <w:rFonts w:ascii="Calibri" w:hAnsi="Calibri" w:eastAsia="Microsoft YaHei"/>
+              </w:rPr>
+              <w:t>-2.10</w:t>
+            </w:r>
+          </w:p>
+        </w:tc>
+        <w:tc>
+          <w:tcPr>
+            <w:tcW w:type="dxa" w:w="1452"/>
+          </w:tcPr>
+          <w:p>
+            <w:pPr>
+              <w:spacing w:after="20"/>
+            </w:pPr>
+            <w:r/>
+            <w:r>
+              <w:rPr>
+                <w:sz w:val="18"/>
+                <w:rFonts w:ascii="Calibri" w:hAnsi="Calibri" w:eastAsia="Microsoft YaHei"/>
+              </w:rPr>
+              <w:t>1.7e-08</w:t>
+            </w:r>
+          </w:p>
+        </w:tc>
+      </w:tr>
+      <w:tr>
+        <w:tc>
+          <w:tcPr>
+            <w:tcW w:type="dxa" w:w="1452"/>
+          </w:tcPr>
+          <w:p>
+            <w:pPr>
+              <w:spacing w:after="20"/>
+            </w:pPr>
+            <w:r/>
+            <w:r>
+              <w:rPr>
+                <w:color w:val="3E2A63"/>
+                <w:sz w:val="15"/>
+                <w:rFonts w:ascii="Consolas" w:hAnsi="Consolas" w:eastAsia="Consolas"/>
+              </w:rPr>
+              <w:t>mmu03460</w:t>
+            </w:r>
+          </w:p>
+        </w:tc>
+        <w:tc>
+          <w:tcPr>
+            <w:tcW w:type="dxa" w:w="3871"/>
+          </w:tcPr>
+          <w:p>
+            <w:pPr>
+              <w:spacing w:after="20"/>
+            </w:pPr>
+            <w:r/>
+            <w:r>
+              <w:rPr>
+                <w:sz w:val="18"/>
+                <w:rFonts w:ascii="Calibri" w:hAnsi="Calibri" w:eastAsia="Microsoft YaHei"/>
+              </w:rPr>
+              <w:t>Fanconi anemia pathway</w:t>
+            </w:r>
+          </w:p>
+        </w:tc>
+        <w:tc>
+          <w:tcPr>
+            <w:tcW w:type="dxa" w:w="1210"/>
+          </w:tcPr>
+          <w:p>
+            <w:pPr>
+              <w:spacing w:after="20"/>
+            </w:pPr>
+            <w:r/>
+            <w:r>
+              <w:rPr>
+                <w:sz w:val="18"/>
+                <w:rFonts w:ascii="Calibri" w:hAnsi="Calibri" w:eastAsia="Microsoft YaHei"/>
+              </w:rPr>
+              <w:t>49</w:t>
+            </w:r>
+          </w:p>
+        </w:tc>
+        <w:tc>
+          <w:tcPr>
+            <w:tcW w:type="dxa" w:w="1089"/>
+          </w:tcPr>
+          <w:p>
+            <w:pPr>
+              <w:spacing w:after="20"/>
+            </w:pPr>
+            <w:r/>
+            <w:r>
+              <w:rPr>
+                <w:sz w:val="18"/>
+                <w:rFonts w:ascii="Calibri" w:hAnsi="Calibri" w:eastAsia="Microsoft YaHei"/>
+              </w:rPr>
+              <w:t>-2.10</w:t>
+            </w:r>
+          </w:p>
+        </w:tc>
+        <w:tc>
+          <w:tcPr>
+            <w:tcW w:type="dxa" w:w="1452"/>
+          </w:tcPr>
+          <w:p>
+            <w:pPr>
+              <w:spacing w:after="20"/>
+            </w:pPr>
+            <w:r/>
+            <w:r>
+              <w:rPr>
+                <w:sz w:val="18"/>
+                <w:rFonts w:ascii="Calibri" w:hAnsi="Calibri" w:eastAsia="Microsoft YaHei"/>
+              </w:rPr>
+              <w:t>0.0001</w:t>
+            </w:r>
+          </w:p>
+        </w:tc>
+      </w:tr>
+      <w:tr>
+        <w:tc>
+          <w:tcPr>
+            <w:tcW w:type="dxa" w:w="1452"/>
+          </w:tcPr>
+          <w:p>
+            <w:pPr>
+              <w:spacing w:after="20"/>
+            </w:pPr>
+            <w:r/>
+            <w:r>
+              <w:rPr>
+                <w:color w:val="3E2A63"/>
+                <w:sz w:val="15"/>
+                <w:rFonts w:ascii="Consolas" w:hAnsi="Consolas" w:eastAsia="Consolas"/>
+              </w:rPr>
+              <w:t>mmu03410</w:t>
+            </w:r>
+          </w:p>
+        </w:tc>
+        <w:tc>
+          <w:tcPr>
+            <w:tcW w:type="dxa" w:w="3871"/>
+          </w:tcPr>
+          <w:p>
+            <w:pPr>
+              <w:spacing w:after="20"/>
+            </w:pPr>
+            <w:r/>
+            <w:r>
+              <w:rPr>
+                <w:sz w:val="18"/>
+                <w:rFonts w:ascii="Calibri" w:hAnsi="Calibri" w:eastAsia="Microsoft YaHei"/>
+              </w:rPr>
+              <w:t>Base excision repair</w:t>
+            </w:r>
+          </w:p>
+        </w:tc>
+        <w:tc>
+          <w:tcPr>
+            <w:tcW w:type="dxa" w:w="1210"/>
+          </w:tcPr>
+          <w:p>
+            <w:pPr>
+              <w:spacing w:after="20"/>
+            </w:pPr>
+            <w:r/>
+            <w:r>
+              <w:rPr>
+                <w:sz w:val="18"/>
+                <w:rFonts w:ascii="Calibri" w:hAnsi="Calibri" w:eastAsia="Microsoft YaHei"/>
+              </w:rPr>
+              <w:t>41</w:t>
+            </w:r>
+          </w:p>
+        </w:tc>
+        <w:tc>
+          <w:tcPr>
+            <w:tcW w:type="dxa" w:w="1089"/>
+          </w:tcPr>
+          <w:p>
+            <w:pPr>
+              <w:spacing w:after="20"/>
+            </w:pPr>
+            <w:r/>
+            <w:r>
+              <w:rPr>
+                <w:sz w:val="18"/>
+                <w:rFonts w:ascii="Calibri" w:hAnsi="Calibri" w:eastAsia="Microsoft YaHei"/>
+              </w:rPr>
+              <w:t>-2.06</w:t>
+            </w:r>
+          </w:p>
+        </w:tc>
+        <w:tc>
+          <w:tcPr>
+            <w:tcW w:type="dxa" w:w="1452"/>
+          </w:tcPr>
+          <w:p>
+            <w:pPr>
+              <w:spacing w:after="20"/>
+            </w:pPr>
+            <w:r/>
+            <w:r>
+              <w:rPr>
+                <w:sz w:val="18"/>
+                <w:rFonts w:ascii="Calibri" w:hAnsi="Calibri" w:eastAsia="Microsoft YaHei"/>
+              </w:rPr>
+              <w:t>0.0002</w:t>
+            </w:r>
+          </w:p>
+        </w:tc>
+      </w:tr>
+      <w:tr>
+        <w:tc>
+          <w:tcPr>
+            <w:tcW w:type="dxa" w:w="1452"/>
+          </w:tcPr>
+          <w:p>
+            <w:pPr>
+              <w:spacing w:after="20"/>
+            </w:pPr>
+            <w:r/>
+            <w:r>
+              <w:rPr>
+                <w:color w:val="3E2A63"/>
+                <w:sz w:val="15"/>
+                <w:rFonts w:ascii="Consolas" w:hAnsi="Consolas" w:eastAsia="Consolas"/>
+              </w:rPr>
+              <w:t>mmu03440</w:t>
+            </w:r>
+          </w:p>
+        </w:tc>
+        <w:tc>
+          <w:tcPr>
+            <w:tcW w:type="dxa" w:w="3871"/>
+          </w:tcPr>
+          <w:p>
+            <w:pPr>
+              <w:spacing w:after="20"/>
+            </w:pPr>
+            <w:r/>
+            <w:r>
+              <w:rPr>
+                <w:sz w:val="18"/>
+                <w:rFonts w:ascii="Calibri" w:hAnsi="Calibri" w:eastAsia="Microsoft YaHei"/>
+              </w:rPr>
+              <w:t>Homologous recombination</w:t>
+            </w:r>
+          </w:p>
+        </w:tc>
+        <w:tc>
+          <w:tcPr>
+            <w:tcW w:type="dxa" w:w="1210"/>
+          </w:tcPr>
+          <w:p>
+            <w:pPr>
+              <w:spacing w:after="20"/>
+            </w:pPr>
+            <w:r/>
+            <w:r>
+              <w:rPr>
+                <w:sz w:val="18"/>
+                <w:rFonts w:ascii="Calibri" w:hAnsi="Calibri" w:eastAsia="Microsoft YaHei"/>
+              </w:rPr>
+              <w:t>37</w:t>
+            </w:r>
+          </w:p>
+        </w:tc>
+        <w:tc>
+          <w:tcPr>
+            <w:tcW w:type="dxa" w:w="1089"/>
+          </w:tcPr>
+          <w:p>
+            <w:pPr>
+              <w:spacing w:after="20"/>
+            </w:pPr>
+            <w:r/>
+            <w:r>
+              <w:rPr>
+                <w:sz w:val="18"/>
+                <w:rFonts w:ascii="Calibri" w:hAnsi="Calibri" w:eastAsia="Microsoft YaHei"/>
+              </w:rPr>
+              <w:t>-2.02</w:t>
+            </w:r>
+          </w:p>
+        </w:tc>
+        <w:tc>
+          <w:tcPr>
+            <w:tcW w:type="dxa" w:w="1452"/>
+          </w:tcPr>
+          <w:p>
+            <w:pPr>
+              <w:spacing w:after="20"/>
+            </w:pPr>
+            <w:r/>
+            <w:r>
+              <w:rPr>
+                <w:sz w:val="18"/>
+                <w:rFonts w:ascii="Calibri" w:hAnsi="Calibri" w:eastAsia="Microsoft YaHei"/>
+              </w:rPr>
+              <w:t>0.0009</w:t>
+            </w:r>
+          </w:p>
+        </w:tc>
+      </w:tr>
+      <w:tr>
+        <w:tc>
+          <w:tcPr>
+            <w:tcW w:type="dxa" w:w="1452"/>
+          </w:tcPr>
+          <w:p>
+            <w:pPr>
+              <w:spacing w:after="20"/>
+            </w:pPr>
+            <w:r/>
+            <w:r>
+              <w:rPr>
+                <w:color w:val="3E2A63"/>
+                <w:sz w:val="15"/>
+                <w:rFonts w:ascii="Consolas" w:hAnsi="Consolas" w:eastAsia="Consolas"/>
+              </w:rPr>
+              <w:t>mmu03430</w:t>
+            </w:r>
+          </w:p>
+        </w:tc>
+        <w:tc>
+          <w:tcPr>
+            <w:tcW w:type="dxa" w:w="3871"/>
+          </w:tcPr>
+          <w:p>
+            <w:pPr>
+              <w:spacing w:after="20"/>
+            </w:pPr>
+            <w:r/>
+            <w:r>
+              <w:rPr>
+                <w:sz w:val="18"/>
+                <w:rFonts w:ascii="Calibri" w:hAnsi="Calibri" w:eastAsia="Microsoft YaHei"/>
+              </w:rPr>
+              <w:t>Mismatch repair</w:t>
+            </w:r>
+          </w:p>
+        </w:tc>
+        <w:tc>
+          <w:tcPr>
+            <w:tcW w:type="dxa" w:w="1210"/>
+          </w:tcPr>
+          <w:p>
+            <w:pPr>
+              <w:spacing w:after="20"/>
+            </w:pPr>
+            <w:r/>
+            <w:r>
+              <w:rPr>
+                <w:sz w:val="18"/>
+                <w:rFonts w:ascii="Calibri" w:hAnsi="Calibri" w:eastAsia="Microsoft YaHei"/>
+              </w:rPr>
+              <w:t>22</w:t>
+            </w:r>
+          </w:p>
+        </w:tc>
+        <w:tc>
+          <w:tcPr>
+            <w:tcW w:type="dxa" w:w="1089"/>
+          </w:tcPr>
+          <w:p>
+            <w:pPr>
+              <w:spacing w:after="20"/>
+            </w:pPr>
+            <w:r/>
+            <w:r>
+              <w:rPr>
+                <w:sz w:val="18"/>
+                <w:rFonts w:ascii="Calibri" w:hAnsi="Calibri" w:eastAsia="Microsoft YaHei"/>
+              </w:rPr>
+              <w:t>-1.97</w:t>
+            </w:r>
+          </w:p>
+        </w:tc>
+        <w:tc>
+          <w:tcPr>
+            <w:tcW w:type="dxa" w:w="1452"/>
+          </w:tcPr>
+          <w:p>
+            <w:pPr>
+              <w:spacing w:after="20"/>
+            </w:pPr>
+            <w:r/>
+            <w:r>
+              <w:rPr>
+                <w:sz w:val="18"/>
+                <w:rFonts w:ascii="Calibri" w:hAnsi="Calibri" w:eastAsia="Microsoft YaHei"/>
+              </w:rPr>
+              <w:t>0.0013</w:t>
+            </w:r>
+          </w:p>
+        </w:tc>
+      </w:tr>
+      <w:tr>
+        <w:tc>
+          <w:tcPr>
+            <w:tcW w:type="dxa" w:w="1452"/>
+          </w:tcPr>
+          <w:p>
+            <w:pPr>
+              <w:spacing w:after="20"/>
+            </w:pPr>
+            <w:r/>
+            <w:r>
+              <w:rPr>
+                <w:color w:val="3E2A63"/>
+                <w:sz w:val="15"/>
+                <w:rFonts w:ascii="Consolas" w:hAnsi="Consolas" w:eastAsia="Consolas"/>
+              </w:rPr>
+              <w:t>mmu04114</w:t>
+            </w:r>
+          </w:p>
+        </w:tc>
+        <w:tc>
+          <w:tcPr>
+            <w:tcW w:type="dxa" w:w="3871"/>
+          </w:tcPr>
+          <w:p>
+            <w:pPr>
+              <w:spacing w:after="20"/>
+            </w:pPr>
+            <w:r/>
+            <w:r>
+              <w:rPr>
+                <w:sz w:val="18"/>
+                <w:rFonts w:ascii="Calibri" w:hAnsi="Calibri" w:eastAsia="Microsoft YaHei"/>
+              </w:rPr>
+              <w:t>Oocyte meiosis</w:t>
+            </w:r>
+          </w:p>
+        </w:tc>
+        <w:tc>
+          <w:tcPr>
+            <w:tcW w:type="dxa" w:w="1210"/>
+          </w:tcPr>
+          <w:p>
+            <w:pPr>
+              <w:spacing w:after="20"/>
+            </w:pPr>
+            <w:r/>
+            <w:r>
+              <w:rPr>
+                <w:sz w:val="18"/>
+                <w:rFonts w:ascii="Calibri" w:hAnsi="Calibri" w:eastAsia="Microsoft YaHei"/>
+              </w:rPr>
+              <w:t>100</w:t>
+            </w:r>
+          </w:p>
+        </w:tc>
+        <w:tc>
+          <w:tcPr>
+            <w:tcW w:type="dxa" w:w="1089"/>
+          </w:tcPr>
+          <w:p>
+            <w:pPr>
+              <w:spacing w:after="20"/>
+            </w:pPr>
+            <w:r/>
+            <w:r>
+              <w:rPr>
+                <w:sz w:val="18"/>
+                <w:rFonts w:ascii="Calibri" w:hAnsi="Calibri" w:eastAsia="Microsoft YaHei"/>
+              </w:rPr>
+              <w:t>-1.88</w:t>
+            </w:r>
+          </w:p>
+        </w:tc>
+        <w:tc>
+          <w:tcPr>
+            <w:tcW w:type="dxa" w:w="1452"/>
+          </w:tcPr>
+          <w:p>
+            <w:pPr>
+              <w:spacing w:after="20"/>
+            </w:pPr>
+            <w:r/>
+            <w:r>
+              <w:rPr>
+                <w:sz w:val="18"/>
+                <w:rFonts w:ascii="Calibri" w:hAnsi="Calibri" w:eastAsia="Microsoft YaHei"/>
+              </w:rPr>
+              <w:t>0.0005</w:t>
+            </w:r>
+          </w:p>
+        </w:tc>
+      </w:tr>
+      <w:tr>
+        <w:tc>
+          <w:tcPr>
+            <w:tcW w:type="dxa" w:w="1452"/>
+          </w:tcPr>
+          <w:p>
+            <w:pPr>
+              <w:spacing w:after="20"/>
+            </w:pPr>
+            <w:r/>
+            <w:r>
+              <w:rPr>
+                <w:color w:val="3E2A63"/>
+                <w:sz w:val="15"/>
+                <w:rFonts w:ascii="Consolas" w:hAnsi="Consolas" w:eastAsia="Consolas"/>
+              </w:rPr>
+              <w:t>mmu05414</w:t>
+            </w:r>
+          </w:p>
+        </w:tc>
+        <w:tc>
+          <w:tcPr>
+            <w:tcW w:type="dxa" w:w="3871"/>
+          </w:tcPr>
+          <w:p>
+            <w:pPr>
+              <w:spacing w:after="20"/>
+            </w:pPr>
+            <w:r/>
+            <w:r>
+              <w:rPr>
+                <w:sz w:val="18"/>
+                <w:rFonts w:ascii="Calibri" w:hAnsi="Calibri" w:eastAsia="Microsoft YaHei"/>
+              </w:rPr>
+              <w:t>Dilated cardiomyopathy</w:t>
+            </w:r>
+          </w:p>
+        </w:tc>
+        <w:tc>
+          <w:tcPr>
+            <w:tcW w:type="dxa" w:w="1210"/>
+          </w:tcPr>
+          <w:p>
+            <w:pPr>
+              <w:spacing w:after="20"/>
+            </w:pPr>
+            <w:r/>
+            <w:r>
+              <w:rPr>
+                <w:sz w:val="18"/>
+                <w:rFonts w:ascii="Calibri" w:hAnsi="Calibri" w:eastAsia="Microsoft YaHei"/>
+              </w:rPr>
+              <w:t>83</w:t>
+            </w:r>
+          </w:p>
+        </w:tc>
+        <w:tc>
+          <w:tcPr>
+            <w:tcW w:type="dxa" w:w="1089"/>
+          </w:tcPr>
+          <w:p>
+            <w:pPr>
+              <w:spacing w:after="20"/>
+            </w:pPr>
+            <w:r/>
+            <w:r>
+              <w:rPr>
+                <w:sz w:val="18"/>
+                <w:rFonts w:ascii="Calibri" w:hAnsi="Calibri" w:eastAsia="Microsoft YaHei"/>
+              </w:rPr>
+              <w:t>-1.85</w:t>
+            </w:r>
+          </w:p>
+        </w:tc>
+        <w:tc>
+          <w:tcPr>
+            <w:tcW w:type="dxa" w:w="1452"/>
+          </w:tcPr>
+          <w:p>
+            <w:pPr>
+              <w:spacing w:after="20"/>
+            </w:pPr>
+            <w:r/>
+            <w:r>
+              <w:rPr>
+                <w:sz w:val="18"/>
+                <w:rFonts w:ascii="Calibri" w:hAnsi="Calibri" w:eastAsia="Microsoft YaHei"/>
+              </w:rPr>
+              <w:t>0.0008</w:t>
+            </w:r>
+          </w:p>
+        </w:tc>
+      </w:tr>
+    </w:tbl>
+    <w:p/>
+    <w:p>
+      <w:pPr>
+        <w:spacing w:after="80"/>
+      </w:pPr>
+      <w:r>
+        <w:rPr>
+          <w:b/>
+          <w:sz w:val="21"/>
+          <w:rFonts w:ascii="Calibri" w:hAnsi="Calibri" w:eastAsia="Microsoft YaHei"/>
+        </w:rPr>
+        <w:t>NES 为正（在 T4400 中整体上调）—— 前 10 条</w:t>
+      </w:r>
+    </w:p>
+    <w:tbl>
+      <w:tblPr>
+        <w:tblW w:type="auto" w:w="0"/>
+        <w:tblLook w:firstColumn="1" w:firstRow="1" w:lastColumn="0" w:lastRow="0" w:noHBand="0" w:noVBand="1" w:val="04A0"/>
+        <w:jc w:val="center"/>
+        <w:tblBorders>
+          <w:top w:val="single" w:sz="4" w:color="9A9AA6"/>
+          <w:left w:val="single" w:sz="4" w:color="9A9AA6"/>
+          <w:bottom w:val="single" w:sz="4" w:color="9A9AA6"/>
+          <w:right w:val="single" w:sz="4" w:color="9A9AA6"/>
+          <w:insideH w:val="single" w:sz="4" w:color="9A9AA6"/>
+          <w:insideV w:val="single" w:sz="4" w:color="9A9AA6"/>
+        </w:tblBorders>
+      </w:tblPr>
+      <w:tblGrid>
+        <w:gridCol w:w="1550"/>
+        <w:gridCol w:w="1550"/>
+        <w:gridCol w:w="1550"/>
+        <w:gridCol w:w="1550"/>
+        <w:gridCol w:w="1550"/>
+      </w:tblGrid>
+      <w:tr>
+        <w:tc>
+          <w:tcPr>
+            <w:tcW w:type="dxa" w:w="1017"/>
+            <w:shd w:val="clear" w:fill="EDE9F2"/>
+          </w:tcPr>
+          <w:p>
+            <w:pPr>
+              <w:spacing w:after="20"/>
+            </w:pPr>
+            <w:r>
+              <w:rPr>
+                <w:b/>
+              </w:rPr>
+            </w:r>
+            <w:r>
+              <w:rPr>
+                <w:b/>
+                <w:sz w:val="18"/>
+                <w:rFonts w:ascii="Calibri" w:hAnsi="Calibri" w:eastAsia="Microsoft YaHei"/>
+              </w:rPr>
+              <w:t>KEGG ID</w:t>
+            </w:r>
+          </w:p>
+        </w:tc>
+        <w:tc>
+          <w:tcPr>
+            <w:tcW w:type="dxa" w:w="5426"/>
+            <w:shd w:val="clear" w:fill="EDE9F2"/>
+          </w:tcPr>
+          <w:p>
+            <w:pPr>
+              <w:spacing w:after="20"/>
+            </w:pPr>
+            <w:r>
+              <w:rPr>
+                <w:b/>
+              </w:rPr>
+            </w:r>
+            <w:r>
+              <w:rPr>
+                <w:b/>
+                <w:sz w:val="18"/>
+                <w:rFonts w:ascii="Calibri" w:hAnsi="Calibri" w:eastAsia="Microsoft YaHei"/>
+              </w:rPr>
+              <w:t>通路</w:t>
+            </w:r>
+          </w:p>
+        </w:tc>
+        <w:tc>
+          <w:tcPr>
+            <w:tcW w:type="dxa" w:w="848"/>
+            <w:shd w:val="clear" w:fill="EDE9F2"/>
+          </w:tcPr>
+          <w:p>
+            <w:pPr>
+              <w:spacing w:after="20"/>
+            </w:pPr>
+            <w:r>
+              <w:rPr>
+                <w:b/>
+              </w:rPr>
+            </w:r>
+            <w:r>
+              <w:rPr>
+                <w:b/>
+                <w:sz w:val="18"/>
+                <w:rFonts w:ascii="Calibri" w:hAnsi="Calibri" w:eastAsia="Microsoft YaHei"/>
+              </w:rPr>
+              <w:t>基因数</w:t>
+            </w:r>
+          </w:p>
+        </w:tc>
+        <w:tc>
+          <w:tcPr>
+            <w:tcW w:type="dxa" w:w="792"/>
+            <w:shd w:val="clear" w:fill="EDE9F2"/>
+          </w:tcPr>
+          <w:p>
+            <w:pPr>
+              <w:spacing w:after="20"/>
+            </w:pPr>
+            <w:r>
+              <w:rPr>
+                <w:b/>
+              </w:rPr>
+            </w:r>
+            <w:r>
+              <w:rPr>
+                <w:b/>
+                <w:sz w:val="18"/>
+                <w:rFonts w:ascii="Calibri" w:hAnsi="Calibri" w:eastAsia="Microsoft YaHei"/>
+              </w:rPr>
+              <w:t>NES</w:t>
+            </w:r>
+          </w:p>
+        </w:tc>
+        <w:tc>
+          <w:tcPr>
+            <w:tcW w:type="dxa" w:w="1017"/>
+            <w:shd w:val="clear" w:fill="EDE9F2"/>
+          </w:tcPr>
+          <w:p>
+            <w:pPr>
+              <w:spacing w:after="20"/>
+            </w:pPr>
+            <w:r>
+              <w:rPr>
+                <w:b/>
+              </w:rPr>
+            </w:r>
+            <w:r>
+              <w:rPr>
+                <w:b/>
+                <w:sz w:val="18"/>
+                <w:rFonts w:ascii="Calibri" w:hAnsi="Calibri" w:eastAsia="Microsoft YaHei"/>
+              </w:rPr>
+              <w:t>p.adjust</w:t>
+            </w:r>
+          </w:p>
+        </w:tc>
+      </w:tr>
+      <w:tr>
+        <w:tc>
+          <w:tcPr>
+            <w:tcW w:type="dxa" w:w="1017"/>
+          </w:tcPr>
+          <w:p>
+            <w:pPr>
+              <w:spacing w:after="20"/>
+            </w:pPr>
+            <w:r/>
+            <w:r>
+              <w:rPr>
+                <w:color w:val="3E2A63"/>
+                <w:sz w:val="15"/>
+                <w:rFonts w:ascii="Consolas" w:hAnsi="Consolas" w:eastAsia="Consolas"/>
+              </w:rPr>
+              <w:t>mmu05133</w:t>
+            </w:r>
+          </w:p>
+        </w:tc>
+        <w:tc>
+          <w:tcPr>
+            <w:tcW w:type="dxa" w:w="5426"/>
+          </w:tcPr>
+          <w:p>
+            <w:pPr>
+              <w:spacing w:after="20"/>
+            </w:pPr>
+            <w:r/>
+            <w:r>
+              <w:rPr>
+                <w:sz w:val="18"/>
+                <w:rFonts w:ascii="Calibri" w:hAnsi="Calibri" w:eastAsia="Microsoft YaHei"/>
+              </w:rPr>
+              <w:t>Pertussis</w:t>
+            </w:r>
+          </w:p>
+        </w:tc>
+        <w:tc>
+          <w:tcPr>
+            <w:tcW w:type="dxa" w:w="848"/>
+          </w:tcPr>
+          <w:p>
+            <w:pPr>
+              <w:spacing w:after="20"/>
+            </w:pPr>
+            <w:r/>
+            <w:r>
+              <w:rPr>
+                <w:sz w:val="18"/>
+                <w:rFonts w:ascii="Calibri" w:hAnsi="Calibri" w:eastAsia="Microsoft YaHei"/>
+              </w:rPr>
+              <w:t>57</w:t>
+            </w:r>
+          </w:p>
+        </w:tc>
+        <w:tc>
+          <w:tcPr>
+            <w:tcW w:type="dxa" w:w="792"/>
+          </w:tcPr>
+          <w:p>
+            <w:pPr>
+              <w:spacing w:after="20"/>
+            </w:pPr>
+            <w:r/>
+            <w:r>
+              <w:rPr>
+                <w:sz w:val="18"/>
+                <w:rFonts w:ascii="Calibri" w:hAnsi="Calibri" w:eastAsia="Microsoft YaHei"/>
+              </w:rPr>
+              <w:t>+2.26</w:t>
+            </w:r>
+          </w:p>
+        </w:tc>
+        <w:tc>
+          <w:tcPr>
+            <w:tcW w:type="dxa" w:w="1017"/>
+          </w:tcPr>
+          <w:p>
+            <w:pPr>
+              <w:spacing w:after="20"/>
+            </w:pPr>
+            <w:r/>
+            <w:r>
+              <w:rPr>
+                <w:sz w:val="18"/>
+                <w:rFonts w:ascii="Calibri" w:hAnsi="Calibri" w:eastAsia="Microsoft YaHei"/>
+              </w:rPr>
+              <w:t>3.8e-06</w:t>
+            </w:r>
+          </w:p>
+        </w:tc>
+      </w:tr>
+      <w:tr>
+        <w:tc>
+          <w:tcPr>
+            <w:tcW w:type="dxa" w:w="1017"/>
+          </w:tcPr>
+          <w:p>
+            <w:pPr>
+              <w:spacing w:after="20"/>
+            </w:pPr>
+            <w:r/>
+            <w:r>
+              <w:rPr>
+                <w:color w:val="3E2A63"/>
+                <w:sz w:val="15"/>
+                <w:rFonts w:ascii="Consolas" w:hAnsi="Consolas" w:eastAsia="Consolas"/>
+              </w:rPr>
+              <w:t>mmu04610</w:t>
+            </w:r>
+          </w:p>
+        </w:tc>
+        <w:tc>
+          <w:tcPr>
+            <w:tcW w:type="dxa" w:w="5426"/>
+          </w:tcPr>
+          <w:p>
+            <w:pPr>
+              <w:spacing w:after="20"/>
+            </w:pPr>
+            <w:r/>
+            <w:r>
+              <w:rPr>
+                <w:sz w:val="18"/>
+                <w:rFonts w:ascii="Calibri" w:hAnsi="Calibri" w:eastAsia="Microsoft YaHei"/>
+              </w:rPr>
+              <w:t>Complement and coagulation cascades</w:t>
+            </w:r>
+          </w:p>
+        </w:tc>
+        <w:tc>
+          <w:tcPr>
+            <w:tcW w:type="dxa" w:w="848"/>
+          </w:tcPr>
+          <w:p>
+            <w:pPr>
+              <w:spacing w:after="20"/>
+            </w:pPr>
+            <w:r/>
+            <w:r>
+              <w:rPr>
+                <w:sz w:val="18"/>
+                <w:rFonts w:ascii="Calibri" w:hAnsi="Calibri" w:eastAsia="Microsoft YaHei"/>
+              </w:rPr>
+              <w:t>49</w:t>
+            </w:r>
+          </w:p>
+        </w:tc>
+        <w:tc>
+          <w:tcPr>
+            <w:tcW w:type="dxa" w:w="792"/>
+          </w:tcPr>
+          <w:p>
+            <w:pPr>
+              <w:spacing w:after="20"/>
+            </w:pPr>
+            <w:r/>
+            <w:r>
+              <w:rPr>
+                <w:sz w:val="18"/>
+                <w:rFonts w:ascii="Calibri" w:hAnsi="Calibri" w:eastAsia="Microsoft YaHei"/>
+              </w:rPr>
+              <w:t>+2.26</w:t>
+            </w:r>
+          </w:p>
+        </w:tc>
+        <w:tc>
+          <w:tcPr>
+            <w:tcW w:type="dxa" w:w="1017"/>
+          </w:tcPr>
+          <w:p>
+            <w:pPr>
+              <w:spacing w:after="20"/>
+            </w:pPr>
+            <w:r/>
+            <w:r>
+              <w:rPr>
+                <w:sz w:val="18"/>
+                <w:rFonts w:ascii="Calibri" w:hAnsi="Calibri" w:eastAsia="Microsoft YaHei"/>
+              </w:rPr>
+              <w:t>2e-06</w:t>
+            </w:r>
+          </w:p>
+        </w:tc>
+      </w:tr>
+      <w:tr>
+        <w:tc>
+          <w:tcPr>
+            <w:tcW w:type="dxa" w:w="1017"/>
+          </w:tcPr>
+          <w:p>
+            <w:pPr>
+              <w:spacing w:after="20"/>
+            </w:pPr>
+            <w:r/>
+            <w:r>
+              <w:rPr>
+                <w:color w:val="3E2A63"/>
+                <w:sz w:val="15"/>
+                <w:rFonts w:ascii="Consolas" w:hAnsi="Consolas" w:eastAsia="Consolas"/>
+              </w:rPr>
+              <w:t>mmu04657</w:t>
+            </w:r>
+          </w:p>
+        </w:tc>
+        <w:tc>
+          <w:tcPr>
+            <w:tcW w:type="dxa" w:w="5426"/>
+          </w:tcPr>
+          <w:p>
+            <w:pPr>
+              <w:spacing w:after="20"/>
+            </w:pPr>
+            <w:r/>
+            <w:r>
+              <w:rPr>
+                <w:sz w:val="18"/>
+                <w:rFonts w:ascii="Calibri" w:hAnsi="Calibri" w:eastAsia="Microsoft YaHei"/>
+              </w:rPr>
+              <w:t>IL-17 signaling pathway</w:t>
+            </w:r>
+          </w:p>
+        </w:tc>
+        <w:tc>
+          <w:tcPr>
+            <w:tcW w:type="dxa" w:w="848"/>
+          </w:tcPr>
+          <w:p>
+            <w:pPr>
+              <w:spacing w:after="20"/>
+            </w:pPr>
+            <w:r/>
+            <w:r>
+              <w:rPr>
+                <w:sz w:val="18"/>
+                <w:rFonts w:ascii="Calibri" w:hAnsi="Calibri" w:eastAsia="Microsoft YaHei"/>
+              </w:rPr>
+              <w:t>71</w:t>
+            </w:r>
+          </w:p>
+        </w:tc>
+        <w:tc>
+          <w:tcPr>
+            <w:tcW w:type="dxa" w:w="792"/>
+          </w:tcPr>
+          <w:p>
+            <w:pPr>
+              <w:spacing w:after="20"/>
+            </w:pPr>
+            <w:r/>
+            <w:r>
+              <w:rPr>
+                <w:sz w:val="18"/>
+                <w:rFonts w:ascii="Calibri" w:hAnsi="Calibri" w:eastAsia="Microsoft YaHei"/>
+              </w:rPr>
+              <w:t>+2.17</w:t>
+            </w:r>
+          </w:p>
+        </w:tc>
+        <w:tc>
+          <w:tcPr>
+            <w:tcW w:type="dxa" w:w="1017"/>
+          </w:tcPr>
+          <w:p>
+            <w:pPr>
+              <w:spacing w:after="20"/>
+            </w:pPr>
+            <w:r/>
+            <w:r>
+              <w:rPr>
+                <w:sz w:val="18"/>
+                <w:rFonts w:ascii="Calibri" w:hAnsi="Calibri" w:eastAsia="Microsoft YaHei"/>
+              </w:rPr>
+              <w:t>&lt; 1e-10</w:t>
+            </w:r>
+          </w:p>
+        </w:tc>
+      </w:tr>
+      <w:tr>
+        <w:tc>
+          <w:tcPr>
+            <w:tcW w:type="dxa" w:w="1017"/>
+          </w:tcPr>
+          <w:p>
+            <w:pPr>
+              <w:spacing w:after="20"/>
+            </w:pPr>
+            <w:r/>
+            <w:r>
+              <w:rPr>
+                <w:color w:val="3E2A63"/>
+                <w:sz w:val="15"/>
+                <w:rFonts w:ascii="Consolas" w:hAnsi="Consolas" w:eastAsia="Consolas"/>
+              </w:rPr>
+              <w:t>mmu05142</w:t>
+            </w:r>
+          </w:p>
+        </w:tc>
+        <w:tc>
+          <w:tcPr>
+            <w:tcW w:type="dxa" w:w="5426"/>
+          </w:tcPr>
+          <w:p>
+            <w:pPr>
+              <w:spacing w:after="20"/>
+            </w:pPr>
+            <w:r/>
+            <w:r>
+              <w:rPr>
+                <w:sz w:val="18"/>
+                <w:rFonts w:ascii="Calibri" w:hAnsi="Calibri" w:eastAsia="Microsoft YaHei"/>
+              </w:rPr>
+              <w:t>Chagas disease</w:t>
+            </w:r>
+          </w:p>
+        </w:tc>
+        <w:tc>
+          <w:tcPr>
+            <w:tcW w:type="dxa" w:w="848"/>
+          </w:tcPr>
+          <w:p>
+            <w:pPr>
+              <w:spacing w:after="20"/>
+            </w:pPr>
+            <w:r/>
+            <w:r>
+              <w:rPr>
+                <w:sz w:val="18"/>
+                <w:rFonts w:ascii="Calibri" w:hAnsi="Calibri" w:eastAsia="Microsoft YaHei"/>
+              </w:rPr>
+              <w:t>85</w:t>
+            </w:r>
+          </w:p>
+        </w:tc>
+        <w:tc>
+          <w:tcPr>
+            <w:tcW w:type="dxa" w:w="792"/>
+          </w:tcPr>
+          <w:p>
+            <w:pPr>
+              <w:spacing w:after="20"/>
+            </w:pPr>
+            <w:r/>
+            <w:r>
+              <w:rPr>
+                <w:sz w:val="18"/>
+                <w:rFonts w:ascii="Calibri" w:hAnsi="Calibri" w:eastAsia="Microsoft YaHei"/>
+              </w:rPr>
+              <w:t>+2.14</w:t>
+            </w:r>
+          </w:p>
+        </w:tc>
+        <w:tc>
+          <w:tcPr>
+            <w:tcW w:type="dxa" w:w="1017"/>
+          </w:tcPr>
+          <w:p>
+            <w:pPr>
+              <w:spacing w:after="20"/>
+            </w:pPr>
+            <w:r/>
+            <w:r>
+              <w:rPr>
+                <w:sz w:val="18"/>
+                <w:rFonts w:ascii="Calibri" w:hAnsi="Calibri" w:eastAsia="Microsoft YaHei"/>
+              </w:rPr>
+              <w:t>5.1e-06</w:t>
+            </w:r>
+          </w:p>
+        </w:tc>
+      </w:tr>
+      <w:tr>
+        <w:tc>
+          <w:tcPr>
+            <w:tcW w:type="dxa" w:w="1017"/>
+          </w:tcPr>
+          <w:p>
+            <w:pPr>
+              <w:spacing w:after="20"/>
+            </w:pPr>
+            <w:r/>
+            <w:r>
+              <w:rPr>
+                <w:color w:val="3E2A63"/>
+                <w:sz w:val="15"/>
+                <w:rFonts w:ascii="Consolas" w:hAnsi="Consolas" w:eastAsia="Consolas"/>
+              </w:rPr>
+              <w:t>mmu05204</w:t>
+            </w:r>
+          </w:p>
+        </w:tc>
+        <w:tc>
+          <w:tcPr>
+            <w:tcW w:type="dxa" w:w="5426"/>
+          </w:tcPr>
+          <w:p>
+            <w:pPr>
+              <w:spacing w:after="20"/>
+            </w:pPr>
+            <w:r/>
+            <w:r>
+              <w:rPr>
+                <w:sz w:val="18"/>
+                <w:rFonts w:ascii="Calibri" w:hAnsi="Calibri" w:eastAsia="Microsoft YaHei"/>
+              </w:rPr>
+              <w:t>Chemical carcinogenesis - DNA adducts</w:t>
+            </w:r>
+          </w:p>
+        </w:tc>
+        <w:tc>
+          <w:tcPr>
+            <w:tcW w:type="dxa" w:w="848"/>
+          </w:tcPr>
+          <w:p>
+            <w:pPr>
+              <w:spacing w:after="20"/>
+            </w:pPr>
+            <w:r/>
+            <w:r>
+              <w:rPr>
+                <w:sz w:val="18"/>
+                <w:rFonts w:ascii="Calibri" w:hAnsi="Calibri" w:eastAsia="Microsoft YaHei"/>
+              </w:rPr>
+              <w:t>33</w:t>
+            </w:r>
+          </w:p>
+        </w:tc>
+        <w:tc>
+          <w:tcPr>
+            <w:tcW w:type="dxa" w:w="792"/>
+          </w:tcPr>
+          <w:p>
+            <w:pPr>
+              <w:spacing w:after="20"/>
+            </w:pPr>
+            <w:r/>
+            <w:r>
+              <w:rPr>
+                <w:sz w:val="18"/>
+                <w:rFonts w:ascii="Calibri" w:hAnsi="Calibri" w:eastAsia="Microsoft YaHei"/>
+              </w:rPr>
+              <w:t>+2.14</w:t>
+            </w:r>
+          </w:p>
+        </w:tc>
+        <w:tc>
+          <w:tcPr>
+            <w:tcW w:type="dxa" w:w="1017"/>
+          </w:tcPr>
+          <w:p>
+            <w:pPr>
+              <w:spacing w:after="20"/>
+            </w:pPr>
+            <w:r/>
+            <w:r>
+              <w:rPr>
+                <w:sz w:val="18"/>
+                <w:rFonts w:ascii="Calibri" w:hAnsi="Calibri" w:eastAsia="Microsoft YaHei"/>
+              </w:rPr>
+              <w:t>0.0002</w:t>
+            </w:r>
+          </w:p>
+        </w:tc>
+      </w:tr>
+      <w:tr>
+        <w:tc>
+          <w:tcPr>
+            <w:tcW w:type="dxa" w:w="1017"/>
+          </w:tcPr>
+          <w:p>
+            <w:pPr>
+              <w:spacing w:after="20"/>
+            </w:pPr>
+            <w:r/>
+            <w:r>
+              <w:rPr>
+                <w:color w:val="3E2A63"/>
+                <w:sz w:val="15"/>
+                <w:rFonts w:ascii="Consolas" w:hAnsi="Consolas" w:eastAsia="Consolas"/>
+              </w:rPr>
+              <w:t>mmu04061</w:t>
+            </w:r>
+          </w:p>
+        </w:tc>
+        <w:tc>
+          <w:tcPr>
+            <w:tcW w:type="dxa" w:w="5426"/>
+          </w:tcPr>
+          <w:p>
+            <w:pPr>
+              <w:spacing w:after="20"/>
+            </w:pPr>
+            <w:r/>
+            <w:r>
+              <w:rPr>
+                <w:sz w:val="18"/>
+                <w:rFonts w:ascii="Calibri" w:hAnsi="Calibri" w:eastAsia="Microsoft YaHei"/>
+              </w:rPr>
+              <w:t>Viral protein interaction with cytokine and cytokine receptor</w:t>
+            </w:r>
+          </w:p>
+        </w:tc>
+        <w:tc>
+          <w:tcPr>
+            <w:tcW w:type="dxa" w:w="848"/>
+          </w:tcPr>
+          <w:p>
+            <w:pPr>
+              <w:spacing w:after="20"/>
+            </w:pPr>
+            <w:r/>
+            <w:r>
+              <w:rPr>
+                <w:sz w:val="18"/>
+                <w:rFonts w:ascii="Calibri" w:hAnsi="Calibri" w:eastAsia="Microsoft YaHei"/>
+              </w:rPr>
+              <w:t>48</w:t>
+            </w:r>
+          </w:p>
+        </w:tc>
+        <w:tc>
+          <w:tcPr>
+            <w:tcW w:type="dxa" w:w="792"/>
+          </w:tcPr>
+          <w:p>
+            <w:pPr>
+              <w:spacing w:after="20"/>
+            </w:pPr>
+            <w:r/>
+            <w:r>
+              <w:rPr>
+                <w:sz w:val="18"/>
+                <w:rFonts w:ascii="Calibri" w:hAnsi="Calibri" w:eastAsia="Microsoft YaHei"/>
+              </w:rPr>
+              <w:t>+2.11</w:t>
+            </w:r>
+          </w:p>
+        </w:tc>
+        <w:tc>
+          <w:tcPr>
+            <w:tcW w:type="dxa" w:w="1017"/>
+          </w:tcPr>
+          <w:p>
+            <w:pPr>
+              <w:spacing w:after="20"/>
+            </w:pPr>
+            <w:r/>
+            <w:r>
+              <w:rPr>
+                <w:sz w:val="18"/>
+                <w:rFonts w:ascii="Calibri" w:hAnsi="Calibri" w:eastAsia="Microsoft YaHei"/>
+              </w:rPr>
+              <w:t>0.0001</w:t>
+            </w:r>
+          </w:p>
+        </w:tc>
+      </w:tr>
+      <w:tr>
+        <w:tc>
+          <w:tcPr>
+            <w:tcW w:type="dxa" w:w="1017"/>
+          </w:tcPr>
+          <w:p>
+            <w:pPr>
+              <w:spacing w:after="20"/>
+            </w:pPr>
+            <w:r/>
+            <w:r>
+              <w:rPr>
+                <w:color w:val="3E2A63"/>
+                <w:sz w:val="15"/>
+                <w:rFonts w:ascii="Consolas" w:hAnsi="Consolas" w:eastAsia="Consolas"/>
+              </w:rPr>
+              <w:t>mmu04620</w:t>
+            </w:r>
+          </w:p>
+        </w:tc>
+        <w:tc>
+          <w:tcPr>
+            <w:tcW w:type="dxa" w:w="5426"/>
+          </w:tcPr>
+          <w:p>
+            <w:pPr>
+              <w:spacing w:after="20"/>
+            </w:pPr>
+            <w:r/>
+            <w:r>
+              <w:rPr>
+                <w:sz w:val="18"/>
+                <w:rFonts w:ascii="Calibri" w:hAnsi="Calibri" w:eastAsia="Microsoft YaHei"/>
+              </w:rPr>
+              <w:t>Toll-like receptor signaling pathway</w:t>
+            </w:r>
+          </w:p>
+        </w:tc>
+        <w:tc>
+          <w:tcPr>
+            <w:tcW w:type="dxa" w:w="848"/>
+          </w:tcPr>
+          <w:p>
+            <w:pPr>
+              <w:spacing w:after="20"/>
+            </w:pPr>
+            <w:r/>
+            <w:r>
+              <w:rPr>
+                <w:sz w:val="18"/>
+                <w:rFonts w:ascii="Calibri" w:hAnsi="Calibri" w:eastAsia="Microsoft YaHei"/>
+              </w:rPr>
+              <w:t>82</w:t>
+            </w:r>
+          </w:p>
+        </w:tc>
+        <w:tc>
+          <w:tcPr>
+            <w:tcW w:type="dxa" w:w="792"/>
+          </w:tcPr>
+          <w:p>
+            <w:pPr>
+              <w:spacing w:after="20"/>
+            </w:pPr>
+            <w:r/>
+            <w:r>
+              <w:rPr>
+                <w:sz w:val="18"/>
+                <w:rFonts w:ascii="Calibri" w:hAnsi="Calibri" w:eastAsia="Microsoft YaHei"/>
+              </w:rPr>
+              <w:t>+2.09</w:t>
+            </w:r>
+          </w:p>
+        </w:tc>
+        <w:tc>
+          <w:tcPr>
+            <w:tcW w:type="dxa" w:w="1017"/>
+          </w:tcPr>
+          <w:p>
+            <w:pPr>
+              <w:spacing w:after="20"/>
+            </w:pPr>
+            <w:r/>
+            <w:r>
+              <w:rPr>
+                <w:sz w:val="18"/>
+                <w:rFonts w:ascii="Calibri" w:hAnsi="Calibri" w:eastAsia="Microsoft YaHei"/>
+              </w:rPr>
+              <w:t>0.0001</w:t>
+            </w:r>
+          </w:p>
+        </w:tc>
+      </w:tr>
+      <w:tr>
+        <w:tc>
+          <w:tcPr>
+            <w:tcW w:type="dxa" w:w="1017"/>
+          </w:tcPr>
+          <w:p>
+            <w:pPr>
+              <w:spacing w:after="20"/>
+            </w:pPr>
+            <w:r/>
+            <w:r>
+              <w:rPr>
+                <w:color w:val="3E2A63"/>
+                <w:sz w:val="15"/>
+                <w:rFonts w:ascii="Consolas" w:hAnsi="Consolas" w:eastAsia="Consolas"/>
+              </w:rPr>
+              <w:t>mmu05323</w:t>
+            </w:r>
+          </w:p>
+        </w:tc>
+        <w:tc>
+          <w:tcPr>
+            <w:tcW w:type="dxa" w:w="5426"/>
+          </w:tcPr>
+          <w:p>
+            <w:pPr>
+              <w:spacing w:after="20"/>
+            </w:pPr>
+            <w:r/>
+            <w:r>
+              <w:rPr>
+                <w:sz w:val="18"/>
+                <w:rFonts w:ascii="Calibri" w:hAnsi="Calibri" w:eastAsia="Microsoft YaHei"/>
+              </w:rPr>
+              <w:t>Rheumatoid arthritis</w:t>
+            </w:r>
+          </w:p>
+        </w:tc>
+        <w:tc>
+          <w:tcPr>
+            <w:tcW w:type="dxa" w:w="848"/>
+          </w:tcPr>
+          <w:p>
+            <w:pPr>
+              <w:spacing w:after="20"/>
+            </w:pPr>
+            <w:r/>
+            <w:r>
+              <w:rPr>
+                <w:sz w:val="18"/>
+                <w:rFonts w:ascii="Calibri" w:hAnsi="Calibri" w:eastAsia="Microsoft YaHei"/>
+              </w:rPr>
+              <w:t>58</w:t>
+            </w:r>
+          </w:p>
+        </w:tc>
+        <w:tc>
+          <w:tcPr>
+            <w:tcW w:type="dxa" w:w="792"/>
+          </w:tcPr>
+          <w:p>
+            <w:pPr>
+              <w:spacing w:after="20"/>
+            </w:pPr>
+            <w:r/>
+            <w:r>
+              <w:rPr>
+                <w:sz w:val="18"/>
+                <w:rFonts w:ascii="Calibri" w:hAnsi="Calibri" w:eastAsia="Microsoft YaHei"/>
+              </w:rPr>
+              <w:t>+2.09</w:t>
+            </w:r>
+          </w:p>
+        </w:tc>
+        <w:tc>
+          <w:tcPr>
+            <w:tcW w:type="dxa" w:w="1017"/>
+          </w:tcPr>
+          <w:p>
+            <w:pPr>
+              <w:spacing w:after="20"/>
+            </w:pPr>
+            <w:r/>
+            <w:r>
+              <w:rPr>
+                <w:sz w:val="18"/>
+                <w:rFonts w:ascii="Calibri" w:hAnsi="Calibri" w:eastAsia="Microsoft YaHei"/>
+              </w:rPr>
+              <w:t>0.0001</w:t>
+            </w:r>
+          </w:p>
+        </w:tc>
+      </w:tr>
+      <w:tr>
+        <w:tc>
+          <w:tcPr>
+            <w:tcW w:type="dxa" w:w="1017"/>
+          </w:tcPr>
+          <w:p>
+            <w:pPr>
+              <w:spacing w:after="20"/>
+            </w:pPr>
+            <w:r/>
+            <w:r>
+              <w:rPr>
+                <w:color w:val="3E2A63"/>
+                <w:sz w:val="15"/>
+                <w:rFonts w:ascii="Consolas" w:hAnsi="Consolas" w:eastAsia="Consolas"/>
+              </w:rPr>
+              <w:t>mmu05140</w:t>
+            </w:r>
+          </w:p>
+        </w:tc>
+        <w:tc>
+          <w:tcPr>
+            <w:tcW w:type="dxa" w:w="5426"/>
+          </w:tcPr>
+          <w:p>
+            <w:pPr>
+              <w:spacing w:after="20"/>
+            </w:pPr>
+            <w:r/>
+            <w:r>
+              <w:rPr>
+                <w:sz w:val="18"/>
+                <w:rFonts w:ascii="Calibri" w:hAnsi="Calibri" w:eastAsia="Microsoft YaHei"/>
+              </w:rPr>
+              <w:t>Leishmaniasis</w:t>
+            </w:r>
+          </w:p>
+        </w:tc>
+        <w:tc>
+          <w:tcPr>
+            <w:tcW w:type="dxa" w:w="848"/>
+          </w:tcPr>
+          <w:p>
+            <w:pPr>
+              <w:spacing w:after="20"/>
+            </w:pPr>
+            <w:r/>
+            <w:r>
+              <w:rPr>
+                <w:sz w:val="18"/>
+                <w:rFonts w:ascii="Calibri" w:hAnsi="Calibri" w:eastAsia="Microsoft YaHei"/>
+              </w:rPr>
+              <w:t>55</w:t>
+            </w:r>
+          </w:p>
+        </w:tc>
+        <w:tc>
+          <w:tcPr>
+            <w:tcW w:type="dxa" w:w="792"/>
+          </w:tcPr>
+          <w:p>
+            <w:pPr>
+              <w:spacing w:after="20"/>
+            </w:pPr>
+            <w:r/>
+            <w:r>
+              <w:rPr>
+                <w:sz w:val="18"/>
+                <w:rFonts w:ascii="Calibri" w:hAnsi="Calibri" w:eastAsia="Microsoft YaHei"/>
+              </w:rPr>
+              <w:t>+2.08</w:t>
+            </w:r>
+          </w:p>
+        </w:tc>
+        <w:tc>
+          <w:tcPr>
+            <w:tcW w:type="dxa" w:w="1017"/>
+          </w:tcPr>
+          <w:p>
+            <w:pPr>
+              <w:spacing w:after="20"/>
+            </w:pPr>
+            <w:r/>
+            <w:r>
+              <w:rPr>
+                <w:sz w:val="18"/>
+                <w:rFonts w:ascii="Calibri" w:hAnsi="Calibri" w:eastAsia="Microsoft YaHei"/>
+              </w:rPr>
+              <w:t>0.0001</w:t>
+            </w:r>
+          </w:p>
+        </w:tc>
+      </w:tr>
+      <w:tr>
+        <w:tc>
+          <w:tcPr>
+            <w:tcW w:type="dxa" w:w="1017"/>
+          </w:tcPr>
+          <w:p>
+            <w:pPr>
+              <w:spacing w:after="20"/>
+            </w:pPr>
+            <w:r/>
+            <w:r>
+              <w:rPr>
+                <w:color w:val="3E2A63"/>
+                <w:sz w:val="15"/>
+                <w:rFonts w:ascii="Consolas" w:hAnsi="Consolas" w:eastAsia="Consolas"/>
+              </w:rPr>
+              <w:t>mmu05164</w:t>
+            </w:r>
+          </w:p>
+        </w:tc>
+        <w:tc>
+          <w:tcPr>
+            <w:tcW w:type="dxa" w:w="5426"/>
+          </w:tcPr>
+          <w:p>
+            <w:pPr>
+              <w:spacing w:after="20"/>
+            </w:pPr>
+            <w:r/>
+            <w:r>
+              <w:rPr>
+                <w:sz w:val="18"/>
+                <w:rFonts w:ascii="Calibri" w:hAnsi="Calibri" w:eastAsia="Microsoft YaHei"/>
+              </w:rPr>
+              <w:t>Influenza A</w:t>
+            </w:r>
+          </w:p>
+        </w:tc>
+        <w:tc>
+          <w:tcPr>
+            <w:tcW w:type="dxa" w:w="848"/>
+          </w:tcPr>
+          <w:p>
+            <w:pPr>
+              <w:spacing w:after="20"/>
+            </w:pPr>
+            <w:r/>
+            <w:r>
+              <w:rPr>
+                <w:sz w:val="18"/>
+                <w:rFonts w:ascii="Calibri" w:hAnsi="Calibri" w:eastAsia="Microsoft YaHei"/>
+              </w:rPr>
+              <w:t>116</w:t>
+            </w:r>
+          </w:p>
+        </w:tc>
+        <w:tc>
+          <w:tcPr>
+            <w:tcW w:type="dxa" w:w="792"/>
+          </w:tcPr>
+          <w:p>
+            <w:pPr>
+              <w:spacing w:after="20"/>
+            </w:pPr>
+            <w:r/>
+            <w:r>
+              <w:rPr>
+                <w:sz w:val="18"/>
+                <w:rFonts w:ascii="Calibri" w:hAnsi="Calibri" w:eastAsia="Microsoft YaHei"/>
+              </w:rPr>
+              <w:t>+2.07</w:t>
+            </w:r>
+          </w:p>
+        </w:tc>
+        <w:tc>
+          <w:tcPr>
+            <w:tcW w:type="dxa" w:w="1017"/>
+          </w:tcPr>
+          <w:p>
+            <w:pPr>
+              <w:spacing w:after="20"/>
+            </w:pPr>
+            <w:r/>
+            <w:r>
+              <w:rPr>
+                <w:sz w:val="18"/>
+                <w:rFonts w:ascii="Calibri" w:hAnsi="Calibri" w:eastAsia="Microsoft YaHei"/>
+              </w:rPr>
+              <w:t>5.1e-06</w:t>
+            </w:r>
+          </w:p>
+        </w:tc>
+      </w:tr>
+    </w:tbl>
+    <w:p/>
+    <w:p>
+      <w:pPr>
+        <w:spacing w:after="80"/>
+      </w:pPr>
+      <w:r>
+        <w:rPr>
+          <w:sz w:val="21"/>
+          <w:rFonts w:ascii="Calibri" w:hAnsi="Calibri" w:eastAsia="Microsoft YaHei"/>
+        </w:rPr>
+        <w:t xml:space="preserve">完整结果见 </w:t>
+      </w:r>
+      <w:r>
+        <w:rPr>
+          <w:color w:val="3E2A63"/>
+          <w:sz w:val="18"/>
+          <w:rFonts w:ascii="Consolas" w:hAnsi="Consolas" w:eastAsia="Consolas"/>
+        </w:rPr>
+        <w:t>tx-analysis-result.csv</w:t>
+      </w:r>
+      <w:r>
+        <w:rPr>
+          <w:sz w:val="21"/>
+          <w:rFonts w:ascii="Calibri" w:hAnsi="Calibri" w:eastAsia="Microsoft YaHei"/>
+        </w:rPr>
+        <w:t xml:space="preserve">（109 行，含 </w:t>
+      </w:r>
+      <w:r>
+        <w:rPr>
+          <w:color w:val="3E2A63"/>
+          <w:sz w:val="18"/>
+          <w:rFonts w:ascii="Consolas" w:hAnsi="Consolas" w:eastAsia="Consolas"/>
+        </w:rPr>
+        <w:t>core_enrichment</w:t>
+      </w:r>
+      <w:r>
+        <w:rPr>
+          <w:sz w:val="21"/>
+          <w:rFonts w:ascii="Calibri" w:hAnsi="Calibri" w:eastAsia="Microsoft YaHei"/>
+        </w:rPr>
+        <w:t xml:space="preserve"> 前沿基因列表）。</w:t>
+      </w:r>
+    </w:p>
+    <w:p>
+      <w:pPr>
+        <w:keepNext/>
+        <w:spacing w:before="180" w:after="100"/>
+        <w:outlineLvl w:val="2"/>
+      </w:pPr>
+      <w:r>
+        <w:rPr>
+          <w:b/>
+          <w:color w:val="241A38"/>
+          <w:sz w:val="24"/>
+          <w:rFonts w:ascii="Calibri" w:hAnsi="Calibri" w:eastAsia="Microsoft YaHei"/>
+        </w:rPr>
+        <w:t>3.3 R 重建的 PCA 与火山图（补充平台 Sync 的空结果）</w:t>
+      </w:r>
+    </w:p>
+    <w:p>
+      <w:r>
+        <w:rPr>
+          <w:sz w:val="21"/>
+          <w:rFonts w:ascii="Calibri" w:hAnsi="Calibri" w:eastAsia="Microsoft YaHei"/>
+        </w:rPr>
+        <w:t xml:space="preserve">平台 Sync 导出的降维与差异结果为空文件，以下两图由 R 用同一份原始计数独立重建，不是平台输出；来源与代码见 </w:t>
+      </w:r>
+      <w:r>
+        <w:rPr>
+          <w:color w:val="3E2A63"/>
+          <w:sz w:val="18"/>
+          <w:rFonts w:ascii="Consolas" w:hAnsi="Consolas" w:eastAsia="Consolas"/>
+        </w:rPr>
+        <w:t>Week5/HW2/README.md</w:t>
+      </w:r>
+      <w:r>
+        <w:rPr>
+          <w:sz w:val="21"/>
+          <w:rFonts w:ascii="Calibri" w:hAnsi="Calibri" w:eastAsia="Microsoft YaHei"/>
+        </w:rPr>
+        <w:t xml:space="preserve"> 与附录 A、B。</w:t>
+      </w:r>
+    </w:p>
+    <w:p>
+      <w:pPr>
+        <w:jc w:val="center"/>
+      </w:pPr>
+      <w:r>
+        <w:drawing>
+          <wp:inline xmlns:a="http://schemas.openxmlformats.org/drawingml/2006/main" xmlns:pic="http://schemas.openxmlformats.org/drawingml/2006/picture">
+            <wp:extent cx="5486400" cy="3615200"/>
+            <wp:docPr id="3" name="Picture 3"/>
+            <wp:cNvGraphicFramePr>
+              <a:graphicFrameLocks noChangeAspect="1"/>
+            </wp:cNvGraphicFramePr>
+            <a:graphic>
+              <a:graphicData uri="http://schemas.openxmlformats.org/drawingml/2006/picture">
+                <pic:pic>
+                  <pic:nvPicPr>
+                    <pic:cNvPr id="0" name="hw2_pca_all24.png"/>
+                    <pic:cNvPicPr/>
+                  </pic:nvPicPr>
+                  <pic:blipFill>
+                    <a:blip r:embed="rId8"/>
+                    <a:stretch>
+                      <a:fillRect/>
+                    </a:stretch>
+                  </pic:blipFill>
+                  <pic:spPr>
+                    <a:xfrm>
+                      <a:off x="0" y="0"/>
+                      <a:ext cx="5486400" cy="3615200"/>
+                    </a:xfrm>
+                    <a:prstGeom prst="rect"/>
+                  </pic:spPr>
+                </pic:pic>
+              </a:graphicData>
+            </a:graphic>
+          </wp:inline>
+        </w:drawing>
+      </w:r>
+    </w:p>
+    <w:p>
+      <w:pPr>
+        <w:jc w:val="center"/>
+      </w:pPr>
+      <w:r>
+        <w:rPr>
+          <w:b/>
+          <w:sz w:val="18"/>
+          <w:rFonts w:ascii="Calibri" w:hAnsi="Calibri" w:eastAsia="Microsoft YaHei"/>
+        </w:rPr>
+        <w:t>图 2</w:t>
+      </w:r>
+      <w:r>
+        <w:rPr>
+          <w:sz w:val="18"/>
+          <w:rFonts w:ascii="Calibri" w:hAnsi="Calibri" w:eastAsia="Microsoft YaHei"/>
+        </w:rPr>
+        <w:t xml:space="preserve">　R 重建：全部 24 样本的 PCA（VST），平台 Sync 导出的降维结果为空，故以此补充</w:t>
+      </w:r>
+    </w:p>
+    <w:p>
+      <w:pPr>
+        <w:jc w:val="center"/>
+      </w:pPr>
+      <w:r>
+        <w:drawing>
+          <wp:inline xmlns:a="http://schemas.openxmlformats.org/drawingml/2006/main" xmlns:pic="http://schemas.openxmlformats.org/drawingml/2006/picture">
+            <wp:extent cx="5486400" cy="4150785"/>
+            <wp:docPr id="4" name="Picture 4"/>
+            <wp:cNvGraphicFramePr>
+              <a:graphicFrameLocks noChangeAspect="1"/>
+            </wp:cNvGraphicFramePr>
+            <a:graphic>
+              <a:graphicData uri="http://schemas.openxmlformats.org/drawingml/2006/picture">
+                <pic:pic>
+                  <pic:nvPicPr>
+                    <pic:cNvPr id="0" name="hw2_volcano_T4400_vs_DMSO.png"/>
+                    <pic:cNvPicPr/>
+                  </pic:nvPicPr>
+                  <pic:blipFill>
+                    <a:blip r:embed="rId9"/>
+                    <a:stretch>
+                      <a:fillRect/>
+                    </a:stretch>
+                  </pic:blipFill>
+                  <pic:spPr>
+                    <a:xfrm>
+                      <a:off x="0" y="0"/>
+                      <a:ext cx="5486400" cy="4150785"/>
+                    </a:xfrm>
+                    <a:prstGeom prst="rect"/>
+                  </pic:spPr>
+                </pic:pic>
+              </a:graphicData>
+            </a:graphic>
+          </wp:inline>
+        </w:drawing>
+      </w:r>
+    </w:p>
+    <w:p>
+      <w:pPr>
+        <w:jc w:val="center"/>
+      </w:pPr>
+      <w:r>
+        <w:rPr>
+          <w:b/>
+          <w:sz w:val="18"/>
+          <w:rFonts w:ascii="Calibri" w:hAnsi="Calibri" w:eastAsia="Microsoft YaHei"/>
+        </w:rPr>
+        <w:t>图 3</w:t>
+      </w:r>
+      <w:r>
+        <w:rPr>
+          <w:sz w:val="18"/>
+          <w:rFonts w:ascii="Calibri" w:hAnsi="Calibri" w:eastAsia="Microsoft YaHei"/>
+        </w:rPr>
+        <w:t xml:space="preserve">　R 重建：T4400 vs DMSO 火山图（padj&lt;0.05 且 |log2FC|≥1），代码与运行输出见附录 A、B</w:t>
+      </w:r>
+    </w:p>
+    <w:p>
+      <w:pPr>
+        <w:keepNext/>
+        <w:spacing w:before="280" w:after="100"/>
+        <w:outlineLvl w:val="1"/>
+      </w:pPr>
+      <w:r>
+        <w:rPr>
+          <w:b/>
+          <w:color w:val="3E2A63"/>
+          <w:sz w:val="28"/>
+          <w:rFonts w:ascii="Calibri" w:hAnsi="Calibri" w:eastAsia="Microsoft YaHei"/>
+        </w:rPr>
+        <w:t>四、解释</w:t>
+      </w:r>
+    </w:p>
+    <w:p>
+      <w:pPr>
+        <w:keepNext/>
+        <w:spacing w:before="180" w:after="100"/>
+        <w:outlineLvl w:val="2"/>
+      </w:pPr>
+      <w:r>
+        <w:rPr>
+          <w:b/>
+          <w:color w:val="241A38"/>
+          <w:sz w:val="24"/>
+          <w:rFonts w:ascii="Calibri" w:hAnsi="Calibri" w:eastAsia="Microsoft YaHei"/>
+        </w:rPr>
+        <w:t>4.1 两个方向各自高度一致</w:t>
+      </w:r>
+    </w:p>
+    <w:p>
+      <w:pPr>
+        <w:spacing w:after="80"/>
+      </w:pPr>
+      <w:r>
+        <w:rPr>
+          <w:sz w:val="21"/>
+          <w:rFonts w:ascii="Calibri" w:hAnsi="Calibri" w:eastAsia="Microsoft YaHei"/>
+        </w:rPr>
+        <w:t>下调一侧不是一堆互不相干的通路，而是</w:t>
+      </w:r>
+      <w:r>
+        <w:rPr>
+          <w:b/>
+          <w:sz w:val="21"/>
+          <w:rFonts w:ascii="Calibri" w:hAnsi="Calibri" w:eastAsia="Microsoft YaHei"/>
+        </w:rPr>
+        <w:t>一个连贯的程序</w:t>
+      </w:r>
+      <w:r>
+        <w:rPr>
+          <w:sz w:val="21"/>
+          <w:rFonts w:ascii="Calibri" w:hAnsi="Calibri" w:eastAsia="Microsoft YaHei"/>
+        </w:rPr>
+        <w:t>：DNA 复制、细胞周期，外加四条 DNA 修复通路（Fanconi anemia、碱基切除修复、同源重组、错配修复）。</w:t>
+      </w:r>
+    </w:p>
+    <w:p>
+      <w:pPr>
+        <w:spacing w:after="80"/>
+      </w:pPr>
+      <w:r>
+        <w:rPr>
+          <w:sz w:val="21"/>
+          <w:rFonts w:ascii="Calibri" w:hAnsi="Calibri" w:eastAsia="Microsoft YaHei"/>
+        </w:rPr>
+        <w:t>这些通路共享大量增殖相关基因，同时出现指向同一件事——</w:t>
+      </w:r>
+      <w:r>
+        <w:rPr>
+          <w:b/>
+          <w:sz w:val="21"/>
+          <w:rFonts w:ascii="Calibri" w:hAnsi="Calibri" w:eastAsia="Microsoft YaHei"/>
+        </w:rPr>
+        <w:t>增殖相关转录程序整体下调</w:t>
+      </w:r>
+      <w:r>
+        <w:rPr>
+          <w:sz w:val="21"/>
+          <w:rFonts w:ascii="Calibri" w:hAnsi="Calibri" w:eastAsia="Microsoft YaHei"/>
+        </w:rPr>
+        <w:t>。</w:t>
+      </w:r>
+    </w:p>
+    <w:p>
+      <w:pPr>
+        <w:spacing w:after="80"/>
+      </w:pPr>
+      <w:r>
+        <w:rPr>
+          <w:sz w:val="21"/>
+          <w:rFonts w:ascii="Calibri" w:hAnsi="Calibri" w:eastAsia="Microsoft YaHei"/>
+        </w:rPr>
+        <w:t>上调一侧同样连贯：Toll 样受体信号、IL-17 信号、补体与凝血级联，以及若干 KEGG 感染性疾病条目（百日咳、Chagas 病、利什曼病、甲型流感）。</w:t>
+      </w:r>
+    </w:p>
+    <w:p>
+      <w:pPr>
+        <w:spacing w:after="80"/>
+      </w:pPr>
+      <w:r>
+        <w:rPr>
+          <w:b/>
+          <w:sz w:val="21"/>
+          <w:rFonts w:ascii="Calibri" w:hAnsi="Calibri" w:eastAsia="Microsoft YaHei"/>
+        </w:rPr>
+        <w:t>这些"疾病"通路并不是独立发现</w:t>
+      </w:r>
+      <w:r>
+        <w:rPr>
+          <w:sz w:val="21"/>
+          <w:rFonts w:ascii="Calibri" w:hAnsi="Calibri" w:eastAsia="Microsoft YaHei"/>
+        </w:rPr>
+        <w:t>——KEGG 的感染性疾病条目大量复用同一批固有免疫与炎症基因，所以正确的读法是「</w:t>
+      </w:r>
+      <w:r>
+        <w:rPr>
+          <w:b/>
+          <w:sz w:val="21"/>
+          <w:rFonts w:ascii="Calibri" w:hAnsi="Calibri" w:eastAsia="Microsoft YaHei"/>
+        </w:rPr>
+        <w:t>一个炎症/固有免疫程序被上调</w:t>
+      </w:r>
+      <w:r>
+        <w:rPr>
+          <w:sz w:val="21"/>
+          <w:rFonts w:ascii="Calibri" w:hAnsi="Calibri" w:eastAsia="Microsoft YaHei"/>
+        </w:rPr>
+        <w:t>」，而不是「十种疾病被激活」。</w:t>
+      </w:r>
+    </w:p>
+    <w:p>
+      <w:pPr>
+        <w:spacing w:after="80"/>
+      </w:pPr>
+      <w:r>
+        <w:rPr>
+          <w:sz w:val="21"/>
+          <w:rFonts w:ascii="Calibri" w:hAnsi="Calibri" w:eastAsia="Microsoft YaHei"/>
+        </w:rPr>
+        <w:t>把它们当作十条独立证据来写是典型的过度解读。</w:t>
+      </w:r>
+    </w:p>
+    <w:p>
+      <w:pPr>
+        <w:keepNext/>
+        <w:spacing w:before="180" w:after="100"/>
+        <w:outlineLvl w:val="2"/>
+      </w:pPr>
+      <w:r>
+        <w:rPr>
+          <w:b/>
+          <w:color w:val="241A38"/>
+          <w:sz w:val="24"/>
+          <w:rFonts w:ascii="Calibri" w:hAnsi="Calibri" w:eastAsia="Microsoft YaHei"/>
+        </w:rPr>
+        <w:t>4.2 与概况结果并不矛盾</w:t>
+      </w:r>
+    </w:p>
+    <w:p>
+      <w:pPr>
+        <w:spacing w:after="80"/>
+      </w:pPr>
+      <w:r>
+        <w:rPr>
+          <w:sz w:val="21"/>
+          <w:rFonts w:ascii="Calibri" w:hAnsi="Calibri" w:eastAsia="Microsoft YaHei"/>
+        </w:rPr>
+        <w:t>丰度最高的 20 个基因无组间差异，而通路层面有强信号——这两件事可以同时成立：GSEA 检测的是</w:t>
+      </w:r>
+      <w:r>
+        <w:rPr>
+          <w:b/>
+          <w:sz w:val="21"/>
+          <w:rFonts w:ascii="Calibri" w:hAnsi="Calibri" w:eastAsia="Microsoft YaHei"/>
+        </w:rPr>
+        <w:t>大量基因的微小一致偏移</w:t>
+      </w:r>
+      <w:r>
+        <w:rPr>
+          <w:sz w:val="21"/>
+          <w:rFonts w:ascii="Calibri" w:hAnsi="Calibri" w:eastAsia="Microsoft YaHei"/>
+        </w:rPr>
+        <w:t>，不要求任何单个基因跨过阈值。</w:t>
+      </w:r>
+    </w:p>
+    <w:p>
+      <w:pPr>
+        <w:spacing w:after="80"/>
+      </w:pPr>
+      <w:r>
+        <w:rPr>
+          <w:sz w:val="21"/>
+          <w:rFonts w:ascii="Calibri" w:hAnsi="Calibri" w:eastAsia="Microsoft YaHei"/>
+        </w:rPr>
+        <w:t>这也解释了为什么 ORA 路线在这份数据上行不通。</w:t>
+      </w:r>
+    </w:p>
+    <w:p>
+      <w:pPr>
+        <w:keepNext/>
+        <w:spacing w:before="180" w:after="100"/>
+        <w:outlineLvl w:val="2"/>
+      </w:pPr>
+      <w:r>
+        <w:rPr>
+          <w:b/>
+          <w:color w:val="241A38"/>
+          <w:sz w:val="24"/>
+          <w:rFonts w:ascii="Calibri" w:hAnsi="Calibri" w:eastAsia="Microsoft YaHei"/>
+        </w:rPr>
+        <w:t>4.3 两点补充解读</w:t>
+      </w:r>
+    </w:p>
+    <w:p>
+      <w:pPr>
+        <w:spacing w:after="80"/>
+      </w:pPr>
+      <w:r>
+        <w:rPr>
+          <w:sz w:val="21"/>
+          <w:rFonts w:ascii="Calibri" w:hAnsi="Calibri" w:eastAsia="Microsoft YaHei"/>
+        </w:rPr>
+        <w:t>表达量最高的那批基因是 Fn1、Col3a1、Col1a2、Sparc、Vim、Acta2——都是细胞外基质和细胞骨架的成分，这提示可能是成纤维/间充质样的贴壁细胞。</w:t>
+      </w:r>
+    </w:p>
+    <w:p>
+      <w:pPr>
+        <w:spacing w:after="80"/>
+      </w:pPr>
+      <w:r>
+        <w:rPr>
+          <w:sz w:val="21"/>
+          <w:rFonts w:ascii="Calibri" w:hAnsi="Calibri" w:eastAsia="Microsoft YaHei"/>
+        </w:rPr>
+        <w:t>这是根据表达谱的推测，不是元数据里给出的信息</w:t>
+      </w:r>
+    </w:p>
+    <w:p>
+      <w:pPr>
+        <w:spacing w:after="80"/>
+      </w:pPr>
+      <w:r>
+        <w:rPr>
+          <w:sz w:val="21"/>
+          <w:rFonts w:ascii="Calibri" w:hAnsi="Calibri" w:eastAsia="Microsoft YaHei"/>
+        </w:rPr>
+        <w:t>这次只用EMP比较了 T4400 和 DMSO，没有用到超声。要回答超声有没有作用，得另跑 DMSO+LIPUS比较DMSO；要看药物和超声有没有相互作用，得在模型里加交互项，而平台界面没这个功能。</w:t>
+      </w:r>
+    </w:p>
+    <w:p>
+      <w:pPr>
+        <w:keepNext/>
+        <w:spacing w:before="280" w:after="100"/>
+        <w:outlineLvl w:val="1"/>
+      </w:pPr>
+      <w:r>
+        <w:rPr>
+          <w:b/>
+          <w:color w:val="3E2A63"/>
+          <w:sz w:val="28"/>
+          <w:rFonts w:ascii="Calibri" w:hAnsi="Calibri" w:eastAsia="Microsoft YaHei"/>
+        </w:rPr>
+        <w:t>五、限制</w:t>
+      </w:r>
+    </w:p>
+    <w:p>
+      <w:pPr>
+        <w:spacing w:after="80"/>
+        <w:ind w:left="432" w:hanging="317"/>
+      </w:pPr>
+      <w:r>
+        <w:rPr>
+          <w:sz w:val="21"/>
+          <w:rFonts w:ascii="Calibri" w:hAnsi="Calibri" w:eastAsia="Microsoft YaHei"/>
+        </w:rPr>
+        <w:t xml:space="preserve">1.  </w:t>
+      </w:r>
+      <w:r>
+        <w:rPr>
+          <w:b/>
+          <w:sz w:val="21"/>
+          <w:rFonts w:ascii="Calibri" w:hAnsi="Calibri" w:eastAsia="Microsoft YaHei"/>
+        </w:rPr>
+        <w:t>KEGG 通路高度冗余</w:t>
+      </w:r>
+      <w:r>
+        <w:rPr>
+          <w:sz w:val="21"/>
+          <w:rFonts w:ascii="Calibri" w:hAnsi="Calibri" w:eastAsia="Microsoft YaHei"/>
+        </w:rPr>
+        <w:t>。上调一侧的多条疾病通路共享基因集，</w:t>
+      </w:r>
+      <w:r>
+        <w:rPr>
+          <w:color w:val="3E2A63"/>
+          <w:sz w:val="18"/>
+          <w:rFonts w:ascii="Consolas" w:hAnsi="Consolas" w:eastAsia="Consolas"/>
+        </w:rPr>
+        <w:t>core_enrichment</w:t>
+      </w:r>
+      <w:r>
+        <w:rPr>
+          <w:sz w:val="21"/>
+          <w:rFonts w:ascii="Calibri" w:hAnsi="Calibri" w:eastAsia="Microsoft YaHei"/>
+        </w:rPr>
+        <w:t xml:space="preserve"> 列可直接核对重叠情况。 80 条显著通路远不等于 80 个独立结论。</w:t>
+      </w:r>
+    </w:p>
+    <w:p>
+      <w:pPr>
+        <w:spacing w:after="80"/>
+        <w:ind w:left="432" w:hanging="317"/>
+      </w:pPr>
+      <w:r>
+        <w:rPr>
+          <w:sz w:val="21"/>
+          <w:rFonts w:ascii="Calibri" w:hAnsi="Calibri" w:eastAsia="Microsoft YaHei"/>
+        </w:rPr>
+        <w:t xml:space="preserve">2.  </w:t>
+      </w:r>
+      <w:r>
+        <w:rPr>
+          <w:b/>
+          <w:sz w:val="21"/>
+          <w:rFonts w:ascii="Calibri" w:hAnsi="Calibri" w:eastAsia="Microsoft YaHei"/>
+        </w:rPr>
+        <w:t>每组仅 4 个生物学重复</w:t>
+      </w:r>
+      <w:r>
+        <w:rPr>
+          <w:sz w:val="21"/>
+          <w:rFonts w:ascii="Calibri" w:hAnsi="Calibri" w:eastAsia="Microsoft YaHei"/>
+        </w:rPr>
+        <w:t>，统计功效有限；GSEA 的通路层面结论比单基因结论稳健，但仍需实验验证。</w:t>
+      </w:r>
+    </w:p>
+    <w:p>
+      <w:pPr>
+        <w:spacing w:after="80"/>
+        <w:ind w:left="432" w:hanging="317"/>
+      </w:pPr>
+      <w:r>
+        <w:rPr>
+          <w:sz w:val="21"/>
+          <w:rFonts w:ascii="Calibri" w:hAnsi="Calibri" w:eastAsia="Microsoft YaHei"/>
+        </w:rPr>
+        <w:t xml:space="preserve">3.  </w:t>
+      </w:r>
+      <w:r>
+        <w:rPr>
+          <w:b/>
+          <w:sz w:val="21"/>
+          <w:rFonts w:ascii="Calibri" w:hAnsi="Calibri" w:eastAsia="Microsoft YaHei"/>
+        </w:rPr>
+        <w:t xml:space="preserve">导出表中有 4 行 </w:t>
+      </w:r>
+      <w:r>
+        <w:rPr>
+          <w:b/>
+          <w:color w:val="3E2A63"/>
+          <w:sz w:val="18"/>
+          <w:rFonts w:ascii="Consolas" w:hAnsi="Consolas" w:eastAsia="Consolas"/>
+        </w:rPr>
+        <w:t>p.adjust</w:t>
+      </w:r>
+      <w:r>
+        <w:rPr>
+          <w:b/>
+          <w:sz w:val="21"/>
+          <w:rFonts w:ascii="Calibri" w:hAnsi="Calibri" w:eastAsia="Microsoft YaHei"/>
+        </w:rPr>
+        <w:t xml:space="preserve"> 与 5 行 </w:t>
+      </w:r>
+      <w:r>
+        <w:rPr>
+          <w:b/>
+          <w:color w:val="3E2A63"/>
+          <w:sz w:val="18"/>
+          <w:rFonts w:ascii="Consolas" w:hAnsi="Consolas" w:eastAsia="Consolas"/>
+        </w:rPr>
+        <w:t>pvalue</w:t>
+      </w:r>
+      <w:r>
+        <w:rPr>
+          <w:b/>
+          <w:sz w:val="21"/>
+          <w:rFonts w:ascii="Calibri" w:hAnsi="Calibri" w:eastAsia="Microsoft YaHei"/>
+        </w:rPr>
+        <w:t xml:space="preserve"> 恰为 0</w:t>
+      </w:r>
+      <w:r>
+        <w:rPr>
+          <w:sz w:val="21"/>
+          <w:rFonts w:ascii="Calibri" w:hAnsi="Calibri" w:eastAsia="Microsoft YaHei"/>
+        </w:rPr>
+        <w:t xml:space="preserve">，这是数值下溢或导出格式所致， 本报告中统一记为 </w:t>
+      </w:r>
+      <w:r>
+        <w:rPr>
+          <w:color w:val="3E2A63"/>
+          <w:sz w:val="18"/>
+          <w:rFonts w:ascii="Consolas" w:hAnsi="Consolas" w:eastAsia="Consolas"/>
+        </w:rPr>
+        <w:t>&lt; 1e-10</w:t>
+      </w:r>
+      <w:r>
+        <w:rPr>
+          <w:sz w:val="21"/>
+          <w:rFonts w:ascii="Calibri" w:hAnsi="Calibri" w:eastAsia="Microsoft YaHei"/>
+        </w:rPr>
+        <w:t>，不按字面值解读。</w:t>
+      </w:r>
+    </w:p>
+    <w:p>
+      <w:pPr>
+        <w:spacing w:after="80"/>
+        <w:ind w:left="432" w:hanging="317"/>
+      </w:pPr>
+      <w:r>
+        <w:rPr>
+          <w:sz w:val="21"/>
+          <w:rFonts w:ascii="Calibri" w:hAnsi="Calibri" w:eastAsia="Microsoft YaHei"/>
+        </w:rPr>
+        <w:t xml:space="preserve">4.  </w:t>
+      </w:r>
+      <w:r>
+        <w:rPr>
+          <w:b/>
+          <w:sz w:val="21"/>
+          <w:rFonts w:ascii="Calibri" w:hAnsi="Calibri" w:eastAsia="Microsoft YaHei"/>
+        </w:rPr>
+        <w:t>相关不等于因果</w:t>
+      </w:r>
+      <w:r>
+        <w:rPr>
+          <w:sz w:val="21"/>
+          <w:rFonts w:ascii="Calibri" w:hAnsi="Calibri" w:eastAsia="Microsoft YaHei"/>
+        </w:rPr>
+        <w:t>。GSEA 给出的是转录组层面的关联性偏移，不能据此断言化合物的作用靶点或机制。</w:t>
+      </w:r>
+    </w:p>
+    <w:p>
+      <w:pPr>
+        <w:spacing w:after="80"/>
+        <w:ind w:left="432" w:hanging="317"/>
+      </w:pPr>
+      <w:r>
+        <w:rPr>
+          <w:sz w:val="21"/>
+          <w:rFonts w:ascii="Calibri" w:hAnsi="Calibri" w:eastAsia="Microsoft YaHei"/>
+        </w:rPr>
+        <w:t xml:space="preserve">5.  </w:t>
+      </w:r>
+      <w:r>
+        <w:rPr>
+          <w:b/>
+          <w:sz w:val="21"/>
+          <w:rFonts w:ascii="Calibri" w:hAnsi="Calibri" w:eastAsia="Microsoft YaHei"/>
+        </w:rPr>
+        <w:t>平台上只做了一个对比</w:t>
+      </w:r>
+      <w:r>
+        <w:rPr>
+          <w:sz w:val="21"/>
+          <w:rFonts w:ascii="Calibri" w:hAnsi="Calibri" w:eastAsia="Microsoft YaHei"/>
+        </w:rPr>
+        <w:t>（T4400 vs DMSO）。平台界面不支持析因模型与交互项；6 组设计的五个成对对比与两个交互项已在 R 中完成，见附录 E。</w:t>
+      </w:r>
+    </w:p>
+    <w:p>
+      <w:pPr>
+        <w:spacing w:after="80"/>
+        <w:ind w:left="432" w:hanging="317"/>
+      </w:pPr>
+      <w:r>
+        <w:rPr>
+          <w:sz w:val="21"/>
+          <w:rFonts w:ascii="Calibri" w:hAnsi="Calibri" w:eastAsia="Microsoft YaHei"/>
+        </w:rPr>
+        <w:t xml:space="preserve">6.  </w:t>
+      </w:r>
+      <w:r>
+        <w:rPr>
+          <w:b/>
+          <w:sz w:val="21"/>
+          <w:rFonts w:ascii="Calibri" w:hAnsi="Calibri" w:eastAsia="Microsoft YaHei"/>
+        </w:rPr>
+        <w:t>对比方向已在界面核对</w:t>
+      </w:r>
+      <w:r>
+        <w:rPr>
+          <w:sz w:val="21"/>
+          <w:rFonts w:ascii="Calibri" w:hAnsi="Calibri" w:eastAsia="Microsoft YaHei"/>
+        </w:rPr>
+        <w:t>。导出的 CSV 中不含对比方向的元数据；我在界面上确认设置为 REFERENCE = DMSO、TEST = T4400（初次设置相反，已更正，见第六节），即负 NES 表示"在 T4400 中下调"。</w:t>
+      </w:r>
+    </w:p>
+    <w:p>
+      <w:pPr>
+        <w:keepNext/>
+        <w:spacing w:before="280" w:after="100"/>
+        <w:outlineLvl w:val="1"/>
+      </w:pPr>
+      <w:r>
+        <w:rPr>
+          <w:b/>
+          <w:color w:val="3E2A63"/>
+          <w:sz w:val="28"/>
+          <w:rFonts w:ascii="Calibri" w:hAnsi="Calibri" w:eastAsia="Microsoft YaHei"/>
+        </w:rPr>
+        <w:t>六、AI 使用声明</w:t>
+      </w:r>
+    </w:p>
+    <w:p>
+      <w:pPr>
+        <w:spacing w:after="80"/>
+      </w:pPr>
+      <w:r>
+        <w:rPr>
+          <w:sz w:val="21"/>
+          <w:rFonts w:ascii="Calibri" w:hAnsi="Calibri" w:eastAsia="Microsoft YaHei"/>
+        </w:rPr>
+        <w:t xml:space="preserve">AI 参与：撰写本报告的数据描述与结果表格（GSEA 与矩阵相关数值由 AI 直接读取 </w:t>
+      </w:r>
+      <w:r>
+        <w:rPr>
+          <w:color w:val="3E2A63"/>
+          <w:sz w:val="18"/>
+          <w:rFonts w:ascii="Consolas" w:hAnsi="Consolas" w:eastAsia="Consolas"/>
+        </w:rPr>
+        <w:t>tx-analysis-result.csv</w:t>
+      </w:r>
+      <w:r>
+        <w:rPr>
+          <w:sz w:val="21"/>
+          <w:rFonts w:ascii="Calibri" w:hAnsi="Calibri" w:eastAsia="Microsoft YaHei"/>
+        </w:rPr>
+        <w:t>、</w:t>
+      </w:r>
+      <w:r>
+        <w:rPr>
+          <w:color w:val="3E2A63"/>
+          <w:sz w:val="18"/>
+          <w:rFonts w:ascii="Consolas" w:hAnsi="Consolas" w:eastAsia="Consolas"/>
+        </w:rPr>
+        <w:t>RNAseq_output_assay.csv</w:t>
+      </w:r>
+      <w:r>
+        <w:rPr>
+          <w:sz w:val="21"/>
+          <w:rFonts w:ascii="Calibri" w:hAnsi="Calibri" w:eastAsia="Microsoft YaHei"/>
+        </w:rPr>
+        <w:t xml:space="preserve"> 后填入；</w:t>
+      </w:r>
+      <w:r>
+        <w:rPr>
+          <w:color w:val="3E2A63"/>
+          <w:sz w:val="18"/>
+          <w:rFonts w:ascii="Consolas" w:hAnsi="Consolas" w:eastAsia="Consolas"/>
+        </w:rPr>
+        <w:t>barplot.png</w:t>
+      </w:r>
+      <w:r>
+        <w:rPr>
+          <w:sz w:val="21"/>
+          <w:rFonts w:ascii="Calibri" w:hAnsi="Calibri" w:eastAsia="Microsoft YaHei"/>
+        </w:rPr>
+        <w:t xml:space="preserve"> 的 Kruskal 结果为读取平台图注文字所得，</w:t>
+      </w:r>
+      <w:r>
+        <w:rPr>
+          <w:b/>
+          <w:sz w:val="21"/>
+          <w:rFonts w:ascii="Calibri" w:hAnsi="Calibri" w:eastAsia="Microsoft YaHei"/>
+        </w:rPr>
+        <w:t>非独立复算</w:t>
+      </w:r>
+      <w:r>
+        <w:rPr>
+          <w:sz w:val="21"/>
+          <w:rFonts w:ascii="Calibri" w:hAnsi="Calibri" w:eastAsia="Microsoft YaHei"/>
+        </w:rPr>
+        <w:t>，已在 3.1 节标注来源）；指出 KEGG 疾病通路冗余这一解读陷阱；编写平台操作单；编写并运行附录 A 的 R 重建脚本与附录 E 的完整析因分析（代码、运行输出与审计表见附录 A、B、C、E）。</w:t>
+      </w:r>
+    </w:p>
+    <w:p>
+      <w:pPr>
+        <w:spacing w:after="80"/>
+      </w:pPr>
+      <w:r>
+        <w:rPr>
+          <w:sz w:val="21"/>
+          <w:rFonts w:ascii="Calibri" w:hAnsi="Calibri" w:eastAsia="Microsoft YaHei"/>
+        </w:rPr>
+        <w:t>AI 未参与：平台上的全部实际操作（导入、过滤、归一化、差异分析、GSEA 参数设置与运行）、第 4.3 节两点解释的撰写。</w:t>
+      </w:r>
+    </w:p>
+    <w:p>
+      <w:pPr>
+        <w:spacing w:after="80"/>
+      </w:pPr>
+      <w:r>
+        <w:rPr>
+          <w:b/>
+          <w:sz w:val="21"/>
+          <w:rFonts w:ascii="Calibri" w:hAnsi="Calibri" w:eastAsia="Microsoft YaHei"/>
+        </w:rPr>
+        <w:t>操作过程中被我更正的两处</w:t>
+      </w:r>
+      <w:r>
+        <w:rPr>
+          <w:sz w:val="21"/>
+          <w:rFonts w:ascii="Calibri" w:hAnsi="Calibri" w:eastAsia="Microsoft YaHei"/>
+        </w:rPr>
+        <w:t>（均为 AI 未涉及、由我在界面上发现并修正）：</w:t>
+      </w:r>
+    </w:p>
+    <w:p>
+      <w:pPr>
+        <w:spacing w:after="80"/>
+        <w:ind w:left="432" w:hanging="317"/>
+      </w:pPr>
+      <w:r>
+        <w:rPr>
+          <w:sz w:val="21"/>
+          <w:rFonts w:ascii="Calibri" w:hAnsi="Calibri" w:eastAsia="Microsoft YaHei"/>
+        </w:rPr>
+        <w:t>1.  差异分析的 REFERENCE / TEST 初次设置为 T4400 / DMSO，方向与预期相反，已对调为 DMSO / T4400</w:t>
+      </w:r>
+    </w:p>
+    <w:p>
+      <w:pPr>
+        <w:spacing w:after="80"/>
+        <w:ind w:left="432" w:hanging="317"/>
+      </w:pPr>
+      <w:r>
+        <w:rPr>
+          <w:sz w:val="21"/>
+          <w:rFonts w:ascii="Calibri" w:hAnsi="Calibri" w:eastAsia="Microsoft YaHei"/>
+        </w:rPr>
+        <w:t xml:space="preserve">2.  GSEA 与富集面板的 ORGANISM 默认为 Human，且在安装完 </w:t>
+      </w:r>
+      <w:r>
+        <w:rPr>
+          <w:color w:val="3E2A63"/>
+          <w:sz w:val="18"/>
+          <w:rFonts w:ascii="Consolas" w:hAnsi="Consolas" w:eastAsia="Consolas"/>
         </w:rPr>
         <w:t>org.Mm.eg.db</w:t>
       </w:r>
-      <w:proofErr w:type="spellEnd"/>
-      <w:r>
-        <w:rPr>
-          <w:rFonts w:ascii="宋体" w:eastAsia="宋体" w:hAnsi="宋体" w:cs="宋体"/>
-        </w:rPr>
-        <w:t>`） |</w:t>
-      </w:r>
-    </w:p>
-    <w:p>
-      <w:pPr>
-        <w:pStyle w:val="a3"/>
-        <w:spacing w:after="0"/>
-        <w:rPr>
-          <w:rFonts w:ascii="宋体" w:eastAsia="宋体" w:hAnsi="宋体" w:cs="宋体"/>
-        </w:rPr>
-      </w:pPr>
-    </w:p>
-    <w:p>
-      <w:pPr>
-        <w:pStyle w:val="a3"/>
-        <w:spacing w:after="0"/>
-        <w:rPr>
-          <w:rFonts w:ascii="宋体" w:eastAsia="宋体" w:hAnsi="宋体" w:cs="宋体"/>
-        </w:rPr>
-      </w:pPr>
-      <w:r>
-        <w:rPr>
-          <w:rFonts w:ascii="宋体" w:eastAsia="宋体" w:hAnsi="宋体" w:cs="宋体"/>
-        </w:rPr>
-        <w:t>**为什么用 GSEA 而不是过表征分析（ORA）**：ORA 需要先有一份通过阈值的显著基因名单作为输入。</w:t>
-      </w:r>
-    </w:p>
-    <w:p>
-      <w:pPr>
-        <w:pStyle w:val="a3"/>
-        <w:spacing w:after="0"/>
-        <w:rPr>
-          <w:rFonts w:ascii="宋体" w:eastAsia="宋体" w:hAnsi="宋体" w:cs="宋体"/>
-        </w:rPr>
-      </w:pPr>
-      <w:r>
-        <w:rPr>
-          <w:rFonts w:ascii="宋体" w:eastAsia="宋体" w:hAnsi="宋体" w:cs="宋体"/>
-        </w:rPr>
-        <w:t>GSEA 使用全部基因的排序统计量，不依赖阈值，因此在单基因层面信号较弱时仍可检出通路层面的一致偏移。</w:t>
-      </w:r>
-    </w:p>
-    <w:p>
-      <w:pPr>
-        <w:pStyle w:val="a3"/>
-        <w:spacing w:after="0"/>
-        <w:rPr>
-          <w:rFonts w:ascii="宋体" w:eastAsia="宋体" w:hAnsi="宋体" w:cs="宋体"/>
-        </w:rPr>
-      </w:pPr>
-      <w:r>
-        <w:rPr>
-          <w:rFonts w:ascii="宋体" w:eastAsia="宋体" w:hAnsi="宋体" w:cs="宋体"/>
-        </w:rPr>
-        <w:t>这一取舍是方法层面的主动选择，不是退而求其次。</w:t>
-      </w:r>
-    </w:p>
-    <w:p>
-      <w:pPr>
-        <w:pStyle w:val="a3"/>
-        <w:spacing w:after="0"/>
-        <w:rPr>
-          <w:rFonts w:ascii="宋体" w:eastAsia="宋体" w:hAnsi="宋体" w:cs="宋体"/>
-        </w:rPr>
-      </w:pPr>
-    </w:p>
-    <w:p>
-      <w:pPr>
-        <w:pStyle w:val="a3"/>
-        <w:spacing w:after="0"/>
-        <w:rPr>
-          <w:rFonts w:ascii="宋体" w:eastAsia="宋体" w:hAnsi="宋体" w:cs="宋体"/>
-        </w:rPr>
-      </w:pPr>
-      <w:r>
-        <w:rPr>
-          <w:rFonts w:ascii="宋体" w:eastAsia="宋体" w:hAnsi="宋体" w:cs="宋体"/>
-        </w:rPr>
-        <w:t>---</w:t>
-      </w:r>
-    </w:p>
-    <w:p>
-      <w:pPr>
-        <w:pStyle w:val="a3"/>
-        <w:spacing w:after="0"/>
-        <w:rPr>
-          <w:rFonts w:ascii="宋体" w:eastAsia="宋体" w:hAnsi="宋体" w:cs="宋体"/>
-        </w:rPr>
-      </w:pPr>
-    </w:p>
-    <w:p>
-      <w:pPr>
-        <w:pStyle w:val="a3"/>
-        <w:spacing w:after="0"/>
-        <w:rPr>
-          <w:rFonts w:ascii="宋体" w:eastAsia="宋体" w:hAnsi="宋体" w:cs="宋体"/>
-        </w:rPr>
-      </w:pPr>
-      <w:r>
-        <w:rPr>
-          <w:rFonts w:ascii="宋体" w:eastAsia="宋体" w:hAnsi="宋体" w:cs="宋体"/>
-        </w:rPr>
-        <w:t>## 三、结果</w:t>
-      </w:r>
-    </w:p>
-    <w:p>
-      <w:pPr>
-        <w:pStyle w:val="a3"/>
-        <w:spacing w:after="0"/>
-        <w:rPr>
-          <w:rFonts w:ascii="宋体" w:eastAsia="宋体" w:hAnsi="宋体" w:cs="宋体"/>
-        </w:rPr>
-      </w:pPr>
-    </w:p>
-    <w:p>
-      <w:pPr>
-        <w:pStyle w:val="a3"/>
-        <w:spacing w:after="0"/>
-        <w:rPr>
-          <w:rFonts w:ascii="宋体" w:eastAsia="宋体" w:hAnsi="宋体" w:cs="宋体"/>
-        </w:rPr>
-      </w:pPr>
-      <w:r>
-        <w:rPr>
-          <w:rFonts w:ascii="宋体" w:eastAsia="宋体" w:hAnsi="宋体" w:cs="宋体"/>
-        </w:rPr>
-        <w:t>### 3.1 表达谱概况</w:t>
-      </w:r>
-    </w:p>
-    <w:p>
-      <w:pPr>
-        <w:pStyle w:val="a3"/>
-        <w:spacing w:after="0"/>
-        <w:rPr>
-          <w:rFonts w:ascii="宋体" w:eastAsia="宋体" w:hAnsi="宋体" w:cs="宋体"/>
-        </w:rPr>
-      </w:pPr>
-    </w:p>
-    <w:p>
-      <w:pPr>
-        <w:pStyle w:val="a3"/>
-        <w:spacing w:after="0"/>
-        <w:rPr>
-          <w:rFonts w:ascii="宋体" w:eastAsia="宋体" w:hAnsi="宋体" w:cs="宋体"/>
-        </w:rPr>
-      </w:pPr>
-      <w:r>
-        <w:rPr>
-          <w:rFonts w:ascii="宋体" w:eastAsia="宋体" w:hAnsi="宋体" w:cs="宋体"/>
-        </w:rPr>
-        <w:t>`barplot.png`：按平均丰度排序的前 20 个基因，按 6 组分别作图。</w:t>
-      </w:r>
-    </w:p>
-    <w:p>
-      <w:pPr>
-        <w:pStyle w:val="a3"/>
-        <w:spacing w:after="0"/>
-        <w:rPr>
-          <w:rFonts w:ascii="宋体" w:eastAsia="宋体" w:hAnsi="宋体" w:cs="宋体"/>
-        </w:rPr>
-      </w:pPr>
-    </w:p>
-    <w:p>
-      <w:pPr>
-        <w:pStyle w:val="a3"/>
-        <w:spacing w:after="0"/>
-        <w:rPr>
-          <w:rFonts w:ascii="宋体" w:eastAsia="宋体" w:hAnsi="宋体" w:cs="宋体"/>
-        </w:rPr>
-      </w:pPr>
-      <w:r>
-        <w:rPr>
-          <w:rFonts w:ascii="宋体" w:eastAsia="宋体" w:hAnsi="宋体" w:cs="宋体"/>
-        </w:rPr>
-        <w:t>- 丰度最高的基因以**细胞外基质与细胞骨架成分**为主：`Fn1`、`Col3a1`、`Col1a2`、`Col12a1`、</w:t>
-      </w:r>
-    </w:p>
-    <w:p>
-      <w:pPr>
-        <w:pStyle w:val="a3"/>
-        <w:spacing w:after="0"/>
-        <w:rPr>
-          <w:rFonts w:ascii="宋体" w:eastAsia="宋体" w:hAnsi="宋体" w:cs="宋体"/>
-        </w:rPr>
-      </w:pPr>
-      <w:r>
-        <w:rPr>
-          <w:rFonts w:ascii="宋体" w:eastAsia="宋体" w:hAnsi="宋体" w:cs="宋体"/>
-        </w:rPr>
-        <w:t xml:space="preserve">  `Sparc`、`</w:t>
-      </w:r>
-      <w:proofErr w:type="spellStart"/>
-      <w:r>
-        <w:rPr>
-          <w:rFonts w:ascii="宋体" w:eastAsia="宋体" w:hAnsi="宋体" w:cs="宋体"/>
-        </w:rPr>
-        <w:t>Bgn</w:t>
-      </w:r>
-      <w:proofErr w:type="spellEnd"/>
-      <w:r>
-        <w:rPr>
-          <w:rFonts w:ascii="宋体" w:eastAsia="宋体" w:hAnsi="宋体" w:cs="宋体"/>
-        </w:rPr>
-        <w:t>`、`Thbs1`、`Acta2`、`Acta1`、`</w:t>
-      </w:r>
-      <w:proofErr w:type="spellStart"/>
-      <w:r>
-        <w:rPr>
-          <w:rFonts w:ascii="宋体" w:eastAsia="宋体" w:hAnsi="宋体" w:cs="宋体"/>
-        </w:rPr>
-        <w:t>Actb</w:t>
-      </w:r>
-      <w:proofErr w:type="spellEnd"/>
-      <w:r>
-        <w:rPr>
-          <w:rFonts w:ascii="宋体" w:eastAsia="宋体" w:hAnsi="宋体" w:cs="宋体"/>
-        </w:rPr>
-        <w:t>`、`Vim`；其余为高表达管家基因</w:t>
-      </w:r>
-    </w:p>
-    <w:p>
-      <w:pPr>
-        <w:pStyle w:val="a3"/>
-        <w:spacing w:after="0"/>
-        <w:rPr>
-          <w:rFonts w:ascii="宋体" w:eastAsia="宋体" w:hAnsi="宋体" w:cs="宋体"/>
-        </w:rPr>
-      </w:pPr>
-      <w:r>
-        <w:rPr>
-          <w:rFonts w:ascii="宋体" w:eastAsia="宋体" w:hAnsi="宋体" w:cs="宋体"/>
-        </w:rPr>
-        <w:t xml:space="preserve">  （`Eef1a1`、`Eef2`、`Tpt1`、`Rplp0`、`Hsp90ab1`、`</w:t>
-      </w:r>
-      <w:proofErr w:type="spellStart"/>
-      <w:r>
-        <w:rPr>
-          <w:rFonts w:ascii="宋体" w:eastAsia="宋体" w:hAnsi="宋体" w:cs="宋体"/>
-        </w:rPr>
-        <w:t>Calr</w:t>
-      </w:r>
-      <w:proofErr w:type="spellEnd"/>
-      <w:r>
-        <w:rPr>
-          <w:rFonts w:ascii="宋体" w:eastAsia="宋体" w:hAnsi="宋体" w:cs="宋体"/>
-        </w:rPr>
-        <w:t>`、`</w:t>
-      </w:r>
-      <w:proofErr w:type="spellStart"/>
-      <w:r>
-        <w:rPr>
-          <w:rFonts w:ascii="宋体" w:eastAsia="宋体" w:hAnsi="宋体" w:cs="宋体"/>
-        </w:rPr>
-        <w:t>Pkm</w:t>
-      </w:r>
-      <w:proofErr w:type="spellEnd"/>
-      <w:r>
-        <w:rPr>
-          <w:rFonts w:ascii="宋体" w:eastAsia="宋体" w:hAnsi="宋体" w:cs="宋体"/>
-        </w:rPr>
-        <w:t>`）</w:t>
-      </w:r>
-    </w:p>
-    <w:p>
-      <w:pPr>
-        <w:pStyle w:val="a3"/>
-        <w:spacing w:after="0"/>
-        <w:rPr>
-          <w:rFonts w:ascii="宋体" w:eastAsia="宋体" w:hAnsi="宋体" w:cs="宋体"/>
-        </w:rPr>
-      </w:pPr>
-      <w:r>
-        <w:rPr>
-          <w:rFonts w:ascii="宋体" w:eastAsia="宋体" w:hAnsi="宋体" w:cs="宋体"/>
-        </w:rPr>
-        <w:t xml:space="preserve">- 图的副标题是平台自动生成的标注，原文为 `Per-feature Kruskal test: 0/20 significant </w:t>
-      </w:r>
-      <w:proofErr w:type="gramStart"/>
-      <w:r>
-        <w:rPr>
-          <w:rFonts w:ascii="宋体" w:eastAsia="宋体" w:hAnsi="宋体" w:cs="宋体"/>
-        </w:rPr>
-        <w:t>(p &lt; 0.05)</w:t>
-      </w:r>
-      <w:proofErr w:type="gramEnd"/>
-      <w:r>
-        <w:rPr>
-          <w:rFonts w:ascii="宋体" w:eastAsia="宋体" w:hAnsi="宋体" w:cs="宋体"/>
-        </w:rPr>
-        <w:t>`：</w:t>
-      </w:r>
-    </w:p>
-    <w:p>
-      <w:pPr>
-        <w:pStyle w:val="a3"/>
-        <w:spacing w:after="0"/>
-        <w:rPr>
-          <w:rFonts w:ascii="宋体" w:eastAsia="宋体" w:hAnsi="宋体" w:cs="宋体"/>
-        </w:rPr>
-      </w:pPr>
-      <w:r>
-        <w:rPr>
-          <w:rFonts w:ascii="宋体" w:eastAsia="宋体" w:hAnsi="宋体" w:cs="宋体"/>
-        </w:rPr>
-        <w:t xml:space="preserve">  即 EMP 对这 20 个基因逐个做 Kruskal-Wallis 检验，**无一在 6 组间达到</w:t>
-      </w:r>
-      <w:r>
-        <w:rPr>
-          <w:rFonts w:ascii="宋体" w:eastAsia="宋体" w:hAnsi="宋体" w:cs="宋体"/>
-        </w:rPr>
-        <w:lastRenderedPageBreak/>
-        <w:t>显著**。</w:t>
-      </w:r>
-    </w:p>
-    <w:p>
-      <w:pPr>
-        <w:pStyle w:val="a3"/>
-        <w:spacing w:after="0"/>
-        <w:rPr>
-          <w:rFonts w:ascii="宋体" w:eastAsia="宋体" w:hAnsi="宋体" w:cs="宋体"/>
-        </w:rPr>
-      </w:pPr>
-      <w:r>
-        <w:rPr>
-          <w:rFonts w:ascii="宋体" w:eastAsia="宋体" w:hAnsi="宋体" w:cs="宋体"/>
-        </w:rPr>
-        <w:t xml:space="preserve">  **来源说明：该数字读自平台生成的图注文字，我与 AI 均未独立复算**；若要在报告中作为结论使用，</w:t>
-      </w:r>
-    </w:p>
-    <w:p>
-      <w:pPr>
-        <w:pStyle w:val="a3"/>
-        <w:spacing w:after="0"/>
-        <w:rPr>
-          <w:rFonts w:ascii="宋体" w:eastAsia="宋体" w:hAnsi="宋体" w:cs="宋体"/>
-        </w:rPr>
-      </w:pPr>
-      <w:r>
-        <w:rPr>
-          <w:rFonts w:ascii="宋体" w:eastAsia="宋体" w:hAnsi="宋体" w:cs="宋体"/>
-        </w:rPr>
-        <w:t xml:space="preserve">  建议另行导出这 20 个基因的分组表达值自行验证。</w:t>
-      </w:r>
-    </w:p>
-    <w:p>
-      <w:pPr>
-        <w:pStyle w:val="a3"/>
-        <w:spacing w:after="0"/>
-        <w:rPr>
-          <w:rFonts w:ascii="宋体" w:eastAsia="宋体" w:hAnsi="宋体" w:cs="宋体"/>
-        </w:rPr>
-      </w:pPr>
-    </w:p>
-    <w:p>
-      <w:pPr>
-        <w:pStyle w:val="a3"/>
-        <w:spacing w:after="0"/>
-        <w:rPr>
-          <w:rFonts w:ascii="宋体" w:eastAsia="宋体" w:hAnsi="宋体" w:cs="宋体"/>
-        </w:rPr>
-      </w:pPr>
-      <w:r>
-        <w:rPr>
-          <w:rFonts w:ascii="宋体" w:eastAsia="宋体" w:hAnsi="宋体" w:cs="宋体"/>
-        </w:rPr>
-        <w:t>按平台这一标注，最高丰度的那批基因在 6 组之间没有可检出的差异——处理效应不在</w:t>
-      </w:r>
-      <w:proofErr w:type="gramStart"/>
-      <w:r>
-        <w:rPr>
-          <w:rFonts w:ascii="宋体" w:eastAsia="宋体" w:hAnsi="宋体" w:cs="宋体"/>
-        </w:rPr>
-        <w:t>"表达</w:t>
-      </w:r>
-      <w:proofErr w:type="gramEnd"/>
-      <w:r>
-        <w:rPr>
-          <w:rFonts w:ascii="宋体" w:eastAsia="宋体" w:hAnsi="宋体" w:cs="宋体"/>
-        </w:rPr>
-        <w:t>量最高的</w:t>
-      </w:r>
-      <w:proofErr w:type="gramStart"/>
-      <w:r>
-        <w:rPr>
-          <w:rFonts w:ascii="宋体" w:eastAsia="宋体" w:hAnsi="宋体" w:cs="宋体"/>
-        </w:rPr>
-        <w:t>基因"</w:t>
-      </w:r>
-      <w:proofErr w:type="gramEnd"/>
-      <w:r>
-        <w:rPr>
-          <w:rFonts w:ascii="宋体" w:eastAsia="宋体" w:hAnsi="宋体" w:cs="宋体"/>
-        </w:rPr>
-        <w:t>里。</w:t>
-      </w:r>
-    </w:p>
-    <w:p>
-      <w:pPr>
-        <w:pStyle w:val="a3"/>
-        <w:spacing w:after="0"/>
-        <w:rPr>
-          <w:rFonts w:ascii="宋体" w:eastAsia="宋体" w:hAnsi="宋体" w:cs="宋体"/>
-        </w:rPr>
-      </w:pPr>
-    </w:p>
-    <w:p>
-      <w:pPr>
-        <w:pStyle w:val="a3"/>
-        <w:spacing w:after="0"/>
-        <w:rPr>
-          <w:rFonts w:ascii="宋体" w:eastAsia="宋体" w:hAnsi="宋体" w:cs="宋体"/>
-        </w:rPr>
-      </w:pPr>
-      <w:r>
-        <w:rPr>
-          <w:rFonts w:ascii="宋体" w:eastAsia="宋体" w:hAnsi="宋体" w:cs="宋体"/>
-        </w:rPr>
-        <w:t>### 3.2 GSEA（KEGG，小鼠）</w:t>
-      </w:r>
-    </w:p>
-    <w:p>
-      <w:pPr>
-        <w:pStyle w:val="a3"/>
-        <w:spacing w:after="0"/>
-        <w:rPr>
-          <w:rFonts w:ascii="宋体" w:eastAsia="宋体" w:hAnsi="宋体" w:cs="宋体"/>
-        </w:rPr>
-      </w:pPr>
-    </w:p>
-    <w:p>
-      <w:pPr>
-        <w:pStyle w:val="a3"/>
-        <w:spacing w:after="0"/>
-        <w:rPr>
-          <w:rFonts w:ascii="宋体" w:eastAsia="宋体" w:hAnsi="宋体" w:cs="宋体"/>
-        </w:rPr>
-      </w:pPr>
-      <w:r>
-        <w:rPr>
-          <w:rFonts w:ascii="宋体" w:eastAsia="宋体" w:hAnsi="宋体" w:cs="宋体"/>
-        </w:rPr>
-        <w:t xml:space="preserve">共返回 **109 条通路**，其中 **80 条 </w:t>
-      </w:r>
-      <w:proofErr w:type="spellStart"/>
-      <w:r>
-        <w:rPr>
-          <w:rFonts w:ascii="宋体" w:eastAsia="宋体" w:hAnsi="宋体" w:cs="宋体"/>
-        </w:rPr>
-        <w:t>p.adjust</w:t>
-      </w:r>
-      <w:proofErr w:type="spellEnd"/>
-      <w:r>
-        <w:rPr>
-          <w:rFonts w:ascii="宋体" w:eastAsia="宋体" w:hAnsi="宋体" w:cs="宋体"/>
-        </w:rPr>
-        <w:t xml:space="preserve"> &lt; 0.05**（55 条 NES 为正、25 条为负）。</w:t>
-      </w:r>
-    </w:p>
-    <w:p>
-      <w:pPr>
-        <w:pStyle w:val="a3"/>
-        <w:spacing w:after="0"/>
-        <w:rPr>
-          <w:rFonts w:ascii="宋体" w:eastAsia="宋体" w:hAnsi="宋体" w:cs="宋体"/>
-        </w:rPr>
-      </w:pPr>
-      <w:r>
-        <w:rPr>
-          <w:rFonts w:ascii="宋体" w:eastAsia="宋体" w:hAnsi="宋体" w:cs="宋体"/>
-        </w:rPr>
-        <w:t xml:space="preserve">NES 范围 </w:t>
-      </w:r>
-      <w:r>
-        <w:rPr>
-          <w:rFonts w:ascii="Cambria Math" w:eastAsia="宋体" w:hAnsi="Cambria Math" w:cs="Cambria Math"/>
-        </w:rPr>
-        <w:t>−</w:t>
-      </w:r>
-      <w:r>
-        <w:rPr>
-          <w:rFonts w:ascii="宋体" w:eastAsia="宋体" w:hAnsi="宋体" w:cs="宋体"/>
-        </w:rPr>
-        <w:t>2.37 至 +2.26。</w:t>
-      </w:r>
-    </w:p>
-    <w:p>
-      <w:pPr>
-        <w:pStyle w:val="a3"/>
-        <w:spacing w:after="0"/>
-        <w:rPr>
-          <w:rFonts w:ascii="宋体" w:eastAsia="宋体" w:hAnsi="宋体" w:cs="宋体"/>
-        </w:rPr>
-      </w:pPr>
-    </w:p>
-    <w:p>
-      <w:pPr>
-        <w:pStyle w:val="a3"/>
-        <w:spacing w:after="0"/>
-        <w:rPr>
-          <w:rFonts w:ascii="宋体" w:eastAsia="宋体" w:hAnsi="宋体" w:cs="宋体"/>
-        </w:rPr>
-      </w:pPr>
-      <w:r>
-        <w:rPr>
-          <w:rFonts w:ascii="宋体" w:eastAsia="宋体" w:hAnsi="宋体" w:cs="宋体"/>
-        </w:rPr>
-        <w:t>**NES 为负（在 T4400 中整体下调）—— 前 10 条**</w:t>
-      </w:r>
-    </w:p>
-    <w:p>
-      <w:pPr>
-        <w:pStyle w:val="a3"/>
-        <w:spacing w:after="0"/>
-        <w:rPr>
-          <w:rFonts w:ascii="宋体" w:eastAsia="宋体" w:hAnsi="宋体" w:cs="宋体"/>
-        </w:rPr>
-      </w:pPr>
-    </w:p>
-    <w:p>
-      <w:pPr>
-        <w:pStyle w:val="a3"/>
-        <w:spacing w:after="0"/>
-        <w:rPr>
-          <w:rFonts w:ascii="宋体" w:eastAsia="宋体" w:hAnsi="宋体" w:cs="宋体"/>
-        </w:rPr>
-      </w:pPr>
-      <w:r>
-        <w:rPr>
-          <w:rFonts w:ascii="宋体" w:eastAsia="宋体" w:hAnsi="宋体" w:cs="宋体"/>
-        </w:rPr>
-        <w:t xml:space="preserve">| KEGG ID | 通路 | 基因数 | NES | </w:t>
-      </w:r>
-      <w:proofErr w:type="spellStart"/>
-      <w:r>
-        <w:rPr>
-          <w:rFonts w:ascii="宋体" w:eastAsia="宋体" w:hAnsi="宋体" w:cs="宋体"/>
-        </w:rPr>
-        <w:t>p.adjust</w:t>
-      </w:r>
-      <w:proofErr w:type="spellEnd"/>
-      <w:r>
-        <w:rPr>
-          <w:rFonts w:ascii="宋体" w:eastAsia="宋体" w:hAnsi="宋体" w:cs="宋体"/>
-        </w:rPr>
-        <w:t xml:space="preserve"> |</w:t>
-      </w:r>
-    </w:p>
-    <w:p>
-      <w:pPr>
-        <w:pStyle w:val="a3"/>
-        <w:spacing w:after="0"/>
-        <w:rPr>
-          <w:rFonts w:ascii="宋体" w:eastAsia="宋体" w:hAnsi="宋体" w:cs="宋体"/>
-        </w:rPr>
-      </w:pPr>
-      <w:r>
-        <w:rPr>
-          <w:rFonts w:ascii="宋体" w:eastAsia="宋体" w:hAnsi="宋体" w:cs="宋体"/>
-        </w:rPr>
-        <w:t>|---|---|---|---|---|</w:t>
-      </w:r>
-    </w:p>
-    <w:p>
-      <w:pPr>
-        <w:pStyle w:val="a3"/>
-        <w:spacing w:after="0"/>
-        <w:rPr>
-          <w:rFonts w:ascii="宋体" w:eastAsia="宋体" w:hAnsi="宋体" w:cs="宋体"/>
-        </w:rPr>
-      </w:pPr>
-      <w:r>
-        <w:rPr>
-          <w:rFonts w:ascii="宋体" w:eastAsia="宋体" w:hAnsi="宋体" w:cs="宋体"/>
-        </w:rPr>
-        <w:t>| `mmu03030` | DNA replication | 35 | -2.37 | 3.9e-07 |</w:t>
-      </w:r>
-    </w:p>
-    <w:p>
-      <w:pPr>
-        <w:pStyle w:val="a3"/>
-        <w:spacing w:after="0"/>
-        <w:rPr>
-          <w:rFonts w:ascii="宋体" w:eastAsia="宋体" w:hAnsi="宋体" w:cs="宋体"/>
-        </w:rPr>
-      </w:pPr>
-      <w:r>
-        <w:rPr>
-          <w:rFonts w:ascii="宋体" w:eastAsia="宋体" w:hAnsi="宋体" w:cs="宋体"/>
-        </w:rPr>
-        <w:t>| `mmu04110` | Cell cycle | 145 | -2.34 | 1.7e-08 |</w:t>
-      </w:r>
-    </w:p>
-    <w:p>
-      <w:pPr>
-        <w:pStyle w:val="a3"/>
-        <w:spacing w:after="0"/>
-        <w:rPr>
-          <w:rFonts w:ascii="宋体" w:eastAsia="宋体" w:hAnsi="宋体" w:cs="宋体"/>
-        </w:rPr>
-      </w:pPr>
-      <w:r>
-        <w:rPr>
-          <w:rFonts w:ascii="宋体" w:eastAsia="宋体" w:hAnsi="宋体" w:cs="宋体"/>
-        </w:rPr>
-        <w:t>| `mmu04814` | Motor proteins | 150 | -2.20 | 2.2e-08 |</w:t>
-      </w:r>
-    </w:p>
-    <w:p>
-      <w:pPr>
-        <w:pStyle w:val="a3"/>
-        <w:spacing w:after="0"/>
-        <w:rPr>
-          <w:rFonts w:ascii="宋体" w:eastAsia="宋体" w:hAnsi="宋体" w:cs="宋体"/>
-        </w:rPr>
-      </w:pPr>
-      <w:r>
-        <w:rPr>
-          <w:rFonts w:ascii="宋体" w:eastAsia="宋体" w:hAnsi="宋体" w:cs="宋体"/>
-        </w:rPr>
-        <w:t>| `mmu04820` | Cytoskeleton in muscle cells | 207 | -2.10 | 1.7e-08 |</w:t>
-      </w:r>
-    </w:p>
-    <w:p>
-      <w:pPr>
-        <w:pStyle w:val="a3"/>
-        <w:spacing w:after="0"/>
-        <w:rPr>
-          <w:rFonts w:ascii="宋体" w:eastAsia="宋体" w:hAnsi="宋体" w:cs="宋体"/>
-        </w:rPr>
-      </w:pPr>
-      <w:r>
-        <w:rPr>
-          <w:rFonts w:ascii="宋体" w:eastAsia="宋体" w:hAnsi="宋体" w:cs="宋体"/>
-        </w:rPr>
-        <w:t>| `mmu03460` | Fanconi anemia pathway | 49 | -2.10 | 0.0001 |</w:t>
-      </w:r>
-    </w:p>
-    <w:p>
-      <w:pPr>
-        <w:pStyle w:val="a3"/>
-        <w:spacing w:after="0"/>
-        <w:rPr>
-          <w:rFonts w:ascii="宋体" w:eastAsia="宋体" w:hAnsi="宋体" w:cs="宋体"/>
-        </w:rPr>
-      </w:pPr>
-      <w:r>
-        <w:rPr>
-          <w:rFonts w:ascii="宋体" w:eastAsia="宋体" w:hAnsi="宋体" w:cs="宋体"/>
-        </w:rPr>
-        <w:t>| `mmu03410` | Base excision repair | 41 | -2.06 | 0.0002 |</w:t>
-      </w:r>
-    </w:p>
-    <w:p>
-      <w:pPr>
-        <w:pStyle w:val="a3"/>
-        <w:spacing w:after="0"/>
-        <w:rPr>
-          <w:rFonts w:ascii="宋体" w:eastAsia="宋体" w:hAnsi="宋体" w:cs="宋体"/>
-        </w:rPr>
-      </w:pPr>
-      <w:r>
-        <w:rPr>
-          <w:rFonts w:ascii="宋体" w:eastAsia="宋体" w:hAnsi="宋体" w:cs="宋体"/>
-        </w:rPr>
-        <w:t>| `mmu03440` | Homologous recombination | 37 | -2.02 | 0.0009 |</w:t>
-      </w:r>
-    </w:p>
-    <w:p>
-      <w:pPr>
-        <w:pStyle w:val="a3"/>
-        <w:spacing w:after="0"/>
-        <w:rPr>
-          <w:rFonts w:ascii="宋体" w:eastAsia="宋体" w:hAnsi="宋体" w:cs="宋体"/>
-        </w:rPr>
-      </w:pPr>
-      <w:r>
-        <w:rPr>
-          <w:rFonts w:ascii="宋体" w:eastAsia="宋体" w:hAnsi="宋体" w:cs="宋体"/>
-        </w:rPr>
-        <w:t>| `mmu03430` | Mismatch repair | 22 | -1.97 | 0.0013 |</w:t>
-      </w:r>
-    </w:p>
-    <w:p>
-      <w:pPr>
-        <w:pStyle w:val="a3"/>
-        <w:spacing w:after="0"/>
-        <w:rPr>
-          <w:rFonts w:ascii="宋体" w:eastAsia="宋体" w:hAnsi="宋体" w:cs="宋体"/>
-        </w:rPr>
-      </w:pPr>
-      <w:r>
-        <w:rPr>
-          <w:rFonts w:ascii="宋体" w:eastAsia="宋体" w:hAnsi="宋体" w:cs="宋体"/>
-        </w:rPr>
-        <w:t>| `mmu04114` | Oocyte meiosis | 100 | -1.88 | 0.0005 |</w:t>
-      </w:r>
-    </w:p>
-    <w:p>
-      <w:pPr>
-        <w:pStyle w:val="a3"/>
-        <w:spacing w:after="0"/>
-        <w:rPr>
-          <w:rFonts w:ascii="宋体" w:eastAsia="宋体" w:hAnsi="宋体" w:cs="宋体"/>
-        </w:rPr>
-      </w:pPr>
-      <w:r>
-        <w:rPr>
-          <w:rFonts w:ascii="宋体" w:eastAsia="宋体" w:hAnsi="宋体" w:cs="宋体"/>
-        </w:rPr>
-        <w:t>| `mmu05414` | Dilated cardiomyopathy | 83 | -1.85 | 0.0008 |</w:t>
-      </w:r>
-    </w:p>
-    <w:p>
-      <w:pPr>
-        <w:pStyle w:val="a3"/>
-        <w:spacing w:after="0"/>
-        <w:rPr>
-          <w:rFonts w:ascii="宋体" w:eastAsia="宋体" w:hAnsi="宋体" w:cs="宋体"/>
-        </w:rPr>
-      </w:pPr>
-    </w:p>
-    <w:p>
-      <w:pPr>
-        <w:pStyle w:val="a3"/>
-        <w:spacing w:after="0"/>
-        <w:rPr>
-          <w:rFonts w:ascii="宋体" w:eastAsia="宋体" w:hAnsi="宋体" w:cs="宋体"/>
-        </w:rPr>
-      </w:pPr>
-      <w:r>
-        <w:rPr>
-          <w:rFonts w:ascii="宋体" w:eastAsia="宋体" w:hAnsi="宋体" w:cs="宋体"/>
-        </w:rPr>
-        <w:t>**NES 为正（在 T4400 中整体上调）—— 前 10 条**</w:t>
-      </w:r>
-    </w:p>
-    <w:p>
-      <w:pPr>
-        <w:pStyle w:val="a3"/>
-        <w:spacing w:after="0"/>
-        <w:rPr>
-          <w:rFonts w:ascii="宋体" w:eastAsia="宋体" w:hAnsi="宋体" w:cs="宋体"/>
-        </w:rPr>
-      </w:pPr>
-    </w:p>
-    <w:p>
-      <w:pPr>
-        <w:pStyle w:val="a3"/>
-        <w:spacing w:after="0"/>
-        <w:rPr>
-          <w:rFonts w:ascii="宋体" w:eastAsia="宋体" w:hAnsi="宋体" w:cs="宋体"/>
-        </w:rPr>
-      </w:pPr>
-      <w:r>
-        <w:rPr>
-          <w:rFonts w:ascii="宋体" w:eastAsia="宋体" w:hAnsi="宋体" w:cs="宋体"/>
-        </w:rPr>
-        <w:t xml:space="preserve">| KEGG ID | 通路 | 基因数 | NES | </w:t>
-      </w:r>
-      <w:proofErr w:type="spellStart"/>
-      <w:r>
-        <w:rPr>
-          <w:rFonts w:ascii="宋体" w:eastAsia="宋体" w:hAnsi="宋体" w:cs="宋体"/>
-        </w:rPr>
-        <w:t>p.adjust</w:t>
-      </w:r>
-      <w:proofErr w:type="spellEnd"/>
-      <w:r>
-        <w:rPr>
-          <w:rFonts w:ascii="宋体" w:eastAsia="宋体" w:hAnsi="宋体" w:cs="宋体"/>
-        </w:rPr>
-        <w:t xml:space="preserve"> |</w:t>
-      </w:r>
-    </w:p>
-    <w:p>
-      <w:pPr>
-        <w:pStyle w:val="a3"/>
-        <w:spacing w:after="0"/>
-        <w:rPr>
-          <w:rFonts w:ascii="宋体" w:eastAsia="宋体" w:hAnsi="宋体" w:cs="宋体"/>
-        </w:rPr>
-      </w:pPr>
-      <w:r>
-        <w:rPr>
-          <w:rFonts w:ascii="宋体" w:eastAsia="宋体" w:hAnsi="宋体" w:cs="宋体"/>
-        </w:rPr>
-        <w:t>|---|---|---|---|---|</w:t>
-      </w:r>
-    </w:p>
-    <w:p>
-      <w:pPr>
-        <w:pStyle w:val="a3"/>
-        <w:spacing w:after="0"/>
-        <w:rPr>
-          <w:rFonts w:ascii="宋体" w:eastAsia="宋体" w:hAnsi="宋体" w:cs="宋体"/>
-        </w:rPr>
-      </w:pPr>
-      <w:r>
-        <w:rPr>
-          <w:rFonts w:ascii="宋体" w:eastAsia="宋体" w:hAnsi="宋体" w:cs="宋体"/>
-        </w:rPr>
-        <w:t>| `mmu05133` | Pertussis | 57 | +2.26 | 3.8e-06 |</w:t>
-      </w:r>
-    </w:p>
-    <w:p>
-      <w:pPr>
-        <w:pStyle w:val="a3"/>
-        <w:spacing w:after="0"/>
-        <w:rPr>
-          <w:rFonts w:ascii="宋体" w:eastAsia="宋体" w:hAnsi="宋体" w:cs="宋体"/>
-        </w:rPr>
-      </w:pPr>
-      <w:r>
-        <w:rPr>
-          <w:rFonts w:ascii="宋体" w:eastAsia="宋体" w:hAnsi="宋体" w:cs="宋体"/>
-        </w:rPr>
-        <w:t>| `mmu04610` | Complement and coagulation cascades | 49 | +2.26 | 2e-06 |</w:t>
-      </w:r>
-    </w:p>
-    <w:p>
-      <w:pPr>
-        <w:pStyle w:val="a3"/>
-        <w:spacing w:after="0"/>
-        <w:rPr>
-          <w:rFonts w:ascii="宋体" w:eastAsia="宋体" w:hAnsi="宋体" w:cs="宋体"/>
-        </w:rPr>
-      </w:pPr>
-      <w:r>
-        <w:rPr>
-          <w:rFonts w:ascii="宋体" w:eastAsia="宋体" w:hAnsi="宋体" w:cs="宋体"/>
-        </w:rPr>
-        <w:t>| `mmu04657` | IL-17 signaling pathway | 71 | +2.17 | &lt; 1e-10 |</w:t>
-      </w:r>
-    </w:p>
-    <w:p>
-      <w:pPr>
-        <w:pStyle w:val="a3"/>
-        <w:spacing w:after="0"/>
-        <w:rPr>
-          <w:rFonts w:ascii="宋体" w:eastAsia="宋体" w:hAnsi="宋体" w:cs="宋体"/>
-        </w:rPr>
-      </w:pPr>
-      <w:r>
-        <w:rPr>
-          <w:rFonts w:ascii="宋体" w:eastAsia="宋体" w:hAnsi="宋体" w:cs="宋体"/>
-        </w:rPr>
-        <w:t>| `mmu05142` | Chagas disease | 85 | +2.14 | 5.1e-06 |</w:t>
-      </w:r>
-    </w:p>
-    <w:p>
-      <w:pPr>
-        <w:pStyle w:val="a3"/>
-        <w:spacing w:after="0"/>
-        <w:rPr>
-          <w:rFonts w:ascii="宋体" w:eastAsia="宋体" w:hAnsi="宋体" w:cs="宋体"/>
-        </w:rPr>
-      </w:pPr>
-      <w:r>
-        <w:rPr>
-          <w:rFonts w:ascii="宋体" w:eastAsia="宋体" w:hAnsi="宋体" w:cs="宋体"/>
-        </w:rPr>
-        <w:lastRenderedPageBreak/>
-        <w:t>| `mmu05204` | Chemical carcinogenesis - DNA adducts | 33 | +2.14 | 0.0002 |</w:t>
-      </w:r>
-    </w:p>
-    <w:p>
-      <w:pPr>
-        <w:pStyle w:val="a3"/>
-        <w:spacing w:after="0"/>
-        <w:rPr>
-          <w:rFonts w:ascii="宋体" w:eastAsia="宋体" w:hAnsi="宋体" w:cs="宋体"/>
-        </w:rPr>
-      </w:pPr>
-      <w:r>
-        <w:rPr>
-          <w:rFonts w:ascii="宋体" w:eastAsia="宋体" w:hAnsi="宋体" w:cs="宋体"/>
-        </w:rPr>
-        <w:t>| `mmu04061` | Viral protein interaction with cytokine and cytokine receptor | 48 | +2.11 | 0.0001 |</w:t>
-      </w:r>
-    </w:p>
-    <w:p>
-      <w:pPr>
-        <w:pStyle w:val="a3"/>
-        <w:spacing w:after="0"/>
-        <w:rPr>
-          <w:rFonts w:ascii="宋体" w:eastAsia="宋体" w:hAnsi="宋体" w:cs="宋体"/>
-        </w:rPr>
-      </w:pPr>
-      <w:r>
-        <w:rPr>
-          <w:rFonts w:ascii="宋体" w:eastAsia="宋体" w:hAnsi="宋体" w:cs="宋体"/>
-        </w:rPr>
-        <w:t>| `mmu04620` | Toll-like receptor signaling pathway | 82 | +2.09 | 0.0001 |</w:t>
-      </w:r>
-    </w:p>
-    <w:p>
-      <w:pPr>
-        <w:pStyle w:val="a3"/>
-        <w:spacing w:after="0"/>
-        <w:rPr>
-          <w:rFonts w:ascii="宋体" w:eastAsia="宋体" w:hAnsi="宋体" w:cs="宋体"/>
-        </w:rPr>
-      </w:pPr>
-      <w:r>
-        <w:rPr>
-          <w:rFonts w:ascii="宋体" w:eastAsia="宋体" w:hAnsi="宋体" w:cs="宋体"/>
-        </w:rPr>
-        <w:t>| `mmu05323` | Rheumatoid arthritis | 58 | +2.09 | 0.0001 |</w:t>
-      </w:r>
-    </w:p>
-    <w:p>
-      <w:pPr>
-        <w:pStyle w:val="a3"/>
-        <w:spacing w:after="0"/>
-        <w:rPr>
-          <w:rFonts w:ascii="宋体" w:eastAsia="宋体" w:hAnsi="宋体" w:cs="宋体"/>
-        </w:rPr>
-      </w:pPr>
-      <w:r>
-        <w:rPr>
-          <w:rFonts w:ascii="宋体" w:eastAsia="宋体" w:hAnsi="宋体" w:cs="宋体"/>
-        </w:rPr>
-        <w:t>| `mmu05140` | Leishmaniasis | 55 | +2.08 | 0.0001 |</w:t>
-      </w:r>
-    </w:p>
-    <w:p>
-      <w:pPr>
-        <w:pStyle w:val="a3"/>
-        <w:spacing w:after="0"/>
-        <w:rPr>
-          <w:rFonts w:ascii="宋体" w:eastAsia="宋体" w:hAnsi="宋体" w:cs="宋体"/>
-        </w:rPr>
-      </w:pPr>
-      <w:r>
-        <w:rPr>
-          <w:rFonts w:ascii="宋体" w:eastAsia="宋体" w:hAnsi="宋体" w:cs="宋体"/>
-        </w:rPr>
-        <w:t>| `mmu05164` | Influenza A | 116 | +2.07 | 5.1e-06 |</w:t>
-      </w:r>
-    </w:p>
-    <w:p>
-      <w:pPr>
-        <w:pStyle w:val="a3"/>
-        <w:spacing w:after="0"/>
-        <w:rPr>
-          <w:rFonts w:ascii="宋体" w:eastAsia="宋体" w:hAnsi="宋体" w:cs="宋体"/>
-        </w:rPr>
-      </w:pPr>
-    </w:p>
-    <w:p>
-      <w:pPr>
-        <w:pStyle w:val="a3"/>
-        <w:spacing w:after="0"/>
-        <w:rPr>
-          <w:rFonts w:ascii="宋体" w:eastAsia="宋体" w:hAnsi="宋体" w:cs="宋体"/>
-        </w:rPr>
-      </w:pPr>
-      <w:r>
-        <w:rPr>
-          <w:rFonts w:ascii="宋体" w:eastAsia="宋体" w:hAnsi="宋体" w:cs="宋体"/>
-        </w:rPr>
-        <w:t>完整结果见 `tx-analysis-result.csv`（109 行，含 `</w:t>
-      </w:r>
-      <w:proofErr w:type="spellStart"/>
-      <w:r>
-        <w:rPr>
-          <w:rFonts w:ascii="宋体" w:eastAsia="宋体" w:hAnsi="宋体" w:cs="宋体"/>
-        </w:rPr>
-        <w:t>core_enrichment</w:t>
-      </w:r>
-      <w:proofErr w:type="spellEnd"/>
-      <w:r>
-        <w:rPr>
-          <w:rFonts w:ascii="宋体" w:eastAsia="宋体" w:hAnsi="宋体" w:cs="宋体"/>
-        </w:rPr>
-        <w:t>` 前沿基因列表）。</w:t>
-      </w:r>
-    </w:p>
-    <w:p>
-      <w:pPr>
-        <w:pStyle w:val="a3"/>
-        <w:spacing w:after="0"/>
-        <w:rPr>
-          <w:rFonts w:ascii="宋体" w:eastAsia="宋体" w:hAnsi="宋体" w:cs="宋体"/>
-        </w:rPr>
-      </w:pPr>
-    </w:p>
-    <w:p>
-      <w:pPr>
-        <w:pStyle w:val="a3"/>
-        <w:spacing w:after="0"/>
-        <w:rPr>
-          <w:rFonts w:ascii="宋体" w:eastAsia="宋体" w:hAnsi="宋体" w:cs="宋体"/>
-        </w:rPr>
-      </w:pPr>
-      <w:r>
-        <w:rPr>
-          <w:rFonts w:ascii="宋体" w:eastAsia="宋体" w:hAnsi="宋体" w:cs="宋体"/>
-        </w:rPr>
-        <w:t>---</w:t>
-      </w:r>
-    </w:p>
-    <w:p>
-      <w:pPr>
-        <w:pStyle w:val="a3"/>
-        <w:spacing w:after="0"/>
-        <w:rPr>
-          <w:rFonts w:ascii="宋体" w:eastAsia="宋体" w:hAnsi="宋体" w:cs="宋体"/>
-        </w:rPr>
-      </w:pPr>
-    </w:p>
-    <w:p>
-      <w:pPr>
-        <w:pStyle w:val="a3"/>
-        <w:spacing w:after="0"/>
-        <w:rPr>
-          <w:rFonts w:ascii="宋体" w:eastAsia="宋体" w:hAnsi="宋体" w:cs="宋体"/>
-        </w:rPr>
-      </w:pPr>
-      <w:r>
-        <w:rPr>
-          <w:rFonts w:ascii="宋体" w:eastAsia="宋体" w:hAnsi="宋体" w:cs="宋体"/>
-        </w:rPr>
-        <w:t>## 四、解释</w:t>
-      </w:r>
-    </w:p>
-    <w:p>
-      <w:pPr>
-        <w:pStyle w:val="a3"/>
-        <w:spacing w:after="0"/>
-        <w:rPr>
-          <w:rFonts w:ascii="宋体" w:eastAsia="宋体" w:hAnsi="宋体" w:cs="宋体"/>
-        </w:rPr>
-      </w:pPr>
-    </w:p>
-    <w:p>
-      <w:pPr>
-        <w:pStyle w:val="a3"/>
-        <w:spacing w:after="0"/>
-        <w:rPr>
-          <w:rFonts w:ascii="宋体" w:eastAsia="宋体" w:hAnsi="宋体" w:cs="宋体"/>
-        </w:rPr>
-      </w:pPr>
-      <w:r>
-        <w:rPr>
-          <w:rFonts w:ascii="宋体" w:eastAsia="宋体" w:hAnsi="宋体" w:cs="宋体"/>
-        </w:rPr>
-        <w:t>### 4.1 两个方向各自高度一致</w:t>
-      </w:r>
-    </w:p>
-    <w:p>
-      <w:pPr>
-        <w:pStyle w:val="a3"/>
-        <w:spacing w:after="0"/>
-        <w:rPr>
-          <w:rFonts w:ascii="宋体" w:eastAsia="宋体" w:hAnsi="宋体" w:cs="宋体"/>
-        </w:rPr>
-      </w:pPr>
-    </w:p>
-    <w:p>
-      <w:pPr>
-        <w:pStyle w:val="a3"/>
-        <w:spacing w:after="0"/>
-        <w:rPr>
-          <w:rFonts w:ascii="宋体" w:eastAsia="宋体" w:hAnsi="宋体" w:cs="宋体"/>
-        </w:rPr>
-      </w:pPr>
-      <w:r>
-        <w:rPr>
-          <w:rFonts w:ascii="宋体" w:eastAsia="宋体" w:hAnsi="宋体" w:cs="宋体"/>
-        </w:rPr>
-        <w:t>下调一侧不是一堆互不相干的通路，而是**一个连贯的程序**：DNA 复制、细胞周期，</w:t>
-      </w:r>
-    </w:p>
-    <w:p>
-      <w:pPr>
-        <w:pStyle w:val="a3"/>
-        <w:spacing w:after="0"/>
-        <w:rPr>
-          <w:rFonts w:ascii="宋体" w:eastAsia="宋体" w:hAnsi="宋体" w:cs="宋体"/>
-        </w:rPr>
-      </w:pPr>
-      <w:r>
-        <w:rPr>
-          <w:rFonts w:ascii="宋体" w:eastAsia="宋体" w:hAnsi="宋体" w:cs="宋体"/>
-        </w:rPr>
-        <w:t>外加四条 DNA 修复通路（Fanconi anemia、碱基切除修复、同源重组、错配修复）。</w:t>
-      </w:r>
-    </w:p>
-    <w:p>
-      <w:pPr>
-        <w:pStyle w:val="a3"/>
-        <w:spacing w:after="0"/>
-        <w:rPr>
-          <w:rFonts w:ascii="宋体" w:eastAsia="宋体" w:hAnsi="宋体" w:cs="宋体"/>
-        </w:rPr>
-      </w:pPr>
-      <w:r>
-        <w:rPr>
-          <w:rFonts w:ascii="宋体" w:eastAsia="宋体" w:hAnsi="宋体" w:cs="宋体"/>
-        </w:rPr>
-        <w:t>这些通路共享大量增殖相关基因，同时出现指向同一件事——**增殖相关转录程序整体下调**。</w:t>
-      </w:r>
-    </w:p>
-    <w:p>
-      <w:pPr>
-        <w:pStyle w:val="a3"/>
-        <w:spacing w:after="0"/>
-        <w:rPr>
-          <w:rFonts w:ascii="宋体" w:eastAsia="宋体" w:hAnsi="宋体" w:cs="宋体"/>
-        </w:rPr>
-      </w:pPr>
-    </w:p>
-    <w:p>
-      <w:pPr>
-        <w:pStyle w:val="a3"/>
-        <w:spacing w:after="0"/>
-        <w:rPr>
-          <w:rFonts w:ascii="宋体" w:eastAsia="宋体" w:hAnsi="宋体" w:cs="宋体"/>
-        </w:rPr>
-      </w:pPr>
-      <w:r>
-        <w:rPr>
-          <w:rFonts w:ascii="宋体" w:eastAsia="宋体" w:hAnsi="宋体" w:cs="宋体"/>
-        </w:rPr>
-        <w:t>上调一侧同样连贯：Toll 样受体信号、IL-17 信号、补体与凝血级联，</w:t>
-      </w:r>
-    </w:p>
-    <w:p>
-      <w:pPr>
-        <w:pStyle w:val="a3"/>
-        <w:spacing w:after="0"/>
-        <w:rPr>
-          <w:rFonts w:ascii="宋体" w:eastAsia="宋体" w:hAnsi="宋体" w:cs="宋体"/>
-        </w:rPr>
-      </w:pPr>
-      <w:r>
-        <w:rPr>
-          <w:rFonts w:ascii="宋体" w:eastAsia="宋体" w:hAnsi="宋体" w:cs="宋体"/>
-        </w:rPr>
-        <w:t>以及若干 KEGG 感染性疾病条目（百日咳、Chagas 病、利什曼病、甲型流感）。</w:t>
-      </w:r>
-    </w:p>
-    <w:p>
-      <w:pPr>
-        <w:pStyle w:val="a3"/>
-        <w:spacing w:after="0"/>
-        <w:rPr>
-          <w:rFonts w:ascii="宋体" w:eastAsia="宋体" w:hAnsi="宋体" w:cs="宋体"/>
-        </w:rPr>
-      </w:pPr>
-      <w:r>
-        <w:rPr>
-          <w:rFonts w:ascii="宋体" w:eastAsia="宋体" w:hAnsi="宋体" w:cs="宋体"/>
-        </w:rPr>
-        <w:t>**这些</w:t>
-      </w:r>
-      <w:proofErr w:type="gramStart"/>
-      <w:r>
-        <w:rPr>
-          <w:rFonts w:ascii="宋体" w:eastAsia="宋体" w:hAnsi="宋体" w:cs="宋体"/>
-        </w:rPr>
-        <w:t>"疾病"</w:t>
-      </w:r>
-      <w:proofErr w:type="gramEnd"/>
-      <w:r>
-        <w:rPr>
-          <w:rFonts w:ascii="宋体" w:eastAsia="宋体" w:hAnsi="宋体" w:cs="宋体"/>
-        </w:rPr>
-        <w:t>通路并不是独立发现**——KEGG 的感染性疾病条目大量复用同一批固有免疫与炎症基因，</w:t>
-      </w:r>
-    </w:p>
-    <w:p>
-      <w:pPr>
-        <w:pStyle w:val="a3"/>
-        <w:spacing w:after="0"/>
-        <w:rPr>
-          <w:rFonts w:ascii="宋体" w:eastAsia="宋体" w:hAnsi="宋体" w:cs="宋体"/>
-        </w:rPr>
-      </w:pPr>
-      <w:r>
-        <w:rPr>
-          <w:rFonts w:ascii="宋体" w:eastAsia="宋体" w:hAnsi="宋体" w:cs="宋体"/>
-        </w:rPr>
-        <w:t>所以正确的读法是「**一个炎症/固有免疫程序被上调**」，而不是「十种疾病被激活」。</w:t>
-      </w:r>
-    </w:p>
-    <w:p>
-      <w:pPr>
-        <w:pStyle w:val="a3"/>
-        <w:spacing w:after="0"/>
-        <w:rPr>
-          <w:rFonts w:ascii="宋体" w:eastAsia="宋体" w:hAnsi="宋体" w:cs="宋体"/>
-        </w:rPr>
-      </w:pPr>
-      <w:r>
-        <w:rPr>
-          <w:rFonts w:ascii="宋体" w:eastAsia="宋体" w:hAnsi="宋体" w:cs="宋体"/>
-        </w:rPr>
-        <w:t>把它们当作十条独立证据来写是典型的过度解读。</w:t>
-      </w:r>
-    </w:p>
-    <w:p>
-      <w:pPr>
-        <w:pStyle w:val="a3"/>
-        <w:spacing w:after="0"/>
-        <w:rPr>
-          <w:rFonts w:ascii="宋体" w:eastAsia="宋体" w:hAnsi="宋体" w:cs="宋体"/>
-        </w:rPr>
-      </w:pPr>
-    </w:p>
-    <w:p>
-      <w:pPr>
-        <w:pStyle w:val="a3"/>
-        <w:spacing w:after="0"/>
-        <w:rPr>
-          <w:rFonts w:ascii="宋体" w:eastAsia="宋体" w:hAnsi="宋体" w:cs="宋体"/>
-        </w:rPr>
-      </w:pPr>
-      <w:r>
-        <w:rPr>
-          <w:rFonts w:ascii="宋体" w:eastAsia="宋体" w:hAnsi="宋体" w:cs="宋体"/>
-        </w:rPr>
-        <w:t>### 4.2 与概况结果并不矛盾</w:t>
-      </w:r>
-    </w:p>
-    <w:p>
-      <w:pPr>
-        <w:pStyle w:val="a3"/>
-        <w:spacing w:after="0"/>
-        <w:rPr>
-          <w:rFonts w:ascii="宋体" w:eastAsia="宋体" w:hAnsi="宋体" w:cs="宋体"/>
-        </w:rPr>
-      </w:pPr>
-    </w:p>
-    <w:p>
-      <w:pPr>
-        <w:pStyle w:val="a3"/>
-        <w:spacing w:after="0"/>
-        <w:rPr>
-          <w:rFonts w:ascii="宋体" w:eastAsia="宋体" w:hAnsi="宋体" w:cs="宋体"/>
-        </w:rPr>
-      </w:pPr>
-      <w:r>
-        <w:rPr>
-          <w:rFonts w:ascii="宋体" w:eastAsia="宋体" w:hAnsi="宋体" w:cs="宋体"/>
-        </w:rPr>
-        <w:t>丰度最高的 20 个基因无组间差异，而通路层面有强信号——这两件事可以同时成立：</w:t>
-      </w:r>
-    </w:p>
-    <w:p>
-      <w:pPr>
-        <w:pStyle w:val="a3"/>
-        <w:spacing w:after="0"/>
-        <w:rPr>
-          <w:rFonts w:ascii="宋体" w:eastAsia="宋体" w:hAnsi="宋体" w:cs="宋体"/>
-        </w:rPr>
-      </w:pPr>
-      <w:r>
-        <w:rPr>
-          <w:rFonts w:ascii="宋体" w:eastAsia="宋体" w:hAnsi="宋体" w:cs="宋体"/>
-        </w:rPr>
-        <w:lastRenderedPageBreak/>
-        <w:t>GSEA 检测的是**大量基因的微小一致偏移**，不要求任何单个基因跨过阈值。</w:t>
-      </w:r>
-    </w:p>
-    <w:p>
-      <w:pPr>
-        <w:pStyle w:val="a3"/>
-        <w:spacing w:after="0"/>
-        <w:rPr>
-          <w:rFonts w:ascii="宋体" w:eastAsia="宋体" w:hAnsi="宋体" w:cs="宋体"/>
-        </w:rPr>
-      </w:pPr>
-      <w:r>
-        <w:rPr>
-          <w:rFonts w:ascii="宋体" w:eastAsia="宋体" w:hAnsi="宋体" w:cs="宋体"/>
-        </w:rPr>
-        <w:t>这也解释了为什么 ORA 路线在这份数据上行不通。</w:t>
-      </w:r>
-    </w:p>
-    <w:p>
-      <w:pPr>
-        <w:pStyle w:val="a3"/>
-        <w:spacing w:after="0"/>
-        <w:rPr>
-          <w:rFonts w:ascii="宋体" w:eastAsia="宋体" w:hAnsi="宋体" w:cs="宋体"/>
-        </w:rPr>
-      </w:pPr>
-    </w:p>
-    <w:p>
-      <w:pPr>
-        <w:pStyle w:val="a3"/>
-        <w:spacing w:after="0"/>
-        <w:rPr>
-          <w:rFonts w:ascii="宋体" w:eastAsia="宋体" w:hAnsi="宋体" w:cs="宋体"/>
-        </w:rPr>
-      </w:pPr>
-      <w:r>
-        <w:rPr>
-          <w:rFonts w:ascii="宋体" w:eastAsia="宋体" w:hAnsi="宋体" w:cs="宋体"/>
-        </w:rPr>
-        <w:t>### 4.3 两点补充解读</w:t>
-      </w:r>
-    </w:p>
-    <w:p>
-      <w:pPr>
-        <w:pStyle w:val="a3"/>
-        <w:spacing w:after="0"/>
-        <w:rPr>
-          <w:rFonts w:ascii="宋体" w:eastAsia="宋体" w:hAnsi="宋体" w:cs="宋体"/>
-        </w:rPr>
-      </w:pPr>
-    </w:p>
-    <w:p>
-      <w:pPr>
-        <w:pStyle w:val="a3"/>
-        <w:spacing w:after="0"/>
-        <w:rPr>
-          <w:rFonts w:ascii="宋体" w:eastAsia="宋体" w:hAnsi="宋体" w:cs="宋体"/>
-        </w:rPr>
-      </w:pPr>
-      <w:r>
-        <w:rPr>
-          <w:rFonts w:ascii="宋体" w:eastAsia="宋体" w:hAnsi="宋体" w:cs="宋体"/>
-        </w:rPr>
-        <w:t>表达量最高的那批基因是 Fn1、Col3a1、Col1a2、Sparc、Vim、Acta2——都是细胞外基质和细胞骨架的成分</w:t>
-      </w:r>
-      <w:r>
-        <w:rPr>
-          <w:rFonts w:ascii="宋体" w:eastAsia="宋体" w:hAnsi="宋体" w:cs="宋体" w:hint="eastAsia"/>
-        </w:rPr>
-        <w:t>，</w:t>
-      </w:r>
-      <w:r>
-        <w:rPr>
-          <w:rFonts w:ascii="宋体" w:eastAsia="宋体" w:hAnsi="宋体" w:cs="宋体"/>
-        </w:rPr>
-        <w:t>这提示可能是成纤维/间充质样的贴壁细胞。</w:t>
-      </w:r>
-    </w:p>
-    <w:p>
-      <w:pPr>
-        <w:pStyle w:val="a3"/>
-        <w:spacing w:after="0"/>
-        <w:rPr>
-          <w:rFonts w:ascii="宋体" w:eastAsia="宋体" w:hAnsi="宋体" w:cs="宋体" w:hint="eastAsia"/>
-        </w:rPr>
-      </w:pPr>
-      <w:r>
-        <w:rPr>
-          <w:rFonts w:ascii="宋体" w:eastAsia="宋体" w:hAnsi="宋体" w:cs="宋体"/>
-        </w:rPr>
-        <w:t>这是根据表达谱的推测，不是元数据里给出的信息</w:t>
-      </w:r>
-    </w:p>
-    <w:p>
-      <w:pPr>
-        <w:pStyle w:val="a3"/>
-        <w:spacing w:after="0"/>
-        <w:rPr>
-          <w:rFonts w:ascii="宋体" w:eastAsia="宋体" w:hAnsi="宋体" w:cs="宋体"/>
-        </w:rPr>
-      </w:pPr>
-      <w:r>
-        <w:rPr>
-          <w:rFonts w:ascii="宋体" w:eastAsia="宋体" w:hAnsi="宋体" w:cs="宋体"/>
-        </w:rPr>
-        <w:t>这次只</w:t>
-      </w:r>
-      <w:r>
-        <w:rPr>
-          <w:rFonts w:ascii="宋体" w:eastAsia="宋体" w:hAnsi="宋体" w:cs="宋体" w:hint="eastAsia"/>
-        </w:rPr>
-        <w:t>用EMP比较</w:t>
-      </w:r>
-      <w:r>
-        <w:rPr>
-          <w:rFonts w:ascii="宋体" w:eastAsia="宋体" w:hAnsi="宋体" w:cs="宋体"/>
-        </w:rPr>
-        <w:t>了 T4400 和 DMSO，</w:t>
-      </w:r>
-      <w:r>
-        <w:rPr>
-          <w:rFonts w:ascii="宋体" w:eastAsia="宋体" w:hAnsi="宋体" w:cs="宋体" w:hint="eastAsia"/>
+      <w:r>
+        <w:rPr>
+          <w:sz w:val="21"/>
+          <w:rFonts w:ascii="Calibri" w:hAnsi="Calibri" w:eastAsia="Microsoft YaHei"/>
+        </w:rPr>
+        <w:t xml:space="preserve"> 后会复位回 Human； 每次运行前均需重新确认为 Mouse</w:t>
+      </w:r>
+    </w:p>
+    <w:p>
+      <w:pPr>
+        <w:keepNext/>
+        <w:spacing w:before="280" w:after="100"/>
+        <w:outlineLvl w:val="1"/>
+      </w:pPr>
+      <w:r>
+        <w:rPr>
           <w:b/>
-          <w:bCs/>
-        </w:rPr>
-        <w:t>没有用到超声</w:t>
-      </w:r>
-      <w:r>
-        <w:rPr>
-          <w:rFonts w:ascii="宋体" w:eastAsia="宋体" w:hAnsi="宋体" w:cs="宋体"/>
-        </w:rPr>
-        <w:t>。要回答超声有没有作用，得另跑 DMSO+LIPUS</w:t>
-      </w:r>
-      <w:r>
-        <w:rPr>
-          <w:rFonts w:ascii="宋体" w:eastAsia="宋体" w:hAnsi="宋体" w:cs="宋体" w:hint="eastAsia"/>
-        </w:rPr>
-        <w:t>比较</w:t>
-      </w:r>
-      <w:r>
-        <w:rPr>
-          <w:rFonts w:ascii="宋体" w:eastAsia="宋体" w:hAnsi="宋体" w:cs="宋体"/>
-        </w:rPr>
-        <w:t>DMSO；要看药物和超声有没有相互作用，得在模型里加交互项，而平台界面没这个功能。</w:t>
-      </w:r>
-    </w:p>
-    <w:p>
-      <w:pPr>
-        <w:pStyle w:val="a3"/>
-        <w:spacing w:after="0"/>
-        <w:rPr>
-          <w:rFonts w:ascii="宋体" w:eastAsia="宋体" w:hAnsi="宋体" w:cs="宋体"/>
-        </w:rPr>
-      </w:pPr>
-      <w:r>
-        <w:rPr>
-          <w:rFonts w:ascii="宋体" w:eastAsia="宋体" w:hAnsi="宋体" w:cs="宋体"/>
-        </w:rPr>
-        <w:t>---</w:t>
-      </w:r>
-    </w:p>
-    <w:p>
-      <w:pPr>
-        <w:pStyle w:val="a3"/>
-        <w:spacing w:after="0"/>
-        <w:rPr>
-          <w:rFonts w:ascii="宋体" w:eastAsia="宋体" w:hAnsi="宋体" w:cs="宋体"/>
-        </w:rPr>
-      </w:pPr>
-    </w:p>
-    <w:p>
-      <w:pPr>
-        <w:pStyle w:val="a3"/>
-        <w:spacing w:after="0"/>
-        <w:rPr>
-          <w:rFonts w:ascii="宋体" w:eastAsia="宋体" w:hAnsi="宋体" w:cs="宋体"/>
-        </w:rPr>
-      </w:pPr>
-      <w:r>
-        <w:rPr>
-          <w:rFonts w:ascii="宋体" w:eastAsia="宋体" w:hAnsi="宋体" w:cs="宋体"/>
-        </w:rPr>
-        <w:t>## 五、限制</w:t>
-      </w:r>
-    </w:p>
-    <w:p>
-      <w:pPr>
-        <w:pStyle w:val="a3"/>
-        <w:spacing w:after="0"/>
-        <w:rPr>
-          <w:rFonts w:ascii="宋体" w:eastAsia="宋体" w:hAnsi="宋体" w:cs="宋体"/>
-        </w:rPr>
-      </w:pPr>
-    </w:p>
-    <w:p>
-      <w:pPr>
-        <w:pStyle w:val="a3"/>
-        <w:spacing w:after="0"/>
-        <w:rPr>
-          <w:rFonts w:ascii="宋体" w:eastAsia="宋体" w:hAnsi="宋体" w:cs="宋体"/>
-        </w:rPr>
-      </w:pPr>
-      <w:r>
-        <w:rPr>
-          <w:rFonts w:ascii="宋体" w:eastAsia="宋体" w:hAnsi="宋体" w:cs="宋体"/>
-        </w:rPr>
-        <w:t>1. **KEGG 通路高度冗余**。上调一侧的多条疾病通路共享基因集，`</w:t>
-      </w:r>
-      <w:proofErr w:type="spellStart"/>
-      <w:r>
-        <w:rPr>
-          <w:rFonts w:ascii="宋体" w:eastAsia="宋体" w:hAnsi="宋体" w:cs="宋体"/>
-        </w:rPr>
-        <w:t>core_enrichment</w:t>
-      </w:r>
-      <w:proofErr w:type="spellEnd"/>
-      <w:r>
-        <w:rPr>
-          <w:rFonts w:ascii="宋体" w:eastAsia="宋体" w:hAnsi="宋体" w:cs="宋体"/>
-        </w:rPr>
-        <w:t>` 列可直接核对重叠情况。</w:t>
-      </w:r>
-    </w:p>
-    <w:p>
-      <w:pPr>
-        <w:pStyle w:val="a3"/>
-        <w:spacing w:after="0"/>
-        <w:rPr>
-          <w:rFonts w:ascii="宋体" w:eastAsia="宋体" w:hAnsi="宋体" w:cs="宋体"/>
-        </w:rPr>
-      </w:pPr>
-      <w:r>
-        <w:rPr>
-          <w:rFonts w:ascii="宋体" w:eastAsia="宋体" w:hAnsi="宋体" w:cs="宋体"/>
-        </w:rPr>
-        <w:t xml:space="preserve">   80 条显著通路远不等于 80 个独立结论。</w:t>
-      </w:r>
-    </w:p>
-    <w:p>
-      <w:pPr>
-        <w:pStyle w:val="a3"/>
-        <w:spacing w:after="0"/>
-        <w:rPr>
-          <w:rFonts w:ascii="宋体" w:eastAsia="宋体" w:hAnsi="宋体" w:cs="宋体"/>
-        </w:rPr>
-      </w:pPr>
-      <w:r>
-        <w:rPr>
-          <w:rFonts w:ascii="宋体" w:eastAsia="宋体" w:hAnsi="宋体" w:cs="宋体"/>
-        </w:rPr>
-        <w:t>2. **每组仅 4 个生物学重复**，统计功效有限；GSEA 的通路层面结论比单基因结论稳健，但仍需实验验证。</w:t>
-      </w:r>
-    </w:p>
-    <w:p>
-      <w:pPr>
-        <w:pStyle w:val="a3"/>
-        <w:spacing w:after="0"/>
-        <w:rPr>
-          <w:rFonts w:ascii="宋体" w:eastAsia="宋体" w:hAnsi="宋体" w:cs="宋体"/>
-        </w:rPr>
-      </w:pPr>
-      <w:r>
-        <w:rPr>
-          <w:rFonts w:ascii="宋体" w:eastAsia="宋体" w:hAnsi="宋体" w:cs="宋体"/>
-        </w:rPr>
-        <w:t>3. **导出表中有 4 行 `</w:t>
-      </w:r>
-      <w:proofErr w:type="spellStart"/>
-      <w:r>
-        <w:rPr>
-          <w:rFonts w:ascii="宋体" w:eastAsia="宋体" w:hAnsi="宋体" w:cs="宋体"/>
-        </w:rPr>
-        <w:t>p.adjust</w:t>
-      </w:r>
-      <w:proofErr w:type="spellEnd"/>
-      <w:r>
-        <w:rPr>
-          <w:rFonts w:ascii="宋体" w:eastAsia="宋体" w:hAnsi="宋体" w:cs="宋体"/>
-        </w:rPr>
-        <w:t>` 与 5 行 `</w:t>
-      </w:r>
-      <w:proofErr w:type="spellStart"/>
-      <w:r>
-        <w:rPr>
-          <w:rFonts w:ascii="宋体" w:eastAsia="宋体" w:hAnsi="宋体" w:cs="宋体"/>
-        </w:rPr>
-        <w:t>pvalue</w:t>
-      </w:r>
-      <w:proofErr w:type="spellEnd"/>
-      <w:r>
-        <w:rPr>
-          <w:rFonts w:ascii="宋体" w:eastAsia="宋体" w:hAnsi="宋体" w:cs="宋体"/>
-        </w:rPr>
-        <w:t>` 恰为 0**，这是数值下溢或导出格式所致，</w:t>
-      </w:r>
-    </w:p>
-    <w:p>
-      <w:pPr>
-        <w:pStyle w:val="a3"/>
-        <w:spacing w:after="0"/>
-        <w:rPr>
-          <w:rFonts w:ascii="宋体" w:eastAsia="宋体" w:hAnsi="宋体" w:cs="宋体"/>
-        </w:rPr>
-      </w:pPr>
-      <w:r>
-        <w:rPr>
-          <w:rFonts w:ascii="宋体" w:eastAsia="宋体" w:hAnsi="宋体" w:cs="宋体"/>
-        </w:rPr>
-        <w:t xml:space="preserve">   本报告中统一记为 `&lt; 1e-10`，不按字面值解读。</w:t>
-      </w:r>
-    </w:p>
-    <w:p>
-      <w:pPr>
-        <w:pStyle w:val="a3"/>
-        <w:spacing w:after="0"/>
-        <w:rPr>
-          <w:rFonts w:ascii="宋体" w:eastAsia="宋体" w:hAnsi="宋体" w:cs="宋体"/>
-        </w:rPr>
-      </w:pPr>
-      <w:r>
-        <w:rPr>
-          <w:rFonts w:ascii="宋体" w:eastAsia="宋体" w:hAnsi="宋体" w:cs="宋体"/>
-        </w:rPr>
-        <w:t>4. **相关不等于因果**。GSEA 给出的是转录组层面的关联性偏移，不能据此断言化合物的作用靶点或机制。</w:t>
-      </w:r>
-    </w:p>
-    <w:p>
-      <w:pPr>
-        <w:pStyle w:val="a3"/>
-        <w:spacing w:after="0"/>
-        <w:rPr>
-          <w:rFonts w:ascii="宋体" w:eastAsia="宋体" w:hAnsi="宋体" w:cs="宋体"/>
-        </w:rPr>
-      </w:pPr>
-      <w:r>
-        <w:rPr>
-          <w:rFonts w:ascii="宋体" w:eastAsia="宋体" w:hAnsi="宋体" w:cs="宋体"/>
-        </w:rPr>
-        <w:t>5. **本次只做了一个对比**（T4400 vs DMSO），6 组析因设计的其余信息尚未利用。</w:t>
-      </w:r>
-    </w:p>
-    <w:p>
-      <w:pPr>
-        <w:pStyle w:val="a3"/>
-        <w:spacing w:after="0"/>
-        <w:rPr>
-          <w:rFonts w:ascii="宋体" w:eastAsia="宋体" w:hAnsi="宋体" w:cs="宋体"/>
-        </w:rPr>
-      </w:pPr>
-      <w:r>
-        <w:rPr>
-          <w:rFonts w:ascii="宋体" w:eastAsia="宋体" w:hAnsi="宋体" w:cs="宋体"/>
-        </w:rPr>
-        <w:t>6. **对比方向需在界面二次确认**。导出的 CSV 中不含对比方向的元数据；本报告按</w:t>
-      </w:r>
-    </w:p>
-    <w:p>
-      <w:pPr>
-        <w:pStyle w:val="a3"/>
-        <w:spacing w:after="0"/>
-        <w:rPr>
-          <w:rFonts w:ascii="宋体" w:eastAsia="宋体" w:hAnsi="宋体" w:cs="宋体"/>
-        </w:rPr>
-      </w:pPr>
-      <w:r>
-        <w:rPr>
-          <w:rFonts w:ascii="宋体" w:eastAsia="宋体" w:hAnsi="宋体" w:cs="宋体"/>
-        </w:rPr>
-        <w:t xml:space="preserve">   REFERENCE = DMSO、TEST = T4400 解读，即负 NES 表示</w:t>
-      </w:r>
-      <w:proofErr w:type="gramStart"/>
-      <w:r>
-        <w:rPr>
-          <w:rFonts w:ascii="宋体" w:eastAsia="宋体" w:hAnsi="宋体" w:cs="宋体"/>
-        </w:rPr>
-        <w:t>"在</w:t>
-      </w:r>
-      <w:proofErr w:type="gramEnd"/>
-      <w:r>
-        <w:rPr>
-          <w:rFonts w:ascii="宋体" w:eastAsia="宋体" w:hAnsi="宋体" w:cs="宋体"/>
-        </w:rPr>
-        <w:t xml:space="preserve"> T4400 中下</w:t>
-      </w:r>
-      <w:proofErr w:type="gramStart"/>
-      <w:r>
-        <w:rPr>
-          <w:rFonts w:ascii="宋体" w:eastAsia="宋体" w:hAnsi="宋体" w:cs="宋体"/>
-        </w:rPr>
-        <w:t>调"。</w:t>
-      </w:r>
-      <w:proofErr w:type="gramEnd"/>
-    </w:p>
-    <w:p>
-      <w:pPr>
-        <w:pStyle w:val="a3"/>
-        <w:spacing w:after="0"/>
-        <w:rPr>
-          <w:rFonts w:ascii="宋体" w:eastAsia="宋体" w:hAnsi="宋体" w:cs="宋体"/>
-        </w:rPr>
-      </w:pPr>
-    </w:p>
-    <w:p>
-      <w:pPr>
-        <w:pStyle w:val="a3"/>
-        <w:spacing w:after="0"/>
-        <w:rPr>
-          <w:rFonts w:ascii="宋体" w:eastAsia="宋体" w:hAnsi="宋体" w:cs="宋体"/>
-        </w:rPr>
-      </w:pPr>
-      <w:r>
-        <w:rPr>
-          <w:rFonts w:ascii="宋体" w:eastAsia="宋体" w:hAnsi="宋体" w:cs="宋体"/>
-        </w:rPr>
-        <w:t>---</w:t>
-      </w:r>
-    </w:p>
-    <w:p>
-      <w:pPr>
-        <w:pStyle w:val="a3"/>
-        <w:spacing w:after="0"/>
-        <w:rPr>
-          <w:rFonts w:ascii="宋体" w:eastAsia="宋体" w:hAnsi="宋体" w:cs="宋体"/>
-        </w:rPr>
-      </w:pPr>
-    </w:p>
-    <w:p>
-      <w:pPr>
-        <w:pStyle w:val="a3"/>
-        <w:spacing w:after="0"/>
-        <w:rPr>
-          <w:rFonts w:ascii="宋体" w:eastAsia="宋体" w:hAnsi="宋体" w:cs="宋体"/>
-        </w:rPr>
-      </w:pPr>
-      <w:r>
-        <w:rPr>
-          <w:rFonts w:ascii="宋体" w:eastAsia="宋体" w:hAnsi="宋体" w:cs="宋体"/>
-        </w:rPr>
-        <w:t>## 六、AI 使用声明</w:t>
-      </w:r>
-    </w:p>
-    <w:p>
-      <w:pPr>
-        <w:pStyle w:val="a3"/>
-        <w:spacing w:after="0"/>
-        <w:rPr>
-          <w:rFonts w:ascii="宋体" w:eastAsia="宋体" w:hAnsi="宋体" w:cs="宋体"/>
-        </w:rPr>
-      </w:pPr>
-    </w:p>
-    <w:p>
-      <w:pPr>
-        <w:pStyle w:val="a3"/>
-        <w:spacing w:after="0"/>
-        <w:rPr>
-          <w:rFonts w:ascii="宋体" w:eastAsia="宋体" w:hAnsi="宋体" w:cs="宋体"/>
-        </w:rPr>
-      </w:pPr>
-      <w:r>
-        <w:rPr>
-          <w:rFonts w:ascii="宋体" w:eastAsia="宋体" w:hAnsi="宋体" w:cs="宋体"/>
-        </w:rPr>
-        <w:t>AI 参与：撰写本报告的数据描述与结果表格（GSEA 与矩阵相关数值由 AI 直接读取 `tx-analysis-result.csv`、`RNAseq_output_assay.csv` 后填入；</w:t>
-      </w:r>
-    </w:p>
-    <w:p>
-      <w:pPr>
-        <w:pStyle w:val="a3"/>
-        <w:spacing w:after="0"/>
-        <w:rPr>
-          <w:rFonts w:ascii="宋体" w:eastAsia="宋体" w:hAnsi="宋体" w:cs="宋体"/>
-        </w:rPr>
-      </w:pPr>
-      <w:r>
-        <w:rPr>
-          <w:rFonts w:ascii="宋体" w:eastAsia="宋体" w:hAnsi="宋体" w:cs="宋体"/>
-        </w:rPr>
-        <w:lastRenderedPageBreak/>
-        <w:t>`barplot.png` 的 Kruskal 结果为读取平台图注文字所得，**非独立复算**，已在 3.1 节标注来源）；指出 KEGG 疾病通路冗余这一解读陷阱；</w:t>
-      </w:r>
-    </w:p>
-    <w:p>
-      <w:pPr>
-        <w:pStyle w:val="a3"/>
-        <w:spacing w:after="0"/>
-        <w:rPr>
-          <w:rFonts w:ascii="宋体" w:eastAsia="宋体" w:hAnsi="宋体" w:cs="宋体"/>
-        </w:rPr>
-      </w:pPr>
-      <w:r>
-        <w:rPr>
-          <w:rFonts w:ascii="宋体" w:eastAsia="宋体" w:hAnsi="宋体" w:cs="宋体"/>
-        </w:rPr>
-        <w:t>编写平台操作单。</w:t>
-      </w:r>
-    </w:p>
-    <w:p>
-      <w:pPr>
-        <w:pStyle w:val="a3"/>
-        <w:spacing w:after="0"/>
-        <w:rPr>
-          <w:rFonts w:ascii="宋体" w:eastAsia="宋体" w:hAnsi="宋体" w:cs="宋体"/>
-        </w:rPr>
-      </w:pPr>
-      <w:r>
-        <w:rPr>
-          <w:rFonts w:ascii="宋体" w:eastAsia="宋体" w:hAnsi="宋体" w:cs="宋体"/>
-        </w:rPr>
-        <w:t>AI 未参与：平台上的全部实际操作（导入、过滤、归一化、差异分析、GSEA 参数设置与运行）、</w:t>
-      </w:r>
-    </w:p>
-    <w:p>
-      <w:pPr>
-        <w:pStyle w:val="a3"/>
-        <w:spacing w:after="0"/>
-        <w:rPr>
-          <w:rFonts w:ascii="宋体" w:eastAsia="宋体" w:hAnsi="宋体" w:cs="宋体"/>
-        </w:rPr>
-      </w:pPr>
-      <w:r>
-        <w:rPr>
-          <w:rFonts w:ascii="宋体" w:eastAsia="宋体" w:hAnsi="宋体" w:cs="宋体"/>
-        </w:rPr>
-        <w:t>第 4.3 节两点解释的撰写。</w:t>
-      </w:r>
-    </w:p>
-    <w:p>
-      <w:pPr>
-        <w:pStyle w:val="a3"/>
-        <w:spacing w:after="0"/>
-        <w:rPr>
-          <w:rFonts w:ascii="宋体" w:eastAsia="宋体" w:hAnsi="宋体" w:cs="宋体"/>
-        </w:rPr>
-      </w:pPr>
-    </w:p>
-    <w:p>
-      <w:pPr>
-        <w:pStyle w:val="a3"/>
-        <w:spacing w:after="0"/>
-        <w:rPr>
-          <w:rFonts w:ascii="宋体" w:eastAsia="宋体" w:hAnsi="宋体" w:cs="宋体"/>
-        </w:rPr>
-      </w:pPr>
-      <w:r>
-        <w:rPr>
-          <w:rFonts w:ascii="宋体" w:eastAsia="宋体" w:hAnsi="宋体" w:cs="宋体"/>
-        </w:rPr>
-        <w:t>**操作过程中被我更正的两处**（均为 AI 未涉及、由我在界面上发现并修正）：</w:t>
-      </w:r>
-    </w:p>
-    <w:p>
-      <w:pPr>
-        <w:pStyle w:val="a3"/>
-        <w:spacing w:after="0"/>
-        <w:rPr>
-          <w:rFonts w:ascii="宋体" w:eastAsia="宋体" w:hAnsi="宋体" w:cs="宋体"/>
-        </w:rPr>
-      </w:pPr>
-    </w:p>
-    <w:p>
-      <w:pPr>
-        <w:pStyle w:val="a3"/>
-        <w:spacing w:after="0"/>
-        <w:rPr>
-          <w:rFonts w:ascii="宋体" w:eastAsia="宋体" w:hAnsi="宋体" w:cs="宋体"/>
-        </w:rPr>
-      </w:pPr>
-      <w:r>
-        <w:rPr>
-          <w:rFonts w:ascii="宋体" w:eastAsia="宋体" w:hAnsi="宋体" w:cs="宋体"/>
-        </w:rPr>
-        <w:t>1. 差异分析的 REFERENCE / TEST 初次设置为 T4400 / DMSO，方向与预期相反，已对调为 DMSO / T4400</w:t>
-      </w:r>
-    </w:p>
-    <w:p>
-      <w:pPr>
-        <w:pStyle w:val="a3"/>
-        <w:spacing w:after="0"/>
-        <w:rPr>
-          <w:rFonts w:ascii="宋体" w:eastAsia="宋体" w:hAnsi="宋体" w:cs="宋体"/>
-        </w:rPr>
-      </w:pPr>
-      <w:r>
-        <w:rPr>
-          <w:rFonts w:ascii="宋体" w:eastAsia="宋体" w:hAnsi="宋体" w:cs="宋体"/>
-        </w:rPr>
-        <w:t>2. GSEA 与富集面板的 ORGANISM 默认为 Human，且在安装完 `</w:t>
-      </w:r>
-      <w:proofErr w:type="spellStart"/>
-      <w:r>
-        <w:rPr>
-          <w:rFonts w:ascii="宋体" w:eastAsia="宋体" w:hAnsi="宋体" w:cs="宋体"/>
-        </w:rPr>
-        <w:t>org.Mm.eg.db</w:t>
-      </w:r>
-      <w:proofErr w:type="spellEnd"/>
-      <w:r>
-        <w:rPr>
-          <w:rFonts w:ascii="宋体" w:eastAsia="宋体" w:hAnsi="宋体" w:cs="宋体"/>
-        </w:rPr>
-        <w:t>` 后会复位回 Human；</w:t>
-      </w:r>
-    </w:p>
-    <w:p>
-      <w:pPr>
-        <w:pStyle w:val="a3"/>
-        <w:spacing w:after="0"/>
-        <w:rPr>
-          <w:rFonts w:ascii="宋体" w:eastAsia="宋体" w:hAnsi="宋体" w:cs="宋体"/>
-        </w:rPr>
-      </w:pPr>
-      <w:r>
-        <w:rPr>
-          <w:rFonts w:ascii="宋体" w:eastAsia="宋体" w:hAnsi="宋体" w:cs="宋体"/>
-        </w:rPr>
-        <w:t xml:space="preserve">   每次运行前均需重新确认为 Mouse</w:t>
-      </w:r>
-    </w:p>
-    <w:p>
-      <w:pPr>
-        <w:pStyle w:val="a3"/>
-        <w:spacing w:after="0"/>
-        <w:rPr>
-          <w:rFonts w:ascii="宋体" w:eastAsia="宋体" w:hAnsi="宋体" w:cs="宋体"/>
-        </w:rPr>
-      </w:pPr>
-    </w:p>
-    <w:p>
-      <w:pPr>
-        <w:pStyle w:val="a3"/>
-        <w:spacing w:after="0"/>
-        <w:rPr>
-          <w:rFonts w:ascii="宋体" w:eastAsia="宋体" w:hAnsi="宋体" w:cs="宋体"/>
-        </w:rPr>
-      </w:pPr>
-      <w:r>
-        <w:rPr>
-          <w:rFonts w:ascii="宋体" w:eastAsia="宋体" w:hAnsi="宋体" w:cs="宋体"/>
-        </w:rPr>
-        <w:t>---</w:t>
-      </w:r>
-    </w:p>
-    <w:p>
-      <w:pPr>
-        <w:pStyle w:val="a3"/>
-        <w:spacing w:after="0"/>
-        <w:rPr>
-          <w:rFonts w:ascii="宋体" w:eastAsia="宋体" w:hAnsi="宋体" w:cs="宋体"/>
-        </w:rPr>
-      </w:pPr>
-    </w:p>
-    <w:p>
-      <w:pPr>
-        <w:pStyle w:val="a3"/>
-        <w:spacing w:after="0"/>
-        <w:rPr>
-          <w:rFonts w:ascii="宋体" w:eastAsia="宋体" w:hAnsi="宋体" w:cs="宋体"/>
-        </w:rPr>
-      </w:pPr>
-      <w:r>
-        <w:rPr>
-          <w:rFonts w:ascii="宋体" w:eastAsia="宋体" w:hAnsi="宋体" w:cs="宋体"/>
-        </w:rPr>
-        <w:t>## 七、复现信息</w:t>
-      </w:r>
-    </w:p>
-    <w:p>
-      <w:pPr>
-        <w:pStyle w:val="a3"/>
-        <w:spacing w:after="0"/>
-        <w:rPr>
-          <w:rFonts w:ascii="宋体" w:eastAsia="宋体" w:hAnsi="宋体" w:cs="宋体"/>
-        </w:rPr>
-      </w:pPr>
-    </w:p>
-    <w:p>
-      <w:pPr>
-        <w:pStyle w:val="a3"/>
-        <w:spacing w:after="0"/>
-        <w:rPr>
-          <w:rFonts w:ascii="宋体" w:eastAsia="宋体" w:hAnsi="宋体" w:cs="宋体"/>
-        </w:rPr>
-      </w:pPr>
-      <w:r>
-        <w:rPr>
-          <w:rFonts w:ascii="宋体" w:eastAsia="宋体" w:hAnsi="宋体" w:cs="宋体"/>
-        </w:rPr>
-        <w:t>- 平台：</w:t>
-      </w:r>
-      <w:proofErr w:type="spellStart"/>
-      <w:r>
-        <w:rPr>
-          <w:rFonts w:ascii="宋体" w:eastAsia="宋体" w:hAnsi="宋体" w:cs="宋体"/>
-        </w:rPr>
-        <w:t>EasyMultiProfiler</w:t>
-      </w:r>
-      <w:proofErr w:type="spellEnd"/>
-      <w:r>
-        <w:rPr>
-          <w:rFonts w:ascii="宋体" w:eastAsia="宋体" w:hAnsi="宋体" w:cs="宋体"/>
-        </w:rPr>
-        <w:t>-Web v9.0.4，本地运行</w:t>
-      </w:r>
-    </w:p>
-    <w:p>
-      <w:pPr>
-        <w:pStyle w:val="a3"/>
-        <w:spacing w:after="0"/>
-        <w:rPr>
-          <w:rFonts w:ascii="宋体" w:eastAsia="宋体" w:hAnsi="宋体" w:cs="宋体"/>
-        </w:rPr>
-      </w:pPr>
-      <w:r>
-        <w:rPr>
-          <w:rFonts w:ascii="宋体" w:eastAsia="宋体" w:hAnsi="宋体" w:cs="宋体"/>
-        </w:rPr>
-        <w:t>- 输入：`tests/RNAseq_output.csv`、`tests/RNAseq_mapping.csv`（**原始文件未修改**）</w:t>
-      </w:r>
-    </w:p>
-    <w:p>
-      <w:pPr>
-        <w:pStyle w:val="a3"/>
-        <w:spacing w:after="0"/>
-        <w:rPr>
-          <w:rFonts w:ascii="宋体" w:eastAsia="宋体" w:hAnsi="宋体" w:cs="宋体"/>
-        </w:rPr>
-      </w:pPr>
-      <w:r>
-        <w:rPr>
-          <w:rFonts w:ascii="宋体" w:eastAsia="宋体" w:hAnsi="宋体" w:cs="宋体"/>
-        </w:rPr>
-        <w:t>- 快照：`20260923-131325_filter`</w:t>
-      </w:r>
-    </w:p>
-    <w:p>
-      <w:pPr>
-        <w:pStyle w:val="a3"/>
-        <w:spacing w:after="0"/>
-        <w:rPr>
-          <w:rFonts w:ascii="宋体" w:eastAsia="宋体" w:hAnsi="宋体" w:cs="宋体"/>
-        </w:rPr>
-      </w:pPr>
-      <w:r>
-        <w:rPr>
-          <w:rFonts w:ascii="宋体" w:eastAsia="宋体" w:hAnsi="宋体" w:cs="宋体"/>
-        </w:rPr>
-        <w:t>- 输出文件：`prep-preview.csv`、`RNAseq_output_assay.csv`（14245 × 24，log 后）、</w:t>
-      </w:r>
-    </w:p>
-    <w:p>
-      <w:pPr>
-        <w:pStyle w:val="a3"/>
-        <w:spacing w:after="0"/>
-        <w:rPr>
-          <w:rFonts w:ascii="宋体" w:eastAsia="宋体" w:hAnsi="宋体" w:cs="宋体"/>
-        </w:rPr>
-      </w:pPr>
-      <w:r>
-        <w:rPr>
-          <w:rFonts w:ascii="宋体" w:eastAsia="宋体" w:hAnsi="宋体" w:cs="宋体"/>
-        </w:rPr>
-        <w:t xml:space="preserve">  `barplot.png`、`tx-analysis-result.csv`</w:t>
-      </w:r>
-    </w:p>
-    <w:p>
-      <w:pPr>
-        <w:pStyle w:val="a3"/>
-        <w:spacing w:after="0"/>
-        <w:rPr>
-          <w:rFonts w:ascii="宋体" w:eastAsia="宋体" w:hAnsi="宋体" w:cs="宋体"/>
-        </w:rPr>
-      </w:pPr>
-      <w:r>
-        <w:rPr>
-          <w:rFonts w:ascii="宋体" w:eastAsia="宋体" w:hAnsi="宋体" w:cs="宋体"/>
-        </w:rPr>
-        <w:t>- 同步：通过 Export 页 Sync 推送至 `EMP2026/Week_05/transcriptomics/weekly/runs/&lt;时间</w:t>
-      </w:r>
-      <w:proofErr w:type="gramStart"/>
-      <w:r>
-        <w:rPr>
-          <w:rFonts w:ascii="宋体" w:eastAsia="宋体" w:hAnsi="宋体" w:cs="宋体"/>
-        </w:rPr>
-        <w:t>戳&gt;</w:t>
-      </w:r>
-      <w:proofErr w:type="gramEnd"/>
-      <w:r>
-        <w:rPr>
-          <w:rFonts w:ascii="宋体" w:eastAsia="宋体" w:hAnsi="宋体" w:cs="宋体"/>
-        </w:rPr>
-        <w:t>/`</w:t>
-      </w:r>
-    </w:p>
-    <w:p>
-      <w:pPr>
-        <w:pStyle w:val="a3"/>
-        <w:spacing w:after="0"/>
-        <w:rPr>
-          <w:rFonts w:ascii="宋体" w:eastAsia="宋体" w:hAnsi="宋体" w:cs="宋体"/>
-        </w:rPr>
-      </w:pPr>
-    </w:p>
-    <w:p>
-      <w:pPr>
-        <w:pStyle w:val="a3"/>
-        <w:spacing w:after="0"/>
-        <w:rPr>
-          <w:rFonts w:ascii="宋体" w:eastAsia="宋体" w:hAnsi="宋体" w:cs="宋体"/>
-        </w:rPr>
-      </w:pPr>
-      <w:r>
-        <w:rPr>
-          <w:rFonts w:ascii="宋体" w:eastAsia="宋体" w:hAnsi="宋体" w:cs="宋体"/>
-        </w:rPr>
-        <w:t>同步与提交的 commit：https://github.com/zzx-suat/Bioinformatics_homewor_ZixuanZeng/commit/f9eda40</w:t>
-      </w:r>
-    </w:p>
-    <w:p>
-      <w:pPr>
-        <w:pStyle w:val="a3"/>
-        <w:spacing w:after="0"/>
-        <w:rPr>
-          <w:rFonts w:ascii="宋体" w:eastAsia="宋体" w:hAnsi="宋体" w:cs="宋体"/>
-        </w:rPr>
-      </w:pPr>
+          <w:color w:val="3E2A63"/>
+          <w:sz w:val="28"/>
+          <w:rFonts w:ascii="Calibri" w:hAnsi="Calibri" w:eastAsia="Microsoft YaHei"/>
+        </w:rPr>
+        <w:t>七、复现信息</w:t>
+      </w:r>
+    </w:p>
+    <w:p>
+      <w:pPr>
+        <w:spacing w:after="80"/>
+        <w:ind w:left="432" w:hanging="259"/>
+      </w:pPr>
+      <w:r>
+        <w:rPr>
+          <w:sz w:val="21"/>
+          <w:rFonts w:ascii="Calibri" w:hAnsi="Calibri" w:eastAsia="Microsoft YaHei"/>
+        </w:rPr>
+        <w:t>•  平台：EasyMultiProfiler-Web v9.0.4，本地运行</w:t>
+      </w:r>
+    </w:p>
+    <w:p>
+      <w:pPr>
+        <w:spacing w:after="80"/>
+        <w:ind w:left="432" w:hanging="259"/>
+      </w:pPr>
+      <w:r>
+        <w:rPr>
+          <w:sz w:val="21"/>
+          <w:rFonts w:ascii="Calibri" w:hAnsi="Calibri" w:eastAsia="Microsoft YaHei"/>
+        </w:rPr>
+        <w:t>•  输入：</w:t>
+      </w:r>
+      <w:r>
+        <w:rPr>
+          <w:color w:val="3E2A63"/>
+          <w:sz w:val="18"/>
+          <w:rFonts w:ascii="Consolas" w:hAnsi="Consolas" w:eastAsia="Consolas"/>
+        </w:rPr>
+        <w:t>tests/RNAseq_output.csv</w:t>
+      </w:r>
+      <w:r>
+        <w:rPr>
+          <w:sz w:val="21"/>
+          <w:rFonts w:ascii="Calibri" w:hAnsi="Calibri" w:eastAsia="Microsoft YaHei"/>
+        </w:rPr>
+        <w:t>、</w:t>
+      </w:r>
+      <w:r>
+        <w:rPr>
+          <w:color w:val="3E2A63"/>
+          <w:sz w:val="18"/>
+          <w:rFonts w:ascii="Consolas" w:hAnsi="Consolas" w:eastAsia="Consolas"/>
+        </w:rPr>
+        <w:t>tests/RNAseq_mapping.csv</w:t>
+      </w:r>
+      <w:r>
+        <w:rPr>
+          <w:sz w:val="21"/>
+          <w:rFonts w:ascii="Calibri" w:hAnsi="Calibri" w:eastAsia="Microsoft YaHei"/>
+        </w:rPr>
+        <w:t>（</w:t>
+      </w:r>
+      <w:r>
+        <w:rPr>
+          <w:b/>
+          <w:sz w:val="21"/>
+          <w:rFonts w:ascii="Calibri" w:hAnsi="Calibri" w:eastAsia="Microsoft YaHei"/>
+        </w:rPr>
+        <w:t>原始文件未修改</w:t>
+      </w:r>
+      <w:r>
+        <w:rPr>
+          <w:sz w:val="21"/>
+          <w:rFonts w:ascii="Calibri" w:hAnsi="Calibri" w:eastAsia="Microsoft YaHei"/>
+        </w:rPr>
+        <w:t>）</w:t>
+      </w:r>
+    </w:p>
+    <w:p>
+      <w:pPr>
+        <w:spacing w:after="80"/>
+        <w:ind w:left="432" w:hanging="259"/>
+      </w:pPr>
+      <w:r>
+        <w:rPr>
+          <w:sz w:val="21"/>
+          <w:rFonts w:ascii="Calibri" w:hAnsi="Calibri" w:eastAsia="Microsoft YaHei"/>
+        </w:rPr>
+        <w:t>•  快照：</w:t>
+      </w:r>
+      <w:r>
+        <w:rPr>
+          <w:color w:val="3E2A63"/>
+          <w:sz w:val="18"/>
+          <w:rFonts w:ascii="Consolas" w:hAnsi="Consolas" w:eastAsia="Consolas"/>
+        </w:rPr>
+        <w:t>20260923-131325_filter</w:t>
+      </w:r>
+    </w:p>
+    <w:p>
+      <w:pPr>
+        <w:spacing w:after="80"/>
+        <w:ind w:left="432" w:hanging="259"/>
+      </w:pPr>
+      <w:r>
+        <w:rPr>
+          <w:sz w:val="21"/>
+          <w:rFonts w:ascii="Calibri" w:hAnsi="Calibri" w:eastAsia="Microsoft YaHei"/>
+        </w:rPr>
+        <w:t>•  输出文件：</w:t>
+      </w:r>
+      <w:r>
+        <w:rPr>
+          <w:color w:val="3E2A63"/>
+          <w:sz w:val="18"/>
+          <w:rFonts w:ascii="Consolas" w:hAnsi="Consolas" w:eastAsia="Consolas"/>
+        </w:rPr>
+        <w:t>prep-preview.csv</w:t>
+      </w:r>
+      <w:r>
+        <w:rPr>
+          <w:sz w:val="21"/>
+          <w:rFonts w:ascii="Calibri" w:hAnsi="Calibri" w:eastAsia="Microsoft YaHei"/>
+        </w:rPr>
+        <w:t>、</w:t>
+      </w:r>
+      <w:r>
+        <w:rPr>
+          <w:color w:val="3E2A63"/>
+          <w:sz w:val="18"/>
+          <w:rFonts w:ascii="Consolas" w:hAnsi="Consolas" w:eastAsia="Consolas"/>
+        </w:rPr>
+        <w:t>RNAseq_output_assay.csv</w:t>
+      </w:r>
+      <w:r>
+        <w:rPr>
+          <w:sz w:val="21"/>
+          <w:rFonts w:ascii="Calibri" w:hAnsi="Calibri" w:eastAsia="Microsoft YaHei"/>
+        </w:rPr>
+        <w:t>（14245 × 24，log 后）、</w:t>
+      </w:r>
+      <w:r>
+        <w:rPr>
+          <w:color w:val="3E2A63"/>
+          <w:sz w:val="18"/>
+          <w:rFonts w:ascii="Consolas" w:hAnsi="Consolas" w:eastAsia="Consolas"/>
+        </w:rPr>
+        <w:t>barplot.png</w:t>
+      </w:r>
+      <w:r>
+        <w:rPr>
+          <w:sz w:val="21"/>
+          <w:rFonts w:ascii="Calibri" w:hAnsi="Calibri" w:eastAsia="Microsoft YaHei"/>
+        </w:rPr>
+        <w:t>、</w:t>
+      </w:r>
+      <w:r>
+        <w:rPr>
+          <w:color w:val="3E2A63"/>
+          <w:sz w:val="18"/>
+          <w:rFonts w:ascii="Consolas" w:hAnsi="Consolas" w:eastAsia="Consolas"/>
+        </w:rPr>
+        <w:t>tx-analysis-result.csv</w:t>
+      </w:r>
+    </w:p>
+    <w:p>
+      <w:pPr>
+        <w:spacing w:after="80"/>
+        <w:ind w:left="432" w:hanging="259"/>
+      </w:pPr>
+      <w:r>
+        <w:rPr>
+          <w:sz w:val="21"/>
+          <w:rFonts w:ascii="Calibri" w:hAnsi="Calibri" w:eastAsia="Microsoft YaHei"/>
+        </w:rPr>
+        <w:t xml:space="preserve">•  同步：通过 Export 页 Sync 推送至 </w:t>
+      </w:r>
+      <w:r>
+        <w:rPr>
+          <w:color w:val="3E2A63"/>
+          <w:sz w:val="18"/>
+          <w:rFonts w:ascii="Consolas" w:hAnsi="Consolas" w:eastAsia="Consolas"/>
+        </w:rPr>
+        <w:t>EMP2026/Week_05/transcriptomics/weekly/runs/</w:t>
+      </w:r>
+      <w:r>
+        <w:rPr>
+          <w:sz w:val="21"/>
+          <w:rFonts w:ascii="Calibri" w:hAnsi="Calibri" w:eastAsia="Microsoft YaHei"/>
+        </w:rPr>
+        <w:t>，共 4 次：</w:t>
+      </w:r>
+      <w:r>
+        <w:rPr>
+          <w:color w:val="3E2A63"/>
+          <w:sz w:val="18"/>
+          <w:rFonts w:ascii="Consolas" w:hAnsi="Consolas" w:eastAsia="Consolas"/>
+        </w:rPr>
+        <w:t>sfc7g0</w:t>
+      </w:r>
+      <w:r>
+        <w:rPr>
+          <w:sz w:val="21"/>
+          <w:rFonts w:ascii="Calibri" w:hAnsi="Calibri" w:eastAsia="Microsoft YaHei"/>
+        </w:rPr>
+        <w:t>（导入数据前的首次同步，仅含学习记录）、</w:t>
+      </w:r>
+      <w:r>
+        <w:rPr>
+          <w:color w:val="3E2A63"/>
+          <w:sz w:val="18"/>
+          <w:rFonts w:ascii="Consolas" w:hAnsi="Consolas" w:eastAsia="Consolas"/>
+        </w:rPr>
+        <w:t>mvq13l</w:t>
+      </w:r>
+      <w:r>
+        <w:rPr>
+          <w:sz w:val="21"/>
+          <w:rFonts w:ascii="Calibri" w:hAnsi="Calibri" w:eastAsia="Microsoft YaHei"/>
+        </w:rPr>
+        <w:t>、</w:t>
+      </w:r>
+      <w:r>
+        <w:rPr>
+          <w:color w:val="3E2A63"/>
+          <w:sz w:val="18"/>
+          <w:rFonts w:ascii="Consolas" w:hAnsi="Consolas" w:eastAsia="Consolas"/>
+        </w:rPr>
+        <w:t>l6selm</w:t>
+      </w:r>
+      <w:r>
+        <w:rPr>
+          <w:sz w:val="21"/>
+          <w:rFonts w:ascii="Calibri" w:hAnsi="Calibri" w:eastAsia="Microsoft YaHei"/>
+        </w:rPr>
+        <w:t>、</w:t>
+      </w:r>
+      <w:r>
+        <w:rPr>
+          <w:color w:val="3E2A63"/>
+          <w:sz w:val="18"/>
+          <w:rFonts w:ascii="Consolas" w:hAnsi="Consolas" w:eastAsia="Consolas"/>
+        </w:rPr>
+        <w:t>swbicb</w:t>
+      </w:r>
+      <w:r>
+        <w:rPr>
+          <w:sz w:val="21"/>
+          <w:rFonts w:ascii="Calibri" w:hAnsi="Calibri" w:eastAsia="Microsoft YaHei"/>
+        </w:rPr>
+        <w:t>；</w:t>
+      </w:r>
+      <w:r>
+        <w:rPr>
+          <w:color w:val="3E2A63"/>
+          <w:sz w:val="18"/>
+          <w:rFonts w:ascii="Consolas" w:hAnsi="Consolas" w:eastAsia="Consolas"/>
+        </w:rPr>
+        <w:t>LATEST</w:t>
+      </w:r>
+      <w:r>
+        <w:rPr>
+          <w:sz w:val="21"/>
+          <w:rFonts w:ascii="Calibri" w:hAnsi="Calibri" w:eastAsia="Microsoft YaHei"/>
+        </w:rPr>
+        <w:t xml:space="preserve"> 指向 </w:t>
+      </w:r>
+      <w:r>
+        <w:rPr>
+          <w:color w:val="3E2A63"/>
+          <w:sz w:val="18"/>
+          <w:rFonts w:ascii="Consolas" w:hAnsi="Consolas" w:eastAsia="Consolas"/>
+        </w:rPr>
+        <w:t>2026-09-23T06-31-10-982Z-swbicb</w:t>
+      </w:r>
+    </w:p>
+    <w:p>
+      <w:pPr>
+        <w:spacing w:after="80"/>
+      </w:pPr>
+      <w:r>
+        <w:rPr>
+          <w:sz w:val="21"/>
+          <w:rFonts w:ascii="Calibri" w:hAnsi="Calibri" w:eastAsia="Microsoft YaHei"/>
+        </w:rPr>
+        <w:t xml:space="preserve">作业文件首次提交：https://github.com/zzx-suat/Bioinformatics_homewor_ZixuanZeng/commit/f9eda40（最终版本见仓库 </w:t>
+      </w:r>
+      <w:r>
+        <w:rPr>
+          <w:color w:val="3E2A63"/>
+          <w:sz w:val="18"/>
+          <w:rFonts w:ascii="Consolas" w:hAnsi="Consolas" w:eastAsia="Consolas"/>
+        </w:rPr>
+        <w:t>Week5/HW2/</w:t>
+      </w:r>
+      <w:r>
+        <w:rPr>
+          <w:sz w:val="21"/>
+          <w:rFonts w:ascii="Calibri" w:hAnsi="Calibri" w:eastAsia="Microsoft YaHei"/>
+        </w:rPr>
+        <w:t>）</w:t>
+      </w:r>
     </w:p>
     <w:p>
       <w:r>
@@ -2864,7 +5272,7 @@
           <w:sz w:val="21"/>
           <w:rFonts w:eastAsia="Microsoft YaHei"/>
         </w:rPr>
-        <w:t>平台 Sync 导出的 results/ 三个文件均为 4 字节空文件（五次同步皆然），因此用下列脚本在本机 R 中从同一份源数据重建 PCA、差异表与火山图。本附录为完整代码，未省略。</w:t>
+        <w:t>平台 Sync 导出的 results/ 三个文件均为 4 字节空文件（全部同步皆然），因此用下列脚本在本机 R 中从同一份源数据重建 PCA、差异表与火山图。本附录为完整代码，未省略。</w:t>
       </w:r>
     </w:p>
     <w:p>
@@ -3058,7 +5466,7 @@
           <w:rFonts w:ascii="Consolas" w:hAnsi="Consolas" w:eastAsia="Consolas"/>
           <w:sz w:val="15"/>
         </w:rPr>
-        <w:t>#   EasyMultiProfiler-Web/tests/RNAseq_output.csv    原始整数 counts, 24393 x 24</w:t>
+        <w:t>#   EasyMultiProfiler-Web/tests/RNAseq_output.csv    原始整数 counts, 24394 x 24</w:t>
       </w:r>
     </w:p>
     <w:p>
